--- a/WebContent/docx/中国人群BRCA12基因分子分型研究_胚系-重庆分子.docx
+++ b/WebContent/docx/中国人群BRCA12基因分子分型研究_胚系-重庆分子.docx
@@ -2630,10 +2630,10 @@
         </w:rPr>
         <w:fldChar w:fldCharType="end"/>
       </w:r>
-      <w:bookmarkStart w:id="0" w:name="_Toc13806"/>
-      <w:bookmarkStart w:id="1" w:name="_Toc30143_WPSOffice_Level1"/>
-      <w:bookmarkStart w:id="2" w:name="_Toc24178_WPSOffice_Level1"/>
-      <w:bookmarkStart w:id="3" w:name="_Toc21669"/>
+      <w:bookmarkStart w:id="0" w:name="_Toc30143_WPSOffice_Level1"/>
+      <w:bookmarkStart w:id="1" w:name="_Toc21669"/>
+      <w:bookmarkStart w:id="2" w:name="_Toc13806"/>
+      <w:bookmarkStart w:id="3" w:name="_Toc24178_WPSOffice_Level1"/>
       <w:bookmarkStart w:id="4" w:name="_Toc21009_WPSOffice_Level1"/>
     </w:p>
     <w:p>
@@ -2715,163 +2715,6 @@
             <w:insideH w:val="single" w:color="BEBEBE" w:themeColor="background1" w:themeShade="BF" w:sz="4" w:space="0"/>
             <w:insideV w:val="single" w:color="BEBEBE" w:themeColor="background1" w:themeShade="BF" w:sz="4" w:space="0"/>
           </w:tblBorders>
-          <w:tblCellMar>
-            <w:top w:w="0" w:type="dxa"/>
-            <w:left w:w="108" w:type="dxa"/>
-            <w:bottom w:w="0" w:type="dxa"/>
-            <w:right w:w="108" w:type="dxa"/>
-          </w:tblCellMar>
-        </w:tblPrEx>
-        <w:trPr>
-          <w:trHeight w:val="397" w:hRule="atLeast"/>
-          <w:jc w:val="center"/>
-        </w:trPr>
-        <w:tc>
-          <w:tcPr>
-            <w:tcW w:w="3231" w:type="dxa"/>
-            <w:tcBorders>
-              <w:top w:val="single" w:color="62B541" w:sz="24" w:space="0"/>
-            </w:tcBorders>
-            <w:shd w:val="clear" w:color="auto" w:fill="auto"/>
-            <w:vAlign w:val="center"/>
-          </w:tcPr>
-          <w:p>
-            <w:pPr>
-              <w:jc w:val="both"/>
-              <w:rPr>
-                <w:rFonts w:ascii="Times New Roman" w:hAnsi="Times New Roman" w:eastAsia="微软雅黑" w:cs="Times New Roman"/>
-                <w:bCs/>
-                <w:color w:val="000000"/>
-                <w:sz w:val="21"/>
-                <w:szCs w:val="21"/>
-                <w:lang w:eastAsia="zh-CN"/>
-              </w:rPr>
-            </w:pPr>
-            <w:r>
-              <w:rPr>
-                <w:rFonts w:ascii="Times New Roman" w:hAnsi="Times New Roman" w:eastAsia="微软雅黑" w:cs="Times New Roman"/>
-                <w:bCs/>
-                <w:color w:val="000000"/>
-                <w:sz w:val="21"/>
-                <w:szCs w:val="21"/>
-                <w:lang w:eastAsia="zh-CN"/>
-              </w:rPr>
-              <w:t>姓名：</w:t>
-            </w:r>
-            <w:r>
-              <w:rPr>
-                <w:rFonts w:hint="eastAsia" w:ascii="Times New Roman" w:hAnsi="Times New Roman" w:eastAsia="微软雅黑" w:cs="Times New Roman"/>
-                <w:bCs/>
-                <w:color w:val="000000"/>
-                <w:sz w:val="21"/>
-                <w:szCs w:val="21"/>
-                <w:lang w:eastAsia="zh-CN"/>
-              </w:rPr>
-              <w:t>{{ client }}</w:t>
-            </w:r>
-          </w:p>
-        </w:tc>
-        <w:tc>
-          <w:tcPr>
-            <w:tcW w:w="3323" w:type="dxa"/>
-            <w:tcBorders>
-              <w:top w:val="single" w:color="62B541" w:sz="24" w:space="0"/>
-            </w:tcBorders>
-            <w:shd w:val="clear" w:color="auto" w:fill="auto"/>
-            <w:vAlign w:val="center"/>
-          </w:tcPr>
-          <w:p>
-            <w:pPr>
-              <w:jc w:val="both"/>
-              <w:rPr>
-                <w:rFonts w:ascii="Times New Roman" w:hAnsi="Times New Roman" w:eastAsia="微软雅黑" w:cs="Times New Roman"/>
-                <w:bCs/>
-                <w:color w:val="000000"/>
-                <w:sz w:val="21"/>
-                <w:szCs w:val="21"/>
-                <w:lang w:eastAsia="zh-CN"/>
-              </w:rPr>
-            </w:pPr>
-            <w:r>
-              <w:rPr>
-                <w:rFonts w:ascii="Times New Roman" w:hAnsi="Times New Roman" w:eastAsia="微软雅黑" w:cs="Times New Roman"/>
-                <w:bCs/>
-                <w:color w:val="000000"/>
-                <w:sz w:val="21"/>
-                <w:szCs w:val="21"/>
-                <w:lang w:eastAsia="zh-CN"/>
-              </w:rPr>
-              <w:t>送检医院：</w:t>
-            </w:r>
-            <w:r>
-              <w:rPr>
-                <w:rFonts w:hint="eastAsia" w:ascii="Times New Roman" w:hAnsi="Times New Roman" w:eastAsia="微软雅黑" w:cs="Times New Roman"/>
-                <w:bCs/>
-                <w:color w:val="000000"/>
-                <w:sz w:val="21"/>
-                <w:szCs w:val="21"/>
-                <w:lang w:eastAsia="zh-CN"/>
-              </w:rPr>
-              <w:t>{{ hospital }}</w:t>
-            </w:r>
-          </w:p>
-        </w:tc>
-        <w:tc>
-          <w:tcPr>
-            <w:tcW w:w="3316" w:type="dxa"/>
-            <w:tcBorders>
-              <w:top w:val="single" w:color="62B541" w:sz="24" w:space="0"/>
-            </w:tcBorders>
-            <w:shd w:val="clear" w:color="auto" w:fill="auto"/>
-            <w:vAlign w:val="center"/>
-          </w:tcPr>
-          <w:p>
-            <w:pPr>
-              <w:jc w:val="both"/>
-              <w:rPr>
-                <w:rFonts w:ascii="Times New Roman" w:hAnsi="Times New Roman" w:eastAsia="微软雅黑" w:cs="Times New Roman"/>
-                <w:bCs/>
-                <w:color w:val="000000"/>
-                <w:sz w:val="21"/>
-                <w:szCs w:val="21"/>
-                <w:lang w:eastAsia="zh-CN"/>
-              </w:rPr>
-            </w:pPr>
-            <w:r>
-              <w:rPr>
-                <w:rFonts w:ascii="Times New Roman" w:hAnsi="Times New Roman" w:eastAsia="微软雅黑" w:cs="Times New Roman"/>
-                <w:bCs/>
-                <w:color w:val="000000"/>
-                <w:sz w:val="21"/>
-                <w:szCs w:val="21"/>
-                <w:lang w:eastAsia="zh-CN"/>
-              </w:rPr>
-              <w:t>样本编号：</w:t>
-            </w:r>
-            <w:r>
-              <w:rPr>
-                <w:rFonts w:hint="eastAsia" w:ascii="Times New Roman" w:hAnsi="Times New Roman" w:eastAsia="微软雅黑" w:cs="Times New Roman"/>
-                <w:bCs/>
-                <w:color w:val="000000"/>
-                <w:sz w:val="21"/>
-                <w:szCs w:val="21"/>
-                <w:lang w:eastAsia="zh-CN"/>
-              </w:rPr>
-              <w:t>{{ subbarcode }}</w:t>
-            </w:r>
-          </w:p>
-        </w:tc>
-      </w:tr>
-      <w:tr>
-        <w:tblPrEx>
-          <w:tblBorders>
-            <w:top w:val="single" w:color="5A9D46" w:sz="24" w:space="0"/>
-            <w:left w:val="none" w:color="auto" w:sz="0" w:space="0"/>
-            <w:bottom w:val="none" w:color="auto" w:sz="0" w:space="0"/>
-            <w:right w:val="none" w:color="auto" w:sz="0" w:space="0"/>
-            <w:insideH w:val="single" w:color="BEBEBE" w:themeColor="background1" w:themeShade="BF" w:sz="4" w:space="0"/>
-            <w:insideV w:val="single" w:color="BEBEBE" w:themeColor="background1" w:themeShade="BF" w:sz="4" w:space="0"/>
-          </w:tblBorders>
           <w:shd w:val="clear" w:color="auto" w:fill="FFFFFF" w:themeFill="background1"/>
           <w:tblCellMar>
             <w:top w:w="0" w:type="dxa"/>
@@ -2888,8 +2731,7 @@
           <w:tcPr>
             <w:tcW w:w="3231" w:type="dxa"/>
             <w:tcBorders>
-              <w:tl2br w:val="nil"/>
-              <w:tr2bl w:val="nil"/>
+              <w:top w:val="single" w:color="62B541" w:sz="24" w:space="0"/>
             </w:tcBorders>
             <w:shd w:val="clear" w:color="auto" w:fill="auto"/>
             <w:vAlign w:val="center"/>
@@ -2915,7 +2757,7 @@
                 <w:szCs w:val="21"/>
                 <w:lang w:eastAsia="zh-CN"/>
               </w:rPr>
-              <w:t>性别：</w:t>
+              <w:t>姓名：</w:t>
             </w:r>
             <w:r>
               <w:rPr>
@@ -2926,7 +2768,7 @@
                 <w:szCs w:val="21"/>
                 <w:lang w:eastAsia="zh-CN"/>
               </w:rPr>
-              <w:t>{{ sex }}</w:t>
+              <w:t>{{ client }}</w:t>
             </w:r>
           </w:p>
         </w:tc>
@@ -2934,8 +2776,7 @@
           <w:tcPr>
             <w:tcW w:w="3323" w:type="dxa"/>
             <w:tcBorders>
-              <w:tl2br w:val="nil"/>
-              <w:tr2bl w:val="nil"/>
+              <w:top w:val="single" w:color="62B541" w:sz="24" w:space="0"/>
             </w:tcBorders>
             <w:shd w:val="clear" w:color="auto" w:fill="auto"/>
             <w:vAlign w:val="center"/>
@@ -2945,31 +2786,34 @@
               <w:jc w:val="both"/>
               <w:rPr>
                 <w:rFonts w:ascii="Times New Roman" w:hAnsi="Times New Roman" w:eastAsia="微软雅黑" w:cs="Times New Roman"/>
-                <w:color w:val="000000"/>
-                <w:sz w:val="21"/>
-                <w:szCs w:val="21"/>
-                <w:lang w:eastAsia="zh-CN"/>
-              </w:rPr>
-            </w:pPr>
-            <w:r>
-              <w:rPr>
-                <w:rFonts w:ascii="Times New Roman" w:hAnsi="Times New Roman" w:eastAsia="微软雅黑" w:cs="Times New Roman"/>
-                <w:color w:val="000000"/>
-                <w:sz w:val="21"/>
-                <w:szCs w:val="21"/>
-                <w:lang w:eastAsia="zh-CN"/>
-              </w:rPr>
-              <w:t>送检科室：</w:t>
+                <w:bCs/>
+                <w:color w:val="000000"/>
+                <w:sz w:val="21"/>
+                <w:szCs w:val="21"/>
+                <w:lang w:eastAsia="zh-CN"/>
+              </w:rPr>
+            </w:pPr>
+            <w:r>
+              <w:rPr>
+                <w:rFonts w:ascii="Times New Roman" w:hAnsi="Times New Roman" w:eastAsia="微软雅黑" w:cs="Times New Roman"/>
+                <w:bCs/>
+                <w:color w:val="000000"/>
+                <w:sz w:val="21"/>
+                <w:szCs w:val="21"/>
+                <w:lang w:eastAsia="zh-CN"/>
+              </w:rPr>
+              <w:t>送检医院：</w:t>
             </w:r>
             <w:r>
               <w:rPr>
                 <w:rFonts w:hint="eastAsia" w:ascii="Times New Roman" w:hAnsi="Times New Roman" w:eastAsia="微软雅黑" w:cs="Times New Roman"/>
-                <w:color w:val="000000"/>
-                <w:sz w:val="21"/>
-                <w:szCs w:val="21"/>
-                <w:lang w:eastAsia="zh-CN"/>
-              </w:rPr>
-              <w:t>{{ locationname }}</w:t>
+                <w:bCs/>
+                <w:color w:val="000000"/>
+                <w:sz w:val="21"/>
+                <w:szCs w:val="21"/>
+                <w:lang w:eastAsia="zh-CN"/>
+              </w:rPr>
+              <w:t>{{ hospital }}</w:t>
             </w:r>
           </w:p>
         </w:tc>
@@ -2977,8 +2821,7 @@
           <w:tcPr>
             <w:tcW w:w="3316" w:type="dxa"/>
             <w:tcBorders>
-              <w:tl2br w:val="nil"/>
-              <w:tr2bl w:val="nil"/>
+              <w:top w:val="single" w:color="62B541" w:sz="24" w:space="0"/>
             </w:tcBorders>
             <w:shd w:val="clear" w:color="auto" w:fill="auto"/>
             <w:vAlign w:val="center"/>
@@ -2997,14 +2840,25 @@
             </w:pPr>
             <w:r>
               <w:rPr>
+                <w:rFonts w:ascii="Times New Roman" w:hAnsi="Times New Roman" w:eastAsia="微软雅黑" w:cs="Times New Roman"/>
+                <w:bCs/>
+                <w:color w:val="000000"/>
+                <w:sz w:val="21"/>
+                <w:szCs w:val="21"/>
+                <w:lang w:eastAsia="zh-CN"/>
+              </w:rPr>
+              <w:t>样本编号：</w:t>
+            </w:r>
+            <w:r>
+              <w:rPr>
                 <w:rFonts w:hint="eastAsia" w:ascii="Times New Roman" w:hAnsi="Times New Roman" w:eastAsia="微软雅黑" w:cs="Times New Roman"/>
                 <w:bCs/>
                 <w:color w:val="000000"/>
                 <w:sz w:val="21"/>
                 <w:szCs w:val="21"/>
-                <w:lang w:val="en-US" w:eastAsia="zh-CN"/>
-              </w:rPr>
-              <w:t>病理编号：{{ patientid }}</w:t>
+                <w:lang w:eastAsia="zh-CN"/>
+              </w:rPr>
+              <w:t>{{ subbarcode }}</w:t>
             </w:r>
           </w:p>
         </w:tc>
@@ -3061,7 +2915,7 @@
                 <w:szCs w:val="21"/>
                 <w:lang w:eastAsia="zh-CN"/>
               </w:rPr>
-              <w:t>年龄：</w:t>
+              <w:t>性别：</w:t>
             </w:r>
             <w:r>
               <w:rPr>
@@ -3072,7 +2926,7 @@
                 <w:szCs w:val="21"/>
                 <w:lang w:eastAsia="zh-CN"/>
               </w:rPr>
-              <w:t>{{ age }}</w:t>
+              <w:t>{{ sex }}</w:t>
             </w:r>
           </w:p>
         </w:tc>
@@ -3105,7 +2959,7 @@
                 <w:szCs w:val="21"/>
                 <w:lang w:eastAsia="zh-CN"/>
               </w:rPr>
-              <w:t>送检医生：</w:t>
+              <w:t>送检科室：</w:t>
             </w:r>
             <w:r>
               <w:rPr>
@@ -3115,7 +2969,7 @@
                 <w:szCs w:val="21"/>
                 <w:lang w:eastAsia="zh-CN"/>
               </w:rPr>
-              <w:t>{{ doctorname }}</w:t>
+              <w:t>{{ locationname }}</w:t>
             </w:r>
           </w:p>
         </w:tc>
@@ -3133,12 +2987,12 @@
             <w:pPr>
               <w:jc w:val="both"/>
               <w:rPr>
-                <w:rFonts w:hint="default" w:ascii="Times New Roman" w:hAnsi="Times New Roman" w:eastAsia="微软雅黑" w:cs="Times New Roman"/>
+                <w:rFonts w:ascii="Times New Roman" w:hAnsi="Times New Roman" w:eastAsia="微软雅黑" w:cs="Times New Roman"/>
                 <w:bCs/>
                 <w:color w:val="000000"/>
                 <w:sz w:val="21"/>
                 <w:szCs w:val="21"/>
-                <w:lang w:val="en-US" w:eastAsia="zh-CN"/>
+                <w:lang w:eastAsia="zh-CN"/>
               </w:rPr>
             </w:pPr>
             <w:r>
@@ -3220,6 +3074,152 @@
           <w:tcPr>
             <w:tcW w:w="3231" w:type="dxa"/>
             <w:tcBorders>
+              <w:tl2br w:val="nil"/>
+              <w:tr2bl w:val="nil"/>
+            </w:tcBorders>
+            <w:shd w:val="clear" w:color="auto" w:fill="auto"/>
+            <w:vAlign w:val="center"/>
+          </w:tcPr>
+          <w:p>
+            <w:pPr>
+              <w:jc w:val="both"/>
+              <w:rPr>
+                <w:rFonts w:ascii="Times New Roman" w:hAnsi="Times New Roman" w:eastAsia="微软雅黑" w:cs="Times New Roman"/>
+                <w:bCs/>
+                <w:color w:val="000000"/>
+                <w:sz w:val="21"/>
+                <w:szCs w:val="21"/>
+                <w:lang w:eastAsia="zh-CN"/>
+              </w:rPr>
+            </w:pPr>
+            <w:r>
+              <w:rPr>
+                <w:rFonts w:ascii="Times New Roman" w:hAnsi="Times New Roman" w:eastAsia="微软雅黑" w:cs="Times New Roman"/>
+                <w:bCs/>
+                <w:color w:val="000000"/>
+                <w:sz w:val="21"/>
+                <w:szCs w:val="21"/>
+                <w:lang w:eastAsia="zh-CN"/>
+              </w:rPr>
+              <w:t>年龄：</w:t>
+            </w:r>
+            <w:r>
+              <w:rPr>
+                <w:rFonts w:hint="eastAsia" w:ascii="Times New Roman" w:hAnsi="Times New Roman" w:eastAsia="微软雅黑" w:cs="Times New Roman"/>
+                <w:bCs/>
+                <w:color w:val="000000"/>
+                <w:sz w:val="21"/>
+                <w:szCs w:val="21"/>
+                <w:lang w:eastAsia="zh-CN"/>
+              </w:rPr>
+              <w:t>{{ age }}</w:t>
+            </w:r>
+          </w:p>
+        </w:tc>
+        <w:tc>
+          <w:tcPr>
+            <w:tcW w:w="3323" w:type="dxa"/>
+            <w:tcBorders>
+              <w:tl2br w:val="nil"/>
+              <w:tr2bl w:val="nil"/>
+            </w:tcBorders>
+            <w:shd w:val="clear" w:color="auto" w:fill="auto"/>
+            <w:vAlign w:val="center"/>
+          </w:tcPr>
+          <w:p>
+            <w:pPr>
+              <w:jc w:val="both"/>
+              <w:rPr>
+                <w:rFonts w:ascii="Times New Roman" w:hAnsi="Times New Roman" w:eastAsia="微软雅黑" w:cs="Times New Roman"/>
+                <w:color w:val="000000"/>
+                <w:sz w:val="21"/>
+                <w:szCs w:val="21"/>
+                <w:lang w:eastAsia="zh-CN"/>
+              </w:rPr>
+            </w:pPr>
+            <w:r>
+              <w:rPr>
+                <w:rFonts w:ascii="Times New Roman" w:hAnsi="Times New Roman" w:eastAsia="微软雅黑" w:cs="Times New Roman"/>
+                <w:color w:val="000000"/>
+                <w:sz w:val="21"/>
+                <w:szCs w:val="21"/>
+                <w:lang w:eastAsia="zh-CN"/>
+              </w:rPr>
+              <w:t>送检医生：</w:t>
+            </w:r>
+            <w:r>
+              <w:rPr>
+                <w:rFonts w:hint="eastAsia" w:ascii="Times New Roman" w:hAnsi="Times New Roman" w:eastAsia="微软雅黑" w:cs="Times New Roman"/>
+                <w:color w:val="000000"/>
+                <w:sz w:val="21"/>
+                <w:szCs w:val="21"/>
+                <w:lang w:eastAsia="zh-CN"/>
+              </w:rPr>
+              <w:t>{{ doctorname }}</w:t>
+            </w:r>
+          </w:p>
+        </w:tc>
+        <w:tc>
+          <w:tcPr>
+            <w:tcW w:w="3316" w:type="dxa"/>
+            <w:tcBorders>
+              <w:tl2br w:val="nil"/>
+              <w:tr2bl w:val="nil"/>
+            </w:tcBorders>
+            <w:shd w:val="clear" w:color="auto" w:fill="auto"/>
+            <w:vAlign w:val="center"/>
+          </w:tcPr>
+          <w:p>
+            <w:pPr>
+              <w:jc w:val="both"/>
+              <w:rPr>
+                <w:rFonts w:hint="default" w:ascii="Times New Roman" w:hAnsi="Times New Roman" w:eastAsia="微软雅黑" w:cs="Times New Roman"/>
+                <w:bCs/>
+                <w:color w:val="000000"/>
+                <w:sz w:val="21"/>
+                <w:szCs w:val="21"/>
+                <w:lang w:val="en-US" w:eastAsia="zh-CN"/>
+              </w:rPr>
+            </w:pPr>
+            <w:r>
+              <w:rPr>
+                <w:rFonts w:hint="eastAsia" w:ascii="Times New Roman" w:hAnsi="Times New Roman" w:eastAsia="微软雅黑" w:cs="Times New Roman"/>
+                <w:bCs/>
+                <w:color w:val="000000"/>
+                <w:sz w:val="21"/>
+                <w:szCs w:val="21"/>
+                <w:lang w:val="en-US" w:eastAsia="zh-CN"/>
+              </w:rPr>
+              <w:t>病理编号：{{ patientid }}</w:t>
+            </w:r>
+          </w:p>
+        </w:tc>
+      </w:tr>
+      <w:tr>
+        <w:tblPrEx>
+          <w:tblBorders>
+            <w:top w:val="single" w:color="5A9D46" w:sz="24" w:space="0"/>
+            <w:left w:val="none" w:color="auto" w:sz="0" w:space="0"/>
+            <w:bottom w:val="none" w:color="auto" w:sz="0" w:space="0"/>
+            <w:right w:val="none" w:color="auto" w:sz="0" w:space="0"/>
+            <w:insideH w:val="single" w:color="BEBEBE" w:themeColor="background1" w:themeShade="BF" w:sz="4" w:space="0"/>
+            <w:insideV w:val="single" w:color="BEBEBE" w:themeColor="background1" w:themeShade="BF" w:sz="4" w:space="0"/>
+          </w:tblBorders>
+          <w:tblCellMar>
+            <w:top w:w="0" w:type="dxa"/>
+            <w:left w:w="108" w:type="dxa"/>
+            <w:bottom w:w="0" w:type="dxa"/>
+            <w:right w:w="108" w:type="dxa"/>
+          </w:tblCellMar>
+        </w:tblPrEx>
+        <w:trPr>
+          <w:trHeight w:val="397" w:hRule="atLeast"/>
+          <w:jc w:val="center"/>
+        </w:trPr>
+        <w:tc>
+          <w:tcPr>
+            <w:tcW w:w="3231" w:type="dxa"/>
+            <w:tcBorders>
               <w:bottom w:val="single" w:color="A4A4A4" w:sz="4" w:space="0"/>
               <w:tl2br w:val="nil"/>
               <w:tr2bl w:val="nil"/>
@@ -3390,11 +3390,11 @@
           </w14:shadow>
         </w:rPr>
       </w:pPr>
-      <w:bookmarkStart w:id="6" w:name="_Toc18062_WPSOffice_Level1"/>
-      <w:bookmarkStart w:id="7" w:name="_Toc17451"/>
-      <w:bookmarkStart w:id="8" w:name="_Toc7021_WPSOffice_Level1"/>
-      <w:bookmarkStart w:id="9" w:name="_Toc26692"/>
-      <w:bookmarkStart w:id="10" w:name="_Toc11015_WPSOffice_Level1"/>
+      <w:bookmarkStart w:id="6" w:name="_Toc26692"/>
+      <w:bookmarkStart w:id="7" w:name="_Toc11015_WPSOffice_Level1"/>
+      <w:bookmarkStart w:id="8" w:name="_Toc17451"/>
+      <w:bookmarkStart w:id="9" w:name="_Toc7021_WPSOffice_Level1"/>
+      <w:bookmarkStart w:id="10" w:name="_Toc18062_WPSOffice_Level1"/>
       <w:bookmarkStart w:id="11" w:name="_Toc3823"/>
       <w:r>
         <w:rPr>
@@ -3628,8 +3628,8 @@
       </w:pPr>
       <w:bookmarkStart w:id="12" w:name="_Toc18058"/>
       <w:bookmarkStart w:id="13" w:name="_Toc25920"/>
-      <w:bookmarkStart w:id="14" w:name="_Toc6221_WPSOffice_Level1"/>
-      <w:bookmarkStart w:id="15" w:name="_Toc23369_WPSOffice_Level1"/>
+      <w:bookmarkStart w:id="14" w:name="_Toc23369_WPSOffice_Level1"/>
+      <w:bookmarkStart w:id="15" w:name="_Toc6221_WPSOffice_Level1"/>
       <w:bookmarkStart w:id="16" w:name="_Toc981"/>
       <w:bookmarkStart w:id="17" w:name="_Toc534807930"/>
       <w:r>
@@ -3693,8 +3693,8 @@
           <w:lang w:val="en-US" w:eastAsia="zh-CN"/>
         </w:rPr>
       </w:pPr>
-      <w:bookmarkStart w:id="18" w:name="_Toc149837254"/>
-      <w:bookmarkStart w:id="19" w:name="_Toc3187"/>
+      <w:bookmarkStart w:id="18" w:name="_Toc3187"/>
+      <w:bookmarkStart w:id="19" w:name="_Toc149837254"/>
       <w:r>
         <w:rPr>
           <w:rFonts w:hint="eastAsia"/>
@@ -4709,6 +4709,411 @@
         </w:tc>
       </w:tr>
     </w:tbl>
+    <w:tbl>
+      <w:tblPr>
+        <w:tblStyle w:val="14"/>
+        <w:tblpPr w:leftFromText="181" w:rightFromText="181" w:tblpXSpec="left" w:tblpYSpec="bottom"/>
+        <w:tblOverlap w:val="never"/>
+        <w:tblW w:w="9883" w:type="dxa"/>
+        <w:tblInd w:w="108" w:type="dxa"/>
+        <w:tblBorders>
+          <w:top w:val="none" w:color="auto" w:sz="0" w:space="0"/>
+          <w:left w:val="none" w:color="auto" w:sz="0" w:space="0"/>
+          <w:bottom w:val="none" w:color="auto" w:sz="0" w:space="0"/>
+          <w:right w:val="none" w:color="auto" w:sz="0" w:space="0"/>
+          <w:insideH w:val="single" w:color="auto" w:sz="4" w:space="0"/>
+          <w:insideV w:val="none" w:color="auto" w:sz="0" w:space="0"/>
+        </w:tblBorders>
+        <w:tblLayout w:type="fixed"/>
+        <w:tblCellMar>
+          <w:top w:w="0" w:type="dxa"/>
+          <w:left w:w="108" w:type="dxa"/>
+          <w:bottom w:w="0" w:type="dxa"/>
+          <w:right w:w="108" w:type="dxa"/>
+        </w:tblCellMar>
+      </w:tblPr>
+      <w:tblGrid>
+        <w:gridCol w:w="3969"/>
+        <w:gridCol w:w="5914"/>
+      </w:tblGrid>
+      <w:tr>
+        <w:tblPrEx>
+          <w:tblBorders>
+            <w:top w:val="none" w:color="auto" w:sz="0" w:space="0"/>
+            <w:left w:val="none" w:color="auto" w:sz="0" w:space="0"/>
+            <w:bottom w:val="none" w:color="auto" w:sz="0" w:space="0"/>
+            <w:right w:val="none" w:color="auto" w:sz="0" w:space="0"/>
+            <w:insideH w:val="single" w:color="auto" w:sz="4" w:space="0"/>
+            <w:insideV w:val="none" w:color="auto" w:sz="0" w:space="0"/>
+          </w:tblBorders>
+          <w:tblCellMar>
+            <w:top w:w="0" w:type="dxa"/>
+            <w:left w:w="108" w:type="dxa"/>
+            <w:bottom w:w="0" w:type="dxa"/>
+            <w:right w:w="108" w:type="dxa"/>
+          </w:tblCellMar>
+        </w:tblPrEx>
+        <w:tc>
+          <w:tcPr>
+            <w:tcW w:w="9883" w:type="dxa"/>
+            <w:gridSpan w:val="2"/>
+            <w:vAlign w:val="top"/>
+          </w:tcPr>
+          <w:p>
+            <w:pPr>
+              <w:keepNext w:val="0"/>
+              <w:keepLines w:val="0"/>
+              <w:pageBreakBefore w:val="0"/>
+              <w:widowControl w:val="0"/>
+              <w:kinsoku/>
+              <w:wordWrap/>
+              <w:overflowPunct/>
+              <w:topLinePunct w:val="0"/>
+              <w:autoSpaceDE/>
+              <w:autoSpaceDN/>
+              <w:bidi w:val="0"/>
+              <w:adjustRightInd/>
+              <w:snapToGrid/>
+              <w:spacing w:after="63" w:afterLines="20" w:line="240" w:lineRule="auto"/>
+              <w:ind w:left="621" w:leftChars="155" w:hanging="280" w:hangingChars="100"/>
+              <w:textAlignment w:val="auto"/>
+              <w:rPr>
+                <w:rFonts w:eastAsia="微软雅黑"/>
+                <w:b/>
+                <w:color w:val="00B050"/>
+                <w:sz w:val="28"/>
+                <w:szCs w:val="28"/>
+              </w:rPr>
+            </w:pPr>
+            <w:r>
+              <w:rPr>
+                <w:rFonts w:eastAsia="微软雅黑"/>
+                <w:b/>
+                <w:color w:val="00B050"/>
+                <w:sz w:val="28"/>
+                <w:szCs w:val="28"/>
+                <w:lang w:eastAsia="zh-CN"/>
+              </w:rPr>
+              <w:drawing>
+                <wp:anchor distT="0" distB="0" distL="114300" distR="114300" simplePos="0" relativeHeight="251661312" behindDoc="0" locked="0" layoutInCell="1" allowOverlap="1">
+                  <wp:simplePos x="0" y="0"/>
+                  <wp:positionH relativeFrom="column">
+                    <wp:posOffset>-15240</wp:posOffset>
+                  </wp:positionH>
+                  <wp:positionV relativeFrom="paragraph">
+                    <wp:posOffset>88900</wp:posOffset>
+                  </wp:positionV>
+                  <wp:extent cx="196215" cy="197485"/>
+                  <wp:effectExtent l="0" t="0" r="1905" b="635"/>
+                  <wp:wrapNone/>
+                  <wp:docPr id="2" name="图片 2" descr="1"/>
+                  <wp:cNvGraphicFramePr>
+                    <a:graphicFrameLocks xmlns:a="http://schemas.openxmlformats.org/drawingml/2006/main" noChangeAspect="1"/>
+                  </wp:cNvGraphicFramePr>
+                  <a:graphic xmlns:a="http://schemas.openxmlformats.org/drawingml/2006/main">
+                    <a:graphicData uri="http://schemas.openxmlformats.org/drawingml/2006/picture">
+                      <pic:pic xmlns:pic="http://schemas.openxmlformats.org/drawingml/2006/picture">
+                        <pic:nvPicPr>
+                          <pic:cNvPr id="2" name="图片 2" descr="1"/>
+                          <pic:cNvPicPr>
+                            <a:picLocks noChangeAspect="1" noChangeArrowheads="1"/>
+                          </pic:cNvPicPr>
+                        </pic:nvPicPr>
+                        <pic:blipFill>
+                          <a:blip r:embed="rId12">
+                            <a:extLst>
+                              <a:ext uri="{28A0092B-C50C-407E-A947-70E740481C1C}">
+                                <a14:useLocalDpi xmlns:a14="http://schemas.microsoft.com/office/drawing/2010/main" val="0"/>
+                              </a:ext>
+                            </a:extLst>
+                          </a:blip>
+                          <a:srcRect/>
+                          <a:stretch>
+                            <a:fillRect/>
+                          </a:stretch>
+                        </pic:blipFill>
+                        <pic:spPr>
+                          <a:xfrm>
+                            <a:off x="0" y="0"/>
+                            <a:ext cx="196215" cy="197485"/>
+                          </a:xfrm>
+                          <a:prstGeom prst="rect">
+                            <a:avLst/>
+                          </a:prstGeom>
+                          <a:noFill/>
+                          <a:ln>
+                            <a:noFill/>
+                          </a:ln>
+                          <a:effectLst/>
+                        </pic:spPr>
+                      </pic:pic>
+                    </a:graphicData>
+                  </a:graphic>
+                </wp:anchor>
+              </w:drawing>
+            </w:r>
+            <w:r>
+              <w:rPr>
+                <w:rFonts w:eastAsia="微软雅黑"/>
+                <w:b/>
+                <w:color w:val="00B050"/>
+                <w:sz w:val="28"/>
+                <w:szCs w:val="28"/>
+              </w:rPr>
+              <w:t>说明</w:t>
+            </w:r>
+          </w:p>
+          <w:p>
+            <w:pPr>
+              <w:keepNext w:val="0"/>
+              <w:keepLines w:val="0"/>
+              <w:pageBreakBefore w:val="0"/>
+              <w:widowControl/>
+              <w:numPr>
+                <w:ilvl w:val="0"/>
+                <w:numId w:val="6"/>
+              </w:numPr>
+              <w:kinsoku/>
+              <w:wordWrap/>
+              <w:overflowPunct/>
+              <w:topLinePunct w:val="0"/>
+              <w:autoSpaceDE/>
+              <w:autoSpaceDN/>
+              <w:bidi w:val="0"/>
+              <w:adjustRightInd/>
+              <w:snapToGrid/>
+              <w:spacing w:after="63" w:afterLines="20" w:line="240" w:lineRule="auto"/>
+              <w:ind w:left="425" w:hanging="420"/>
+              <w:textAlignment w:val="auto"/>
+              <w:rPr>
+                <w:rFonts w:eastAsia="微软雅黑"/>
+                <w:b/>
+                <w:sz w:val="21"/>
+                <w:szCs w:val="21"/>
+                <w:lang w:eastAsia="zh-CN"/>
+              </w:rPr>
+            </w:pPr>
+            <w:r>
+              <w:rPr>
+                <w:rFonts w:eastAsia="微软雅黑"/>
+                <w:b/>
+                <w:sz w:val="21"/>
+                <w:szCs w:val="21"/>
+                <w:lang w:eastAsia="zh-CN"/>
+              </w:rPr>
+              <w:t>本报告为基因检测结果，基因、药物等信息列举未按照重要性排序。</w:t>
+            </w:r>
+          </w:p>
+          <w:p>
+            <w:pPr>
+              <w:keepNext w:val="0"/>
+              <w:keepLines w:val="0"/>
+              <w:pageBreakBefore w:val="0"/>
+              <w:widowControl/>
+              <w:numPr>
+                <w:ilvl w:val="0"/>
+                <w:numId w:val="6"/>
+              </w:numPr>
+              <w:kinsoku/>
+              <w:wordWrap/>
+              <w:overflowPunct/>
+              <w:topLinePunct w:val="0"/>
+              <w:autoSpaceDE/>
+              <w:autoSpaceDN/>
+              <w:bidi w:val="0"/>
+              <w:adjustRightInd/>
+              <w:snapToGrid/>
+              <w:spacing w:after="63" w:afterLines="20" w:line="240" w:lineRule="auto"/>
+              <w:ind w:left="425" w:hanging="420"/>
+              <w:textAlignment w:val="auto"/>
+              <w:rPr>
+                <w:rFonts w:eastAsia="微软雅黑"/>
+                <w:b/>
+                <w:sz w:val="21"/>
+                <w:szCs w:val="21"/>
+                <w:lang w:eastAsia="zh-CN"/>
+              </w:rPr>
+            </w:pPr>
+            <w:r>
+              <w:rPr>
+                <w:rFonts w:eastAsia="微软雅黑"/>
+                <w:b/>
+                <w:sz w:val="21"/>
+                <w:szCs w:val="21"/>
+                <w:lang w:eastAsia="zh-CN"/>
+              </w:rPr>
+              <w:t>检测结果仅供科学研究和临床用药参考，具体治疗方案请咨询主治医生。</w:t>
+            </w:r>
+          </w:p>
+          <w:p>
+            <w:pPr>
+              <w:keepNext w:val="0"/>
+              <w:keepLines w:val="0"/>
+              <w:pageBreakBefore w:val="0"/>
+              <w:widowControl/>
+              <w:numPr>
+                <w:ilvl w:val="0"/>
+                <w:numId w:val="6"/>
+              </w:numPr>
+              <w:kinsoku/>
+              <w:wordWrap/>
+              <w:overflowPunct/>
+              <w:topLinePunct w:val="0"/>
+              <w:autoSpaceDE/>
+              <w:autoSpaceDN/>
+              <w:bidi w:val="0"/>
+              <w:adjustRightInd/>
+              <w:snapToGrid/>
+              <w:spacing w:after="63" w:afterLines="20" w:line="240" w:lineRule="auto"/>
+              <w:ind w:left="425" w:hanging="420"/>
+              <w:textAlignment w:val="auto"/>
+              <w:rPr>
+                <w:rFonts w:hint="eastAsia"/>
+                <w:b/>
+              </w:rPr>
+            </w:pPr>
+            <w:r>
+              <w:rPr>
+                <w:rFonts w:eastAsia="微软雅黑"/>
+                <w:b/>
+                <w:sz w:val="21"/>
+                <w:szCs w:val="21"/>
+                <w:lang w:eastAsia="zh-CN"/>
+              </w:rPr>
+              <w:t>本报告只对本次采集样本负责，如有疑问，请在15个工作日内与我们联系</w:t>
+            </w:r>
+            <w:r>
+              <w:rPr>
+                <w:rFonts w:hint="eastAsia" w:eastAsia="微软雅黑"/>
+                <w:b/>
+                <w:sz w:val="21"/>
+                <w:szCs w:val="21"/>
+                <w:lang w:eastAsia="zh-CN"/>
+              </w:rPr>
+              <w:t>023-</w:t>
+            </w:r>
+            <w:r>
+              <w:rPr>
+                <w:rFonts w:eastAsia="微软雅黑"/>
+                <w:b/>
+                <w:sz w:val="21"/>
+                <w:szCs w:val="21"/>
+                <w:lang w:eastAsia="zh-CN"/>
+              </w:rPr>
+              <w:t>68</w:t>
+            </w:r>
+            <w:r>
+              <w:rPr>
+                <w:rFonts w:hint="eastAsia" w:eastAsia="微软雅黑"/>
+                <w:b/>
+                <w:sz w:val="21"/>
+                <w:szCs w:val="21"/>
+                <w:lang w:eastAsia="zh-CN"/>
+              </w:rPr>
+              <w:t>815186</w:t>
+            </w:r>
+            <w:r>
+              <w:rPr>
+                <w:rFonts w:eastAsia="微软雅黑"/>
+                <w:b/>
+                <w:sz w:val="21"/>
+                <w:szCs w:val="21"/>
+                <w:lang w:eastAsia="zh-CN"/>
+              </w:rPr>
+              <w:t>。</w:t>
+            </w:r>
+          </w:p>
+        </w:tc>
+      </w:tr>
+      <w:tr>
+        <w:tblPrEx>
+          <w:tblBorders>
+            <w:top w:val="none" w:color="auto" w:sz="0" w:space="0"/>
+            <w:left w:val="none" w:color="auto" w:sz="0" w:space="0"/>
+            <w:bottom w:val="none" w:color="auto" w:sz="0" w:space="0"/>
+            <w:right w:val="none" w:color="auto" w:sz="0" w:space="0"/>
+            <w:insideH w:val="single" w:color="auto" w:sz="4" w:space="0"/>
+            <w:insideV w:val="none" w:color="auto" w:sz="0" w:space="0"/>
+          </w:tblBorders>
+          <w:tblCellMar>
+            <w:top w:w="0" w:type="dxa"/>
+            <w:left w:w="108" w:type="dxa"/>
+            <w:bottom w:w="0" w:type="dxa"/>
+            <w:right w:w="108" w:type="dxa"/>
+          </w:tblCellMar>
+        </w:tblPrEx>
+        <w:tc>
+          <w:tcPr>
+            <w:tcW w:w="3969" w:type="dxa"/>
+            <w:tcBorders>
+              <w:top w:val="single" w:color="auto" w:sz="12" w:space="0"/>
+            </w:tcBorders>
+          </w:tcPr>
+          <w:p>
+            <w:pPr>
+              <w:snapToGrid w:val="0"/>
+              <w:spacing w:before="120" w:beforeLines="50"/>
+              <w:rPr>
+                <w:b/>
+                <w:szCs w:val="21"/>
+              </w:rPr>
+            </w:pPr>
+            <w:r>
+              <w:rPr>
+                <w:rFonts w:hint="eastAsia"/>
+                <w:b/>
+              </w:rPr>
+              <w:t>样本处理与分析：</w:t>
+            </w:r>
+          </w:p>
+        </w:tc>
+        <w:tc>
+          <w:tcPr>
+            <w:tcW w:w="5914" w:type="dxa"/>
+            <w:tcBorders>
+              <w:top w:val="single" w:color="auto" w:sz="12" w:space="0"/>
+            </w:tcBorders>
+          </w:tcPr>
+          <w:p>
+            <w:pPr>
+              <w:snapToGrid w:val="0"/>
+              <w:spacing w:before="120" w:beforeLines="50"/>
+              <w:rPr>
+                <w:b/>
+                <w:lang w:eastAsia="zh-CN"/>
+              </w:rPr>
+            </w:pPr>
+            <w:r>
+              <w:rPr>
+                <w:rFonts w:hint="eastAsia"/>
+                <w:b/>
+              </w:rPr>
+              <w:t xml:space="preserve">复核： </w:t>
+            </w:r>
+            <w:r>
+              <w:rPr>
+                <w:b/>
+              </w:rPr>
+              <w:t xml:space="preserve">                </w:t>
+            </w:r>
+            <w:r>
+              <w:rPr>
+                <w:rFonts w:hint="eastAsia"/>
+                <w:b/>
+              </w:rPr>
+              <w:t>报告时间：</w:t>
+            </w:r>
+            <w:r>
+              <w:rPr>
+                <w:rFonts w:hint="eastAsia" w:ascii="宋体" w:hAnsi="宋体" w:eastAsia="宋体" w:cs="宋体"/>
+                <w:b/>
+              </w:rPr>
+              <w:t>{{ reportdate }}</w:t>
+            </w:r>
+          </w:p>
+        </w:tc>
+      </w:tr>
+    </w:tbl>
     <w:p>
       <w:pPr>
         <w:ind w:left="0" w:leftChars="0" w:firstLine="0" w:firstLineChars="0"/>
@@ -4725,10 +5130,9 @@
     <w:p>
       <w:pPr>
         <w:numPr>
-          <w:ilvl w:val="0"/>
-          <w:numId w:val="6"/>
+          <w:numId w:val="0"/>
         </w:numPr>
-        <w:ind w:left="755" w:leftChars="0" w:hanging="755" w:firstLineChars="0"/>
+        <w:ind w:leftChars="0"/>
         <w:rPr>
           <w:rFonts w:ascii="Times New Roman" w:hAnsi="Times New Roman" w:eastAsia="微软雅黑" w:cs="Times New Roman"/>
           <w:sz w:val="18"/>
@@ -4773,12 +5177,12 @@
           </w14:shadow>
         </w:rPr>
       </w:pPr>
-      <w:bookmarkStart w:id="20" w:name="_Toc20136_WPSOffice_Level1"/>
-      <w:bookmarkStart w:id="21" w:name="_Toc19898_WPSOffice_Level1"/>
-      <w:bookmarkStart w:id="22" w:name="_Toc2781"/>
-      <w:bookmarkStart w:id="23" w:name="_Toc20379"/>
-      <w:bookmarkStart w:id="24" w:name="_Toc31696"/>
-      <w:bookmarkStart w:id="25" w:name="_Toc22132"/>
+      <w:bookmarkStart w:id="20" w:name="_Toc2781"/>
+      <w:bookmarkStart w:id="21" w:name="_Toc20379"/>
+      <w:bookmarkStart w:id="22" w:name="_Toc31696"/>
+      <w:bookmarkStart w:id="23" w:name="_Toc22132"/>
+      <w:bookmarkStart w:id="24" w:name="_Toc20136_WPSOffice_Level1"/>
+      <w:bookmarkStart w:id="25" w:name="_Toc19898_WPSOffice_Level1"/>
       <w:bookmarkStart w:id="26" w:name="_Toc23846_WPSOffice_Level1"/>
       <w:bookmarkStart w:id="27" w:name="_Toc23903"/>
       <w:bookmarkStart w:id="28" w:name="_Toc4331_WPSOffice_Level1"/>
@@ -4817,8 +5221,8 @@
         </w:numPr>
         <w:jc w:val="left"/>
       </w:pPr>
-      <w:bookmarkStart w:id="31" w:name="_Toc4979"/>
-      <w:bookmarkStart w:id="32" w:name="_Toc25162"/>
+      <w:bookmarkStart w:id="31" w:name="_Toc25162"/>
+      <w:bookmarkStart w:id="32" w:name="_Toc4979"/>
       <w:bookmarkStart w:id="33" w:name="_Toc149837259"/>
       <w:r>
         <w:rPr>
@@ -9490,10 +9894,10 @@
           <w:lang w:eastAsia="zh-CN"/>
         </w:rPr>
       </w:pPr>
-      <w:bookmarkStart w:id="34" w:name="_Toc20034"/>
+      <w:bookmarkStart w:id="34" w:name="_Toc10223"/>
       <w:bookmarkStart w:id="35" w:name="_Toc31799"/>
-      <w:bookmarkStart w:id="36" w:name="_Toc106719764"/>
-      <w:bookmarkStart w:id="37" w:name="_Toc10223"/>
+      <w:bookmarkStart w:id="36" w:name="_Toc20034"/>
+      <w:bookmarkStart w:id="37" w:name="_Toc106719764"/>
       <w:r>
         <w:rPr>
           <w:rFonts w:hint="eastAsia"/>
@@ -12555,9 +12959,9 @@
       <w:bookmarkEnd w:id="28"/>
       <w:bookmarkEnd w:id="29"/>
       <w:bookmarkEnd w:id="30"/>
-      <w:bookmarkStart w:id="38" w:name="_Toc26395"/>
-      <w:bookmarkStart w:id="39" w:name="_Toc6931_WPSOffice_Level3"/>
-      <w:bookmarkStart w:id="40" w:name="_Toc15289_WPSOffice_Level3"/>
+      <w:bookmarkStart w:id="38" w:name="_Toc6931_WPSOffice_Level3"/>
+      <w:bookmarkStart w:id="39" w:name="_Toc15289_WPSOffice_Level3"/>
+      <w:bookmarkStart w:id="40" w:name="_Toc26395"/>
       <w:r>
         <w:rPr>
           <w:rFonts w:hint="eastAsia" w:ascii="Times New Roman" w:hAnsi="Times New Roman" w:eastAsia="微软雅黑" w:cs="Times New Roman"/>
@@ -12638,8 +13042,8 @@
         </w:rPr>
       </w:pPr>
       <w:bookmarkStart w:id="43" w:name="_Toc16383"/>
-      <w:bookmarkStart w:id="44" w:name="_Toc149837265"/>
-      <w:bookmarkStart w:id="45" w:name="_Toc5547"/>
+      <w:bookmarkStart w:id="44" w:name="_Toc5547"/>
+      <w:bookmarkStart w:id="45" w:name="_Toc149837265"/>
       <w:r>
         <w:rPr>
           <w:rFonts w:hint="eastAsia"/>
@@ -17013,8 +17417,8 @@
       <w:bookmarkStart w:id="46" w:name="_Toc21764_WPSOffice_Level1"/>
       <w:bookmarkStart w:id="47" w:name="_Toc1707_WPSOffice_Level1"/>
       <w:bookmarkStart w:id="48" w:name="_Toc28240"/>
-      <w:bookmarkStart w:id="49" w:name="_Toc27302"/>
-      <w:bookmarkStart w:id="50" w:name="_Toc13196_WPSOffice_Level1"/>
+      <w:bookmarkStart w:id="49" w:name="_Toc13196_WPSOffice_Level1"/>
+      <w:bookmarkStart w:id="50" w:name="_Toc27302"/>
       <w:r>
         <w:rPr>
           <w:rFonts w:hint="eastAsia"/>
@@ -17106,15 +17510,15 @@
         </w:rPr>
       </w:pPr>
       <w:bookmarkStart w:id="52" w:name="_Toc14255_WPSOffice_Level1"/>
-      <w:bookmarkStart w:id="53" w:name="_Toc15840_WPSOffice_Level1"/>
-      <w:bookmarkStart w:id="54" w:name="_Toc21782"/>
+      <w:bookmarkStart w:id="53" w:name="_Toc21782"/>
+      <w:bookmarkStart w:id="54" w:name="_Toc15840_WPSOffice_Level1"/>
       <w:bookmarkStart w:id="55" w:name="_Toc24085_WPSOffice_Level1"/>
       <w:bookmarkStart w:id="56" w:name="_Toc3674"/>
       <w:bookmarkStart w:id="57" w:name="_Toc9066"/>
       <w:bookmarkStart w:id="58" w:name="_Hlk33190413"/>
       <w:bookmarkStart w:id="59" w:name="_Toc18699"/>
-      <w:bookmarkStart w:id="60" w:name="_Toc11193_WPSOffice_Level1"/>
-      <w:bookmarkStart w:id="61" w:name="_Toc11896_WPSOffice_Level1"/>
+      <w:bookmarkStart w:id="60" w:name="_Toc11896_WPSOffice_Level1"/>
+      <w:bookmarkStart w:id="61" w:name="_Toc11193_WPSOffice_Level1"/>
       <w:bookmarkStart w:id="62" w:name="_Toc28810_WPSOffice_Level1"/>
       <w:r>
         <w:rPr>
@@ -19805,6 +20209,7 @@
             <w:insideH w:val="none" w:color="auto" w:sz="0" w:space="0"/>
             <w:insideV w:val="none" w:color="auto" w:sz="0" w:space="0"/>
           </w:tblBorders>
+          <w:shd w:val="clear" w:color="auto" w:fill="auto"/>
           <w:tblCellMar>
             <w:top w:w="0" w:type="dxa"/>
             <w:left w:w="108" w:type="dxa"/>
@@ -20210,6 +20615,7 @@
             <w:insideH w:val="none" w:color="auto" w:sz="0" w:space="0"/>
             <w:insideV w:val="none" w:color="auto" w:sz="0" w:space="0"/>
           </w:tblBorders>
+          <w:shd w:val="clear" w:color="auto" w:fill="auto"/>
           <w:tblCellMar>
             <w:top w:w="0" w:type="dxa"/>
             <w:left w:w="108" w:type="dxa"/>
@@ -20615,6 +21021,7 @@
             <w:insideH w:val="none" w:color="auto" w:sz="0" w:space="0"/>
             <w:insideV w:val="none" w:color="auto" w:sz="0" w:space="0"/>
           </w:tblBorders>
+          <w:shd w:val="clear" w:color="auto" w:fill="auto"/>
           <w:tblCellMar>
             <w:top w:w="0" w:type="dxa"/>
             <w:left w:w="108" w:type="dxa"/>
@@ -21020,6 +21427,7 @@
             <w:insideH w:val="none" w:color="auto" w:sz="0" w:space="0"/>
             <w:insideV w:val="none" w:color="auto" w:sz="0" w:space="0"/>
           </w:tblBorders>
+          <w:shd w:val="clear" w:color="auto" w:fill="auto"/>
           <w:tblCellMar>
             <w:top w:w="0" w:type="dxa"/>
             <w:left w:w="108" w:type="dxa"/>
@@ -21425,6 +21833,7 @@
             <w:insideH w:val="none" w:color="auto" w:sz="0" w:space="0"/>
             <w:insideV w:val="none" w:color="auto" w:sz="0" w:space="0"/>
           </w:tblBorders>
+          <w:shd w:val="clear" w:color="auto" w:fill="auto"/>
           <w:tblCellMar>
             <w:top w:w="0" w:type="dxa"/>
             <w:left w:w="108" w:type="dxa"/>
@@ -21830,6 +22239,7 @@
             <w:insideH w:val="none" w:color="auto" w:sz="0" w:space="0"/>
             <w:insideV w:val="none" w:color="auto" w:sz="0" w:space="0"/>
           </w:tblBorders>
+          <w:shd w:val="clear" w:color="auto" w:fill="auto"/>
           <w:tblCellMar>
             <w:top w:w="0" w:type="dxa"/>
             <w:left w:w="108" w:type="dxa"/>
@@ -22235,6 +22645,7 @@
             <w:insideH w:val="none" w:color="auto" w:sz="0" w:space="0"/>
             <w:insideV w:val="none" w:color="auto" w:sz="0" w:space="0"/>
           </w:tblBorders>
+          <w:shd w:val="clear" w:color="auto" w:fill="auto"/>
           <w:tblCellMar>
             <w:top w:w="0" w:type="dxa"/>
             <w:left w:w="108" w:type="dxa"/>
@@ -22640,6 +23051,7 @@
             <w:insideH w:val="none" w:color="auto" w:sz="0" w:space="0"/>
             <w:insideV w:val="none" w:color="auto" w:sz="0" w:space="0"/>
           </w:tblBorders>
+          <w:shd w:val="clear" w:color="auto" w:fill="auto"/>
           <w:tblCellMar>
             <w:top w:w="0" w:type="dxa"/>
             <w:left w:w="108" w:type="dxa"/>
@@ -23045,6 +23457,7 @@
             <w:insideH w:val="none" w:color="auto" w:sz="0" w:space="0"/>
             <w:insideV w:val="none" w:color="auto" w:sz="0" w:space="0"/>
           </w:tblBorders>
+          <w:shd w:val="clear" w:color="auto" w:fill="auto"/>
           <w:tblCellMar>
             <w:top w:w="0" w:type="dxa"/>
             <w:left w:w="108" w:type="dxa"/>
@@ -23466,6 +23879,7 @@
             <w:insideH w:val="none" w:color="auto" w:sz="0" w:space="0"/>
             <w:insideV w:val="none" w:color="auto" w:sz="0" w:space="0"/>
           </w:tblBorders>
+          <w:shd w:val="clear" w:color="auto" w:fill="auto"/>
           <w:tblCellMar>
             <w:top w:w="0" w:type="dxa"/>
             <w:left w:w="108" w:type="dxa"/>
@@ -23887,6 +24301,7 @@
             <w:insideH w:val="none" w:color="auto" w:sz="0" w:space="0"/>
             <w:insideV w:val="none" w:color="auto" w:sz="0" w:space="0"/>
           </w:tblBorders>
+          <w:shd w:val="clear" w:color="auto" w:fill="auto"/>
           <w:tblCellMar>
             <w:top w:w="0" w:type="dxa"/>
             <w:left w:w="108" w:type="dxa"/>
@@ -24228,6 +24643,7 @@
             <w:insideH w:val="none" w:color="auto" w:sz="0" w:space="0"/>
             <w:insideV w:val="none" w:color="auto" w:sz="0" w:space="0"/>
           </w:tblBorders>
+          <w:shd w:val="clear" w:color="auto" w:fill="auto"/>
           <w:tblCellMar>
             <w:top w:w="0" w:type="dxa"/>
             <w:left w:w="108" w:type="dxa"/>
@@ -24569,6 +24985,7 @@
             <w:insideH w:val="none" w:color="auto" w:sz="0" w:space="0"/>
             <w:insideV w:val="none" w:color="auto" w:sz="0" w:space="0"/>
           </w:tblBorders>
+          <w:shd w:val="clear" w:color="auto" w:fill="auto"/>
           <w:tblCellMar>
             <w:top w:w="0" w:type="dxa"/>
             <w:left w:w="108" w:type="dxa"/>
@@ -24910,6 +25327,7 @@
             <w:insideH w:val="none" w:color="auto" w:sz="0" w:space="0"/>
             <w:insideV w:val="none" w:color="auto" w:sz="0" w:space="0"/>
           </w:tblBorders>
+          <w:shd w:val="clear" w:color="auto" w:fill="auto"/>
           <w:tblCellMar>
             <w:top w:w="0" w:type="dxa"/>
             <w:left w:w="108" w:type="dxa"/>
@@ -25251,6 +25669,7 @@
             <w:insideH w:val="none" w:color="auto" w:sz="0" w:space="0"/>
             <w:insideV w:val="none" w:color="auto" w:sz="0" w:space="0"/>
           </w:tblBorders>
+          <w:shd w:val="clear" w:color="auto" w:fill="auto"/>
           <w:tblCellMar>
             <w:top w:w="0" w:type="dxa"/>
             <w:left w:w="108" w:type="dxa"/>
@@ -25592,6 +26011,7 @@
             <w:insideH w:val="none" w:color="auto" w:sz="0" w:space="0"/>
             <w:insideV w:val="none" w:color="auto" w:sz="0" w:space="0"/>
           </w:tblBorders>
+          <w:shd w:val="clear" w:color="auto" w:fill="auto"/>
           <w:tblCellMar>
             <w:top w:w="0" w:type="dxa"/>
             <w:left w:w="108" w:type="dxa"/>
@@ -25885,6 +26305,7 @@
             <w:insideH w:val="none" w:color="auto" w:sz="0" w:space="0"/>
             <w:insideV w:val="none" w:color="auto" w:sz="0" w:space="0"/>
           </w:tblBorders>
+          <w:shd w:val="clear" w:color="auto" w:fill="auto"/>
           <w:tblCellMar>
             <w:top w:w="0" w:type="dxa"/>
             <w:left w:w="108" w:type="dxa"/>
@@ -26178,6 +26599,7 @@
             <w:insideH w:val="none" w:color="auto" w:sz="0" w:space="0"/>
             <w:insideV w:val="none" w:color="auto" w:sz="0" w:space="0"/>
           </w:tblBorders>
+          <w:shd w:val="clear" w:color="auto" w:fill="auto"/>
           <w:tblCellMar>
             <w:top w:w="0" w:type="dxa"/>
             <w:left w:w="108" w:type="dxa"/>
@@ -26471,6 +26893,7 @@
             <w:insideH w:val="none" w:color="auto" w:sz="0" w:space="0"/>
             <w:insideV w:val="none" w:color="auto" w:sz="0" w:space="0"/>
           </w:tblBorders>
+          <w:shd w:val="clear" w:color="auto" w:fill="auto"/>
           <w:tblCellMar>
             <w:top w:w="0" w:type="dxa"/>
             <w:left w:w="108" w:type="dxa"/>
@@ -26764,6 +27187,7 @@
             <w:insideH w:val="none" w:color="auto" w:sz="0" w:space="0"/>
             <w:insideV w:val="none" w:color="auto" w:sz="0" w:space="0"/>
           </w:tblBorders>
+          <w:shd w:val="clear" w:color="auto" w:fill="auto"/>
           <w:tblCellMar>
             <w:top w:w="0" w:type="dxa"/>
             <w:left w:w="108" w:type="dxa"/>
@@ -27057,6 +27481,7 @@
             <w:insideH w:val="none" w:color="auto" w:sz="0" w:space="0"/>
             <w:insideV w:val="none" w:color="auto" w:sz="0" w:space="0"/>
           </w:tblBorders>
+          <w:shd w:val="clear" w:color="auto" w:fill="auto"/>
           <w:tblCellMar>
             <w:top w:w="0" w:type="dxa"/>
             <w:left w:w="108" w:type="dxa"/>
@@ -27286,6 +27711,7 @@
             <w:insideH w:val="none" w:color="auto" w:sz="0" w:space="0"/>
             <w:insideV w:val="none" w:color="auto" w:sz="0" w:space="0"/>
           </w:tblBorders>
+          <w:shd w:val="clear" w:color="auto" w:fill="auto"/>
           <w:tblCellMar>
             <w:top w:w="0" w:type="dxa"/>
             <w:left w:w="108" w:type="dxa"/>
@@ -27515,6 +27941,7 @@
             <w:insideH w:val="none" w:color="auto" w:sz="0" w:space="0"/>
             <w:insideV w:val="none" w:color="auto" w:sz="0" w:space="0"/>
           </w:tblBorders>
+          <w:shd w:val="clear" w:color="auto" w:fill="auto"/>
           <w:tblCellMar>
             <w:top w:w="0" w:type="dxa"/>
             <w:left w:w="108" w:type="dxa"/>
@@ -27744,6 +28171,7 @@
             <w:insideH w:val="none" w:color="auto" w:sz="0" w:space="0"/>
             <w:insideV w:val="none" w:color="auto" w:sz="0" w:space="0"/>
           </w:tblBorders>
+          <w:shd w:val="clear" w:color="auto" w:fill="auto"/>
           <w:tblCellMar>
             <w:top w:w="0" w:type="dxa"/>
             <w:left w:w="108" w:type="dxa"/>
@@ -27973,6 +28401,7 @@
             <w:insideH w:val="none" w:color="auto" w:sz="0" w:space="0"/>
             <w:insideV w:val="none" w:color="auto" w:sz="0" w:space="0"/>
           </w:tblBorders>
+          <w:shd w:val="clear" w:color="auto" w:fill="auto"/>
           <w:tblCellMar>
             <w:top w:w="0" w:type="dxa"/>
             <w:left w:w="108" w:type="dxa"/>
@@ -28202,6 +28631,7 @@
             <w:insideH w:val="none" w:color="auto" w:sz="0" w:space="0"/>
             <w:insideV w:val="none" w:color="auto" w:sz="0" w:space="0"/>
           </w:tblBorders>
+          <w:shd w:val="clear" w:color="auto" w:fill="auto"/>
           <w:tblCellMar>
             <w:top w:w="0" w:type="dxa"/>
             <w:left w:w="108" w:type="dxa"/>
@@ -28431,6 +28861,7 @@
             <w:insideH w:val="none" w:color="auto" w:sz="0" w:space="0"/>
             <w:insideV w:val="none" w:color="auto" w:sz="0" w:space="0"/>
           </w:tblBorders>
+          <w:shd w:val="clear" w:color="auto" w:fill="auto"/>
           <w:tblCellMar>
             <w:top w:w="0" w:type="dxa"/>
             <w:left w:w="108" w:type="dxa"/>
@@ -28660,6 +29091,7 @@
             <w:insideH w:val="none" w:color="auto" w:sz="0" w:space="0"/>
             <w:insideV w:val="none" w:color="auto" w:sz="0" w:space="0"/>
           </w:tblBorders>
+          <w:shd w:val="clear" w:color="auto" w:fill="auto"/>
           <w:tblCellMar>
             <w:top w:w="0" w:type="dxa"/>
             <w:left w:w="108" w:type="dxa"/>
@@ -28889,6 +29321,7 @@
             <w:insideH w:val="none" w:color="auto" w:sz="0" w:space="0"/>
             <w:insideV w:val="none" w:color="auto" w:sz="0" w:space="0"/>
           </w:tblBorders>
+          <w:shd w:val="clear" w:color="auto" w:fill="auto"/>
           <w:tblCellMar>
             <w:top w:w="0" w:type="dxa"/>
             <w:left w:w="108" w:type="dxa"/>
@@ -29118,6 +29551,7 @@
             <w:insideH w:val="none" w:color="auto" w:sz="0" w:space="0"/>
             <w:insideV w:val="none" w:color="auto" w:sz="0" w:space="0"/>
           </w:tblBorders>
+          <w:shd w:val="clear" w:color="auto" w:fill="auto"/>
           <w:tblCellMar>
             <w:top w:w="0" w:type="dxa"/>
             <w:left w:w="108" w:type="dxa"/>
@@ -29347,6 +29781,7 @@
             <w:insideH w:val="none" w:color="auto" w:sz="0" w:space="0"/>
             <w:insideV w:val="none" w:color="auto" w:sz="0" w:space="0"/>
           </w:tblBorders>
+          <w:shd w:val="clear" w:color="auto" w:fill="auto"/>
           <w:tblCellMar>
             <w:top w:w="0" w:type="dxa"/>
             <w:left w:w="108" w:type="dxa"/>
@@ -29576,6 +30011,7 @@
             <w:insideH w:val="none" w:color="auto" w:sz="0" w:space="0"/>
             <w:insideV w:val="none" w:color="auto" w:sz="0" w:space="0"/>
           </w:tblBorders>
+          <w:shd w:val="clear" w:color="auto" w:fill="auto"/>
           <w:tblCellMar>
             <w:top w:w="0" w:type="dxa"/>
             <w:left w:w="108" w:type="dxa"/>
@@ -29869,6 +30305,7 @@
             <w:insideH w:val="none" w:color="auto" w:sz="0" w:space="0"/>
             <w:insideV w:val="none" w:color="auto" w:sz="0" w:space="0"/>
           </w:tblBorders>
+          <w:shd w:val="clear" w:color="auto" w:fill="auto"/>
           <w:tblCellMar>
             <w:top w:w="0" w:type="dxa"/>
             <w:left w:w="108" w:type="dxa"/>
@@ -30162,6 +30599,7 @@
             <w:insideH w:val="none" w:color="auto" w:sz="0" w:space="0"/>
             <w:insideV w:val="none" w:color="auto" w:sz="0" w:space="0"/>
           </w:tblBorders>
+          <w:shd w:val="clear" w:color="auto" w:fill="auto"/>
           <w:tblCellMar>
             <w:top w:w="0" w:type="dxa"/>
             <w:left w:w="108" w:type="dxa"/>
@@ -30455,6 +30893,7 @@
             <w:insideH w:val="none" w:color="auto" w:sz="0" w:space="0"/>
             <w:insideV w:val="none" w:color="auto" w:sz="0" w:space="0"/>
           </w:tblBorders>
+          <w:shd w:val="clear" w:color="auto" w:fill="auto"/>
           <w:tblCellMar>
             <w:top w:w="0" w:type="dxa"/>
             <w:left w:w="108" w:type="dxa"/>
@@ -30748,6 +31187,7 @@
             <w:insideH w:val="none" w:color="auto" w:sz="0" w:space="0"/>
             <w:insideV w:val="none" w:color="auto" w:sz="0" w:space="0"/>
           </w:tblBorders>
+          <w:shd w:val="clear" w:color="auto" w:fill="auto"/>
           <w:tblCellMar>
             <w:top w:w="0" w:type="dxa"/>
             <w:left w:w="108" w:type="dxa"/>
@@ -31041,6 +31481,7 @@
             <w:insideH w:val="none" w:color="auto" w:sz="0" w:space="0"/>
             <w:insideV w:val="none" w:color="auto" w:sz="0" w:space="0"/>
           </w:tblBorders>
+          <w:shd w:val="clear" w:color="auto" w:fill="auto"/>
           <w:tblCellMar>
             <w:top w:w="0" w:type="dxa"/>
             <w:left w:w="108" w:type="dxa"/>
@@ -31334,6 +31775,7 @@
             <w:insideH w:val="none" w:color="auto" w:sz="0" w:space="0"/>
             <w:insideV w:val="none" w:color="auto" w:sz="0" w:space="0"/>
           </w:tblBorders>
+          <w:shd w:val="clear" w:color="auto" w:fill="auto"/>
           <w:tblCellMar>
             <w:top w:w="0" w:type="dxa"/>
             <w:left w:w="108" w:type="dxa"/>
@@ -31627,6 +32069,7 @@
             <w:insideH w:val="none" w:color="auto" w:sz="0" w:space="0"/>
             <w:insideV w:val="none" w:color="auto" w:sz="0" w:space="0"/>
           </w:tblBorders>
+          <w:shd w:val="clear" w:color="auto" w:fill="auto"/>
           <w:tblCellMar>
             <w:top w:w="0" w:type="dxa"/>
             <w:left w:w="108" w:type="dxa"/>
@@ -31920,6 +32363,7 @@
             <w:insideH w:val="none" w:color="auto" w:sz="0" w:space="0"/>
             <w:insideV w:val="none" w:color="auto" w:sz="0" w:space="0"/>
           </w:tblBorders>
+          <w:shd w:val="clear" w:color="auto" w:fill="auto"/>
           <w:tblCellMar>
             <w:top w:w="0" w:type="dxa"/>
             <w:left w:w="108" w:type="dxa"/>
@@ -32213,6 +32657,7 @@
             <w:insideH w:val="none" w:color="auto" w:sz="0" w:space="0"/>
             <w:insideV w:val="none" w:color="auto" w:sz="0" w:space="0"/>
           </w:tblBorders>
+          <w:shd w:val="clear" w:color="auto" w:fill="auto"/>
           <w:tblCellMar>
             <w:top w:w="0" w:type="dxa"/>
             <w:left w:w="108" w:type="dxa"/>
@@ -32506,6 +32951,7 @@
             <w:insideH w:val="none" w:color="auto" w:sz="0" w:space="0"/>
             <w:insideV w:val="none" w:color="auto" w:sz="0" w:space="0"/>
           </w:tblBorders>
+          <w:shd w:val="clear" w:color="auto" w:fill="auto"/>
           <w:tblCellMar>
             <w:top w:w="0" w:type="dxa"/>
             <w:left w:w="108" w:type="dxa"/>
@@ -32799,6 +33245,7 @@
             <w:insideH w:val="none" w:color="auto" w:sz="0" w:space="0"/>
             <w:insideV w:val="none" w:color="auto" w:sz="0" w:space="0"/>
           </w:tblBorders>
+          <w:shd w:val="clear" w:color="auto" w:fill="auto"/>
           <w:tblCellMar>
             <w:top w:w="0" w:type="dxa"/>
             <w:left w:w="108" w:type="dxa"/>
@@ -33092,6 +33539,7 @@
             <w:insideH w:val="none" w:color="auto" w:sz="0" w:space="0"/>
             <w:insideV w:val="none" w:color="auto" w:sz="0" w:space="0"/>
           </w:tblBorders>
+          <w:shd w:val="clear" w:color="auto" w:fill="auto"/>
           <w:tblCellMar>
             <w:top w:w="0" w:type="dxa"/>
             <w:left w:w="108" w:type="dxa"/>
@@ -33385,6 +33833,7 @@
             <w:insideH w:val="none" w:color="auto" w:sz="0" w:space="0"/>
             <w:insideV w:val="none" w:color="auto" w:sz="0" w:space="0"/>
           </w:tblBorders>
+          <w:shd w:val="clear" w:color="auto" w:fill="auto"/>
           <w:tblCellMar>
             <w:top w:w="0" w:type="dxa"/>
             <w:left w:w="108" w:type="dxa"/>
@@ -33678,6 +34127,7 @@
             <w:insideH w:val="none" w:color="auto" w:sz="0" w:space="0"/>
             <w:insideV w:val="none" w:color="auto" w:sz="0" w:space="0"/>
           </w:tblBorders>
+          <w:shd w:val="clear" w:color="auto" w:fill="auto"/>
           <w:tblCellMar>
             <w:top w:w="0" w:type="dxa"/>
             <w:left w:w="108" w:type="dxa"/>
@@ -33971,6 +34421,7 @@
             <w:insideH w:val="none" w:color="auto" w:sz="0" w:space="0"/>
             <w:insideV w:val="none" w:color="auto" w:sz="0" w:space="0"/>
           </w:tblBorders>
+          <w:shd w:val="clear" w:color="auto" w:fill="auto"/>
           <w:tblCellMar>
             <w:top w:w="0" w:type="dxa"/>
             <w:left w:w="108" w:type="dxa"/>
@@ -34264,6 +34715,7 @@
             <w:insideH w:val="none" w:color="auto" w:sz="0" w:space="0"/>
             <w:insideV w:val="none" w:color="auto" w:sz="0" w:space="0"/>
           </w:tblBorders>
+          <w:shd w:val="clear" w:color="auto" w:fill="auto"/>
           <w:tblCellMar>
             <w:top w:w="0" w:type="dxa"/>
             <w:left w:w="108" w:type="dxa"/>
@@ -34557,6 +35009,7 @@
             <w:insideH w:val="none" w:color="auto" w:sz="0" w:space="0"/>
             <w:insideV w:val="none" w:color="auto" w:sz="0" w:space="0"/>
           </w:tblBorders>
+          <w:shd w:val="clear" w:color="auto" w:fill="auto"/>
           <w:tblCellMar>
             <w:top w:w="0" w:type="dxa"/>
             <w:left w:w="108" w:type="dxa"/>
@@ -34850,6 +35303,7 @@
             <w:insideH w:val="none" w:color="auto" w:sz="0" w:space="0"/>
             <w:insideV w:val="none" w:color="auto" w:sz="0" w:space="0"/>
           </w:tblBorders>
+          <w:shd w:val="clear" w:color="auto" w:fill="auto"/>
           <w:tblCellMar>
             <w:top w:w="0" w:type="dxa"/>
             <w:left w:w="108" w:type="dxa"/>
@@ -35159,6 +35613,7 @@
             <w:insideH w:val="none" w:color="auto" w:sz="0" w:space="0"/>
             <w:insideV w:val="none" w:color="auto" w:sz="0" w:space="0"/>
           </w:tblBorders>
+          <w:shd w:val="clear" w:color="auto" w:fill="auto"/>
           <w:tblCellMar>
             <w:top w:w="0" w:type="dxa"/>
             <w:left w:w="108" w:type="dxa"/>
@@ -35468,6 +35923,7 @@
             <w:insideH w:val="none" w:color="auto" w:sz="0" w:space="0"/>
             <w:insideV w:val="none" w:color="auto" w:sz="0" w:space="0"/>
           </w:tblBorders>
+          <w:shd w:val="clear" w:color="auto" w:fill="auto"/>
           <w:tblCellMar>
             <w:top w:w="0" w:type="dxa"/>
             <w:left w:w="108" w:type="dxa"/>
@@ -35777,6 +36233,7 @@
             <w:insideH w:val="none" w:color="auto" w:sz="0" w:space="0"/>
             <w:insideV w:val="none" w:color="auto" w:sz="0" w:space="0"/>
           </w:tblBorders>
+          <w:shd w:val="clear" w:color="auto" w:fill="auto"/>
           <w:tblCellMar>
             <w:top w:w="0" w:type="dxa"/>
             <w:left w:w="108" w:type="dxa"/>
@@ -37886,14 +38343,14 @@
           <w:szCs w:val="22"/>
         </w:rPr>
       </w:pPr>
-      <w:bookmarkStart w:id="69" w:name="_Toc32060"/>
-      <w:bookmarkStart w:id="70" w:name="_Toc3846"/>
-      <w:bookmarkStart w:id="71" w:name="_Toc8993"/>
+      <w:bookmarkStart w:id="69" w:name="_Toc17547"/>
+      <w:bookmarkStart w:id="70" w:name="_Toc32060"/>
+      <w:bookmarkStart w:id="71" w:name="_Toc5400"/>
       <w:bookmarkStart w:id="72" w:name="_Toc23769"/>
-      <w:bookmarkStart w:id="73" w:name="_Toc17547"/>
-      <w:bookmarkStart w:id="74" w:name="_Toc5400"/>
-      <w:bookmarkStart w:id="75" w:name="_Toc9076"/>
-      <w:bookmarkStart w:id="76" w:name="_Toc30922"/>
+      <w:bookmarkStart w:id="73" w:name="_Toc30922"/>
+      <w:bookmarkStart w:id="74" w:name="_Toc8993"/>
+      <w:bookmarkStart w:id="75" w:name="_Toc3846"/>
+      <w:bookmarkStart w:id="76" w:name="_Toc9076"/>
       <w:r>
         <w:rPr>
           <w:b w:val="0"/>
@@ -38059,14 +38516,14 @@
           <w:szCs w:val="22"/>
         </w:rPr>
       </w:pPr>
-      <w:bookmarkStart w:id="77" w:name="_Toc126"/>
-      <w:bookmarkStart w:id="78" w:name="_Toc15385"/>
-      <w:bookmarkStart w:id="79" w:name="_Toc30105"/>
+      <w:bookmarkStart w:id="77" w:name="_Toc3389"/>
+      <w:bookmarkStart w:id="78" w:name="_Toc126"/>
+      <w:bookmarkStart w:id="79" w:name="_Toc22915"/>
       <w:bookmarkStart w:id="80" w:name="_Toc22196"/>
-      <w:bookmarkStart w:id="81" w:name="_Toc22915"/>
+      <w:bookmarkStart w:id="81" w:name="_Toc30105"/>
       <w:bookmarkStart w:id="82" w:name="_Toc10299"/>
-      <w:bookmarkStart w:id="83" w:name="_Toc24939"/>
-      <w:bookmarkStart w:id="84" w:name="_Toc3389"/>
+      <w:bookmarkStart w:id="83" w:name="_Toc15385"/>
+      <w:bookmarkStart w:id="84" w:name="_Toc24939"/>
       <w:r>
         <w:rPr>
           <w:b w:val="0"/>
@@ -38282,11 +38739,11 @@
         </w:rPr>
       </w:pPr>
       <w:bookmarkStart w:id="85" w:name="_Toc15114"/>
-      <w:bookmarkStart w:id="86" w:name="_Toc3409"/>
-      <w:bookmarkStart w:id="87" w:name="_Toc8699"/>
-      <w:bookmarkStart w:id="88" w:name="_Toc26985_WPSOffice_Level1"/>
+      <w:bookmarkStart w:id="86" w:name="_Toc8699"/>
+      <w:bookmarkStart w:id="87" w:name="_Toc3409"/>
+      <w:bookmarkStart w:id="88" w:name="_Toc28454_WPSOffice_Level1"/>
       <w:bookmarkStart w:id="89" w:name="_Toc20170_WPSOffice_Level1"/>
-      <w:bookmarkStart w:id="90" w:name="_Toc28454_WPSOffice_Level1"/>
+      <w:bookmarkStart w:id="90" w:name="_Toc26985_WPSOffice_Level1"/>
       <w:r>
         <w:rPr>
           <w:rFonts w:hint="eastAsia"/>
@@ -38831,12 +39288,12 @@
           <w:lang w:eastAsia="zh-CN"/>
         </w:rPr>
       </w:pPr>
-      <w:bookmarkStart w:id="91" w:name="_Toc22162_WPSOffice_Level1"/>
-      <w:bookmarkStart w:id="92" w:name="_Toc19584_WPSOffice_Level1"/>
+      <w:bookmarkStart w:id="91" w:name="_Toc19584_WPSOffice_Level1"/>
+      <w:bookmarkStart w:id="92" w:name="_Toc22162_WPSOffice_Level1"/>
       <w:bookmarkStart w:id="93" w:name="_Toc13275"/>
       <w:bookmarkStart w:id="94" w:name="_Toc22551"/>
-      <w:bookmarkStart w:id="95" w:name="_Toc22623"/>
-      <w:bookmarkStart w:id="96" w:name="_Toc14611_WPSOffice_Level1"/>
+      <w:bookmarkStart w:id="95" w:name="_Toc14611_WPSOffice_Level1"/>
+      <w:bookmarkStart w:id="96" w:name="_Toc22623"/>
       <w:r>
         <w:rPr>
           <w:rFonts w:hint="eastAsia" w:ascii="Times New Roman" w:hAnsi="Times New Roman"/>
@@ -39591,10 +40048,9 @@
         <w:spacing w:after="120" w:afterLines="50"/>
         <w:jc w:val="both"/>
         <w:rPr>
-          <w:rFonts w:ascii="Times New Roman" w:hAnsi="Times New Roman" w:eastAsia="微软雅黑" w:cs="Times New Roman"/>
-          <w:sz w:val="15"/>
-          <w:szCs w:val="15"/>
-          <w:lang w:eastAsia="zh-CN"/>
+          <w:rFonts w:ascii="Times New Roman" w:hAnsi="Times New Roman" w:eastAsia="等线"/>
+          <w:sz w:val="22"/>
+          <w:highlight w:val="none"/>
         </w:rPr>
       </w:pPr>
       <w:r>
@@ -39616,412 +40072,8 @@
         </w:rPr>
         <w:t xml:space="preserve"> [PMID: 20512659]</w:t>
       </w:r>
-    </w:p>
-    <w:p>
-      <w:pPr>
-        <w:pStyle w:val="13"/>
-        <w:widowControl/>
-        <w:rPr>
-          <w:rFonts w:ascii="Times New Roman" w:hAnsi="Times New Roman" w:eastAsia="等线"/>
-          <w:sz w:val="22"/>
-          <w:highlight w:val="none"/>
-        </w:rPr>
-      </w:pPr>
-    </w:p>
-    <w:p>
-      <w:pPr>
-        <w:pStyle w:val="13"/>
-        <w:widowControl/>
-        <w:rPr>
-          <w:rFonts w:ascii="Times New Roman" w:hAnsi="Times New Roman" w:eastAsia="等线"/>
-          <w:sz w:val="22"/>
-          <w:highlight w:val="none"/>
-        </w:rPr>
-      </w:pPr>
-    </w:p>
-    <w:p>
-      <w:pPr>
-        <w:pStyle w:val="13"/>
-        <w:widowControl/>
-        <w:rPr>
-          <w:rFonts w:ascii="Times New Roman" w:hAnsi="Times New Roman" w:eastAsia="等线"/>
-          <w:sz w:val="22"/>
-          <w:highlight w:val="none"/>
-        </w:rPr>
-      </w:pPr>
-    </w:p>
-    <w:p>
-      <w:pPr>
-        <w:widowControl/>
-        <w:adjustRightInd w:val="0"/>
-        <w:snapToGrid w:val="0"/>
-        <w:spacing w:before="120" w:beforeLines="50"/>
-        <w:rPr>
-          <w:rFonts w:ascii="Times New Roman" w:hAnsi="Times New Roman" w:cs="Times New Roman"/>
-          <w:sz w:val="15"/>
-          <w:szCs w:val="15"/>
-        </w:rPr>
-      </w:pPr>
-    </w:p>
-    <w:p>
-      <w:pPr>
-        <w:ind w:left="621" w:leftChars="155" w:hanging="280" w:hangingChars="100"/>
-        <w:rPr>
-          <w:rFonts w:eastAsia="微软雅黑"/>
-          <w:b/>
-          <w:color w:val="00B050"/>
-          <w:sz w:val="28"/>
-          <w:szCs w:val="28"/>
-        </w:rPr>
-      </w:pPr>
-      <w:r>
-        <w:rPr>
-          <w:rFonts w:eastAsia="微软雅黑"/>
-          <w:b/>
-          <w:color w:val="00B050"/>
-          <w:sz w:val="28"/>
-          <w:szCs w:val="28"/>
-          <w:lang w:eastAsia="zh-CN"/>
-        </w:rPr>
-        <w:drawing>
-          <wp:anchor distT="0" distB="0" distL="114300" distR="114300" simplePos="0" relativeHeight="251661312" behindDoc="0" locked="0" layoutInCell="1" allowOverlap="1">
-            <wp:simplePos x="0" y="0"/>
-            <wp:positionH relativeFrom="column">
-              <wp:posOffset>-34290</wp:posOffset>
-            </wp:positionH>
-            <wp:positionV relativeFrom="paragraph">
-              <wp:posOffset>66040</wp:posOffset>
-            </wp:positionV>
-            <wp:extent cx="196215" cy="197485"/>
-            <wp:effectExtent l="0" t="0" r="1905" b="635"/>
-            <wp:wrapNone/>
-            <wp:docPr id="1" name="图片 1" descr="1"/>
-            <wp:cNvGraphicFramePr>
-              <a:graphicFrameLocks xmlns:a="http://schemas.openxmlformats.org/drawingml/2006/main" noChangeAspect="1"/>
-            </wp:cNvGraphicFramePr>
-            <a:graphic xmlns:a="http://schemas.openxmlformats.org/drawingml/2006/main">
-              <a:graphicData uri="http://schemas.openxmlformats.org/drawingml/2006/picture">
-                <pic:pic xmlns:pic="http://schemas.openxmlformats.org/drawingml/2006/picture">
-                  <pic:nvPicPr>
-                    <pic:cNvPr id="1" name="图片 1" descr="1"/>
-                    <pic:cNvPicPr>
-                      <a:picLocks noChangeAspect="1" noChangeArrowheads="1"/>
-                    </pic:cNvPicPr>
-                  </pic:nvPicPr>
-                  <pic:blipFill>
-                    <a:blip r:embed="rId12">
-                      <a:extLst>
-                        <a:ext uri="{28A0092B-C50C-407E-A947-70E740481C1C}">
-                          <a14:useLocalDpi xmlns:a14="http://schemas.microsoft.com/office/drawing/2010/main" val="0"/>
-                        </a:ext>
-                      </a:extLst>
-                    </a:blip>
-                    <a:srcRect/>
-                    <a:stretch>
-                      <a:fillRect/>
-                    </a:stretch>
-                  </pic:blipFill>
-                  <pic:spPr>
-                    <a:xfrm>
-                      <a:off x="0" y="0"/>
-                      <a:ext cx="196215" cy="197485"/>
-                    </a:xfrm>
-                    <a:prstGeom prst="rect">
-                      <a:avLst/>
-                    </a:prstGeom>
-                    <a:noFill/>
-                    <a:ln>
-                      <a:noFill/>
-                    </a:ln>
-                    <a:effectLst/>
-                  </pic:spPr>
-                </pic:pic>
-              </a:graphicData>
-            </a:graphic>
-          </wp:anchor>
-        </w:drawing>
-      </w:r>
-      <w:r>
-        <w:rPr>
-          <w:rFonts w:eastAsia="微软雅黑"/>
-          <w:b/>
-          <w:color w:val="00B050"/>
-          <w:sz w:val="28"/>
-          <w:szCs w:val="28"/>
-        </w:rPr>
-        <w:t>说明</w:t>
-      </w:r>
-    </w:p>
-    <w:p>
-      <w:pPr>
-        <w:widowControl/>
-        <w:numPr>
-          <w:ilvl w:val="0"/>
-          <w:numId w:val="12"/>
-        </w:numPr>
-        <w:spacing w:after="160" w:line="259" w:lineRule="auto"/>
-        <w:ind w:left="425"/>
-        <w:rPr>
-          <w:rFonts w:eastAsia="微软雅黑"/>
-          <w:b/>
-          <w:sz w:val="21"/>
-          <w:szCs w:val="21"/>
-          <w:lang w:eastAsia="zh-CN"/>
-        </w:rPr>
-      </w:pPr>
-      <w:r>
-        <w:rPr>
-          <w:rFonts w:eastAsia="微软雅黑"/>
-          <w:b/>
-          <w:sz w:val="21"/>
-          <w:szCs w:val="21"/>
-          <w:lang w:eastAsia="zh-CN"/>
-        </w:rPr>
-        <w:t>本报告为基因检测结果，基因、药物等信息列举未按照重要性排序。</w:t>
-      </w:r>
-    </w:p>
-    <w:p>
-      <w:pPr>
-        <w:widowControl/>
-        <w:numPr>
-          <w:ilvl w:val="0"/>
-          <w:numId w:val="12"/>
-        </w:numPr>
-        <w:spacing w:after="160" w:line="259" w:lineRule="auto"/>
-        <w:ind w:left="425"/>
-        <w:rPr>
-          <w:rFonts w:eastAsia="微软雅黑"/>
-          <w:b/>
-          <w:sz w:val="21"/>
-          <w:szCs w:val="21"/>
-          <w:lang w:eastAsia="zh-CN"/>
-        </w:rPr>
-      </w:pPr>
-      <w:r>
-        <w:rPr>
-          <w:rFonts w:eastAsia="微软雅黑"/>
-          <w:b/>
-          <w:sz w:val="21"/>
-          <w:szCs w:val="21"/>
-          <w:lang w:eastAsia="zh-CN"/>
-        </w:rPr>
-        <w:t>检测结果仅供科学研究和临床用药参考，具体治疗方案请咨询主治医生。</w:t>
-      </w:r>
-    </w:p>
-    <w:p>
-      <w:pPr>
-        <w:widowControl/>
-        <w:numPr>
-          <w:ilvl w:val="0"/>
-          <w:numId w:val="12"/>
-        </w:numPr>
-        <w:spacing w:after="160" w:line="259" w:lineRule="auto"/>
-        <w:ind w:left="425"/>
-        <w:rPr>
-          <w:rFonts w:eastAsia="微软雅黑"/>
-          <w:b/>
-          <w:sz w:val="21"/>
-          <w:szCs w:val="21"/>
-          <w:lang w:eastAsia="zh-CN"/>
-        </w:rPr>
-      </w:pPr>
-      <w:r>
-        <w:rPr>
-          <w:rFonts w:eastAsia="微软雅黑"/>
-          <w:b/>
-          <w:sz w:val="21"/>
-          <w:szCs w:val="21"/>
-          <w:lang w:eastAsia="zh-CN"/>
-        </w:rPr>
-        <w:t>本报告只对本次采集样本负责，如有疑问，请在15个工作日内与我们联系</w:t>
-      </w:r>
-      <w:r>
-        <w:rPr>
-          <w:rFonts w:hint="eastAsia" w:eastAsia="微软雅黑"/>
-          <w:b/>
-          <w:sz w:val="21"/>
-          <w:szCs w:val="21"/>
-          <w:lang w:eastAsia="zh-CN"/>
-        </w:rPr>
-        <w:t>023-</w:t>
-      </w:r>
-      <w:r>
-        <w:rPr>
-          <w:rFonts w:eastAsia="微软雅黑"/>
-          <w:b/>
-          <w:sz w:val="21"/>
-          <w:szCs w:val="21"/>
-          <w:lang w:eastAsia="zh-CN"/>
-        </w:rPr>
-        <w:t>68</w:t>
-      </w:r>
-      <w:r>
-        <w:rPr>
-          <w:rFonts w:hint="eastAsia" w:eastAsia="微软雅黑"/>
-          <w:b/>
-          <w:sz w:val="21"/>
-          <w:szCs w:val="21"/>
-          <w:lang w:eastAsia="zh-CN"/>
-        </w:rPr>
-        <w:t>815186</w:t>
-      </w:r>
-      <w:r>
-        <w:rPr>
-          <w:rFonts w:eastAsia="微软雅黑"/>
-          <w:b/>
-          <w:sz w:val="21"/>
-          <w:szCs w:val="21"/>
-          <w:lang w:eastAsia="zh-CN"/>
-        </w:rPr>
-        <w:t>。</w:t>
-      </w:r>
-    </w:p>
-    <w:p>
-      <w:pPr>
-        <w:rPr>
-          <w:rFonts w:eastAsia="微软雅黑"/>
-          <w:b/>
-          <w:bCs/>
-          <w:lang w:eastAsia="zh-CN"/>
-        </w:rPr>
-      </w:pPr>
-    </w:p>
-    <w:tbl>
-      <w:tblPr>
-        <w:tblStyle w:val="14"/>
-        <w:tblW w:w="10296" w:type="dxa"/>
-        <w:tblInd w:w="108" w:type="dxa"/>
-        <w:tblBorders>
-          <w:top w:val="single" w:color="auto" w:sz="12" w:space="0"/>
-          <w:left w:val="none" w:color="auto" w:sz="0" w:space="0"/>
-          <w:bottom w:val="none" w:color="auto" w:sz="0" w:space="0"/>
-          <w:right w:val="none" w:color="auto" w:sz="0" w:space="0"/>
-          <w:insideH w:val="single" w:color="auto" w:sz="4" w:space="0"/>
-          <w:insideV w:val="none" w:color="auto" w:sz="0" w:space="0"/>
-        </w:tblBorders>
-        <w:tblLayout w:type="fixed"/>
-        <w:tblCellMar>
-          <w:top w:w="0" w:type="dxa"/>
-          <w:left w:w="108" w:type="dxa"/>
-          <w:bottom w:w="0" w:type="dxa"/>
-          <w:right w:w="108" w:type="dxa"/>
-        </w:tblCellMar>
-      </w:tblPr>
-      <w:tblGrid>
-        <w:gridCol w:w="4378"/>
-        <w:gridCol w:w="5918"/>
-      </w:tblGrid>
-      <w:tr>
-        <w:tblPrEx>
-          <w:tblBorders>
-            <w:top w:val="single" w:color="auto" w:sz="12" w:space="0"/>
-            <w:left w:val="none" w:color="auto" w:sz="0" w:space="0"/>
-            <w:bottom w:val="none" w:color="auto" w:sz="0" w:space="0"/>
-            <w:right w:val="none" w:color="auto" w:sz="0" w:space="0"/>
-            <w:insideH w:val="single" w:color="auto" w:sz="4" w:space="0"/>
-            <w:insideV w:val="none" w:color="auto" w:sz="0" w:space="0"/>
-          </w:tblBorders>
-          <w:tblCellMar>
-            <w:top w:w="0" w:type="dxa"/>
-            <w:left w:w="108" w:type="dxa"/>
-            <w:bottom w:w="0" w:type="dxa"/>
-            <w:right w:w="108" w:type="dxa"/>
-          </w:tblCellMar>
-        </w:tblPrEx>
-        <w:tc>
-          <w:tcPr>
-            <w:tcW w:w="4378" w:type="dxa"/>
-            <w:tcBorders>
-              <w:top w:val="single" w:color="auto" w:sz="12" w:space="0"/>
-            </w:tcBorders>
-          </w:tcPr>
-          <w:p>
-            <w:pPr>
-              <w:snapToGrid w:val="0"/>
-              <w:spacing w:before="120" w:beforeLines="50"/>
-              <w:rPr>
-                <w:rFonts w:hint="eastAsia" w:eastAsia="宋体"/>
-                <w:b/>
-                <w:szCs w:val="21"/>
-                <w:lang w:val="en-US" w:eastAsia="zh-CN"/>
-              </w:rPr>
-            </w:pPr>
-            <w:r>
-              <w:rPr>
-                <w:rFonts w:hint="eastAsia"/>
-                <w:b/>
-              </w:rPr>
-              <w:t>样本处理与分析：</w:t>
-            </w:r>
-            <w:r>
-              <w:rPr>
-                <w:rFonts w:hint="eastAsia"/>
-                <w:b/>
-                <w:lang w:val="en-US" w:eastAsia="zh-CN"/>
-              </w:rPr>
-              <w:t xml:space="preserve"> </w:t>
-            </w:r>
-          </w:p>
-        </w:tc>
-        <w:tc>
-          <w:tcPr>
-            <w:tcW w:w="5918" w:type="dxa"/>
-            <w:tcBorders>
-              <w:top w:val="single" w:color="auto" w:sz="12" w:space="0"/>
-            </w:tcBorders>
-          </w:tcPr>
-          <w:p>
-            <w:pPr>
-              <w:snapToGrid w:val="0"/>
-              <w:spacing w:before="120" w:beforeLines="50"/>
-              <w:rPr>
-                <w:rFonts w:hint="eastAsia" w:eastAsia="宋体"/>
-                <w:b/>
-                <w:lang w:val="en-US" w:eastAsia="zh-CN"/>
-              </w:rPr>
-            </w:pPr>
-            <w:r>
-              <w:rPr>
-                <w:rFonts w:hint="eastAsia"/>
-                <w:b/>
-              </w:rPr>
-              <w:t xml:space="preserve">复核： </w:t>
-            </w:r>
-            <w:r>
-              <w:rPr>
-                <w:b/>
-              </w:rPr>
-              <w:t xml:space="preserve">                </w:t>
-            </w:r>
-            <w:r>
-              <w:rPr>
-                <w:rFonts w:hint="eastAsia"/>
-                <w:b/>
-              </w:rPr>
-              <w:t>报告时间：</w:t>
-            </w:r>
-            <w:r>
-              <w:rPr>
-                <w:rFonts w:hint="eastAsia" w:ascii="宋体" w:hAnsi="宋体" w:eastAsia="宋体" w:cs="宋体"/>
-                <w:b/>
-                <w:lang w:eastAsia="zh-CN"/>
-              </w:rPr>
-              <w:t>{{ reportdate }}</w:t>
-            </w:r>
-          </w:p>
-        </w:tc>
-      </w:tr>
-    </w:tbl>
-    <w:p>
-      <w:pPr>
-        <w:pStyle w:val="13"/>
-        <w:widowControl/>
-        <w:rPr>
-          <w:rFonts w:ascii="Times New Roman" w:hAnsi="Times New Roman" w:eastAsia="等线"/>
-          <w:sz w:val="22"/>
-          <w:highlight w:val="none"/>
-        </w:rPr>
-      </w:pPr>
+      <w:bookmarkStart w:id="97" w:name="_GoBack"/>
+      <w:bookmarkEnd w:id="97"/>
     </w:p>
     <w:sectPr>
       <w:footerReference r:id="rId8" w:type="default"/>
@@ -40548,20 +40600,7 @@
         <w:szCs w:val="21"/>
         <w:lang w:val="en-US" w:eastAsia="zh-CN"/>
       </w:rPr>
-      <w:t>{{ client }} {% if PDInfo == undefined %}中国人群BRCA1/2基因分子分型{% else %}中国人群BRCA1/2基因分子分型</w:t>
-    </w:r>
-    <w:bookmarkStart w:id="97" w:name="_GoBack"/>
-    <w:bookmarkEnd w:id="97"/>
-    <w:r>
-      <w:rPr>
-        <w:rFonts w:hint="eastAsia" w:ascii="Times New Roman" w:hAnsi="Times New Roman" w:eastAsia="微软雅黑" w:cs="Times New Roman"/>
-        <w:bCs/>
-        <w:color w:val="62B541"/>
-        <w:sz w:val="21"/>
-        <w:szCs w:val="21"/>
-        <w:lang w:val="en-US" w:eastAsia="zh-CN"/>
-      </w:rPr>
-      <w:t>+PD-L1检测{% endif %}</w:t>
+      <w:t>{{ client }} {% if PDInfo == undefined %}中国人群BRCA1/2基因分子分型{% else %}中国人群BRCA1/2基因分子分型+PD-L1检测{% endif %}</w:t>
     </w:r>
   </w:p>
 </w:hdr>
@@ -40591,25 +40630,6 @@
     </w:pict>
   </w:numPicBullet>
   <w:abstractNum w:abstractNumId="0">
-    <w:nsid w:val="FE6C8412"/>
-    <w:multiLevelType w:val="singleLevel"/>
-    <w:tmpl w:val="FE6C8412"/>
-    <w:lvl w:ilvl="0" w:tentative="0">
-      <w:start w:val="1"/>
-      <w:numFmt w:val="decimal"/>
-      <w:lvlText w:val="%1."/>
-      <w:lvlJc w:val="left"/>
-      <w:pPr>
-        <w:ind w:left="425" w:hanging="425"/>
-      </w:pPr>
-      <w:rPr>
-        <w:rFonts w:hint="default" w:ascii="Times New Roman" w:hAnsi="Times New Roman" w:cs="Times New Roman"/>
-        <w:sz w:val="18"/>
-        <w:szCs w:val="18"/>
-      </w:rPr>
-    </w:lvl>
-  </w:abstractNum>
-  <w:abstractNum w:abstractNumId="1">
     <w:nsid w:val="12127B25"/>
     <w:multiLevelType w:val="multilevel"/>
     <w:tmpl w:val="12127B25"/>
@@ -40695,7 +40715,7 @@
       </w:pPr>
     </w:lvl>
   </w:abstractNum>
-  <w:abstractNum w:abstractNumId="2">
+  <w:abstractNum w:abstractNumId="1">
     <w:nsid w:val="219D0AF6"/>
     <w:multiLevelType w:val="singleLevel"/>
     <w:tmpl w:val="219D0AF6"/>
@@ -40707,7 +40727,7 @@
       <w:lvlJc w:val="left"/>
     </w:lvl>
   </w:abstractNum>
-  <w:abstractNum w:abstractNumId="3">
+  <w:abstractNum w:abstractNumId="2">
     <w:nsid w:val="2CEC1C1C"/>
     <w:multiLevelType w:val="multilevel"/>
     <w:tmpl w:val="2CEC1C1C"/>
@@ -40821,7 +40841,7 @@
       </w:rPr>
     </w:lvl>
   </w:abstractNum>
-  <w:abstractNum w:abstractNumId="4">
+  <w:abstractNum w:abstractNumId="3">
     <w:nsid w:val="34613CBC"/>
     <w:multiLevelType w:val="multilevel"/>
     <w:tmpl w:val="34613CBC"/>
@@ -40939,7 +40959,7 @@
       </w:rPr>
     </w:lvl>
   </w:abstractNum>
-  <w:abstractNum w:abstractNumId="5">
+  <w:abstractNum w:abstractNumId="4">
     <w:nsid w:val="3FE2A38E"/>
     <w:multiLevelType w:val="singleLevel"/>
     <w:tmpl w:val="3FE2A38E"/>
@@ -40956,7 +40976,7 @@
       </w:rPr>
     </w:lvl>
   </w:abstractNum>
-  <w:abstractNum w:abstractNumId="6">
+  <w:abstractNum w:abstractNumId="5">
     <w:nsid w:val="537D38B0"/>
     <w:multiLevelType w:val="multilevel"/>
     <w:tmpl w:val="537D38B0"/>
@@ -41074,7 +41094,7 @@
       </w:rPr>
     </w:lvl>
   </w:abstractNum>
-  <w:abstractNum w:abstractNumId="7">
+  <w:abstractNum w:abstractNumId="6">
     <w:nsid w:val="58AABCAB"/>
     <w:multiLevelType w:val="singleLevel"/>
     <w:tmpl w:val="58AABCAB"/>
@@ -41091,7 +41111,7 @@
       </w:rPr>
     </w:lvl>
   </w:abstractNum>
-  <w:abstractNum w:abstractNumId="8">
+  <w:abstractNum w:abstractNumId="7">
     <w:nsid w:val="5B812BEF"/>
     <w:multiLevelType w:val="multilevel"/>
     <w:tmpl w:val="5B812BEF"/>
@@ -41209,7 +41229,7 @@
       </w:rPr>
     </w:lvl>
   </w:abstractNum>
-  <w:abstractNum w:abstractNumId="9">
+  <w:abstractNum w:abstractNumId="8">
     <w:nsid w:val="64416983"/>
     <w:multiLevelType w:val="multilevel"/>
     <w:tmpl w:val="64416983"/>
@@ -41323,7 +41343,7 @@
       </w:rPr>
     </w:lvl>
   </w:abstractNum>
-  <w:abstractNum w:abstractNumId="10">
+  <w:abstractNum w:abstractNumId="9">
     <w:nsid w:val="6BAC6FD5"/>
     <w:multiLevelType w:val="singleLevel"/>
     <w:tmpl w:val="6BAC6FD5"/>
@@ -41335,7 +41355,7 @@
       <w:lvlJc w:val="left"/>
     </w:lvl>
   </w:abstractNum>
-  <w:abstractNum w:abstractNumId="11">
+  <w:abstractNum w:abstractNumId="10">
     <w:nsid w:val="7ED03DCE"/>
     <w:multiLevelType w:val="multilevel"/>
     <w:tmpl w:val="7ED03DCE"/>
@@ -41477,40 +41497,37 @@
     </w:lvl>
   </w:abstractNum>
   <w:num w:numId="1">
+    <w:abstractNumId w:val="5"/>
+  </w:num>
+  <w:num w:numId="2">
+    <w:abstractNumId w:val="8"/>
+  </w:num>
+  <w:num w:numId="3">
+    <w:abstractNumId w:val="7"/>
+  </w:num>
+  <w:num w:numId="4">
+    <w:abstractNumId w:val="2"/>
+  </w:num>
+  <w:num w:numId="5">
+    <w:abstractNumId w:val="3"/>
+  </w:num>
+  <w:num w:numId="6">
+    <w:abstractNumId w:val="10"/>
+  </w:num>
+  <w:num w:numId="7">
+    <w:abstractNumId w:val="4"/>
+  </w:num>
+  <w:num w:numId="8">
+    <w:abstractNumId w:val="1"/>
+  </w:num>
+  <w:num w:numId="9">
     <w:abstractNumId w:val="6"/>
   </w:num>
-  <w:num w:numId="2">
-    <w:abstractNumId w:val="9"/>
-  </w:num>
-  <w:num w:numId="3">
-    <w:abstractNumId w:val="8"/>
-  </w:num>
-  <w:num w:numId="4">
-    <w:abstractNumId w:val="3"/>
-  </w:num>
-  <w:num w:numId="5">
-    <w:abstractNumId w:val="4"/>
-  </w:num>
-  <w:num w:numId="6">
+  <w:num w:numId="10">
     <w:abstractNumId w:val="0"/>
   </w:num>
-  <w:num w:numId="7">
-    <w:abstractNumId w:val="5"/>
-  </w:num>
-  <w:num w:numId="8">
-    <w:abstractNumId w:val="2"/>
-  </w:num>
-  <w:num w:numId="9">
-    <w:abstractNumId w:val="7"/>
-  </w:num>
-  <w:num w:numId="10">
-    <w:abstractNumId w:val="1"/>
-  </w:num>
   <w:num w:numId="11">
-    <w:abstractNumId w:val="10"/>
-  </w:num>
-  <w:num w:numId="12">
-    <w:abstractNumId w:val="11"/>
+    <w:abstractNumId w:val="9"/>
   </w:num>
 </w:numbering>
 </file>

--- a/WebContent/docx/中国人群BRCA12基因分子分型研究_胚系-重庆分子.docx
+++ b/WebContent/docx/中国人群BRCA12基因分子分型研究_胚系-重庆分子.docx
@@ -2631,10 +2631,10 @@
         <w:fldChar w:fldCharType="end"/>
       </w:r>
       <w:bookmarkStart w:id="0" w:name="_Toc13806"/>
-      <w:bookmarkStart w:id="1" w:name="_Toc24178_WPSOffice_Level1"/>
-      <w:bookmarkStart w:id="2" w:name="_Toc21009_WPSOffice_Level1"/>
-      <w:bookmarkStart w:id="3" w:name="_Toc21669"/>
-      <w:bookmarkStart w:id="4" w:name="_Toc30143_WPSOffice_Level1"/>
+      <w:bookmarkStart w:id="1" w:name="_Toc21009_WPSOffice_Level1"/>
+      <w:bookmarkStart w:id="2" w:name="_Toc24178_WPSOffice_Level1"/>
+      <w:bookmarkStart w:id="3" w:name="_Toc30143_WPSOffice_Level1"/>
+      <w:bookmarkStart w:id="4" w:name="_Toc21669"/>
     </w:p>
     <w:p>
       <w:pPr>
@@ -2873,6 +2873,7 @@
             <w:insideH w:val="single" w:color="BEBEBE" w:themeColor="background1" w:themeShade="BF" w:sz="4" w:space="0"/>
             <w:insideV w:val="single" w:color="BEBEBE" w:themeColor="background1" w:themeShade="BF" w:sz="4" w:space="0"/>
           </w:tblBorders>
+          <w:shd w:val="clear" w:color="auto" w:fill="FFFFFF" w:themeFill="background1"/>
           <w:tblCellMar>
             <w:top w:w="0" w:type="dxa"/>
             <w:left w:w="108" w:type="dxa"/>
@@ -3028,6 +3029,7 @@
             <w:insideH w:val="single" w:color="BEBEBE" w:themeColor="background1" w:themeShade="BF" w:sz="4" w:space="0"/>
             <w:insideV w:val="single" w:color="BEBEBE" w:themeColor="background1" w:themeShade="BF" w:sz="4" w:space="0"/>
           </w:tblBorders>
+          <w:shd w:val="clear" w:color="auto" w:fill="FFFFFF" w:themeFill="background1"/>
           <w:tblCellMar>
             <w:top w:w="0" w:type="dxa"/>
             <w:left w:w="108" w:type="dxa"/>
@@ -3174,6 +3176,7 @@
             <w:insideH w:val="single" w:color="BEBEBE" w:themeColor="background1" w:themeShade="BF" w:sz="4" w:space="0"/>
             <w:insideV w:val="single" w:color="BEBEBE" w:themeColor="background1" w:themeShade="BF" w:sz="4" w:space="0"/>
           </w:tblBorders>
+          <w:shd w:val="clear" w:color="auto" w:fill="FFFFFF" w:themeFill="background1"/>
           <w:tblCellMar>
             <w:top w:w="0" w:type="dxa"/>
             <w:left w:w="108" w:type="dxa"/>
@@ -3359,11 +3362,11 @@
           </w14:shadow>
         </w:rPr>
       </w:pPr>
-      <w:bookmarkStart w:id="6" w:name="_Toc26692"/>
-      <w:bookmarkStart w:id="7" w:name="_Toc17451"/>
-      <w:bookmarkStart w:id="8" w:name="_Toc7021_WPSOffice_Level1"/>
-      <w:bookmarkStart w:id="9" w:name="_Toc18062_WPSOffice_Level1"/>
-      <w:bookmarkStart w:id="10" w:name="_Toc11015_WPSOffice_Level1"/>
+      <w:bookmarkStart w:id="6" w:name="_Toc18062_WPSOffice_Level1"/>
+      <w:bookmarkStart w:id="7" w:name="_Toc7021_WPSOffice_Level1"/>
+      <w:bookmarkStart w:id="8" w:name="_Toc17451"/>
+      <w:bookmarkStart w:id="9" w:name="_Toc11015_WPSOffice_Level1"/>
+      <w:bookmarkStart w:id="10" w:name="_Toc26692"/>
       <w:bookmarkStart w:id="11" w:name="_Toc3823"/>
       <w:r>
         <w:rPr>
@@ -3597,8 +3600,8 @@
       </w:pPr>
       <w:bookmarkStart w:id="12" w:name="_Toc23369_WPSOffice_Level1"/>
       <w:bookmarkStart w:id="13" w:name="_Toc18058"/>
-      <w:bookmarkStart w:id="14" w:name="_Toc6221_WPSOffice_Level1"/>
-      <w:bookmarkStart w:id="15" w:name="_Toc25920"/>
+      <w:bookmarkStart w:id="14" w:name="_Toc25920"/>
+      <w:bookmarkStart w:id="15" w:name="_Toc6221_WPSOffice_Level1"/>
       <w:bookmarkStart w:id="16" w:name="_Toc981"/>
       <w:bookmarkStart w:id="17" w:name="_Toc534807930"/>
       <w:r>
@@ -3662,8 +3665,8 @@
           <w:lang w:val="en-US" w:eastAsia="zh-CN"/>
         </w:rPr>
       </w:pPr>
-      <w:bookmarkStart w:id="18" w:name="_Toc149837254"/>
-      <w:bookmarkStart w:id="19" w:name="_Toc3187"/>
+      <w:bookmarkStart w:id="18" w:name="_Toc3187"/>
+      <w:bookmarkStart w:id="19" w:name="_Toc149837254"/>
       <w:r>
         <w:rPr>
           <w:rFonts w:hint="eastAsia"/>
@@ -3713,6 +3716,12 @@
             <w:insideH w:val="single" w:color="A4A4A4" w:sz="4" w:space="0"/>
             <w:insideV w:val="single" w:color="A4A4A4" w:sz="4" w:space="0"/>
           </w:tblBorders>
+          <w:tblCellMar>
+            <w:top w:w="0" w:type="dxa"/>
+            <w:left w:w="0" w:type="dxa"/>
+            <w:bottom w:w="0" w:type="dxa"/>
+            <w:right w:w="0" w:type="dxa"/>
+          </w:tblCellMar>
         </w:tblPrEx>
         <w:trPr>
           <w:trHeight w:val="488" w:hRule="atLeast"/>
@@ -5125,15 +5134,15 @@
       </w:pPr>
       <w:bookmarkStart w:id="20" w:name="_Toc31696"/>
       <w:bookmarkStart w:id="21" w:name="_Toc2781"/>
-      <w:bookmarkStart w:id="22" w:name="_Toc20136_WPSOffice_Level1"/>
-      <w:bookmarkStart w:id="23" w:name="_Toc22132"/>
-      <w:bookmarkStart w:id="24" w:name="_Toc20379"/>
-      <w:bookmarkStart w:id="25" w:name="_Toc19898_WPSOffice_Level1"/>
-      <w:bookmarkStart w:id="26" w:name="_Toc32443_WPSOffice_Level1"/>
-      <w:bookmarkStart w:id="27" w:name="_Toc23903"/>
+      <w:bookmarkStart w:id="22" w:name="_Toc19898_WPSOffice_Level1"/>
+      <w:bookmarkStart w:id="23" w:name="_Toc20136_WPSOffice_Level1"/>
+      <w:bookmarkStart w:id="24" w:name="_Toc22132"/>
+      <w:bookmarkStart w:id="25" w:name="_Toc20379"/>
+      <w:bookmarkStart w:id="26" w:name="_Toc23903"/>
+      <w:bookmarkStart w:id="27" w:name="_Toc25727"/>
       <w:bookmarkStart w:id="28" w:name="_Toc23846_WPSOffice_Level1"/>
-      <w:bookmarkStart w:id="29" w:name="_Toc4331_WPSOffice_Level1"/>
-      <w:bookmarkStart w:id="30" w:name="_Toc25727"/>
+      <w:bookmarkStart w:id="29" w:name="_Toc32443_WPSOffice_Level1"/>
+      <w:bookmarkStart w:id="30" w:name="_Toc4331_WPSOffice_Level1"/>
       <w:r>
         <w:rPr>
           <w:rStyle w:val="41"/>
@@ -5168,8 +5177,8 @@
         <w:jc w:val="left"/>
       </w:pPr>
       <w:bookmarkStart w:id="31" w:name="_Toc149837259"/>
-      <w:bookmarkStart w:id="32" w:name="_Toc25162"/>
-      <w:bookmarkStart w:id="33" w:name="_Toc4979"/>
+      <w:bookmarkStart w:id="32" w:name="_Toc4979"/>
+      <w:bookmarkStart w:id="33" w:name="_Toc25162"/>
       <w:r>
         <w:rPr>
           <w:rFonts w:hint="eastAsia"/>
@@ -9855,10 +9864,10 @@
           <w:lang w:eastAsia="zh-CN"/>
         </w:rPr>
       </w:pPr>
-      <w:bookmarkStart w:id="34" w:name="_Toc106719764"/>
-      <w:bookmarkStart w:id="35" w:name="_Toc10223"/>
+      <w:bookmarkStart w:id="34" w:name="_Toc10223"/>
+      <w:bookmarkStart w:id="35" w:name="_Toc20034"/>
       <w:bookmarkStart w:id="36" w:name="_Toc31799"/>
-      <w:bookmarkStart w:id="37" w:name="_Toc20034"/>
+      <w:bookmarkStart w:id="37" w:name="_Toc106719764"/>
       <w:r>
         <w:rPr>
           <w:rFonts w:hint="eastAsia"/>
@@ -12926,8 +12935,8 @@
       <w:bookmarkEnd w:id="28"/>
       <w:bookmarkEnd w:id="29"/>
       <w:bookmarkEnd w:id="30"/>
-      <w:bookmarkStart w:id="38" w:name="_Toc15289_WPSOffice_Level3"/>
-      <w:bookmarkStart w:id="39" w:name="_Toc6931_WPSOffice_Level3"/>
+      <w:bookmarkStart w:id="38" w:name="_Toc6931_WPSOffice_Level3"/>
+      <w:bookmarkStart w:id="39" w:name="_Toc15289_WPSOffice_Level3"/>
       <w:bookmarkStart w:id="40" w:name="_Toc26395"/>
       <w:r>
         <w:rPr>
@@ -13009,8 +13018,8 @@
         </w:rPr>
       </w:pPr>
       <w:bookmarkStart w:id="43" w:name="_Toc16383"/>
-      <w:bookmarkStart w:id="44" w:name="_Toc149837265"/>
-      <w:bookmarkStart w:id="45" w:name="_Toc5547"/>
+      <w:bookmarkStart w:id="44" w:name="_Toc5547"/>
+      <w:bookmarkStart w:id="45" w:name="_Toc149837265"/>
       <w:r>
         <w:rPr>
           <w:rFonts w:hint="eastAsia"/>
@@ -17381,10 +17390,10 @@
           <w:rFonts w:hint="eastAsia"/>
         </w:rPr>
       </w:pPr>
-      <w:bookmarkStart w:id="46" w:name="_Toc21764_WPSOffice_Level1"/>
+      <w:bookmarkStart w:id="46" w:name="_Toc1707_WPSOffice_Level1"/>
       <w:bookmarkStart w:id="47" w:name="_Toc13196_WPSOffice_Level1"/>
-      <w:bookmarkStart w:id="48" w:name="_Toc27302"/>
-      <w:bookmarkStart w:id="49" w:name="_Toc1707_WPSOffice_Level1"/>
+      <w:bookmarkStart w:id="48" w:name="_Toc21764_WPSOffice_Level1"/>
+      <w:bookmarkStart w:id="49" w:name="_Toc27302"/>
       <w:bookmarkStart w:id="50" w:name="_Toc28240"/>
       <w:r>
         <w:rPr>
@@ -17476,17 +17485,17 @@
           <w:lang w:val="en-US" w:eastAsia="zh-CN"/>
         </w:rPr>
       </w:pPr>
-      <w:bookmarkStart w:id="52" w:name="_Toc15840_WPSOffice_Level1"/>
-      <w:bookmarkStart w:id="53" w:name="_Toc9066"/>
-      <w:bookmarkStart w:id="54" w:name="_Toc3674"/>
-      <w:bookmarkStart w:id="55" w:name="_Toc24085_WPSOffice_Level1"/>
-      <w:bookmarkStart w:id="56" w:name="_Toc21782"/>
-      <w:bookmarkStart w:id="57" w:name="_Toc14255_WPSOffice_Level1"/>
+      <w:bookmarkStart w:id="52" w:name="_Toc21782"/>
+      <w:bookmarkStart w:id="53" w:name="_Toc3674"/>
+      <w:bookmarkStart w:id="54" w:name="_Toc9066"/>
+      <w:bookmarkStart w:id="55" w:name="_Toc14255_WPSOffice_Level1"/>
+      <w:bookmarkStart w:id="56" w:name="_Toc24085_WPSOffice_Level1"/>
+      <w:bookmarkStart w:id="57" w:name="_Toc15840_WPSOffice_Level1"/>
       <w:bookmarkStart w:id="58" w:name="_Hlk33190413"/>
       <w:bookmarkStart w:id="59" w:name="_Toc18699"/>
-      <w:bookmarkStart w:id="60" w:name="_Toc11193_WPSOffice_Level1"/>
-      <w:bookmarkStart w:id="61" w:name="_Toc11896_WPSOffice_Level1"/>
-      <w:bookmarkStart w:id="62" w:name="_Toc28810_WPSOffice_Level1"/>
+      <w:bookmarkStart w:id="60" w:name="_Toc11896_WPSOffice_Level1"/>
+      <w:bookmarkStart w:id="61" w:name="_Toc28810_WPSOffice_Level1"/>
+      <w:bookmarkStart w:id="62" w:name="_Toc11193_WPSOffice_Level1"/>
       <w:r>
         <w:rPr>
           <w:rFonts w:hint="eastAsia" w:ascii="Times New Roman" w:hAnsi="Times New Roman"/>
@@ -20176,7 +20185,6 @@
             <w:insideH w:val="none" w:color="auto" w:sz="0" w:space="0"/>
             <w:insideV w:val="none" w:color="auto" w:sz="0" w:space="0"/>
           </w:tblBorders>
-          <w:shd w:val="clear" w:color="auto" w:fill="auto"/>
           <w:tblCellMar>
             <w:top w:w="0" w:type="dxa"/>
             <w:left w:w="108" w:type="dxa"/>
@@ -23824,1450 +23832,6 @@
                 <w:lang w:val="en-US" w:eastAsia="zh-CN" w:bidi="ar"/>
               </w:rPr>
               <w:fldChar w:fldCharType="end"/>
-            </w:r>
-          </w:p>
-        </w:tc>
-      </w:tr>
-      <w:tr>
-        <w:tblPrEx>
-          <w:tblBorders>
-            <w:top w:val="none" w:color="auto" w:sz="0" w:space="0"/>
-            <w:left w:val="none" w:color="auto" w:sz="0" w:space="0"/>
-            <w:bottom w:val="none" w:color="auto" w:sz="0" w:space="0"/>
-            <w:right w:val="none" w:color="auto" w:sz="0" w:space="0"/>
-            <w:insideH w:val="none" w:color="auto" w:sz="0" w:space="0"/>
-            <w:insideV w:val="none" w:color="auto" w:sz="0" w:space="0"/>
-          </w:tblBorders>
-          <w:tblCellMar>
-            <w:top w:w="0" w:type="dxa"/>
-            <w:left w:w="108" w:type="dxa"/>
-            <w:bottom w:w="0" w:type="dxa"/>
-            <w:right w:w="108" w:type="dxa"/>
-          </w:tblCellMar>
-        </w:tblPrEx>
-        <w:trPr>
-          <w:trHeight w:val="340" w:hRule="atLeast"/>
-        </w:trPr>
-        <w:tc>
-          <w:tcPr>
-            <w:tcW w:w="672" w:type="pct"/>
-            <w:tcBorders>
-              <w:top w:val="single" w:color="000000" w:sz="4" w:space="0"/>
-              <w:left w:val="single" w:color="000000" w:sz="4" w:space="0"/>
-              <w:bottom w:val="single" w:color="000000" w:sz="4" w:space="0"/>
-              <w:right w:val="single" w:color="000000" w:sz="4" w:space="0"/>
-            </w:tcBorders>
-            <w:shd w:val="clear" w:color="auto" w:fill="FFFFFF"/>
-            <w:vAlign w:val="center"/>
-          </w:tcPr>
-          <w:p>
-            <w:pPr>
-              <w:keepNext w:val="0"/>
-              <w:keepLines w:val="0"/>
-              <w:widowControl/>
-              <w:suppressLineNumbers w:val="0"/>
-              <w:jc w:val="left"/>
-              <w:textAlignment w:val="center"/>
-              <w:rPr>
-                <w:rFonts w:hint="eastAsia" w:ascii="Times New Roman" w:hAnsi="Times New Roman" w:eastAsia="宋体" w:cs="Times New Roman"/>
-                <w:b w:val="0"/>
-                <w:bCs w:val="0"/>
-                <w:i w:val="0"/>
-                <w:iCs w:val="0"/>
-                <w:color w:val="000000"/>
-                <w:kern w:val="0"/>
-                <w:sz w:val="20"/>
-                <w:szCs w:val="20"/>
-                <w:u w:val="none"/>
-                <w:lang w:val="en-US" w:eastAsia="zh-CN" w:bidi="ar"/>
-              </w:rPr>
-            </w:pPr>
-            <w:r>
-              <w:rPr>
-                <w:rFonts w:hint="eastAsia" w:ascii="Times New Roman" w:hAnsi="Times New Roman" w:eastAsia="宋体" w:cs="Times New Roman"/>
-                <w:b w:val="0"/>
-                <w:bCs w:val="0"/>
-                <w:i w:val="0"/>
-                <w:iCs w:val="0"/>
-                <w:color w:val="000000"/>
-                <w:kern w:val="0"/>
-                <w:sz w:val="20"/>
-                <w:szCs w:val="20"/>
-                <w:u w:val="none"/>
-                <w:lang w:val="en-US" w:eastAsia="zh-CN" w:bidi="ar"/>
-              </w:rPr>
-              <w:t>BRCA1</w:t>
-            </w:r>
-          </w:p>
-        </w:tc>
-        <w:tc>
-          <w:tcPr>
-            <w:tcW w:w="792" w:type="pct"/>
-            <w:tcBorders>
-              <w:top w:val="single" w:color="000000" w:sz="4" w:space="0"/>
-              <w:left w:val="single" w:color="000000" w:sz="4" w:space="0"/>
-              <w:bottom w:val="single" w:color="000000" w:sz="4" w:space="0"/>
-              <w:right w:val="single" w:color="000000" w:sz="4" w:space="0"/>
-            </w:tcBorders>
-            <w:shd w:val="clear" w:color="auto" w:fill="FFFFFF"/>
-            <w:vAlign w:val="center"/>
-          </w:tcPr>
-          <w:p>
-            <w:pPr>
-              <w:keepNext w:val="0"/>
-              <w:keepLines w:val="0"/>
-              <w:widowControl/>
-              <w:suppressLineNumbers w:val="0"/>
-              <w:jc w:val="left"/>
-              <w:textAlignment w:val="center"/>
-              <w:rPr>
-                <w:rFonts w:hint="default" w:ascii="Times New Roman" w:hAnsi="Times New Roman" w:eastAsia="宋体" w:cs="Times New Roman"/>
-                <w:b w:val="0"/>
-                <w:bCs w:val="0"/>
-                <w:i w:val="0"/>
-                <w:iCs w:val="0"/>
-                <w:color w:val="000000"/>
-                <w:kern w:val="0"/>
-                <w:sz w:val="20"/>
-                <w:szCs w:val="20"/>
-                <w:u w:val="none"/>
-                <w:lang w:val="en-US" w:eastAsia="zh-CN" w:bidi="ar"/>
-              </w:rPr>
-            </w:pPr>
-            <w:r>
-              <w:rPr>
-                <w:rFonts w:hint="eastAsia" w:ascii="Times New Roman" w:hAnsi="Times New Roman" w:eastAsia="宋体" w:cs="Times New Roman"/>
-                <w:b w:val="0"/>
-                <w:bCs w:val="0"/>
-                <w:i w:val="0"/>
-                <w:iCs w:val="0"/>
-                <w:color w:val="000000"/>
-                <w:kern w:val="0"/>
-                <w:sz w:val="20"/>
-                <w:szCs w:val="20"/>
-                <w:u w:val="none"/>
-                <w:lang w:val="en-US" w:eastAsia="zh-CN" w:bidi="ar"/>
-              </w:rPr>
-              <w:t>4</w:t>
-            </w:r>
-          </w:p>
-        </w:tc>
-        <w:tc>
-          <w:tcPr>
-            <w:tcW w:w="1672" w:type="pct"/>
-            <w:tcBorders>
-              <w:top w:val="single" w:color="000000" w:sz="4" w:space="0"/>
-              <w:left w:val="single" w:color="000000" w:sz="4" w:space="0"/>
-              <w:bottom w:val="single" w:color="000000" w:sz="4" w:space="0"/>
-              <w:right w:val="single" w:color="000000" w:sz="4" w:space="0"/>
-            </w:tcBorders>
-            <w:shd w:val="clear" w:color="auto" w:fill="FFFFFF"/>
-            <w:vAlign w:val="center"/>
-          </w:tcPr>
-          <w:p>
-            <w:pPr>
-              <w:keepNext w:val="0"/>
-              <w:keepLines w:val="0"/>
-              <w:widowControl/>
-              <w:suppressLineNumbers w:val="0"/>
-              <w:jc w:val="left"/>
-              <w:textAlignment w:val="center"/>
-              <w:rPr>
-                <w:rFonts w:hint="default" w:ascii="Times New Roman" w:hAnsi="Times New Roman" w:eastAsia="宋体" w:cs="Times New Roman"/>
-                <w:b w:val="0"/>
-                <w:bCs w:val="0"/>
-                <w:i w:val="0"/>
-                <w:iCs w:val="0"/>
-                <w:color w:val="000000"/>
-                <w:kern w:val="0"/>
-                <w:sz w:val="20"/>
-                <w:szCs w:val="20"/>
-                <w:u w:val="none"/>
-                <w:lang w:val="en-US" w:eastAsia="zh-CN" w:bidi="ar"/>
-              </w:rPr>
-            </w:pPr>
-            <w:r>
-              <w:rPr>
-                <w:rFonts w:hint="default" w:ascii="Times New Roman" w:hAnsi="Times New Roman" w:eastAsia="宋体" w:cs="Times New Roman"/>
-                <w:b w:val="0"/>
-                <w:bCs w:val="0"/>
-                <w:i w:val="0"/>
-                <w:iCs w:val="0"/>
-                <w:color w:val="000000"/>
-                <w:kern w:val="0"/>
-                <w:sz w:val="20"/>
-                <w:szCs w:val="20"/>
-                <w:u w:val="none"/>
-                <w:lang w:val="en-US" w:eastAsia="zh-CN" w:bidi="ar"/>
-              </w:rPr>
-              <w:fldChar w:fldCharType="begin"/>
-            </w:r>
-            <w:r>
-              <w:rPr>
-                <w:rFonts w:hint="default" w:ascii="Times New Roman" w:hAnsi="Times New Roman" w:eastAsia="宋体" w:cs="Times New Roman"/>
-                <w:b w:val="0"/>
-                <w:bCs w:val="0"/>
-                <w:i w:val="0"/>
-                <w:iCs w:val="0"/>
-                <w:color w:val="000000"/>
-                <w:kern w:val="0"/>
-                <w:sz w:val="20"/>
-                <w:szCs w:val="20"/>
-                <w:u w:val="none"/>
-                <w:lang w:val="en-US" w:eastAsia="zh-CN" w:bidi="ar"/>
-              </w:rPr>
-              <w:instrText xml:space="preserve"> HYPERLINK "https://www.ncbi.nlm.nih.gov/clinvar/variation/867317/" \o "867317" </w:instrText>
-            </w:r>
-            <w:r>
-              <w:rPr>
-                <w:rFonts w:hint="default" w:ascii="Times New Roman" w:hAnsi="Times New Roman" w:eastAsia="宋体" w:cs="Times New Roman"/>
-                <w:b w:val="0"/>
-                <w:bCs w:val="0"/>
-                <w:i w:val="0"/>
-                <w:iCs w:val="0"/>
-                <w:color w:val="000000"/>
-                <w:kern w:val="0"/>
-                <w:sz w:val="20"/>
-                <w:szCs w:val="20"/>
-                <w:u w:val="none"/>
-                <w:lang w:val="en-US" w:eastAsia="zh-CN" w:bidi="ar"/>
-              </w:rPr>
-              <w:fldChar w:fldCharType="separate"/>
-            </w:r>
-            <w:r>
-              <w:rPr>
-                <w:rFonts w:hint="default" w:ascii="Times New Roman" w:hAnsi="Times New Roman" w:eastAsia="宋体" w:cs="Times New Roman"/>
-                <w:b w:val="0"/>
-                <w:bCs w:val="0"/>
-                <w:i w:val="0"/>
-                <w:iCs w:val="0"/>
-                <w:color w:val="000000"/>
-                <w:kern w:val="0"/>
-                <w:sz w:val="20"/>
-                <w:szCs w:val="20"/>
-                <w:u w:val="none"/>
-                <w:lang w:val="en-US" w:eastAsia="zh-CN" w:bidi="ar"/>
-              </w:rPr>
-              <w:t>c.190T&gt;A</w:t>
-            </w:r>
-            <w:r>
-              <w:rPr>
-                <w:rFonts w:hint="eastAsia" w:ascii="Times New Roman" w:hAnsi="Times New Roman" w:eastAsia="宋体" w:cs="Times New Roman"/>
-                <w:b w:val="0"/>
-                <w:bCs w:val="0"/>
-                <w:i w:val="0"/>
-                <w:iCs w:val="0"/>
-                <w:color w:val="000000"/>
-                <w:kern w:val="0"/>
-                <w:sz w:val="20"/>
-                <w:szCs w:val="20"/>
-                <w:u w:val="none"/>
-                <w:lang w:val="en-US" w:eastAsia="zh-CN" w:bidi="ar"/>
-              </w:rPr>
-              <w:t xml:space="preserve"> </w:t>
-            </w:r>
-            <w:r>
-              <w:rPr>
-                <w:rFonts w:hint="default" w:ascii="Times New Roman" w:hAnsi="Times New Roman" w:eastAsia="宋体" w:cs="Times New Roman"/>
-                <w:b w:val="0"/>
-                <w:bCs w:val="0"/>
-                <w:i w:val="0"/>
-                <w:iCs w:val="0"/>
-                <w:color w:val="000000"/>
-                <w:kern w:val="0"/>
-                <w:sz w:val="20"/>
-                <w:szCs w:val="20"/>
-                <w:u w:val="none"/>
-                <w:lang w:val="en-US" w:eastAsia="zh-CN" w:bidi="ar"/>
-              </w:rPr>
-              <w:fldChar w:fldCharType="end"/>
-            </w:r>
-          </w:p>
-        </w:tc>
-        <w:tc>
-          <w:tcPr>
-            <w:tcW w:w="1862" w:type="pct"/>
-            <w:tcBorders>
-              <w:top w:val="single" w:color="000000" w:sz="4" w:space="0"/>
-              <w:left w:val="single" w:color="000000" w:sz="4" w:space="0"/>
-              <w:bottom w:val="single" w:color="000000" w:sz="4" w:space="0"/>
-              <w:right w:val="single" w:color="000000" w:sz="4" w:space="0"/>
-            </w:tcBorders>
-            <w:shd w:val="clear" w:color="auto" w:fill="FFFFFF"/>
-            <w:vAlign w:val="center"/>
-          </w:tcPr>
-          <w:p>
-            <w:pPr>
-              <w:keepNext w:val="0"/>
-              <w:keepLines w:val="0"/>
-              <w:widowControl/>
-              <w:suppressLineNumbers w:val="0"/>
-              <w:jc w:val="left"/>
-              <w:textAlignment w:val="center"/>
-              <w:rPr>
-                <w:rFonts w:hint="default" w:ascii="Times New Roman" w:hAnsi="Times New Roman" w:eastAsia="宋体" w:cs="Times New Roman"/>
-                <w:b w:val="0"/>
-                <w:bCs w:val="0"/>
-                <w:i w:val="0"/>
-                <w:iCs w:val="0"/>
-                <w:color w:val="000000"/>
-                <w:kern w:val="0"/>
-                <w:sz w:val="20"/>
-                <w:szCs w:val="20"/>
-                <w:u w:val="none"/>
-                <w:lang w:val="en-US" w:eastAsia="zh-CN" w:bidi="ar"/>
-              </w:rPr>
-            </w:pPr>
-            <w:r>
-              <w:rPr>
-                <w:rFonts w:hint="default" w:ascii="Times New Roman" w:hAnsi="Times New Roman" w:eastAsia="宋体" w:cs="Times New Roman"/>
-                <w:b w:val="0"/>
-                <w:bCs w:val="0"/>
-                <w:i w:val="0"/>
-                <w:iCs w:val="0"/>
-                <w:color w:val="000000"/>
-                <w:kern w:val="0"/>
-                <w:sz w:val="20"/>
-                <w:szCs w:val="20"/>
-                <w:u w:val="none"/>
-                <w:lang w:val="en-US" w:eastAsia="zh-CN" w:bidi="ar"/>
-              </w:rPr>
-              <w:fldChar w:fldCharType="begin"/>
-            </w:r>
-            <w:r>
-              <w:rPr>
-                <w:rFonts w:hint="default" w:ascii="Times New Roman" w:hAnsi="Times New Roman" w:eastAsia="宋体" w:cs="Times New Roman"/>
-                <w:b w:val="0"/>
-                <w:bCs w:val="0"/>
-                <w:i w:val="0"/>
-                <w:iCs w:val="0"/>
-                <w:color w:val="000000"/>
-                <w:kern w:val="0"/>
-                <w:sz w:val="20"/>
-                <w:szCs w:val="20"/>
-                <w:u w:val="none"/>
-                <w:lang w:val="en-US" w:eastAsia="zh-CN" w:bidi="ar"/>
-              </w:rPr>
-              <w:instrText xml:space="preserve"> HYPERLINK "https://www.ncbi.nlm.nih.gov/clinvar/variation/867317/" \o "867317" </w:instrText>
-            </w:r>
-            <w:r>
-              <w:rPr>
-                <w:rFonts w:hint="default" w:ascii="Times New Roman" w:hAnsi="Times New Roman" w:eastAsia="宋体" w:cs="Times New Roman"/>
-                <w:b w:val="0"/>
-                <w:bCs w:val="0"/>
-                <w:i w:val="0"/>
-                <w:iCs w:val="0"/>
-                <w:color w:val="000000"/>
-                <w:kern w:val="0"/>
-                <w:sz w:val="20"/>
-                <w:szCs w:val="20"/>
-                <w:u w:val="none"/>
-                <w:lang w:val="en-US" w:eastAsia="zh-CN" w:bidi="ar"/>
-              </w:rPr>
-              <w:fldChar w:fldCharType="separate"/>
-            </w:r>
-            <w:r>
-              <w:rPr>
-                <w:rFonts w:hint="default" w:ascii="Times New Roman" w:hAnsi="Times New Roman" w:eastAsia="宋体" w:cs="Times New Roman"/>
-                <w:b w:val="0"/>
-                <w:bCs w:val="0"/>
-                <w:i w:val="0"/>
-                <w:iCs w:val="0"/>
-                <w:color w:val="000000"/>
-                <w:kern w:val="0"/>
-                <w:sz w:val="20"/>
-                <w:szCs w:val="20"/>
-                <w:u w:val="none"/>
-                <w:lang w:val="en-US" w:eastAsia="zh-CN" w:bidi="ar"/>
-              </w:rPr>
-              <w:t>p.</w:t>
-            </w:r>
-            <w:r>
-              <w:rPr>
-                <w:rFonts w:hint="eastAsia" w:ascii="Times New Roman" w:hAnsi="Times New Roman" w:eastAsia="宋体" w:cs="Times New Roman"/>
-                <w:b w:val="0"/>
-                <w:bCs w:val="0"/>
-                <w:i w:val="0"/>
-                <w:iCs w:val="0"/>
-                <w:color w:val="000000"/>
-                <w:kern w:val="0"/>
-                <w:sz w:val="20"/>
-                <w:szCs w:val="20"/>
-                <w:u w:val="none"/>
-                <w:lang w:val="en-US" w:eastAsia="zh-CN" w:bidi="ar"/>
-              </w:rPr>
-              <w:t>C</w:t>
-            </w:r>
-            <w:r>
-              <w:rPr>
-                <w:rFonts w:hint="default" w:ascii="Times New Roman" w:hAnsi="Times New Roman" w:eastAsia="宋体" w:cs="Times New Roman"/>
-                <w:b w:val="0"/>
-                <w:bCs w:val="0"/>
-                <w:i w:val="0"/>
-                <w:iCs w:val="0"/>
-                <w:color w:val="000000"/>
-                <w:kern w:val="0"/>
-                <w:sz w:val="20"/>
-                <w:szCs w:val="20"/>
-                <w:u w:val="none"/>
-                <w:lang w:val="en-US" w:eastAsia="zh-CN" w:bidi="ar"/>
-              </w:rPr>
-              <w:t>64</w:t>
-            </w:r>
-            <w:r>
-              <w:rPr>
-                <w:rFonts w:hint="eastAsia" w:ascii="Times New Roman" w:hAnsi="Times New Roman" w:eastAsia="宋体" w:cs="Times New Roman"/>
-                <w:b w:val="0"/>
-                <w:bCs w:val="0"/>
-                <w:i w:val="0"/>
-                <w:iCs w:val="0"/>
-                <w:color w:val="000000"/>
-                <w:kern w:val="0"/>
-                <w:sz w:val="20"/>
-                <w:szCs w:val="20"/>
-                <w:u w:val="none"/>
-                <w:lang w:val="en-US" w:eastAsia="zh-CN" w:bidi="ar"/>
-              </w:rPr>
-              <w:t>S</w:t>
-            </w:r>
-            <w:r>
-              <w:rPr>
-                <w:rFonts w:hint="default" w:ascii="Times New Roman" w:hAnsi="Times New Roman" w:eastAsia="宋体" w:cs="Times New Roman"/>
-                <w:b w:val="0"/>
-                <w:bCs w:val="0"/>
-                <w:i w:val="0"/>
-                <w:iCs w:val="0"/>
-                <w:color w:val="000000"/>
-                <w:kern w:val="0"/>
-                <w:sz w:val="20"/>
-                <w:szCs w:val="20"/>
-                <w:u w:val="none"/>
-                <w:lang w:val="en-US" w:eastAsia="zh-CN" w:bidi="ar"/>
-              </w:rPr>
-              <w:fldChar w:fldCharType="end"/>
-            </w:r>
-          </w:p>
-        </w:tc>
-      </w:tr>
-      <w:tr>
-        <w:tblPrEx>
-          <w:tblBorders>
-            <w:top w:val="none" w:color="auto" w:sz="0" w:space="0"/>
-            <w:left w:val="none" w:color="auto" w:sz="0" w:space="0"/>
-            <w:bottom w:val="none" w:color="auto" w:sz="0" w:space="0"/>
-            <w:right w:val="none" w:color="auto" w:sz="0" w:space="0"/>
-            <w:insideH w:val="none" w:color="auto" w:sz="0" w:space="0"/>
-            <w:insideV w:val="none" w:color="auto" w:sz="0" w:space="0"/>
-          </w:tblBorders>
-          <w:tblCellMar>
-            <w:top w:w="0" w:type="dxa"/>
-            <w:left w:w="108" w:type="dxa"/>
-            <w:bottom w:w="0" w:type="dxa"/>
-            <w:right w:w="108" w:type="dxa"/>
-          </w:tblCellMar>
-        </w:tblPrEx>
-        <w:trPr>
-          <w:trHeight w:val="340" w:hRule="atLeast"/>
-        </w:trPr>
-        <w:tc>
-          <w:tcPr>
-            <w:tcW w:w="672" w:type="pct"/>
-            <w:tcBorders>
-              <w:top w:val="single" w:color="000000" w:sz="4" w:space="0"/>
-              <w:left w:val="single" w:color="000000" w:sz="4" w:space="0"/>
-              <w:bottom w:val="single" w:color="000000" w:sz="4" w:space="0"/>
-              <w:right w:val="single" w:color="000000" w:sz="4" w:space="0"/>
-            </w:tcBorders>
-            <w:shd w:val="clear" w:color="auto" w:fill="FFFFFF"/>
-            <w:vAlign w:val="center"/>
-          </w:tcPr>
-          <w:p>
-            <w:pPr>
-              <w:keepNext w:val="0"/>
-              <w:keepLines w:val="0"/>
-              <w:widowControl/>
-              <w:suppressLineNumbers w:val="0"/>
-              <w:jc w:val="left"/>
-              <w:textAlignment w:val="center"/>
-              <w:rPr>
-                <w:rFonts w:hint="eastAsia" w:ascii="Times New Roman" w:hAnsi="Times New Roman" w:eastAsia="宋体" w:cs="Times New Roman"/>
-                <w:b w:val="0"/>
-                <w:bCs w:val="0"/>
-                <w:i w:val="0"/>
-                <w:iCs w:val="0"/>
-                <w:color w:val="000000"/>
-                <w:kern w:val="0"/>
-                <w:sz w:val="20"/>
-                <w:szCs w:val="20"/>
-                <w:u w:val="none"/>
-                <w:lang w:val="en-US" w:eastAsia="zh-CN" w:bidi="ar"/>
-              </w:rPr>
-            </w:pPr>
-            <w:r>
-              <w:rPr>
-                <w:rFonts w:hint="eastAsia" w:ascii="Times New Roman" w:hAnsi="Times New Roman" w:eastAsia="宋体" w:cs="Times New Roman"/>
-                <w:b w:val="0"/>
-                <w:bCs w:val="0"/>
-                <w:i w:val="0"/>
-                <w:iCs w:val="0"/>
-                <w:color w:val="000000"/>
-                <w:kern w:val="0"/>
-                <w:sz w:val="20"/>
-                <w:szCs w:val="20"/>
-                <w:u w:val="none"/>
-                <w:lang w:val="en-US" w:eastAsia="zh-CN" w:bidi="ar"/>
-              </w:rPr>
-              <w:t>BRCA1</w:t>
-            </w:r>
-          </w:p>
-        </w:tc>
-        <w:tc>
-          <w:tcPr>
-            <w:tcW w:w="792" w:type="pct"/>
-            <w:tcBorders>
-              <w:top w:val="single" w:color="000000" w:sz="4" w:space="0"/>
-              <w:left w:val="single" w:color="000000" w:sz="4" w:space="0"/>
-              <w:bottom w:val="single" w:color="000000" w:sz="4" w:space="0"/>
-              <w:right w:val="single" w:color="000000" w:sz="4" w:space="0"/>
-            </w:tcBorders>
-            <w:shd w:val="clear" w:color="auto" w:fill="FFFFFF"/>
-            <w:vAlign w:val="center"/>
-          </w:tcPr>
-          <w:p>
-            <w:pPr>
-              <w:keepNext w:val="0"/>
-              <w:keepLines w:val="0"/>
-              <w:widowControl/>
-              <w:suppressLineNumbers w:val="0"/>
-              <w:jc w:val="left"/>
-              <w:textAlignment w:val="center"/>
-              <w:rPr>
-                <w:rFonts w:hint="default" w:ascii="Times New Roman" w:hAnsi="Times New Roman" w:eastAsia="宋体" w:cs="Times New Roman"/>
-                <w:b w:val="0"/>
-                <w:bCs w:val="0"/>
-                <w:i w:val="0"/>
-                <w:iCs w:val="0"/>
-                <w:color w:val="000000"/>
-                <w:kern w:val="0"/>
-                <w:sz w:val="20"/>
-                <w:szCs w:val="20"/>
-                <w:u w:val="none"/>
-                <w:lang w:val="en-US" w:eastAsia="zh-CN" w:bidi="ar"/>
-              </w:rPr>
-            </w:pPr>
-            <w:r>
-              <w:rPr>
-                <w:rFonts w:hint="eastAsia" w:ascii="Times New Roman" w:hAnsi="Times New Roman" w:eastAsia="宋体" w:cs="Times New Roman"/>
-                <w:b w:val="0"/>
-                <w:bCs w:val="0"/>
-                <w:i w:val="0"/>
-                <w:iCs w:val="0"/>
-                <w:color w:val="000000"/>
-                <w:kern w:val="0"/>
-                <w:sz w:val="20"/>
-                <w:szCs w:val="20"/>
-                <w:u w:val="none"/>
-                <w:lang w:val="en-US" w:eastAsia="zh-CN" w:bidi="ar"/>
-              </w:rPr>
-              <w:t>4</w:t>
-            </w:r>
-          </w:p>
-        </w:tc>
-        <w:tc>
-          <w:tcPr>
-            <w:tcW w:w="1672" w:type="pct"/>
-            <w:tcBorders>
-              <w:top w:val="single" w:color="000000" w:sz="4" w:space="0"/>
-              <w:left w:val="single" w:color="000000" w:sz="4" w:space="0"/>
-              <w:bottom w:val="single" w:color="000000" w:sz="4" w:space="0"/>
-              <w:right w:val="single" w:color="000000" w:sz="4" w:space="0"/>
-            </w:tcBorders>
-            <w:shd w:val="clear" w:color="auto" w:fill="FFFFFF"/>
-            <w:vAlign w:val="center"/>
-          </w:tcPr>
-          <w:p>
-            <w:pPr>
-              <w:keepNext w:val="0"/>
-              <w:keepLines w:val="0"/>
-              <w:widowControl/>
-              <w:suppressLineNumbers w:val="0"/>
-              <w:jc w:val="left"/>
-              <w:textAlignment w:val="center"/>
-              <w:rPr>
-                <w:rFonts w:hint="default" w:ascii="Times New Roman" w:hAnsi="Times New Roman" w:eastAsia="宋体" w:cs="Times New Roman"/>
-                <w:b w:val="0"/>
-                <w:bCs w:val="0"/>
-                <w:i w:val="0"/>
-                <w:iCs w:val="0"/>
-                <w:color w:val="000000"/>
-                <w:kern w:val="0"/>
-                <w:sz w:val="20"/>
-                <w:szCs w:val="20"/>
-                <w:u w:val="none"/>
-                <w:lang w:val="en-US" w:eastAsia="zh-CN" w:bidi="ar"/>
-              </w:rPr>
-            </w:pPr>
-            <w:r>
-              <w:rPr>
-                <w:rFonts w:hint="default" w:ascii="Times New Roman" w:hAnsi="Times New Roman" w:eastAsia="宋体" w:cs="Times New Roman"/>
-                <w:b w:val="0"/>
-                <w:bCs w:val="0"/>
-                <w:i w:val="0"/>
-                <w:iCs w:val="0"/>
-                <w:color w:val="000000"/>
-                <w:kern w:val="0"/>
-                <w:sz w:val="20"/>
-                <w:szCs w:val="20"/>
-                <w:u w:val="none"/>
-                <w:lang w:val="en-US" w:eastAsia="zh-CN" w:bidi="ar"/>
-              </w:rPr>
-              <w:fldChar w:fldCharType="begin"/>
-            </w:r>
-            <w:r>
-              <w:rPr>
-                <w:rFonts w:hint="default" w:ascii="Times New Roman" w:hAnsi="Times New Roman" w:eastAsia="宋体" w:cs="Times New Roman"/>
-                <w:b w:val="0"/>
-                <w:bCs w:val="0"/>
-                <w:i w:val="0"/>
-                <w:iCs w:val="0"/>
-                <w:color w:val="000000"/>
-                <w:kern w:val="0"/>
-                <w:sz w:val="20"/>
-                <w:szCs w:val="20"/>
-                <w:u w:val="none"/>
-                <w:lang w:val="en-US" w:eastAsia="zh-CN" w:bidi="ar"/>
-              </w:rPr>
-              <w:instrText xml:space="preserve"> HYPERLINK "https://www.ncbi.nlm.nih.gov/clinvar/variation/54246/" \o "54246" </w:instrText>
-            </w:r>
-            <w:r>
-              <w:rPr>
-                <w:rFonts w:hint="default" w:ascii="Times New Roman" w:hAnsi="Times New Roman" w:eastAsia="宋体" w:cs="Times New Roman"/>
-                <w:b w:val="0"/>
-                <w:bCs w:val="0"/>
-                <w:i w:val="0"/>
-                <w:iCs w:val="0"/>
-                <w:color w:val="000000"/>
-                <w:kern w:val="0"/>
-                <w:sz w:val="20"/>
-                <w:szCs w:val="20"/>
-                <w:u w:val="none"/>
-                <w:lang w:val="en-US" w:eastAsia="zh-CN" w:bidi="ar"/>
-              </w:rPr>
-              <w:fldChar w:fldCharType="separate"/>
-            </w:r>
-            <w:r>
-              <w:rPr>
-                <w:rFonts w:hint="default" w:ascii="Times New Roman" w:hAnsi="Times New Roman" w:eastAsia="宋体" w:cs="Times New Roman"/>
-                <w:b w:val="0"/>
-                <w:bCs w:val="0"/>
-                <w:i w:val="0"/>
-                <w:iCs w:val="0"/>
-                <w:color w:val="000000"/>
-                <w:kern w:val="0"/>
-                <w:sz w:val="20"/>
-                <w:szCs w:val="20"/>
-                <w:u w:val="none"/>
-                <w:lang w:val="en-US" w:eastAsia="zh-CN" w:bidi="ar"/>
-              </w:rPr>
-              <w:t xml:space="preserve">c.140G&gt;A </w:t>
-            </w:r>
-            <w:r>
-              <w:rPr>
-                <w:rFonts w:hint="default" w:ascii="Times New Roman" w:hAnsi="Times New Roman" w:eastAsia="宋体" w:cs="Times New Roman"/>
-                <w:b w:val="0"/>
-                <w:bCs w:val="0"/>
-                <w:i w:val="0"/>
-                <w:iCs w:val="0"/>
-                <w:color w:val="000000"/>
-                <w:kern w:val="0"/>
-                <w:sz w:val="20"/>
-                <w:szCs w:val="20"/>
-                <w:u w:val="none"/>
-                <w:lang w:val="en-US" w:eastAsia="zh-CN" w:bidi="ar"/>
-              </w:rPr>
-              <w:fldChar w:fldCharType="end"/>
-            </w:r>
-          </w:p>
-        </w:tc>
-        <w:tc>
-          <w:tcPr>
-            <w:tcW w:w="1862" w:type="pct"/>
-            <w:tcBorders>
-              <w:top w:val="single" w:color="000000" w:sz="4" w:space="0"/>
-              <w:left w:val="single" w:color="000000" w:sz="4" w:space="0"/>
-              <w:bottom w:val="single" w:color="000000" w:sz="4" w:space="0"/>
-              <w:right w:val="single" w:color="000000" w:sz="4" w:space="0"/>
-            </w:tcBorders>
-            <w:shd w:val="clear" w:color="auto" w:fill="FFFFFF"/>
-            <w:vAlign w:val="center"/>
-          </w:tcPr>
-          <w:p>
-            <w:pPr>
-              <w:keepNext w:val="0"/>
-              <w:keepLines w:val="0"/>
-              <w:widowControl/>
-              <w:suppressLineNumbers w:val="0"/>
-              <w:jc w:val="left"/>
-              <w:textAlignment w:val="center"/>
-              <w:rPr>
-                <w:rFonts w:hint="eastAsia" w:ascii="Times New Roman" w:hAnsi="Times New Roman" w:eastAsia="宋体" w:cs="Times New Roman"/>
-                <w:b w:val="0"/>
-                <w:bCs w:val="0"/>
-                <w:i w:val="0"/>
-                <w:iCs w:val="0"/>
-                <w:color w:val="000000"/>
-                <w:kern w:val="0"/>
-                <w:sz w:val="20"/>
-                <w:szCs w:val="20"/>
-                <w:u w:val="none"/>
-                <w:lang w:val="en-US" w:eastAsia="zh-CN" w:bidi="ar"/>
-              </w:rPr>
-            </w:pPr>
-            <w:r>
-              <w:rPr>
-                <w:rFonts w:hint="default" w:ascii="Times New Roman" w:hAnsi="Times New Roman" w:eastAsia="宋体" w:cs="Times New Roman"/>
-                <w:b w:val="0"/>
-                <w:bCs w:val="0"/>
-                <w:i w:val="0"/>
-                <w:iCs w:val="0"/>
-                <w:color w:val="000000"/>
-                <w:kern w:val="0"/>
-                <w:sz w:val="20"/>
-                <w:szCs w:val="20"/>
-                <w:u w:val="none"/>
-                <w:lang w:val="en-US" w:eastAsia="zh-CN" w:bidi="ar"/>
-              </w:rPr>
-              <w:t>p.</w:t>
-            </w:r>
-            <w:r>
-              <w:rPr>
-                <w:rFonts w:hint="eastAsia" w:ascii="Times New Roman" w:hAnsi="Times New Roman" w:eastAsia="宋体" w:cs="Times New Roman"/>
-                <w:b w:val="0"/>
-                <w:bCs w:val="0"/>
-                <w:i w:val="0"/>
-                <w:iCs w:val="0"/>
-                <w:color w:val="000000"/>
-                <w:kern w:val="0"/>
-                <w:sz w:val="20"/>
-                <w:szCs w:val="20"/>
-                <w:u w:val="none"/>
-                <w:lang w:val="en-US" w:eastAsia="zh-CN" w:bidi="ar"/>
-              </w:rPr>
-              <w:t>C</w:t>
-            </w:r>
-            <w:r>
-              <w:rPr>
-                <w:rFonts w:hint="default" w:ascii="Times New Roman" w:hAnsi="Times New Roman" w:eastAsia="宋体" w:cs="Times New Roman"/>
-                <w:b w:val="0"/>
-                <w:bCs w:val="0"/>
-                <w:i w:val="0"/>
-                <w:iCs w:val="0"/>
-                <w:color w:val="000000"/>
-                <w:kern w:val="0"/>
-                <w:sz w:val="20"/>
-                <w:szCs w:val="20"/>
-                <w:u w:val="none"/>
-                <w:lang w:val="en-US" w:eastAsia="zh-CN" w:bidi="ar"/>
-              </w:rPr>
-              <w:t>47</w:t>
-            </w:r>
-            <w:r>
-              <w:rPr>
-                <w:rFonts w:hint="eastAsia" w:ascii="Times New Roman" w:hAnsi="Times New Roman" w:eastAsia="宋体" w:cs="Times New Roman"/>
-                <w:b w:val="0"/>
-                <w:bCs w:val="0"/>
-                <w:i w:val="0"/>
-                <w:iCs w:val="0"/>
-                <w:color w:val="000000"/>
-                <w:kern w:val="0"/>
-                <w:sz w:val="20"/>
-                <w:szCs w:val="20"/>
-                <w:u w:val="none"/>
-                <w:lang w:val="en-US" w:eastAsia="zh-CN" w:bidi="ar"/>
-              </w:rPr>
-              <w:t>Y</w:t>
-            </w:r>
-          </w:p>
-        </w:tc>
-      </w:tr>
-      <w:tr>
-        <w:tblPrEx>
-          <w:tblBorders>
-            <w:top w:val="none" w:color="auto" w:sz="0" w:space="0"/>
-            <w:left w:val="none" w:color="auto" w:sz="0" w:space="0"/>
-            <w:bottom w:val="none" w:color="auto" w:sz="0" w:space="0"/>
-            <w:right w:val="none" w:color="auto" w:sz="0" w:space="0"/>
-            <w:insideH w:val="none" w:color="auto" w:sz="0" w:space="0"/>
-            <w:insideV w:val="none" w:color="auto" w:sz="0" w:space="0"/>
-          </w:tblBorders>
-          <w:tblCellMar>
-            <w:top w:w="0" w:type="dxa"/>
-            <w:left w:w="108" w:type="dxa"/>
-            <w:bottom w:w="0" w:type="dxa"/>
-            <w:right w:w="108" w:type="dxa"/>
-          </w:tblCellMar>
-        </w:tblPrEx>
-        <w:trPr>
-          <w:trHeight w:val="340" w:hRule="atLeast"/>
-        </w:trPr>
-        <w:tc>
-          <w:tcPr>
-            <w:tcW w:w="672" w:type="pct"/>
-            <w:tcBorders>
-              <w:top w:val="single" w:color="000000" w:sz="4" w:space="0"/>
-              <w:left w:val="single" w:color="000000" w:sz="4" w:space="0"/>
-              <w:bottom w:val="single" w:color="000000" w:sz="4" w:space="0"/>
-              <w:right w:val="single" w:color="000000" w:sz="4" w:space="0"/>
-            </w:tcBorders>
-            <w:shd w:val="clear" w:color="auto" w:fill="FFFFFF"/>
-            <w:vAlign w:val="center"/>
-          </w:tcPr>
-          <w:p>
-            <w:pPr>
-              <w:keepNext w:val="0"/>
-              <w:keepLines w:val="0"/>
-              <w:widowControl/>
-              <w:suppressLineNumbers w:val="0"/>
-              <w:jc w:val="left"/>
-              <w:textAlignment w:val="center"/>
-              <w:rPr>
-                <w:rFonts w:hint="eastAsia" w:ascii="Times New Roman" w:hAnsi="Times New Roman" w:eastAsia="宋体" w:cs="Times New Roman"/>
-                <w:b w:val="0"/>
-                <w:bCs w:val="0"/>
-                <w:i w:val="0"/>
-                <w:iCs w:val="0"/>
-                <w:color w:val="000000"/>
-                <w:kern w:val="0"/>
-                <w:sz w:val="20"/>
-                <w:szCs w:val="20"/>
-                <w:u w:val="none"/>
-                <w:lang w:val="en-US" w:eastAsia="zh-CN" w:bidi="ar"/>
-              </w:rPr>
-            </w:pPr>
-            <w:r>
-              <w:rPr>
-                <w:rFonts w:hint="eastAsia" w:ascii="Times New Roman" w:hAnsi="Times New Roman" w:eastAsia="宋体" w:cs="Times New Roman"/>
-                <w:b w:val="0"/>
-                <w:bCs w:val="0"/>
-                <w:i w:val="0"/>
-                <w:iCs w:val="0"/>
-                <w:color w:val="000000"/>
-                <w:kern w:val="0"/>
-                <w:sz w:val="20"/>
-                <w:szCs w:val="20"/>
-                <w:u w:val="none"/>
-                <w:lang w:val="en-US" w:eastAsia="zh-CN" w:bidi="ar"/>
-              </w:rPr>
-              <w:t>BRCA1</w:t>
-            </w:r>
-          </w:p>
-        </w:tc>
-        <w:tc>
-          <w:tcPr>
-            <w:tcW w:w="792" w:type="pct"/>
-            <w:tcBorders>
-              <w:top w:val="single" w:color="000000" w:sz="4" w:space="0"/>
-              <w:left w:val="single" w:color="000000" w:sz="4" w:space="0"/>
-              <w:bottom w:val="single" w:color="000000" w:sz="4" w:space="0"/>
-              <w:right w:val="single" w:color="000000" w:sz="4" w:space="0"/>
-            </w:tcBorders>
-            <w:shd w:val="clear" w:color="auto" w:fill="FFFFFF"/>
-            <w:vAlign w:val="center"/>
-          </w:tcPr>
-          <w:p>
-            <w:pPr>
-              <w:keepNext w:val="0"/>
-              <w:keepLines w:val="0"/>
-              <w:widowControl/>
-              <w:suppressLineNumbers w:val="0"/>
-              <w:jc w:val="left"/>
-              <w:textAlignment w:val="center"/>
-              <w:rPr>
-                <w:rFonts w:hint="eastAsia" w:ascii="Times New Roman" w:hAnsi="Times New Roman" w:eastAsia="宋体" w:cs="Times New Roman"/>
-                <w:b w:val="0"/>
-                <w:bCs w:val="0"/>
-                <w:i w:val="0"/>
-                <w:iCs w:val="0"/>
-                <w:color w:val="000000"/>
-                <w:kern w:val="0"/>
-                <w:sz w:val="20"/>
-                <w:szCs w:val="20"/>
-                <w:u w:val="none"/>
-                <w:lang w:val="en-US" w:eastAsia="zh-CN" w:bidi="ar"/>
-              </w:rPr>
-            </w:pPr>
-            <w:r>
-              <w:rPr>
-                <w:rFonts w:hint="eastAsia" w:ascii="Times New Roman" w:hAnsi="Times New Roman" w:eastAsia="宋体" w:cs="Times New Roman"/>
-                <w:b w:val="0"/>
-                <w:bCs w:val="0"/>
-                <w:i w:val="0"/>
-                <w:iCs w:val="0"/>
-                <w:color w:val="000000"/>
-                <w:kern w:val="0"/>
-                <w:sz w:val="20"/>
-                <w:szCs w:val="20"/>
-                <w:u w:val="none"/>
-                <w:lang w:val="en-US" w:eastAsia="zh-CN" w:bidi="ar"/>
-              </w:rPr>
-              <w:t>3</w:t>
-            </w:r>
-          </w:p>
-        </w:tc>
-        <w:tc>
-          <w:tcPr>
-            <w:tcW w:w="1672" w:type="pct"/>
-            <w:tcBorders>
-              <w:top w:val="single" w:color="000000" w:sz="4" w:space="0"/>
-              <w:left w:val="single" w:color="000000" w:sz="4" w:space="0"/>
-              <w:bottom w:val="single" w:color="000000" w:sz="4" w:space="0"/>
-              <w:right w:val="single" w:color="000000" w:sz="4" w:space="0"/>
-            </w:tcBorders>
-            <w:shd w:val="clear" w:color="auto" w:fill="FFFFFF"/>
-            <w:vAlign w:val="center"/>
-          </w:tcPr>
-          <w:p>
-            <w:pPr>
-              <w:keepNext w:val="0"/>
-              <w:keepLines w:val="0"/>
-              <w:widowControl/>
-              <w:suppressLineNumbers w:val="0"/>
-              <w:jc w:val="left"/>
-              <w:textAlignment w:val="center"/>
-              <w:rPr>
-                <w:rFonts w:hint="default" w:ascii="Times New Roman" w:hAnsi="Times New Roman" w:eastAsia="宋体" w:cs="Times New Roman"/>
-                <w:b w:val="0"/>
-                <w:bCs w:val="0"/>
-                <w:i w:val="0"/>
-                <w:iCs w:val="0"/>
-                <w:color w:val="000000"/>
-                <w:kern w:val="0"/>
-                <w:sz w:val="20"/>
-                <w:szCs w:val="20"/>
-                <w:u w:val="none"/>
-                <w:lang w:val="en-US" w:eastAsia="zh-CN" w:bidi="ar"/>
-              </w:rPr>
-            </w:pPr>
-            <w:r>
-              <w:rPr>
-                <w:rFonts w:hint="default" w:ascii="Times New Roman" w:hAnsi="Times New Roman" w:eastAsia="宋体" w:cs="Times New Roman"/>
-                <w:b w:val="0"/>
-                <w:bCs w:val="0"/>
-                <w:i w:val="0"/>
-                <w:iCs w:val="0"/>
-                <w:color w:val="000000"/>
-                <w:kern w:val="0"/>
-                <w:sz w:val="20"/>
-                <w:szCs w:val="20"/>
-                <w:u w:val="none"/>
-                <w:lang w:val="en-US" w:eastAsia="zh-CN" w:bidi="ar"/>
-              </w:rPr>
-              <w:fldChar w:fldCharType="begin"/>
-            </w:r>
-            <w:r>
-              <w:rPr>
-                <w:rFonts w:hint="default" w:ascii="Times New Roman" w:hAnsi="Times New Roman" w:eastAsia="宋体" w:cs="Times New Roman"/>
-                <w:b w:val="0"/>
-                <w:bCs w:val="0"/>
-                <w:i w:val="0"/>
-                <w:iCs w:val="0"/>
-                <w:color w:val="000000"/>
-                <w:kern w:val="0"/>
-                <w:sz w:val="20"/>
-                <w:szCs w:val="20"/>
-                <w:u w:val="none"/>
-                <w:lang w:val="en-US" w:eastAsia="zh-CN" w:bidi="ar"/>
-              </w:rPr>
-              <w:instrText xml:space="preserve"> HYPERLINK "https://www.ncbi.nlm.nih.gov/clinvar/variation/54199/" \o "54199" </w:instrText>
-            </w:r>
-            <w:r>
-              <w:rPr>
-                <w:rFonts w:hint="default" w:ascii="Times New Roman" w:hAnsi="Times New Roman" w:eastAsia="宋体" w:cs="Times New Roman"/>
-                <w:b w:val="0"/>
-                <w:bCs w:val="0"/>
-                <w:i w:val="0"/>
-                <w:iCs w:val="0"/>
-                <w:color w:val="000000"/>
-                <w:kern w:val="0"/>
-                <w:sz w:val="20"/>
-                <w:szCs w:val="20"/>
-                <w:u w:val="none"/>
-                <w:lang w:val="en-US" w:eastAsia="zh-CN" w:bidi="ar"/>
-              </w:rPr>
-              <w:fldChar w:fldCharType="separate"/>
-            </w:r>
-            <w:r>
-              <w:rPr>
-                <w:rFonts w:hint="default" w:ascii="Times New Roman" w:hAnsi="Times New Roman" w:eastAsia="宋体" w:cs="Times New Roman"/>
-                <w:b w:val="0"/>
-                <w:bCs w:val="0"/>
-                <w:i w:val="0"/>
-                <w:iCs w:val="0"/>
-                <w:color w:val="000000"/>
-                <w:kern w:val="0"/>
-                <w:sz w:val="20"/>
-                <w:szCs w:val="20"/>
-                <w:u w:val="none"/>
-                <w:lang w:val="en-US" w:eastAsia="zh-CN" w:bidi="ar"/>
-              </w:rPr>
-              <w:t xml:space="preserve">c.131G&gt;A </w:t>
-            </w:r>
-            <w:r>
-              <w:rPr>
-                <w:rFonts w:hint="default" w:ascii="Times New Roman" w:hAnsi="Times New Roman" w:eastAsia="宋体" w:cs="Times New Roman"/>
-                <w:b w:val="0"/>
-                <w:bCs w:val="0"/>
-                <w:i w:val="0"/>
-                <w:iCs w:val="0"/>
-                <w:color w:val="000000"/>
-                <w:kern w:val="0"/>
-                <w:sz w:val="20"/>
-                <w:szCs w:val="20"/>
-                <w:u w:val="none"/>
-                <w:lang w:val="en-US" w:eastAsia="zh-CN" w:bidi="ar"/>
-              </w:rPr>
-              <w:fldChar w:fldCharType="end"/>
-            </w:r>
-          </w:p>
-        </w:tc>
-        <w:tc>
-          <w:tcPr>
-            <w:tcW w:w="1862" w:type="pct"/>
-            <w:tcBorders>
-              <w:top w:val="single" w:color="000000" w:sz="4" w:space="0"/>
-              <w:left w:val="single" w:color="000000" w:sz="4" w:space="0"/>
-              <w:bottom w:val="single" w:color="000000" w:sz="4" w:space="0"/>
-              <w:right w:val="single" w:color="000000" w:sz="4" w:space="0"/>
-            </w:tcBorders>
-            <w:shd w:val="clear" w:color="auto" w:fill="FFFFFF"/>
-            <w:vAlign w:val="center"/>
-          </w:tcPr>
-          <w:p>
-            <w:pPr>
-              <w:keepNext w:val="0"/>
-              <w:keepLines w:val="0"/>
-              <w:widowControl/>
-              <w:suppressLineNumbers w:val="0"/>
-              <w:jc w:val="left"/>
-              <w:textAlignment w:val="center"/>
-              <w:rPr>
-                <w:rFonts w:hint="eastAsia" w:ascii="Times New Roman" w:hAnsi="Times New Roman" w:eastAsia="宋体" w:cs="Times New Roman"/>
-                <w:b w:val="0"/>
-                <w:bCs w:val="0"/>
-                <w:i w:val="0"/>
-                <w:iCs w:val="0"/>
-                <w:color w:val="000000"/>
-                <w:kern w:val="0"/>
-                <w:sz w:val="20"/>
-                <w:szCs w:val="20"/>
-                <w:u w:val="none"/>
-                <w:lang w:val="en-US" w:eastAsia="zh-CN" w:bidi="ar"/>
-              </w:rPr>
-            </w:pPr>
-            <w:r>
-              <w:rPr>
-                <w:rFonts w:hint="default" w:ascii="Times New Roman" w:hAnsi="Times New Roman" w:eastAsia="宋体" w:cs="Times New Roman"/>
-                <w:b w:val="0"/>
-                <w:bCs w:val="0"/>
-                <w:i w:val="0"/>
-                <w:iCs w:val="0"/>
-                <w:color w:val="000000"/>
-                <w:kern w:val="0"/>
-                <w:sz w:val="20"/>
-                <w:szCs w:val="20"/>
-                <w:u w:val="none"/>
-                <w:lang w:val="en-US" w:eastAsia="zh-CN" w:bidi="ar"/>
-              </w:rPr>
-              <w:t>p.</w:t>
-            </w:r>
-            <w:r>
-              <w:rPr>
-                <w:rFonts w:hint="eastAsia" w:ascii="Times New Roman" w:hAnsi="Times New Roman" w:eastAsia="宋体" w:cs="Times New Roman"/>
-                <w:b w:val="0"/>
-                <w:bCs w:val="0"/>
-                <w:i w:val="0"/>
-                <w:iCs w:val="0"/>
-                <w:color w:val="000000"/>
-                <w:kern w:val="0"/>
-                <w:sz w:val="20"/>
-                <w:szCs w:val="20"/>
-                <w:u w:val="none"/>
-                <w:lang w:val="en-US" w:eastAsia="zh-CN" w:bidi="ar"/>
-              </w:rPr>
-              <w:t>c</w:t>
-            </w:r>
-            <w:r>
-              <w:rPr>
-                <w:rFonts w:hint="default" w:ascii="Times New Roman" w:hAnsi="Times New Roman" w:eastAsia="宋体" w:cs="Times New Roman"/>
-                <w:b w:val="0"/>
-                <w:bCs w:val="0"/>
-                <w:i w:val="0"/>
-                <w:iCs w:val="0"/>
-                <w:color w:val="000000"/>
-                <w:kern w:val="0"/>
-                <w:sz w:val="20"/>
-                <w:szCs w:val="20"/>
-                <w:u w:val="none"/>
-                <w:lang w:val="en-US" w:eastAsia="zh-CN" w:bidi="ar"/>
-              </w:rPr>
-              <w:t>44</w:t>
-            </w:r>
-            <w:r>
-              <w:rPr>
-                <w:rFonts w:hint="eastAsia" w:ascii="Times New Roman" w:hAnsi="Times New Roman" w:eastAsia="宋体" w:cs="Times New Roman"/>
-                <w:b w:val="0"/>
-                <w:bCs w:val="0"/>
-                <w:i w:val="0"/>
-                <w:iCs w:val="0"/>
-                <w:color w:val="000000"/>
-                <w:kern w:val="0"/>
-                <w:sz w:val="20"/>
-                <w:szCs w:val="20"/>
-                <w:u w:val="none"/>
-                <w:lang w:val="en-US" w:eastAsia="zh-CN" w:bidi="ar"/>
-              </w:rPr>
-              <w:t>Y</w:t>
-            </w:r>
-          </w:p>
-        </w:tc>
-      </w:tr>
-      <w:tr>
-        <w:tblPrEx>
-          <w:tblBorders>
-            <w:top w:val="none" w:color="auto" w:sz="0" w:space="0"/>
-            <w:left w:val="none" w:color="auto" w:sz="0" w:space="0"/>
-            <w:bottom w:val="none" w:color="auto" w:sz="0" w:space="0"/>
-            <w:right w:val="none" w:color="auto" w:sz="0" w:space="0"/>
-            <w:insideH w:val="none" w:color="auto" w:sz="0" w:space="0"/>
-            <w:insideV w:val="none" w:color="auto" w:sz="0" w:space="0"/>
-          </w:tblBorders>
-          <w:tblCellMar>
-            <w:top w:w="0" w:type="dxa"/>
-            <w:left w:w="108" w:type="dxa"/>
-            <w:bottom w:w="0" w:type="dxa"/>
-            <w:right w:w="108" w:type="dxa"/>
-          </w:tblCellMar>
-        </w:tblPrEx>
-        <w:trPr>
-          <w:trHeight w:val="340" w:hRule="atLeast"/>
-        </w:trPr>
-        <w:tc>
-          <w:tcPr>
-            <w:tcW w:w="672" w:type="pct"/>
-            <w:tcBorders>
-              <w:top w:val="single" w:color="000000" w:sz="4" w:space="0"/>
-              <w:left w:val="single" w:color="000000" w:sz="4" w:space="0"/>
-              <w:bottom w:val="single" w:color="000000" w:sz="4" w:space="0"/>
-              <w:right w:val="single" w:color="000000" w:sz="4" w:space="0"/>
-            </w:tcBorders>
-            <w:shd w:val="clear" w:color="auto" w:fill="FFFFFF"/>
-            <w:vAlign w:val="center"/>
-          </w:tcPr>
-          <w:p>
-            <w:pPr>
-              <w:keepNext w:val="0"/>
-              <w:keepLines w:val="0"/>
-              <w:widowControl/>
-              <w:suppressLineNumbers w:val="0"/>
-              <w:jc w:val="left"/>
-              <w:textAlignment w:val="center"/>
-              <w:rPr>
-                <w:rFonts w:hint="eastAsia" w:ascii="Times New Roman" w:hAnsi="Times New Roman" w:eastAsia="宋体" w:cs="Times New Roman"/>
-                <w:b w:val="0"/>
-                <w:bCs w:val="0"/>
-                <w:i w:val="0"/>
-                <w:iCs w:val="0"/>
-                <w:color w:val="000000"/>
-                <w:kern w:val="0"/>
-                <w:sz w:val="20"/>
-                <w:szCs w:val="20"/>
-                <w:u w:val="none"/>
-                <w:lang w:val="en-US" w:eastAsia="zh-CN" w:bidi="ar"/>
-              </w:rPr>
-            </w:pPr>
-            <w:r>
-              <w:rPr>
-                <w:rFonts w:hint="eastAsia" w:ascii="Times New Roman" w:hAnsi="Times New Roman" w:eastAsia="宋体" w:cs="Times New Roman"/>
-                <w:b w:val="0"/>
-                <w:bCs w:val="0"/>
-                <w:i w:val="0"/>
-                <w:iCs w:val="0"/>
-                <w:color w:val="000000"/>
-                <w:kern w:val="0"/>
-                <w:sz w:val="20"/>
-                <w:szCs w:val="20"/>
-                <w:u w:val="none"/>
-                <w:lang w:val="en-US" w:eastAsia="zh-CN" w:bidi="ar"/>
-              </w:rPr>
-              <w:t>BRCA1</w:t>
-            </w:r>
-          </w:p>
-        </w:tc>
-        <w:tc>
-          <w:tcPr>
-            <w:tcW w:w="792" w:type="pct"/>
-            <w:tcBorders>
-              <w:top w:val="single" w:color="000000" w:sz="4" w:space="0"/>
-              <w:left w:val="single" w:color="000000" w:sz="4" w:space="0"/>
-              <w:bottom w:val="single" w:color="000000" w:sz="4" w:space="0"/>
-              <w:right w:val="single" w:color="000000" w:sz="4" w:space="0"/>
-            </w:tcBorders>
-            <w:shd w:val="clear" w:color="auto" w:fill="FFFFFF"/>
-            <w:vAlign w:val="center"/>
-          </w:tcPr>
-          <w:p>
-            <w:pPr>
-              <w:keepNext w:val="0"/>
-              <w:keepLines w:val="0"/>
-              <w:widowControl/>
-              <w:suppressLineNumbers w:val="0"/>
-              <w:jc w:val="left"/>
-              <w:textAlignment w:val="center"/>
-              <w:rPr>
-                <w:rFonts w:hint="eastAsia" w:ascii="Times New Roman" w:hAnsi="Times New Roman" w:eastAsia="宋体" w:cs="Times New Roman"/>
-                <w:b w:val="0"/>
-                <w:bCs w:val="0"/>
-                <w:i w:val="0"/>
-                <w:iCs w:val="0"/>
-                <w:color w:val="000000"/>
-                <w:kern w:val="0"/>
-                <w:sz w:val="20"/>
-                <w:szCs w:val="20"/>
-                <w:u w:val="none"/>
-                <w:lang w:val="en-US" w:eastAsia="zh-CN" w:bidi="ar"/>
-              </w:rPr>
-            </w:pPr>
-            <w:r>
-              <w:rPr>
-                <w:rFonts w:hint="eastAsia" w:ascii="Times New Roman" w:hAnsi="Times New Roman" w:eastAsia="宋体" w:cs="Times New Roman"/>
-                <w:b w:val="0"/>
-                <w:bCs w:val="0"/>
-                <w:i w:val="0"/>
-                <w:iCs w:val="0"/>
-                <w:color w:val="000000"/>
-                <w:kern w:val="0"/>
-                <w:sz w:val="20"/>
-                <w:szCs w:val="20"/>
-                <w:u w:val="none"/>
-                <w:lang w:val="en-US" w:eastAsia="zh-CN" w:bidi="ar"/>
-              </w:rPr>
-              <w:t>3</w:t>
-            </w:r>
-          </w:p>
-        </w:tc>
-        <w:tc>
-          <w:tcPr>
-            <w:tcW w:w="1672" w:type="pct"/>
-            <w:tcBorders>
-              <w:top w:val="single" w:color="000000" w:sz="4" w:space="0"/>
-              <w:left w:val="single" w:color="000000" w:sz="4" w:space="0"/>
-              <w:bottom w:val="single" w:color="000000" w:sz="4" w:space="0"/>
-              <w:right w:val="single" w:color="000000" w:sz="4" w:space="0"/>
-            </w:tcBorders>
-            <w:shd w:val="clear" w:color="auto" w:fill="FFFFFF"/>
-            <w:vAlign w:val="center"/>
-          </w:tcPr>
-          <w:p>
-            <w:pPr>
-              <w:keepNext w:val="0"/>
-              <w:keepLines w:val="0"/>
-              <w:widowControl/>
-              <w:suppressLineNumbers w:val="0"/>
-              <w:jc w:val="left"/>
-              <w:textAlignment w:val="center"/>
-              <w:rPr>
-                <w:rFonts w:hint="default" w:ascii="Times New Roman" w:hAnsi="Times New Roman" w:eastAsia="宋体" w:cs="Times New Roman"/>
-                <w:b w:val="0"/>
-                <w:bCs w:val="0"/>
-                <w:i w:val="0"/>
-                <w:iCs w:val="0"/>
-                <w:color w:val="000000"/>
-                <w:kern w:val="0"/>
-                <w:sz w:val="20"/>
-                <w:szCs w:val="20"/>
-                <w:u w:val="none"/>
-                <w:lang w:val="en-US" w:eastAsia="zh-CN" w:bidi="ar"/>
-              </w:rPr>
-            </w:pPr>
-            <w:r>
-              <w:rPr>
-                <w:rFonts w:hint="default" w:ascii="Times New Roman" w:hAnsi="Times New Roman" w:eastAsia="宋体" w:cs="Times New Roman"/>
-                <w:b w:val="0"/>
-                <w:bCs w:val="0"/>
-                <w:i w:val="0"/>
-                <w:iCs w:val="0"/>
-                <w:color w:val="000000"/>
-                <w:kern w:val="0"/>
-                <w:sz w:val="20"/>
-                <w:szCs w:val="20"/>
-                <w:u w:val="none"/>
-                <w:lang w:val="en-US" w:eastAsia="zh-CN" w:bidi="ar"/>
-              </w:rPr>
-              <w:fldChar w:fldCharType="begin"/>
-            </w:r>
-            <w:r>
-              <w:rPr>
-                <w:rFonts w:hint="default" w:ascii="Times New Roman" w:hAnsi="Times New Roman" w:eastAsia="宋体" w:cs="Times New Roman"/>
-                <w:b w:val="0"/>
-                <w:bCs w:val="0"/>
-                <w:i w:val="0"/>
-                <w:iCs w:val="0"/>
-                <w:color w:val="000000"/>
-                <w:kern w:val="0"/>
-                <w:sz w:val="20"/>
-                <w:szCs w:val="20"/>
-                <w:u w:val="none"/>
-                <w:lang w:val="en-US" w:eastAsia="zh-CN" w:bidi="ar"/>
-              </w:rPr>
-              <w:instrText xml:space="preserve"> HYPERLINK "https://www.ncbi.nlm.nih.gov/clinvar/variation/54166/" \o "54166" </w:instrText>
-            </w:r>
-            <w:r>
-              <w:rPr>
-                <w:rFonts w:hint="default" w:ascii="Times New Roman" w:hAnsi="Times New Roman" w:eastAsia="宋体" w:cs="Times New Roman"/>
-                <w:b w:val="0"/>
-                <w:bCs w:val="0"/>
-                <w:i w:val="0"/>
-                <w:iCs w:val="0"/>
-                <w:color w:val="000000"/>
-                <w:kern w:val="0"/>
-                <w:sz w:val="20"/>
-                <w:szCs w:val="20"/>
-                <w:u w:val="none"/>
-                <w:lang w:val="en-US" w:eastAsia="zh-CN" w:bidi="ar"/>
-              </w:rPr>
-              <w:fldChar w:fldCharType="separate"/>
-            </w:r>
-            <w:r>
-              <w:rPr>
-                <w:rFonts w:hint="default" w:ascii="Times New Roman" w:hAnsi="Times New Roman" w:eastAsia="宋体" w:cs="Times New Roman"/>
-                <w:b w:val="0"/>
-                <w:bCs w:val="0"/>
-                <w:i w:val="0"/>
-                <w:iCs w:val="0"/>
-                <w:color w:val="000000"/>
-                <w:kern w:val="0"/>
-                <w:sz w:val="20"/>
-                <w:szCs w:val="20"/>
-                <w:u w:val="none"/>
-                <w:lang w:val="en-US" w:eastAsia="zh-CN" w:bidi="ar"/>
-              </w:rPr>
-              <w:t xml:space="preserve">c.122A&gt;G </w:t>
-            </w:r>
-            <w:r>
-              <w:rPr>
-                <w:rFonts w:hint="default" w:ascii="Times New Roman" w:hAnsi="Times New Roman" w:eastAsia="宋体" w:cs="Times New Roman"/>
-                <w:b w:val="0"/>
-                <w:bCs w:val="0"/>
-                <w:i w:val="0"/>
-                <w:iCs w:val="0"/>
-                <w:color w:val="000000"/>
-                <w:kern w:val="0"/>
-                <w:sz w:val="20"/>
-                <w:szCs w:val="20"/>
-                <w:u w:val="none"/>
-                <w:lang w:val="en-US" w:eastAsia="zh-CN" w:bidi="ar"/>
-              </w:rPr>
-              <w:fldChar w:fldCharType="end"/>
-            </w:r>
-          </w:p>
-        </w:tc>
-        <w:tc>
-          <w:tcPr>
-            <w:tcW w:w="1862" w:type="pct"/>
-            <w:tcBorders>
-              <w:top w:val="single" w:color="000000" w:sz="4" w:space="0"/>
-              <w:left w:val="single" w:color="000000" w:sz="4" w:space="0"/>
-              <w:bottom w:val="single" w:color="000000" w:sz="4" w:space="0"/>
-              <w:right w:val="single" w:color="000000" w:sz="4" w:space="0"/>
-            </w:tcBorders>
-            <w:shd w:val="clear" w:color="auto" w:fill="FFFFFF"/>
-            <w:vAlign w:val="center"/>
-          </w:tcPr>
-          <w:p>
-            <w:pPr>
-              <w:keepNext w:val="0"/>
-              <w:keepLines w:val="0"/>
-              <w:widowControl/>
-              <w:suppressLineNumbers w:val="0"/>
-              <w:jc w:val="left"/>
-              <w:textAlignment w:val="center"/>
-              <w:rPr>
-                <w:rFonts w:hint="eastAsia" w:ascii="Times New Roman" w:hAnsi="Times New Roman" w:eastAsia="宋体" w:cs="Times New Roman"/>
-                <w:b w:val="0"/>
-                <w:bCs w:val="0"/>
-                <w:i w:val="0"/>
-                <w:iCs w:val="0"/>
-                <w:color w:val="000000"/>
-                <w:kern w:val="0"/>
-                <w:sz w:val="20"/>
-                <w:szCs w:val="20"/>
-                <w:u w:val="none"/>
-                <w:lang w:val="en-US" w:eastAsia="zh-CN" w:bidi="ar"/>
-              </w:rPr>
-            </w:pPr>
-            <w:r>
-              <w:rPr>
-                <w:rFonts w:hint="default" w:ascii="Times New Roman" w:hAnsi="Times New Roman" w:eastAsia="宋体" w:cs="Times New Roman"/>
-                <w:b w:val="0"/>
-                <w:bCs w:val="0"/>
-                <w:i w:val="0"/>
-                <w:iCs w:val="0"/>
-                <w:color w:val="000000"/>
-                <w:kern w:val="0"/>
-                <w:sz w:val="20"/>
-                <w:szCs w:val="20"/>
-                <w:u w:val="none"/>
-                <w:lang w:val="en-US" w:eastAsia="zh-CN" w:bidi="ar"/>
-              </w:rPr>
-              <w:t>p.</w:t>
-            </w:r>
-            <w:r>
-              <w:rPr>
-                <w:rFonts w:hint="eastAsia" w:ascii="Times New Roman" w:hAnsi="Times New Roman" w:eastAsia="宋体" w:cs="Times New Roman"/>
-                <w:b w:val="0"/>
-                <w:bCs w:val="0"/>
-                <w:i w:val="0"/>
-                <w:iCs w:val="0"/>
-                <w:color w:val="000000"/>
-                <w:kern w:val="0"/>
-                <w:sz w:val="20"/>
-                <w:szCs w:val="20"/>
-                <w:u w:val="none"/>
-                <w:lang w:val="en-US" w:eastAsia="zh-CN" w:bidi="ar"/>
-              </w:rPr>
-              <w:t>H</w:t>
-            </w:r>
-            <w:r>
-              <w:rPr>
-                <w:rFonts w:hint="default" w:ascii="Times New Roman" w:hAnsi="Times New Roman" w:eastAsia="宋体" w:cs="Times New Roman"/>
-                <w:b w:val="0"/>
-                <w:bCs w:val="0"/>
-                <w:i w:val="0"/>
-                <w:iCs w:val="0"/>
-                <w:color w:val="000000"/>
-                <w:kern w:val="0"/>
-                <w:sz w:val="20"/>
-                <w:szCs w:val="20"/>
-                <w:u w:val="none"/>
-                <w:lang w:val="en-US" w:eastAsia="zh-CN" w:bidi="ar"/>
-              </w:rPr>
-              <w:t>41</w:t>
-            </w:r>
-            <w:r>
-              <w:rPr>
-                <w:rFonts w:hint="eastAsia" w:ascii="Times New Roman" w:hAnsi="Times New Roman" w:eastAsia="宋体" w:cs="Times New Roman"/>
-                <w:b w:val="0"/>
-                <w:bCs w:val="0"/>
-                <w:i w:val="0"/>
-                <w:iCs w:val="0"/>
-                <w:color w:val="000000"/>
-                <w:kern w:val="0"/>
-                <w:sz w:val="20"/>
-                <w:szCs w:val="20"/>
-                <w:u w:val="none"/>
-                <w:lang w:val="en-US" w:eastAsia="zh-CN" w:bidi="ar"/>
-              </w:rPr>
-              <w:t>R</w:t>
             </w:r>
           </w:p>
         </w:tc>
@@ -25366,6 +23930,21 @@
               <w:jc w:val="left"/>
               <w:textAlignment w:val="center"/>
               <w:rPr>
+                <w:rFonts w:hint="default" w:ascii="Times New Roman" w:hAnsi="Times New Roman" w:eastAsia="宋体" w:cs="Times New Roman"/>
+                <w:b w:val="0"/>
+                <w:bCs w:val="0"/>
+                <w:i w:val="0"/>
+                <w:iCs w:val="0"/>
+                <w:color w:val="000000"/>
+                <w:kern w:val="0"/>
+                <w:sz w:val="20"/>
+                <w:szCs w:val="20"/>
+                <w:u w:val="none"/>
+                <w:lang w:val="en-US" w:eastAsia="zh-CN" w:bidi="ar"/>
+              </w:rPr>
+            </w:pPr>
+            <w:r>
+              <w:rPr>
                 <w:rFonts w:hint="eastAsia" w:ascii="Times New Roman" w:hAnsi="Times New Roman" w:eastAsia="宋体" w:cs="Times New Roman"/>
                 <w:b w:val="0"/>
                 <w:bCs w:val="0"/>
@@ -25378,22 +23957,7 @@
                 <w:u w:val="none"/>
                 <w:lang w:val="en-US" w:eastAsia="zh-CN" w:bidi="ar"/>
               </w:rPr>
-            </w:pPr>
-            <w:r>
-              <w:rPr>
-                <w:rFonts w:hint="eastAsia" w:ascii="Times New Roman" w:hAnsi="Times New Roman" w:eastAsia="宋体" w:cs="Times New Roman"/>
-                <w:b w:val="0"/>
-                <w:bCs w:val="0"/>
-                <w:i w:val="0"/>
-                <w:iCs w:val="0"/>
-                <w:color w:val="000000"/>
-                <w:kern w:val="0"/>
-                <w:sz w:val="20"/>
-                <w:szCs w:val="20"/>
-                <w:u w:val="none"/>
-                <w:lang w:val="en-US" w:eastAsia="zh-CN" w:bidi="ar"/>
-              </w:rPr>
-              <w:t>3</w:t>
+              <w:t>4</w:t>
             </w:r>
           </w:p>
         </w:tc>
@@ -25461,7 +24025,7 @@
                 <w:u w:val="none"/>
                 <w:lang w:val="en-US" w:eastAsia="zh-CN" w:bidi="ar"/>
               </w:rPr>
-              <w:instrText xml:space="preserve"> HYPERLINK "https://www.ncbi.nlm.nih.gov/clinvar/variation/230862/" \o "230862" </w:instrText>
+              <w:instrText xml:space="preserve"> HYPERLINK "https://www.ncbi.nlm.nih.gov/clinvar/variation/867317/" \o "867317" </w:instrText>
             </w:r>
             <w:r>
               <w:rPr>
@@ -25493,7 +24057,23 @@
                 <w:u w:val="none"/>
                 <w:lang w:val="en-US" w:eastAsia="zh-CN" w:bidi="ar"/>
               </w:rPr>
-              <w:t xml:space="preserve">c.122A&gt;T </w:t>
+              <w:t>c.190T&gt;A</w:t>
+            </w:r>
+            <w:r>
+              <w:rPr>
+                <w:rFonts w:hint="eastAsia" w:ascii="Times New Roman" w:hAnsi="Times New Roman" w:eastAsia="宋体" w:cs="Times New Roman"/>
+                <w:b w:val="0"/>
+                <w:bCs w:val="0"/>
+                <w:i w:val="0"/>
+                <w:iCs w:val="0"/>
+                <w:color w:val="000000"/>
+                <w:kern w:val="0"/>
+                <w:sz w:val="20"/>
+                <w:szCs w:val="20"/>
+                <w:u w:val="none"/>
+                <w:lang w:val="en-US" w:eastAsia="zh-CN" w:bidi="ar"/>
+              </w:rPr>
+              <w:t xml:space="preserve"> </w:t>
             </w:r>
             <w:r>
               <w:rPr>
@@ -25534,6 +24114,85 @@
               <w:jc w:val="left"/>
               <w:textAlignment w:val="center"/>
               <w:rPr>
+                <w:rFonts w:hint="default" w:ascii="Times New Roman" w:hAnsi="Times New Roman" w:eastAsia="宋体" w:cs="Times New Roman"/>
+                <w:b w:val="0"/>
+                <w:bCs w:val="0"/>
+                <w:i w:val="0"/>
+                <w:iCs w:val="0"/>
+                <w:color w:val="000000"/>
+                <w:kern w:val="0"/>
+                <w:sz w:val="20"/>
+                <w:szCs w:val="20"/>
+                <w:u w:val="none"/>
+                <w:lang w:val="en-US" w:eastAsia="zh-CN" w:bidi="ar"/>
+              </w:rPr>
+            </w:pPr>
+            <w:r>
+              <w:rPr>
+                <w:rFonts w:hint="default" w:ascii="Times New Roman" w:hAnsi="Times New Roman" w:eastAsia="宋体" w:cs="Times New Roman"/>
+                <w:b w:val="0"/>
+                <w:bCs w:val="0"/>
+                <w:i w:val="0"/>
+                <w:iCs w:val="0"/>
+                <w:color w:val="000000"/>
+                <w:kern w:val="0"/>
+                <w:sz w:val="20"/>
+                <w:szCs w:val="20"/>
+                <w:u w:val="none"/>
+                <w:lang w:val="en-US" w:eastAsia="zh-CN" w:bidi="ar"/>
+              </w:rPr>
+              <w:fldChar w:fldCharType="begin"/>
+            </w:r>
+            <w:r>
+              <w:rPr>
+                <w:rFonts w:hint="default" w:ascii="Times New Roman" w:hAnsi="Times New Roman" w:eastAsia="宋体" w:cs="Times New Roman"/>
+                <w:b w:val="0"/>
+                <w:bCs w:val="0"/>
+                <w:i w:val="0"/>
+                <w:iCs w:val="0"/>
+                <w:color w:val="000000"/>
+                <w:kern w:val="0"/>
+                <w:sz w:val="20"/>
+                <w:szCs w:val="20"/>
+                <w:u w:val="none"/>
+                <w:lang w:val="en-US" w:eastAsia="zh-CN" w:bidi="ar"/>
+              </w:rPr>
+              <w:instrText xml:space="preserve"> HYPERLINK "https://www.ncbi.nlm.nih.gov/clinvar/variation/867317/" \o "867317" </w:instrText>
+            </w:r>
+            <w:r>
+              <w:rPr>
+                <w:rFonts w:hint="default" w:ascii="Times New Roman" w:hAnsi="Times New Roman" w:eastAsia="宋体" w:cs="Times New Roman"/>
+                <w:b w:val="0"/>
+                <w:bCs w:val="0"/>
+                <w:i w:val="0"/>
+                <w:iCs w:val="0"/>
+                <w:color w:val="000000"/>
+                <w:kern w:val="0"/>
+                <w:sz w:val="20"/>
+                <w:szCs w:val="20"/>
+                <w:u w:val="none"/>
+                <w:lang w:val="en-US" w:eastAsia="zh-CN" w:bidi="ar"/>
+              </w:rPr>
+              <w:fldChar w:fldCharType="separate"/>
+            </w:r>
+            <w:r>
+              <w:rPr>
+                <w:rFonts w:hint="default" w:ascii="Times New Roman" w:hAnsi="Times New Roman" w:eastAsia="宋体" w:cs="Times New Roman"/>
+                <w:b w:val="0"/>
+                <w:bCs w:val="0"/>
+                <w:i w:val="0"/>
+                <w:iCs w:val="0"/>
+                <w:color w:val="000000"/>
+                <w:kern w:val="0"/>
+                <w:sz w:val="20"/>
+                <w:szCs w:val="20"/>
+                <w:u w:val="none"/>
+                <w:lang w:val="en-US" w:eastAsia="zh-CN" w:bidi="ar"/>
+              </w:rPr>
+              <w:t>p.</w:t>
+            </w:r>
+            <w:r>
+              <w:rPr>
                 <w:rFonts w:hint="eastAsia" w:ascii="Times New Roman" w:hAnsi="Times New Roman" w:eastAsia="宋体" w:cs="Times New Roman"/>
                 <w:b w:val="0"/>
                 <w:bCs w:val="0"/>
@@ -25546,22 +24205,23 @@
                 <w:u w:val="none"/>
                 <w:lang w:val="en-US" w:eastAsia="zh-CN" w:bidi="ar"/>
               </w:rPr>
-            </w:pPr>
-            <w:r>
-              <w:rPr>
-                <w:rFonts w:hint="default" w:ascii="Times New Roman" w:hAnsi="Times New Roman" w:eastAsia="宋体" w:cs="Times New Roman"/>
-                <w:b w:val="0"/>
-                <w:bCs w:val="0"/>
-                <w:i w:val="0"/>
-                <w:iCs w:val="0"/>
-                <w:color w:val="000000"/>
-                <w:kern w:val="0"/>
-                <w:sz w:val="20"/>
-                <w:szCs w:val="20"/>
-                <w:u w:val="none"/>
-                <w:lang w:val="en-US" w:eastAsia="zh-CN" w:bidi="ar"/>
-              </w:rPr>
-              <w:t>p.</w:t>
+              <w:t>C</w:t>
+            </w:r>
+            <w:r>
+              <w:rPr>
+                <w:rFonts w:hint="default" w:ascii="Times New Roman" w:hAnsi="Times New Roman" w:eastAsia="宋体" w:cs="Times New Roman"/>
+                <w:b w:val="0"/>
+                <w:bCs w:val="0"/>
+                <w:i w:val="0"/>
+                <w:iCs w:val="0"/>
+                <w:color w:val="000000"/>
+                <w:kern w:val="0"/>
+                <w:sz w:val="20"/>
+                <w:szCs w:val="20"/>
+                <w:u w:val="none"/>
+                <w:lang w:val="en-US" w:eastAsia="zh-CN" w:bidi="ar"/>
+              </w:rPr>
+              <w:t>64</w:t>
             </w:r>
             <w:r>
               <w:rPr>
@@ -25577,39 +24237,23 @@
                 <w:u w:val="none"/>
                 <w:lang w:val="en-US" w:eastAsia="zh-CN" w:bidi="ar"/>
               </w:rPr>
-              <w:t>H</w:t>
-            </w:r>
-            <w:r>
-              <w:rPr>
-                <w:rFonts w:hint="default" w:ascii="Times New Roman" w:hAnsi="Times New Roman" w:eastAsia="宋体" w:cs="Times New Roman"/>
-                <w:b w:val="0"/>
-                <w:bCs w:val="0"/>
-                <w:i w:val="0"/>
-                <w:iCs w:val="0"/>
-                <w:color w:val="000000"/>
-                <w:kern w:val="0"/>
-                <w:sz w:val="20"/>
-                <w:szCs w:val="20"/>
-                <w:u w:val="none"/>
-                <w:lang w:val="en-US" w:eastAsia="zh-CN" w:bidi="ar"/>
-              </w:rPr>
-              <w:t>41</w:t>
-            </w:r>
-            <w:r>
-              <w:rPr>
-                <w:rFonts w:hint="eastAsia" w:ascii="Times New Roman" w:hAnsi="Times New Roman" w:eastAsia="宋体" w:cs="Times New Roman"/>
-                <w:b w:val="0"/>
-                <w:bCs w:val="0"/>
-                <w:i w:val="0"/>
-                <w:iCs w:val="0"/>
-                <w:color w:val="000000"/>
-                <w:kern w:val="0"/>
-                <w:sz w:val="20"/>
-                <w:szCs w:val="20"/>
-                <w:u w:val="none"/>
-                <w:lang w:val="en-US" w:eastAsia="zh-CN" w:bidi="ar"/>
-              </w:rPr>
-              <w:t>L</w:t>
+              <w:t>S</w:t>
+            </w:r>
+            <w:r>
+              <w:rPr>
+                <w:rFonts w:hint="default" w:ascii="Times New Roman" w:hAnsi="Times New Roman" w:eastAsia="宋体" w:cs="Times New Roman"/>
+                <w:b w:val="0"/>
+                <w:bCs w:val="0"/>
+                <w:i w:val="0"/>
+                <w:iCs w:val="0"/>
+                <w:color w:val="000000"/>
+                <w:kern w:val="0"/>
+                <w:sz w:val="20"/>
+                <w:szCs w:val="20"/>
+                <w:u w:val="none"/>
+                <w:lang w:val="en-US" w:eastAsia="zh-CN" w:bidi="ar"/>
+              </w:rPr>
+              <w:fldChar w:fldCharType="end"/>
             </w:r>
           </w:p>
         </w:tc>
@@ -25707,6 +24351,21 @@
               <w:jc w:val="left"/>
               <w:textAlignment w:val="center"/>
               <w:rPr>
+                <w:rFonts w:hint="default" w:ascii="Times New Roman" w:hAnsi="Times New Roman" w:eastAsia="宋体" w:cs="Times New Roman"/>
+                <w:b w:val="0"/>
+                <w:bCs w:val="0"/>
+                <w:i w:val="0"/>
+                <w:iCs w:val="0"/>
+                <w:color w:val="000000"/>
+                <w:kern w:val="0"/>
+                <w:sz w:val="20"/>
+                <w:szCs w:val="20"/>
+                <w:u w:val="none"/>
+                <w:lang w:val="en-US" w:eastAsia="zh-CN" w:bidi="ar"/>
+              </w:rPr>
+            </w:pPr>
+            <w:r>
+              <w:rPr>
                 <w:rFonts w:hint="eastAsia" w:ascii="Times New Roman" w:hAnsi="Times New Roman" w:eastAsia="宋体" w:cs="Times New Roman"/>
                 <w:b w:val="0"/>
                 <w:bCs w:val="0"/>
@@ -25719,22 +24378,7 @@
                 <w:u w:val="none"/>
                 <w:lang w:val="en-US" w:eastAsia="zh-CN" w:bidi="ar"/>
               </w:rPr>
-            </w:pPr>
-            <w:r>
-              <w:rPr>
-                <w:rFonts w:hint="eastAsia" w:ascii="Times New Roman" w:hAnsi="Times New Roman" w:eastAsia="宋体" w:cs="Times New Roman"/>
-                <w:b w:val="0"/>
-                <w:bCs w:val="0"/>
-                <w:i w:val="0"/>
-                <w:iCs w:val="0"/>
-                <w:color w:val="000000"/>
-                <w:kern w:val="0"/>
-                <w:sz w:val="20"/>
-                <w:szCs w:val="20"/>
-                <w:u w:val="none"/>
-                <w:lang w:val="en-US" w:eastAsia="zh-CN" w:bidi="ar"/>
-              </w:rPr>
-              <w:t>3</w:t>
+              <w:t>4</w:t>
             </w:r>
           </w:p>
         </w:tc>
@@ -25802,7 +24446,7 @@
                 <w:u w:val="none"/>
                 <w:lang w:val="en-US" w:eastAsia="zh-CN" w:bidi="ar"/>
               </w:rPr>
-              <w:instrText xml:space="preserve"> HYPERLINK "https://www.ncbi.nlm.nih.gov/clinvar/variation/867486/" \o "867486" </w:instrText>
+              <w:instrText xml:space="preserve"> HYPERLINK "https://www.ncbi.nlm.nih.gov/clinvar/variation/54246/" \o "54246" </w:instrText>
             </w:r>
             <w:r>
               <w:rPr>
@@ -25834,7 +24478,7 @@
                 <w:u w:val="none"/>
                 <w:lang w:val="en-US" w:eastAsia="zh-CN" w:bidi="ar"/>
               </w:rPr>
-              <w:t>c.101C&gt;G</w:t>
+              <w:t xml:space="preserve">c.140G&gt;A </w:t>
             </w:r>
             <w:r>
               <w:rPr>
@@ -25918,23 +24562,23 @@
                 <w:u w:val="none"/>
                 <w:lang w:val="en-US" w:eastAsia="zh-CN" w:bidi="ar"/>
               </w:rPr>
-              <w:t>P</w:t>
-            </w:r>
-            <w:r>
-              <w:rPr>
-                <w:rFonts w:hint="default" w:ascii="Times New Roman" w:hAnsi="Times New Roman" w:eastAsia="宋体" w:cs="Times New Roman"/>
-                <w:b w:val="0"/>
-                <w:bCs w:val="0"/>
-                <w:i w:val="0"/>
-                <w:iCs w:val="0"/>
-                <w:color w:val="000000"/>
-                <w:kern w:val="0"/>
-                <w:sz w:val="20"/>
-                <w:szCs w:val="20"/>
-                <w:u w:val="none"/>
-                <w:lang w:val="en-US" w:eastAsia="zh-CN" w:bidi="ar"/>
-              </w:rPr>
-              <w:t>34</w:t>
+              <w:t>C</w:t>
+            </w:r>
+            <w:r>
+              <w:rPr>
+                <w:rFonts w:hint="default" w:ascii="Times New Roman" w:hAnsi="Times New Roman" w:eastAsia="宋体" w:cs="Times New Roman"/>
+                <w:b w:val="0"/>
+                <w:bCs w:val="0"/>
+                <w:i w:val="0"/>
+                <w:iCs w:val="0"/>
+                <w:color w:val="000000"/>
+                <w:kern w:val="0"/>
+                <w:sz w:val="20"/>
+                <w:szCs w:val="20"/>
+                <w:u w:val="none"/>
+                <w:lang w:val="en-US" w:eastAsia="zh-CN" w:bidi="ar"/>
+              </w:rPr>
+              <w:t>47</w:t>
             </w:r>
             <w:r>
               <w:rPr>
@@ -25950,7 +24594,7 @@
                 <w:u w:val="none"/>
                 <w:lang w:val="en-US" w:eastAsia="zh-CN" w:bidi="ar"/>
               </w:rPr>
-              <w:t>R</w:t>
+              <w:t>Y</w:t>
             </w:r>
           </w:p>
         </w:tc>
@@ -26143,7 +24787,7 @@
                 <w:u w:val="none"/>
                 <w:lang w:val="en-US" w:eastAsia="zh-CN" w:bidi="ar"/>
               </w:rPr>
-              <w:instrText xml:space="preserve"> HYPERLINK "https://www.ncbi.nlm.nih.gov/clinvar/variation/54131/" \o "54131" </w:instrText>
+              <w:instrText xml:space="preserve"> HYPERLINK "https://www.ncbi.nlm.nih.gov/clinvar/variation/54199/" \o "54199" </w:instrText>
             </w:r>
             <w:r>
               <w:rPr>
@@ -26175,7 +24819,7 @@
                 <w:u w:val="none"/>
                 <w:lang w:val="en-US" w:eastAsia="zh-CN" w:bidi="ar"/>
               </w:rPr>
-              <w:t>c.110C&gt;A</w:t>
+              <w:t xml:space="preserve">c.131G&gt;A </w:t>
             </w:r>
             <w:r>
               <w:rPr>
@@ -26216,34 +24860,82 @@
               <w:jc w:val="left"/>
               <w:textAlignment w:val="center"/>
               <w:rPr>
-                <w:rFonts w:hint="default" w:ascii="Times New Roman" w:hAnsi="Times New Roman" w:eastAsia="宋体" w:cs="Times New Roman"/>
-                <w:b w:val="0"/>
-                <w:bCs w:val="0"/>
-                <w:i w:val="0"/>
-                <w:iCs w:val="0"/>
-                <w:color w:val="000000"/>
-                <w:kern w:val="0"/>
-                <w:sz w:val="20"/>
-                <w:szCs w:val="20"/>
-                <w:u w:val="none"/>
-                <w:lang w:val="en-US" w:eastAsia="zh-CN" w:bidi="ar"/>
-              </w:rPr>
-            </w:pPr>
-            <w:r>
-              <w:rPr>
-                <w:rFonts w:hint="default" w:ascii="Times New Roman" w:hAnsi="Times New Roman" w:eastAsia="宋体" w:cs="Times New Roman"/>
-                <w:b w:val="0"/>
-                <w:bCs w:val="0"/>
-                <w:i w:val="0"/>
-                <w:iCs w:val="0"/>
-                <w:color w:val="000000"/>
-                <w:kern w:val="0"/>
-                <w:sz w:val="20"/>
-                <w:szCs w:val="20"/>
-                <w:u w:val="none"/>
-                <w:lang w:val="en-US" w:eastAsia="zh-CN" w:bidi="ar"/>
-              </w:rPr>
-              <w:t>p.T37K</w:t>
+                <w:rFonts w:hint="eastAsia" w:ascii="Times New Roman" w:hAnsi="Times New Roman" w:eastAsia="宋体" w:cs="Times New Roman"/>
+                <w:b w:val="0"/>
+                <w:bCs w:val="0"/>
+                <w:i w:val="0"/>
+                <w:iCs w:val="0"/>
+                <w:color w:val="000000"/>
+                <w:kern w:val="0"/>
+                <w:sz w:val="20"/>
+                <w:szCs w:val="20"/>
+                <w:u w:val="none"/>
+                <w:lang w:val="en-US" w:eastAsia="zh-CN" w:bidi="ar"/>
+              </w:rPr>
+            </w:pPr>
+            <w:r>
+              <w:rPr>
+                <w:rFonts w:hint="default" w:ascii="Times New Roman" w:hAnsi="Times New Roman" w:eastAsia="宋体" w:cs="Times New Roman"/>
+                <w:b w:val="0"/>
+                <w:bCs w:val="0"/>
+                <w:i w:val="0"/>
+                <w:iCs w:val="0"/>
+                <w:color w:val="000000"/>
+                <w:kern w:val="0"/>
+                <w:sz w:val="20"/>
+                <w:szCs w:val="20"/>
+                <w:u w:val="none"/>
+                <w:lang w:val="en-US" w:eastAsia="zh-CN" w:bidi="ar"/>
+              </w:rPr>
+              <w:t>p.</w:t>
+            </w:r>
+            <w:r>
+              <w:rPr>
+                <w:rFonts w:hint="eastAsia" w:ascii="Times New Roman" w:hAnsi="Times New Roman" w:eastAsia="宋体" w:cs="Times New Roman"/>
+                <w:b w:val="0"/>
+                <w:bCs w:val="0"/>
+                <w:i w:val="0"/>
+                <w:iCs w:val="0"/>
+                <w:color w:val="000000"/>
+                <w:kern w:val="0"/>
+                <w:sz w:val="20"/>
+                <w:szCs w:val="20"/>
+                <w:u w:val="none"/>
+                <w:lang w:val="en-US" w:eastAsia="zh-CN" w:bidi="ar"/>
+              </w:rPr>
+              <w:t>c</w:t>
+            </w:r>
+            <w:r>
+              <w:rPr>
+                <w:rFonts w:hint="default" w:ascii="Times New Roman" w:hAnsi="Times New Roman" w:eastAsia="宋体" w:cs="Times New Roman"/>
+                <w:b w:val="0"/>
+                <w:bCs w:val="0"/>
+                <w:i w:val="0"/>
+                <w:iCs w:val="0"/>
+                <w:color w:val="000000"/>
+                <w:kern w:val="0"/>
+                <w:sz w:val="20"/>
+                <w:szCs w:val="20"/>
+                <w:u w:val="none"/>
+                <w:lang w:val="en-US" w:eastAsia="zh-CN" w:bidi="ar"/>
+              </w:rPr>
+              <w:t>44</w:t>
+            </w:r>
+            <w:r>
+              <w:rPr>
+                <w:rFonts w:hint="eastAsia" w:ascii="Times New Roman" w:hAnsi="Times New Roman" w:eastAsia="宋体" w:cs="Times New Roman"/>
+                <w:b w:val="0"/>
+                <w:bCs w:val="0"/>
+                <w:i w:val="0"/>
+                <w:iCs w:val="0"/>
+                <w:color w:val="000000"/>
+                <w:kern w:val="0"/>
+                <w:sz w:val="20"/>
+                <w:szCs w:val="20"/>
+                <w:u w:val="none"/>
+                <w:lang w:val="en-US" w:eastAsia="zh-CN" w:bidi="ar"/>
+              </w:rPr>
+              <w:t>Y</w:t>
             </w:r>
           </w:p>
         </w:tc>
@@ -26368,7 +25060,7 @@
                 <w:u w:val="none"/>
                 <w:lang w:val="en-US" w:eastAsia="zh-CN" w:bidi="ar"/>
               </w:rPr>
-              <w:t>2</w:t>
+              <w:t>3</w:t>
             </w:r>
           </w:p>
         </w:tc>
@@ -26436,7 +25128,7 @@
                 <w:u w:val="none"/>
                 <w:lang w:val="en-US" w:eastAsia="zh-CN" w:bidi="ar"/>
               </w:rPr>
-              <w:instrText xml:space="preserve"> HYPERLINK "https://www.ncbi.nlm.nih.gov/clinvar/variation/252890/" \o "252890" </w:instrText>
+              <w:instrText xml:space="preserve"> HYPERLINK "https://www.ncbi.nlm.nih.gov/clinvar/variation/54166/" \o "54166" </w:instrText>
             </w:r>
             <w:r>
               <w:rPr>
@@ -26468,7 +25160,7 @@
                 <w:u w:val="none"/>
                 <w:lang w:val="en-US" w:eastAsia="zh-CN" w:bidi="ar"/>
               </w:rPr>
-              <w:t xml:space="preserve">c.77T&gt;A </w:t>
+              <w:t xml:space="preserve">c.122A&gt;G </w:t>
             </w:r>
             <w:r>
               <w:rPr>
@@ -26509,34 +25201,82 @@
               <w:jc w:val="left"/>
               <w:textAlignment w:val="center"/>
               <w:rPr>
-                <w:rFonts w:hint="default" w:ascii="Times New Roman" w:hAnsi="Times New Roman" w:eastAsia="宋体" w:cs="Times New Roman"/>
-                <w:b w:val="0"/>
-                <w:bCs w:val="0"/>
-                <w:i w:val="0"/>
-                <w:iCs w:val="0"/>
-                <w:color w:val="000000"/>
-                <w:kern w:val="0"/>
-                <w:sz w:val="20"/>
-                <w:szCs w:val="20"/>
-                <w:u w:val="none"/>
-                <w:lang w:val="en-US" w:eastAsia="zh-CN" w:bidi="ar"/>
-              </w:rPr>
-            </w:pPr>
-            <w:r>
-              <w:rPr>
-                <w:rFonts w:hint="default" w:ascii="Times New Roman" w:hAnsi="Times New Roman" w:eastAsia="宋体" w:cs="Times New Roman"/>
-                <w:b w:val="0"/>
-                <w:bCs w:val="0"/>
-                <w:i w:val="0"/>
-                <w:iCs w:val="0"/>
-                <w:color w:val="000000"/>
-                <w:kern w:val="0"/>
-                <w:sz w:val="20"/>
-                <w:szCs w:val="20"/>
-                <w:u w:val="none"/>
-                <w:lang w:val="en-US" w:eastAsia="zh-CN" w:bidi="ar"/>
-              </w:rPr>
-              <w:t>p.I26N</w:t>
+                <w:rFonts w:hint="eastAsia" w:ascii="Times New Roman" w:hAnsi="Times New Roman" w:eastAsia="宋体" w:cs="Times New Roman"/>
+                <w:b w:val="0"/>
+                <w:bCs w:val="0"/>
+                <w:i w:val="0"/>
+                <w:iCs w:val="0"/>
+                <w:color w:val="000000"/>
+                <w:kern w:val="0"/>
+                <w:sz w:val="20"/>
+                <w:szCs w:val="20"/>
+                <w:u w:val="none"/>
+                <w:lang w:val="en-US" w:eastAsia="zh-CN" w:bidi="ar"/>
+              </w:rPr>
+            </w:pPr>
+            <w:r>
+              <w:rPr>
+                <w:rFonts w:hint="default" w:ascii="Times New Roman" w:hAnsi="Times New Roman" w:eastAsia="宋体" w:cs="Times New Roman"/>
+                <w:b w:val="0"/>
+                <w:bCs w:val="0"/>
+                <w:i w:val="0"/>
+                <w:iCs w:val="0"/>
+                <w:color w:val="000000"/>
+                <w:kern w:val="0"/>
+                <w:sz w:val="20"/>
+                <w:szCs w:val="20"/>
+                <w:u w:val="none"/>
+                <w:lang w:val="en-US" w:eastAsia="zh-CN" w:bidi="ar"/>
+              </w:rPr>
+              <w:t>p.</w:t>
+            </w:r>
+            <w:r>
+              <w:rPr>
+                <w:rFonts w:hint="eastAsia" w:ascii="Times New Roman" w:hAnsi="Times New Roman" w:eastAsia="宋体" w:cs="Times New Roman"/>
+                <w:b w:val="0"/>
+                <w:bCs w:val="0"/>
+                <w:i w:val="0"/>
+                <w:iCs w:val="0"/>
+                <w:color w:val="000000"/>
+                <w:kern w:val="0"/>
+                <w:sz w:val="20"/>
+                <w:szCs w:val="20"/>
+                <w:u w:val="none"/>
+                <w:lang w:val="en-US" w:eastAsia="zh-CN" w:bidi="ar"/>
+              </w:rPr>
+              <w:t>H</w:t>
+            </w:r>
+            <w:r>
+              <w:rPr>
+                <w:rFonts w:hint="default" w:ascii="Times New Roman" w:hAnsi="Times New Roman" w:eastAsia="宋体" w:cs="Times New Roman"/>
+                <w:b w:val="0"/>
+                <w:bCs w:val="0"/>
+                <w:i w:val="0"/>
+                <w:iCs w:val="0"/>
+                <w:color w:val="000000"/>
+                <w:kern w:val="0"/>
+                <w:sz w:val="20"/>
+                <w:szCs w:val="20"/>
+                <w:u w:val="none"/>
+                <w:lang w:val="en-US" w:eastAsia="zh-CN" w:bidi="ar"/>
+              </w:rPr>
+              <w:t>41</w:t>
+            </w:r>
+            <w:r>
+              <w:rPr>
+                <w:rFonts w:hint="eastAsia" w:ascii="Times New Roman" w:hAnsi="Times New Roman" w:eastAsia="宋体" w:cs="Times New Roman"/>
+                <w:b w:val="0"/>
+                <w:bCs w:val="0"/>
+                <w:i w:val="0"/>
+                <w:iCs w:val="0"/>
+                <w:color w:val="000000"/>
+                <w:kern w:val="0"/>
+                <w:sz w:val="20"/>
+                <w:szCs w:val="20"/>
+                <w:u w:val="none"/>
+                <w:lang w:val="en-US" w:eastAsia="zh-CN" w:bidi="ar"/>
+              </w:rPr>
+              <w:t>R</w:t>
             </w:r>
           </w:p>
         </w:tc>
@@ -26661,7 +25401,7 @@
                 <w:u w:val="none"/>
                 <w:lang w:val="en-US" w:eastAsia="zh-CN" w:bidi="ar"/>
               </w:rPr>
-              <w:t>2</w:t>
+              <w:t>3</w:t>
             </w:r>
           </w:p>
         </w:tc>
@@ -26729,7 +25469,7 @@
                 <w:u w:val="none"/>
                 <w:lang w:val="en-US" w:eastAsia="zh-CN" w:bidi="ar"/>
               </w:rPr>
-              <w:instrText xml:space="preserve"> HYPERLINK "https://www.ncbi.nlm.nih.gov/clinvar/variation/55678/" \o "55678" </w:instrText>
+              <w:instrText xml:space="preserve"> HYPERLINK "https://www.ncbi.nlm.nih.gov/clinvar/variation/230862/" \o "230862" </w:instrText>
             </w:r>
             <w:r>
               <w:rPr>
@@ -26761,7 +25501,7 @@
                 <w:u w:val="none"/>
                 <w:lang w:val="en-US" w:eastAsia="zh-CN" w:bidi="ar"/>
               </w:rPr>
-              <w:t>c.71G&gt;A</w:t>
+              <w:t xml:space="preserve">c.122A&gt;T </w:t>
             </w:r>
             <w:r>
               <w:rPr>
@@ -26802,34 +25542,82 @@
               <w:jc w:val="left"/>
               <w:textAlignment w:val="center"/>
               <w:rPr>
-                <w:rFonts w:hint="default" w:ascii="Times New Roman" w:hAnsi="Times New Roman" w:eastAsia="宋体" w:cs="Times New Roman"/>
-                <w:b w:val="0"/>
-                <w:bCs w:val="0"/>
-                <w:i w:val="0"/>
-                <w:iCs w:val="0"/>
-                <w:color w:val="000000"/>
-                <w:kern w:val="0"/>
-                <w:sz w:val="20"/>
-                <w:szCs w:val="20"/>
-                <w:u w:val="none"/>
-                <w:lang w:val="en-US" w:eastAsia="zh-CN" w:bidi="ar"/>
-              </w:rPr>
-            </w:pPr>
-            <w:r>
-              <w:rPr>
-                <w:rFonts w:hint="default" w:ascii="Times New Roman" w:hAnsi="Times New Roman" w:eastAsia="宋体" w:cs="Times New Roman"/>
-                <w:b w:val="0"/>
-                <w:bCs w:val="0"/>
-                <w:i w:val="0"/>
-                <w:iCs w:val="0"/>
-                <w:color w:val="000000"/>
-                <w:kern w:val="0"/>
-                <w:sz w:val="20"/>
-                <w:szCs w:val="20"/>
-                <w:u w:val="none"/>
-                <w:lang w:val="en-US" w:eastAsia="zh-CN" w:bidi="ar"/>
-              </w:rPr>
-              <w:t>p.C24Y</w:t>
+                <w:rFonts w:hint="eastAsia" w:ascii="Times New Roman" w:hAnsi="Times New Roman" w:eastAsia="宋体" w:cs="Times New Roman"/>
+                <w:b w:val="0"/>
+                <w:bCs w:val="0"/>
+                <w:i w:val="0"/>
+                <w:iCs w:val="0"/>
+                <w:color w:val="000000"/>
+                <w:kern w:val="0"/>
+                <w:sz w:val="20"/>
+                <w:szCs w:val="20"/>
+                <w:u w:val="none"/>
+                <w:lang w:val="en-US" w:eastAsia="zh-CN" w:bidi="ar"/>
+              </w:rPr>
+            </w:pPr>
+            <w:r>
+              <w:rPr>
+                <w:rFonts w:hint="default" w:ascii="Times New Roman" w:hAnsi="Times New Roman" w:eastAsia="宋体" w:cs="Times New Roman"/>
+                <w:b w:val="0"/>
+                <w:bCs w:val="0"/>
+                <w:i w:val="0"/>
+                <w:iCs w:val="0"/>
+                <w:color w:val="000000"/>
+                <w:kern w:val="0"/>
+                <w:sz w:val="20"/>
+                <w:szCs w:val="20"/>
+                <w:u w:val="none"/>
+                <w:lang w:val="en-US" w:eastAsia="zh-CN" w:bidi="ar"/>
+              </w:rPr>
+              <w:t>p.</w:t>
+            </w:r>
+            <w:r>
+              <w:rPr>
+                <w:rFonts w:hint="eastAsia" w:ascii="Times New Roman" w:hAnsi="Times New Roman" w:eastAsia="宋体" w:cs="Times New Roman"/>
+                <w:b w:val="0"/>
+                <w:bCs w:val="0"/>
+                <w:i w:val="0"/>
+                <w:iCs w:val="0"/>
+                <w:color w:val="000000"/>
+                <w:kern w:val="0"/>
+                <w:sz w:val="20"/>
+                <w:szCs w:val="20"/>
+                <w:u w:val="none"/>
+                <w:lang w:val="en-US" w:eastAsia="zh-CN" w:bidi="ar"/>
+              </w:rPr>
+              <w:t>H</w:t>
+            </w:r>
+            <w:r>
+              <w:rPr>
+                <w:rFonts w:hint="default" w:ascii="Times New Roman" w:hAnsi="Times New Roman" w:eastAsia="宋体" w:cs="Times New Roman"/>
+                <w:b w:val="0"/>
+                <w:bCs w:val="0"/>
+                <w:i w:val="0"/>
+                <w:iCs w:val="0"/>
+                <w:color w:val="000000"/>
+                <w:kern w:val="0"/>
+                <w:sz w:val="20"/>
+                <w:szCs w:val="20"/>
+                <w:u w:val="none"/>
+                <w:lang w:val="en-US" w:eastAsia="zh-CN" w:bidi="ar"/>
+              </w:rPr>
+              <w:t>41</w:t>
+            </w:r>
+            <w:r>
+              <w:rPr>
+                <w:rFonts w:hint="eastAsia" w:ascii="Times New Roman" w:hAnsi="Times New Roman" w:eastAsia="宋体" w:cs="Times New Roman"/>
+                <w:b w:val="0"/>
+                <w:bCs w:val="0"/>
+                <w:i w:val="0"/>
+                <w:iCs w:val="0"/>
+                <w:color w:val="000000"/>
+                <w:kern w:val="0"/>
+                <w:sz w:val="20"/>
+                <w:szCs w:val="20"/>
+                <w:u w:val="none"/>
+                <w:lang w:val="en-US" w:eastAsia="zh-CN" w:bidi="ar"/>
+              </w:rPr>
+              <w:t>L</w:t>
             </w:r>
           </w:p>
         </w:tc>
@@ -26954,7 +25742,7 @@
                 <w:u w:val="none"/>
                 <w:lang w:val="en-US" w:eastAsia="zh-CN" w:bidi="ar"/>
               </w:rPr>
-              <w:t>2</w:t>
+              <w:t>3</w:t>
             </w:r>
           </w:p>
         </w:tc>
@@ -27022,7 +25810,7 @@
                 <w:u w:val="none"/>
                 <w:lang w:val="en-US" w:eastAsia="zh-CN" w:bidi="ar"/>
               </w:rPr>
-              <w:instrText xml:space="preserve"> HYPERLINK "https://www.ncbi.nlm.nih.gov/clinvar/variation/55656/" \o "55656" </w:instrText>
+              <w:instrText xml:space="preserve"> HYPERLINK "https://www.ncbi.nlm.nih.gov/clinvar/variation/867486/" \o "867486" </w:instrText>
             </w:r>
             <w:r>
               <w:rPr>
@@ -27054,7 +25842,7 @@
                 <w:u w:val="none"/>
                 <w:lang w:val="en-US" w:eastAsia="zh-CN" w:bidi="ar"/>
               </w:rPr>
-              <w:t>c.65T&gt;C</w:t>
+              <w:t>c.101C&gt;G</w:t>
             </w:r>
             <w:r>
               <w:rPr>
@@ -27095,34 +25883,82 @@
               <w:jc w:val="left"/>
               <w:textAlignment w:val="center"/>
               <w:rPr>
-                <w:rFonts w:hint="default" w:ascii="Times New Roman" w:hAnsi="Times New Roman" w:eastAsia="宋体" w:cs="Times New Roman"/>
-                <w:b w:val="0"/>
-                <w:bCs w:val="0"/>
-                <w:i w:val="0"/>
-                <w:iCs w:val="0"/>
-                <w:color w:val="000000"/>
-                <w:kern w:val="0"/>
-                <w:sz w:val="20"/>
-                <w:szCs w:val="20"/>
-                <w:u w:val="none"/>
-                <w:lang w:val="en-US" w:eastAsia="zh-CN" w:bidi="ar"/>
-              </w:rPr>
-            </w:pPr>
-            <w:r>
-              <w:rPr>
-                <w:rFonts w:hint="default" w:ascii="Times New Roman" w:hAnsi="Times New Roman" w:eastAsia="宋体" w:cs="Times New Roman"/>
-                <w:b w:val="0"/>
-                <w:bCs w:val="0"/>
-                <w:i w:val="0"/>
-                <w:iCs w:val="0"/>
-                <w:color w:val="000000"/>
-                <w:kern w:val="0"/>
-                <w:sz w:val="20"/>
-                <w:szCs w:val="20"/>
-                <w:u w:val="none"/>
-                <w:lang w:val="en-US" w:eastAsia="zh-CN" w:bidi="ar"/>
-              </w:rPr>
-              <w:t>p.L22S</w:t>
+                <w:rFonts w:hint="eastAsia" w:ascii="Times New Roman" w:hAnsi="Times New Roman" w:eastAsia="宋体" w:cs="Times New Roman"/>
+                <w:b w:val="0"/>
+                <w:bCs w:val="0"/>
+                <w:i w:val="0"/>
+                <w:iCs w:val="0"/>
+                <w:color w:val="000000"/>
+                <w:kern w:val="0"/>
+                <w:sz w:val="20"/>
+                <w:szCs w:val="20"/>
+                <w:u w:val="none"/>
+                <w:lang w:val="en-US" w:eastAsia="zh-CN" w:bidi="ar"/>
+              </w:rPr>
+            </w:pPr>
+            <w:r>
+              <w:rPr>
+                <w:rFonts w:hint="default" w:ascii="Times New Roman" w:hAnsi="Times New Roman" w:eastAsia="宋体" w:cs="Times New Roman"/>
+                <w:b w:val="0"/>
+                <w:bCs w:val="0"/>
+                <w:i w:val="0"/>
+                <w:iCs w:val="0"/>
+                <w:color w:val="000000"/>
+                <w:kern w:val="0"/>
+                <w:sz w:val="20"/>
+                <w:szCs w:val="20"/>
+                <w:u w:val="none"/>
+                <w:lang w:val="en-US" w:eastAsia="zh-CN" w:bidi="ar"/>
+              </w:rPr>
+              <w:t>p.</w:t>
+            </w:r>
+            <w:r>
+              <w:rPr>
+                <w:rFonts w:hint="eastAsia" w:ascii="Times New Roman" w:hAnsi="Times New Roman" w:eastAsia="宋体" w:cs="Times New Roman"/>
+                <w:b w:val="0"/>
+                <w:bCs w:val="0"/>
+                <w:i w:val="0"/>
+                <w:iCs w:val="0"/>
+                <w:color w:val="000000"/>
+                <w:kern w:val="0"/>
+                <w:sz w:val="20"/>
+                <w:szCs w:val="20"/>
+                <w:u w:val="none"/>
+                <w:lang w:val="en-US" w:eastAsia="zh-CN" w:bidi="ar"/>
+              </w:rPr>
+              <w:t>P</w:t>
+            </w:r>
+            <w:r>
+              <w:rPr>
+                <w:rFonts w:hint="default" w:ascii="Times New Roman" w:hAnsi="Times New Roman" w:eastAsia="宋体" w:cs="Times New Roman"/>
+                <w:b w:val="0"/>
+                <w:bCs w:val="0"/>
+                <w:i w:val="0"/>
+                <w:iCs w:val="0"/>
+                <w:color w:val="000000"/>
+                <w:kern w:val="0"/>
+                <w:sz w:val="20"/>
+                <w:szCs w:val="20"/>
+                <w:u w:val="none"/>
+                <w:lang w:val="en-US" w:eastAsia="zh-CN" w:bidi="ar"/>
+              </w:rPr>
+              <w:t>34</w:t>
+            </w:r>
+            <w:r>
+              <w:rPr>
+                <w:rFonts w:hint="eastAsia" w:ascii="Times New Roman" w:hAnsi="Times New Roman" w:eastAsia="宋体" w:cs="Times New Roman"/>
+                <w:b w:val="0"/>
+                <w:bCs w:val="0"/>
+                <w:i w:val="0"/>
+                <w:iCs w:val="0"/>
+                <w:color w:val="000000"/>
+                <w:kern w:val="0"/>
+                <w:sz w:val="20"/>
+                <w:szCs w:val="20"/>
+                <w:u w:val="none"/>
+                <w:lang w:val="en-US" w:eastAsia="zh-CN" w:bidi="ar"/>
+              </w:rPr>
+              <w:t>R</w:t>
             </w:r>
           </w:p>
         </w:tc>
@@ -27247,7 +26083,7 @@
                 <w:u w:val="none"/>
                 <w:lang w:val="en-US" w:eastAsia="zh-CN" w:bidi="ar"/>
               </w:rPr>
-              <w:t>2</w:t>
+              <w:t>3</w:t>
             </w:r>
           </w:p>
         </w:tc>
@@ -27315,7 +26151,7 @@
                 <w:u w:val="none"/>
                 <w:lang w:val="en-US" w:eastAsia="zh-CN" w:bidi="ar"/>
               </w:rPr>
-              <w:instrText xml:space="preserve"> HYPERLINK "https://www.ncbi.nlm.nih.gov/clinvar/variation/267523/" \o "267523" </w:instrText>
+              <w:instrText xml:space="preserve"> HYPERLINK "https://www.ncbi.nlm.nih.gov/clinvar/variation/54131/" \o "54131" </w:instrText>
             </w:r>
             <w:r>
               <w:rPr>
@@ -27347,7 +26183,7 @@
                 <w:u w:val="none"/>
                 <w:lang w:val="en-US" w:eastAsia="zh-CN" w:bidi="ar"/>
               </w:rPr>
-              <w:t>c.3G&gt;C</w:t>
+              <w:t>c.110C&gt;A</w:t>
             </w:r>
             <w:r>
               <w:rPr>
@@ -27415,7 +26251,7 @@
                 <w:u w:val="none"/>
                 <w:lang w:val="en-US" w:eastAsia="zh-CN" w:bidi="ar"/>
               </w:rPr>
-              <w:t>p.M1I</w:t>
+              <w:t>p.T37K</w:t>
             </w:r>
           </w:p>
         </w:tc>
@@ -27461,7 +26297,7 @@
               <w:jc w:val="left"/>
               <w:textAlignment w:val="center"/>
               <w:rPr>
-                <w:rFonts w:hint="default" w:ascii="Times New Roman" w:hAnsi="Times New Roman" w:eastAsia="宋体" w:cs="Times New Roman"/>
+                <w:rFonts w:hint="eastAsia" w:ascii="Times New Roman" w:hAnsi="Times New Roman" w:eastAsia="宋体" w:cs="Times New Roman"/>
                 <w:b w:val="0"/>
                 <w:bCs w:val="0"/>
                 <w:i w:val="0"/>
@@ -27513,21 +26349,6 @@
               <w:jc w:val="left"/>
               <w:textAlignment w:val="center"/>
               <w:rPr>
-                <w:rFonts w:hint="default" w:ascii="Times New Roman" w:hAnsi="Times New Roman" w:eastAsia="宋体" w:cs="Times New Roman"/>
-                <w:b w:val="0"/>
-                <w:bCs w:val="0"/>
-                <w:i w:val="0"/>
-                <w:iCs w:val="0"/>
-                <w:color w:val="000000"/>
-                <w:kern w:val="0"/>
-                <w:sz w:val="20"/>
-                <w:szCs w:val="20"/>
-                <w:u w:val="none"/>
-                <w:lang w:val="en-US" w:eastAsia="zh-CN" w:bidi="ar"/>
-              </w:rPr>
-            </w:pPr>
-            <w:r>
-              <w:rPr>
                 <w:rFonts w:hint="eastAsia" w:ascii="Times New Roman" w:hAnsi="Times New Roman" w:eastAsia="宋体" w:cs="Times New Roman"/>
                 <w:b w:val="0"/>
                 <w:bCs w:val="0"/>
@@ -27540,7 +26361,22 @@
                 <w:u w:val="none"/>
                 <w:lang w:val="en-US" w:eastAsia="zh-CN" w:bidi="ar"/>
               </w:rPr>
-              <w:t>10</w:t>
+            </w:pPr>
+            <w:r>
+              <w:rPr>
+                <w:rFonts w:hint="eastAsia" w:ascii="Times New Roman" w:hAnsi="Times New Roman" w:eastAsia="宋体" w:cs="Times New Roman"/>
+                <w:b w:val="0"/>
+                <w:bCs w:val="0"/>
+                <w:i w:val="0"/>
+                <w:iCs w:val="0"/>
+                <w:color w:val="000000"/>
+                <w:kern w:val="0"/>
+                <w:sz w:val="20"/>
+                <w:szCs w:val="20"/>
+                <w:u w:val="none"/>
+                <w:lang w:val="en-US" w:eastAsia="zh-CN" w:bidi="ar"/>
+              </w:rPr>
+              <w:t>2</w:t>
             </w:r>
           </w:p>
         </w:tc>
@@ -27592,7 +26428,71 @@
                 <w:u w:val="none"/>
                 <w:lang w:val="en-US" w:eastAsia="zh-CN" w:bidi="ar"/>
               </w:rPr>
-              <w:t>c.2029G&gt;T</w:t>
+              <w:fldChar w:fldCharType="begin"/>
+            </w:r>
+            <w:r>
+              <w:rPr>
+                <w:rFonts w:hint="default" w:ascii="Times New Roman" w:hAnsi="Times New Roman" w:eastAsia="宋体" w:cs="Times New Roman"/>
+                <w:b w:val="0"/>
+                <w:bCs w:val="0"/>
+                <w:i w:val="0"/>
+                <w:iCs w:val="0"/>
+                <w:color w:val="000000"/>
+                <w:kern w:val="0"/>
+                <w:sz w:val="20"/>
+                <w:szCs w:val="20"/>
+                <w:u w:val="none"/>
+                <w:lang w:val="en-US" w:eastAsia="zh-CN" w:bidi="ar"/>
+              </w:rPr>
+              <w:instrText xml:space="preserve"> HYPERLINK "https://www.ncbi.nlm.nih.gov/clinvar/variation/252890/" \o "252890" </w:instrText>
+            </w:r>
+            <w:r>
+              <w:rPr>
+                <w:rFonts w:hint="default" w:ascii="Times New Roman" w:hAnsi="Times New Roman" w:eastAsia="宋体" w:cs="Times New Roman"/>
+                <w:b w:val="0"/>
+                <w:bCs w:val="0"/>
+                <w:i w:val="0"/>
+                <w:iCs w:val="0"/>
+                <w:color w:val="000000"/>
+                <w:kern w:val="0"/>
+                <w:sz w:val="20"/>
+                <w:szCs w:val="20"/>
+                <w:u w:val="none"/>
+                <w:lang w:val="en-US" w:eastAsia="zh-CN" w:bidi="ar"/>
+              </w:rPr>
+              <w:fldChar w:fldCharType="separate"/>
+            </w:r>
+            <w:r>
+              <w:rPr>
+                <w:rFonts w:hint="default" w:ascii="Times New Roman" w:hAnsi="Times New Roman" w:eastAsia="宋体" w:cs="Times New Roman"/>
+                <w:b w:val="0"/>
+                <w:bCs w:val="0"/>
+                <w:i w:val="0"/>
+                <w:iCs w:val="0"/>
+                <w:color w:val="000000"/>
+                <w:kern w:val="0"/>
+                <w:sz w:val="20"/>
+                <w:szCs w:val="20"/>
+                <w:u w:val="none"/>
+                <w:lang w:val="en-US" w:eastAsia="zh-CN" w:bidi="ar"/>
+              </w:rPr>
+              <w:t xml:space="preserve">c.77T&gt;A </w:t>
+            </w:r>
+            <w:r>
+              <w:rPr>
+                <w:rFonts w:hint="default" w:ascii="Times New Roman" w:hAnsi="Times New Roman" w:eastAsia="宋体" w:cs="Times New Roman"/>
+                <w:b w:val="0"/>
+                <w:bCs w:val="0"/>
+                <w:i w:val="0"/>
+                <w:iCs w:val="0"/>
+                <w:color w:val="000000"/>
+                <w:kern w:val="0"/>
+                <w:sz w:val="20"/>
+                <w:szCs w:val="20"/>
+                <w:u w:val="none"/>
+                <w:lang w:val="en-US" w:eastAsia="zh-CN" w:bidi="ar"/>
+              </w:rPr>
+              <w:fldChar w:fldCharType="end"/>
             </w:r>
           </w:p>
         </w:tc>
@@ -27644,7 +26544,7 @@
                 <w:u w:val="none"/>
                 <w:lang w:val="en-US" w:eastAsia="zh-CN" w:bidi="ar"/>
               </w:rPr>
-              <w:t>p.G677*</w:t>
+              <w:t>p.I26N</w:t>
             </w:r>
           </w:p>
         </w:tc>
@@ -27690,7 +26590,7 @@
               <w:jc w:val="left"/>
               <w:textAlignment w:val="center"/>
               <w:rPr>
-                <w:rFonts w:hint="default" w:ascii="Times New Roman" w:hAnsi="Times New Roman" w:eastAsia="宋体" w:cs="Times New Roman"/>
+                <w:rFonts w:hint="eastAsia" w:ascii="Times New Roman" w:hAnsi="Times New Roman" w:eastAsia="宋体" w:cs="Times New Roman"/>
                 <w:b w:val="0"/>
                 <w:bCs w:val="0"/>
                 <w:i w:val="0"/>
@@ -27742,21 +26642,6 @@
               <w:jc w:val="left"/>
               <w:textAlignment w:val="center"/>
               <w:rPr>
-                <w:rFonts w:hint="default" w:ascii="Times New Roman" w:hAnsi="Times New Roman" w:eastAsia="宋体" w:cs="Times New Roman"/>
-                <w:b w:val="0"/>
-                <w:bCs w:val="0"/>
-                <w:i w:val="0"/>
-                <w:iCs w:val="0"/>
-                <w:color w:val="000000"/>
-                <w:kern w:val="0"/>
-                <w:sz w:val="20"/>
-                <w:szCs w:val="20"/>
-                <w:u w:val="none"/>
-                <w:lang w:val="en-US" w:eastAsia="zh-CN" w:bidi="ar"/>
-              </w:rPr>
-            </w:pPr>
-            <w:r>
-              <w:rPr>
                 <w:rFonts w:hint="eastAsia" w:ascii="Times New Roman" w:hAnsi="Times New Roman" w:eastAsia="宋体" w:cs="Times New Roman"/>
                 <w:b w:val="0"/>
                 <w:bCs w:val="0"/>
@@ -27769,7 +26654,22 @@
                 <w:u w:val="none"/>
                 <w:lang w:val="en-US" w:eastAsia="zh-CN" w:bidi="ar"/>
               </w:rPr>
-              <w:t>10</w:t>
+            </w:pPr>
+            <w:r>
+              <w:rPr>
+                <w:rFonts w:hint="eastAsia" w:ascii="Times New Roman" w:hAnsi="Times New Roman" w:eastAsia="宋体" w:cs="Times New Roman"/>
+                <w:b w:val="0"/>
+                <w:bCs w:val="0"/>
+                <w:i w:val="0"/>
+                <w:iCs w:val="0"/>
+                <w:color w:val="000000"/>
+                <w:kern w:val="0"/>
+                <w:sz w:val="20"/>
+                <w:szCs w:val="20"/>
+                <w:u w:val="none"/>
+                <w:lang w:val="en-US" w:eastAsia="zh-CN" w:bidi="ar"/>
+              </w:rPr>
+              <w:t>2</w:t>
             </w:r>
           </w:p>
         </w:tc>
@@ -27821,7 +26721,71 @@
                 <w:u w:val="none"/>
                 <w:lang w:val="en-US" w:eastAsia="zh-CN" w:bidi="ar"/>
               </w:rPr>
-              <w:t>c.3442del</w:t>
+              <w:fldChar w:fldCharType="begin"/>
+            </w:r>
+            <w:r>
+              <w:rPr>
+                <w:rFonts w:hint="default" w:ascii="Times New Roman" w:hAnsi="Times New Roman" w:eastAsia="宋体" w:cs="Times New Roman"/>
+                <w:b w:val="0"/>
+                <w:bCs w:val="0"/>
+                <w:i w:val="0"/>
+                <w:iCs w:val="0"/>
+                <w:color w:val="000000"/>
+                <w:kern w:val="0"/>
+                <w:sz w:val="20"/>
+                <w:szCs w:val="20"/>
+                <w:u w:val="none"/>
+                <w:lang w:val="en-US" w:eastAsia="zh-CN" w:bidi="ar"/>
+              </w:rPr>
+              <w:instrText xml:space="preserve"> HYPERLINK "https://www.ncbi.nlm.nih.gov/clinvar/variation/55678/" \o "55678" </w:instrText>
+            </w:r>
+            <w:r>
+              <w:rPr>
+                <w:rFonts w:hint="default" w:ascii="Times New Roman" w:hAnsi="Times New Roman" w:eastAsia="宋体" w:cs="Times New Roman"/>
+                <w:b w:val="0"/>
+                <w:bCs w:val="0"/>
+                <w:i w:val="0"/>
+                <w:iCs w:val="0"/>
+                <w:color w:val="000000"/>
+                <w:kern w:val="0"/>
+                <w:sz w:val="20"/>
+                <w:szCs w:val="20"/>
+                <w:u w:val="none"/>
+                <w:lang w:val="en-US" w:eastAsia="zh-CN" w:bidi="ar"/>
+              </w:rPr>
+              <w:fldChar w:fldCharType="separate"/>
+            </w:r>
+            <w:r>
+              <w:rPr>
+                <w:rFonts w:hint="default" w:ascii="Times New Roman" w:hAnsi="Times New Roman" w:eastAsia="宋体" w:cs="Times New Roman"/>
+                <w:b w:val="0"/>
+                <w:bCs w:val="0"/>
+                <w:i w:val="0"/>
+                <w:iCs w:val="0"/>
+                <w:color w:val="000000"/>
+                <w:kern w:val="0"/>
+                <w:sz w:val="20"/>
+                <w:szCs w:val="20"/>
+                <w:u w:val="none"/>
+                <w:lang w:val="en-US" w:eastAsia="zh-CN" w:bidi="ar"/>
+              </w:rPr>
+              <w:t>c.71G&gt;A</w:t>
+            </w:r>
+            <w:r>
+              <w:rPr>
+                <w:rFonts w:hint="default" w:ascii="Times New Roman" w:hAnsi="Times New Roman" w:eastAsia="宋体" w:cs="Times New Roman"/>
+                <w:b w:val="0"/>
+                <w:bCs w:val="0"/>
+                <w:i w:val="0"/>
+                <w:iCs w:val="0"/>
+                <w:color w:val="000000"/>
+                <w:kern w:val="0"/>
+                <w:sz w:val="20"/>
+                <w:szCs w:val="20"/>
+                <w:u w:val="none"/>
+                <w:lang w:val="en-US" w:eastAsia="zh-CN" w:bidi="ar"/>
+              </w:rPr>
+              <w:fldChar w:fldCharType="end"/>
             </w:r>
           </w:p>
         </w:tc>
@@ -27873,236 +26837,7 @@
                 <w:u w:val="none"/>
                 <w:lang w:val="en-US" w:eastAsia="zh-CN" w:bidi="ar"/>
               </w:rPr>
-              <w:t>p.E1148Rfs*7</w:t>
-            </w:r>
-          </w:p>
-        </w:tc>
-      </w:tr>
-      <w:tr>
-        <w:tblPrEx>
-          <w:tblBorders>
-            <w:top w:val="none" w:color="auto" w:sz="0" w:space="0"/>
-            <w:left w:val="none" w:color="auto" w:sz="0" w:space="0"/>
-            <w:bottom w:val="none" w:color="auto" w:sz="0" w:space="0"/>
-            <w:right w:val="none" w:color="auto" w:sz="0" w:space="0"/>
-            <w:insideH w:val="none" w:color="auto" w:sz="0" w:space="0"/>
-            <w:insideV w:val="none" w:color="auto" w:sz="0" w:space="0"/>
-          </w:tblBorders>
-          <w:tblCellMar>
-            <w:top w:w="0" w:type="dxa"/>
-            <w:left w:w="108" w:type="dxa"/>
-            <w:bottom w:w="0" w:type="dxa"/>
-            <w:right w:w="108" w:type="dxa"/>
-          </w:tblCellMar>
-        </w:tblPrEx>
-        <w:trPr>
-          <w:trHeight w:val="90" w:hRule="atLeast"/>
-        </w:trPr>
-        <w:tc>
-          <w:tcPr>
-            <w:tcW w:w="672" w:type="pct"/>
-            <w:tcBorders>
-              <w:top w:val="single" w:color="000000" w:sz="4" w:space="0"/>
-              <w:left w:val="single" w:color="000000" w:sz="4" w:space="0"/>
-              <w:bottom w:val="single" w:color="000000" w:sz="4" w:space="0"/>
-              <w:right w:val="single" w:color="000000" w:sz="4" w:space="0"/>
-            </w:tcBorders>
-            <w:shd w:val="clear" w:color="auto" w:fill="FFFFFF"/>
-            <w:vAlign w:val="center"/>
-          </w:tcPr>
-          <w:p>
-            <w:pPr>
-              <w:keepNext w:val="0"/>
-              <w:keepLines w:val="0"/>
-              <w:widowControl/>
-              <w:suppressLineNumbers w:val="0"/>
-              <w:jc w:val="left"/>
-              <w:textAlignment w:val="center"/>
-              <w:rPr>
-                <w:rFonts w:hint="default" w:ascii="Times New Roman" w:hAnsi="Times New Roman" w:eastAsia="宋体" w:cs="Times New Roman"/>
-                <w:b w:val="0"/>
-                <w:bCs w:val="0"/>
-                <w:i w:val="0"/>
-                <w:iCs w:val="0"/>
-                <w:color w:val="000000"/>
-                <w:kern w:val="0"/>
-                <w:sz w:val="20"/>
-                <w:szCs w:val="20"/>
-                <w:u w:val="none"/>
-                <w:lang w:val="en-US" w:eastAsia="zh-CN" w:bidi="ar"/>
-              </w:rPr>
-            </w:pPr>
-            <w:r>
-              <w:rPr>
-                <w:rFonts w:hint="eastAsia" w:ascii="Times New Roman" w:hAnsi="Times New Roman" w:eastAsia="宋体" w:cs="Times New Roman"/>
-                <w:b w:val="0"/>
-                <w:bCs w:val="0"/>
-                <w:i w:val="0"/>
-                <w:iCs w:val="0"/>
-                <w:color w:val="000000"/>
-                <w:kern w:val="0"/>
-                <w:sz w:val="20"/>
-                <w:szCs w:val="20"/>
-                <w:u w:val="none"/>
-                <w:lang w:val="en-US" w:eastAsia="zh-CN" w:bidi="ar"/>
-              </w:rPr>
-              <w:t>BRCA1</w:t>
-            </w:r>
-          </w:p>
-        </w:tc>
-        <w:tc>
-          <w:tcPr>
-            <w:tcW w:w="792" w:type="pct"/>
-            <w:tcBorders>
-              <w:top w:val="single" w:color="000000" w:sz="4" w:space="0"/>
-              <w:left w:val="single" w:color="000000" w:sz="4" w:space="0"/>
-              <w:bottom w:val="single" w:color="000000" w:sz="4" w:space="0"/>
-              <w:right w:val="single" w:color="000000" w:sz="4" w:space="0"/>
-            </w:tcBorders>
-            <w:shd w:val="clear" w:color="auto" w:fill="FFFFFF"/>
-            <w:vAlign w:val="center"/>
-          </w:tcPr>
-          <w:p>
-            <w:pPr>
-              <w:keepNext w:val="0"/>
-              <w:keepLines w:val="0"/>
-              <w:widowControl/>
-              <w:suppressLineNumbers w:val="0"/>
-              <w:jc w:val="left"/>
-              <w:textAlignment w:val="center"/>
-              <w:rPr>
-                <w:rFonts w:hint="default" w:ascii="Times New Roman" w:hAnsi="Times New Roman" w:eastAsia="宋体" w:cs="Times New Roman"/>
-                <w:b w:val="0"/>
-                <w:bCs w:val="0"/>
-                <w:i w:val="0"/>
-                <w:iCs w:val="0"/>
-                <w:color w:val="000000"/>
-                <w:kern w:val="0"/>
-                <w:sz w:val="20"/>
-                <w:szCs w:val="20"/>
-                <w:u w:val="none"/>
-                <w:lang w:val="en-US" w:eastAsia="zh-CN" w:bidi="ar"/>
-              </w:rPr>
-            </w:pPr>
-            <w:r>
-              <w:rPr>
-                <w:rFonts w:hint="eastAsia" w:ascii="Times New Roman" w:hAnsi="Times New Roman" w:eastAsia="宋体" w:cs="Times New Roman"/>
-                <w:b w:val="0"/>
-                <w:bCs w:val="0"/>
-                <w:i w:val="0"/>
-                <w:iCs w:val="0"/>
-                <w:color w:val="000000"/>
-                <w:kern w:val="0"/>
-                <w:sz w:val="20"/>
-                <w:szCs w:val="20"/>
-                <w:u w:val="none"/>
-                <w:lang w:val="en-US" w:eastAsia="zh-CN" w:bidi="ar"/>
-              </w:rPr>
-              <w:t>12</w:t>
-            </w:r>
-          </w:p>
-        </w:tc>
-        <w:tc>
-          <w:tcPr>
-            <w:tcW w:w="1672" w:type="pct"/>
-            <w:tcBorders>
-              <w:top w:val="single" w:color="000000" w:sz="4" w:space="0"/>
-              <w:left w:val="single" w:color="000000" w:sz="4" w:space="0"/>
-              <w:bottom w:val="single" w:color="000000" w:sz="4" w:space="0"/>
-              <w:right w:val="single" w:color="000000" w:sz="4" w:space="0"/>
-            </w:tcBorders>
-            <w:shd w:val="clear" w:color="auto" w:fill="FFFFFF"/>
-            <w:vAlign w:val="center"/>
-          </w:tcPr>
-          <w:p>
-            <w:pPr>
-              <w:keepNext w:val="0"/>
-              <w:keepLines w:val="0"/>
-              <w:widowControl/>
-              <w:suppressLineNumbers w:val="0"/>
-              <w:jc w:val="left"/>
-              <w:textAlignment w:val="center"/>
-              <w:rPr>
-                <w:rFonts w:hint="default" w:ascii="Times New Roman" w:hAnsi="Times New Roman" w:eastAsia="宋体" w:cs="Times New Roman"/>
-                <w:b w:val="0"/>
-                <w:bCs w:val="0"/>
-                <w:i w:val="0"/>
-                <w:iCs w:val="0"/>
-                <w:color w:val="000000"/>
-                <w:kern w:val="0"/>
-                <w:sz w:val="20"/>
-                <w:szCs w:val="20"/>
-                <w:u w:val="none"/>
-                <w:lang w:val="en-US" w:eastAsia="zh-CN" w:bidi="ar"/>
-              </w:rPr>
-            </w:pPr>
-            <w:r>
-              <w:rPr>
-                <w:rFonts w:hint="default" w:ascii="Times New Roman" w:hAnsi="Times New Roman" w:eastAsia="宋体" w:cs="Times New Roman"/>
-                <w:b w:val="0"/>
-                <w:bCs w:val="0"/>
-                <w:i w:val="0"/>
-                <w:iCs w:val="0"/>
-                <w:color w:val="000000"/>
-                <w:kern w:val="0"/>
-                <w:sz w:val="20"/>
-                <w:szCs w:val="20"/>
-                <w:u w:val="none"/>
-                <w:lang w:val="en-US" w:eastAsia="zh-CN" w:bidi="ar"/>
-              </w:rPr>
-              <w:t>c.4327C&gt;T</w:t>
-            </w:r>
-          </w:p>
-        </w:tc>
-        <w:tc>
-          <w:tcPr>
-            <w:tcW w:w="1862" w:type="pct"/>
-            <w:tcBorders>
-              <w:top w:val="single" w:color="000000" w:sz="4" w:space="0"/>
-              <w:left w:val="single" w:color="000000" w:sz="4" w:space="0"/>
-              <w:bottom w:val="single" w:color="000000" w:sz="4" w:space="0"/>
-              <w:right w:val="single" w:color="000000" w:sz="4" w:space="0"/>
-            </w:tcBorders>
-            <w:shd w:val="clear" w:color="auto" w:fill="FFFFFF"/>
-            <w:vAlign w:val="center"/>
-          </w:tcPr>
-          <w:p>
-            <w:pPr>
-              <w:keepNext w:val="0"/>
-              <w:keepLines w:val="0"/>
-              <w:widowControl/>
-              <w:suppressLineNumbers w:val="0"/>
-              <w:jc w:val="left"/>
-              <w:textAlignment w:val="center"/>
-              <w:rPr>
-                <w:rFonts w:hint="default" w:ascii="Times New Roman" w:hAnsi="Times New Roman" w:eastAsia="宋体" w:cs="Times New Roman"/>
-                <w:b w:val="0"/>
-                <w:bCs w:val="0"/>
-                <w:i w:val="0"/>
-                <w:iCs w:val="0"/>
-                <w:color w:val="000000"/>
-                <w:kern w:val="0"/>
-                <w:sz w:val="20"/>
-                <w:szCs w:val="20"/>
-                <w:u w:val="none"/>
-                <w:lang w:val="en-US" w:eastAsia="zh-CN" w:bidi="ar"/>
-              </w:rPr>
-            </w:pPr>
-            <w:r>
-              <w:rPr>
-                <w:rFonts w:hint="default" w:ascii="Times New Roman" w:hAnsi="Times New Roman" w:eastAsia="宋体" w:cs="Times New Roman"/>
-                <w:b w:val="0"/>
-                <w:bCs w:val="0"/>
-                <w:i w:val="0"/>
-                <w:iCs w:val="0"/>
-                <w:color w:val="000000"/>
-                <w:kern w:val="0"/>
-                <w:sz w:val="20"/>
-                <w:szCs w:val="20"/>
-                <w:u w:val="none"/>
-                <w:lang w:val="en-US" w:eastAsia="zh-CN" w:bidi="ar"/>
-              </w:rPr>
-              <w:t>p.R1443*</w:t>
+              <w:t>p.C24Y</w:t>
             </w:r>
           </w:p>
         </w:tc>
@@ -28148,21 +26883,6 @@
               <w:jc w:val="left"/>
               <w:textAlignment w:val="center"/>
               <w:rPr>
-                <w:rFonts w:hint="default" w:ascii="Times New Roman" w:hAnsi="Times New Roman" w:eastAsia="宋体" w:cs="Times New Roman"/>
-                <w:b w:val="0"/>
-                <w:bCs w:val="0"/>
-                <w:i w:val="0"/>
-                <w:iCs w:val="0"/>
-                <w:color w:val="000000"/>
-                <w:kern w:val="0"/>
-                <w:sz w:val="20"/>
-                <w:szCs w:val="20"/>
-                <w:u w:val="none"/>
-                <w:lang w:val="en-US" w:eastAsia="zh-CN" w:bidi="ar"/>
-              </w:rPr>
-            </w:pPr>
-            <w:r>
-              <w:rPr>
                 <w:rFonts w:hint="eastAsia" w:ascii="Times New Roman" w:hAnsi="Times New Roman" w:eastAsia="宋体" w:cs="Times New Roman"/>
                 <w:b w:val="0"/>
                 <w:bCs w:val="0"/>
@@ -28175,7 +26895,22 @@
                 <w:u w:val="none"/>
                 <w:lang w:val="en-US" w:eastAsia="zh-CN" w:bidi="ar"/>
               </w:rPr>
-              <w:t>BRCA2</w:t>
+            </w:pPr>
+            <w:r>
+              <w:rPr>
+                <w:rFonts w:hint="eastAsia" w:ascii="Times New Roman" w:hAnsi="Times New Roman" w:eastAsia="宋体" w:cs="Times New Roman"/>
+                <w:b w:val="0"/>
+                <w:bCs w:val="0"/>
+                <w:i w:val="0"/>
+                <w:iCs w:val="0"/>
+                <w:color w:val="000000"/>
+                <w:kern w:val="0"/>
+                <w:sz w:val="20"/>
+                <w:szCs w:val="20"/>
+                <w:u w:val="none"/>
+                <w:lang w:val="en-US" w:eastAsia="zh-CN" w:bidi="ar"/>
+              </w:rPr>
+              <w:t>BRCA1</w:t>
             </w:r>
           </w:p>
         </w:tc>
@@ -28200,21 +26935,6 @@
               <w:jc w:val="left"/>
               <w:textAlignment w:val="center"/>
               <w:rPr>
-                <w:rFonts w:hint="default" w:ascii="Times New Roman" w:hAnsi="Times New Roman" w:eastAsia="宋体" w:cs="Times New Roman"/>
-                <w:b w:val="0"/>
-                <w:bCs w:val="0"/>
-                <w:i w:val="0"/>
-                <w:iCs w:val="0"/>
-                <w:color w:val="000000"/>
-                <w:kern w:val="0"/>
-                <w:sz w:val="20"/>
-                <w:szCs w:val="20"/>
-                <w:u w:val="none"/>
-                <w:lang w:val="en-US" w:eastAsia="zh-CN" w:bidi="ar"/>
-              </w:rPr>
-            </w:pPr>
-            <w:r>
-              <w:rPr>
                 <w:rFonts w:hint="eastAsia" w:ascii="Times New Roman" w:hAnsi="Times New Roman" w:eastAsia="宋体" w:cs="Times New Roman"/>
                 <w:b w:val="0"/>
                 <w:bCs w:val="0"/>
@@ -28227,7 +26947,22 @@
                 <w:u w:val="none"/>
                 <w:lang w:val="en-US" w:eastAsia="zh-CN" w:bidi="ar"/>
               </w:rPr>
-              <w:t>11</w:t>
+            </w:pPr>
+            <w:r>
+              <w:rPr>
+                <w:rFonts w:hint="eastAsia" w:ascii="Times New Roman" w:hAnsi="Times New Roman" w:eastAsia="宋体" w:cs="Times New Roman"/>
+                <w:b w:val="0"/>
+                <w:bCs w:val="0"/>
+                <w:i w:val="0"/>
+                <w:iCs w:val="0"/>
+                <w:color w:val="000000"/>
+                <w:kern w:val="0"/>
+                <w:sz w:val="20"/>
+                <w:szCs w:val="20"/>
+                <w:u w:val="none"/>
+                <w:lang w:val="en-US" w:eastAsia="zh-CN" w:bidi="ar"/>
+              </w:rPr>
+              <w:t>2</w:t>
             </w:r>
           </w:p>
         </w:tc>
@@ -28279,7 +27014,71 @@
                 <w:u w:val="none"/>
                 <w:lang w:val="en-US" w:eastAsia="zh-CN" w:bidi="ar"/>
               </w:rPr>
-              <w:t>c.2588dup</w:t>
+              <w:fldChar w:fldCharType="begin"/>
+            </w:r>
+            <w:r>
+              <w:rPr>
+                <w:rFonts w:hint="default" w:ascii="Times New Roman" w:hAnsi="Times New Roman" w:eastAsia="宋体" w:cs="Times New Roman"/>
+                <w:b w:val="0"/>
+                <w:bCs w:val="0"/>
+                <w:i w:val="0"/>
+                <w:iCs w:val="0"/>
+                <w:color w:val="000000"/>
+                <w:kern w:val="0"/>
+                <w:sz w:val="20"/>
+                <w:szCs w:val="20"/>
+                <w:u w:val="none"/>
+                <w:lang w:val="en-US" w:eastAsia="zh-CN" w:bidi="ar"/>
+              </w:rPr>
+              <w:instrText xml:space="preserve"> HYPERLINK "https://www.ncbi.nlm.nih.gov/clinvar/variation/55656/" \o "55656" </w:instrText>
+            </w:r>
+            <w:r>
+              <w:rPr>
+                <w:rFonts w:hint="default" w:ascii="Times New Roman" w:hAnsi="Times New Roman" w:eastAsia="宋体" w:cs="Times New Roman"/>
+                <w:b w:val="0"/>
+                <w:bCs w:val="0"/>
+                <w:i w:val="0"/>
+                <w:iCs w:val="0"/>
+                <w:color w:val="000000"/>
+                <w:kern w:val="0"/>
+                <w:sz w:val="20"/>
+                <w:szCs w:val="20"/>
+                <w:u w:val="none"/>
+                <w:lang w:val="en-US" w:eastAsia="zh-CN" w:bidi="ar"/>
+              </w:rPr>
+              <w:fldChar w:fldCharType="separate"/>
+            </w:r>
+            <w:r>
+              <w:rPr>
+                <w:rFonts w:hint="default" w:ascii="Times New Roman" w:hAnsi="Times New Roman" w:eastAsia="宋体" w:cs="Times New Roman"/>
+                <w:b w:val="0"/>
+                <w:bCs w:val="0"/>
+                <w:i w:val="0"/>
+                <w:iCs w:val="0"/>
+                <w:color w:val="000000"/>
+                <w:kern w:val="0"/>
+                <w:sz w:val="20"/>
+                <w:szCs w:val="20"/>
+                <w:u w:val="none"/>
+                <w:lang w:val="en-US" w:eastAsia="zh-CN" w:bidi="ar"/>
+              </w:rPr>
+              <w:t>c.65T&gt;C</w:t>
+            </w:r>
+            <w:r>
+              <w:rPr>
+                <w:rFonts w:hint="default" w:ascii="Times New Roman" w:hAnsi="Times New Roman" w:eastAsia="宋体" w:cs="Times New Roman"/>
+                <w:b w:val="0"/>
+                <w:bCs w:val="0"/>
+                <w:i w:val="0"/>
+                <w:iCs w:val="0"/>
+                <w:color w:val="000000"/>
+                <w:kern w:val="0"/>
+                <w:sz w:val="20"/>
+                <w:szCs w:val="20"/>
+                <w:u w:val="none"/>
+                <w:lang w:val="en-US" w:eastAsia="zh-CN" w:bidi="ar"/>
+              </w:rPr>
+              <w:fldChar w:fldCharType="end"/>
             </w:r>
           </w:p>
         </w:tc>
@@ -28331,465 +27130,7 @@
                 <w:u w:val="none"/>
                 <w:lang w:val="en-US" w:eastAsia="zh-CN" w:bidi="ar"/>
               </w:rPr>
-              <w:t>p.N863Kfs*18</w:t>
-            </w:r>
-          </w:p>
-        </w:tc>
-      </w:tr>
-      <w:tr>
-        <w:tblPrEx>
-          <w:tblBorders>
-            <w:top w:val="none" w:color="auto" w:sz="0" w:space="0"/>
-            <w:left w:val="none" w:color="auto" w:sz="0" w:space="0"/>
-            <w:bottom w:val="none" w:color="auto" w:sz="0" w:space="0"/>
-            <w:right w:val="none" w:color="auto" w:sz="0" w:space="0"/>
-            <w:insideH w:val="none" w:color="auto" w:sz="0" w:space="0"/>
-            <w:insideV w:val="none" w:color="auto" w:sz="0" w:space="0"/>
-          </w:tblBorders>
-          <w:tblCellMar>
-            <w:top w:w="0" w:type="dxa"/>
-            <w:left w:w="108" w:type="dxa"/>
-            <w:bottom w:w="0" w:type="dxa"/>
-            <w:right w:w="108" w:type="dxa"/>
-          </w:tblCellMar>
-        </w:tblPrEx>
-        <w:trPr>
-          <w:trHeight w:val="340" w:hRule="atLeast"/>
-        </w:trPr>
-        <w:tc>
-          <w:tcPr>
-            <w:tcW w:w="672" w:type="pct"/>
-            <w:tcBorders>
-              <w:top w:val="single" w:color="000000" w:sz="4" w:space="0"/>
-              <w:left w:val="single" w:color="000000" w:sz="4" w:space="0"/>
-              <w:bottom w:val="single" w:color="000000" w:sz="4" w:space="0"/>
-              <w:right w:val="single" w:color="000000" w:sz="4" w:space="0"/>
-            </w:tcBorders>
-            <w:shd w:val="clear" w:color="auto" w:fill="FFFFFF"/>
-            <w:vAlign w:val="center"/>
-          </w:tcPr>
-          <w:p>
-            <w:pPr>
-              <w:keepNext w:val="0"/>
-              <w:keepLines w:val="0"/>
-              <w:widowControl/>
-              <w:suppressLineNumbers w:val="0"/>
-              <w:jc w:val="left"/>
-              <w:textAlignment w:val="center"/>
-              <w:rPr>
-                <w:rFonts w:hint="default" w:ascii="Times New Roman" w:hAnsi="Times New Roman" w:eastAsia="宋体" w:cs="Times New Roman"/>
-                <w:b w:val="0"/>
-                <w:bCs w:val="0"/>
-                <w:i w:val="0"/>
-                <w:iCs w:val="0"/>
-                <w:color w:val="000000"/>
-                <w:kern w:val="0"/>
-                <w:sz w:val="20"/>
-                <w:szCs w:val="20"/>
-                <w:u w:val="none"/>
-                <w:lang w:val="en-US" w:eastAsia="zh-CN" w:bidi="ar"/>
-              </w:rPr>
-            </w:pPr>
-            <w:r>
-              <w:rPr>
-                <w:rFonts w:hint="eastAsia" w:ascii="Times New Roman" w:hAnsi="Times New Roman" w:eastAsia="宋体" w:cs="Times New Roman"/>
-                <w:b w:val="0"/>
-                <w:bCs w:val="0"/>
-                <w:i w:val="0"/>
-                <w:iCs w:val="0"/>
-                <w:color w:val="000000"/>
-                <w:kern w:val="0"/>
-                <w:sz w:val="20"/>
-                <w:szCs w:val="20"/>
-                <w:u w:val="none"/>
-                <w:lang w:val="en-US" w:eastAsia="zh-CN" w:bidi="ar"/>
-              </w:rPr>
-              <w:t>BRCA2</w:t>
-            </w:r>
-          </w:p>
-        </w:tc>
-        <w:tc>
-          <w:tcPr>
-            <w:tcW w:w="792" w:type="pct"/>
-            <w:tcBorders>
-              <w:top w:val="single" w:color="000000" w:sz="4" w:space="0"/>
-              <w:left w:val="single" w:color="000000" w:sz="4" w:space="0"/>
-              <w:bottom w:val="single" w:color="000000" w:sz="4" w:space="0"/>
-              <w:right w:val="single" w:color="000000" w:sz="4" w:space="0"/>
-            </w:tcBorders>
-            <w:shd w:val="clear" w:color="auto" w:fill="FFFFFF"/>
-            <w:vAlign w:val="center"/>
-          </w:tcPr>
-          <w:p>
-            <w:pPr>
-              <w:keepNext w:val="0"/>
-              <w:keepLines w:val="0"/>
-              <w:widowControl/>
-              <w:suppressLineNumbers w:val="0"/>
-              <w:jc w:val="left"/>
-              <w:textAlignment w:val="center"/>
-              <w:rPr>
-                <w:rFonts w:hint="default" w:ascii="Times New Roman" w:hAnsi="Times New Roman" w:eastAsia="宋体" w:cs="Times New Roman"/>
-                <w:b w:val="0"/>
-                <w:bCs w:val="0"/>
-                <w:i w:val="0"/>
-                <w:iCs w:val="0"/>
-                <w:color w:val="000000"/>
-                <w:kern w:val="0"/>
-                <w:sz w:val="20"/>
-                <w:szCs w:val="20"/>
-                <w:u w:val="none"/>
-                <w:lang w:val="en-US" w:eastAsia="zh-CN" w:bidi="ar"/>
-              </w:rPr>
-            </w:pPr>
-            <w:r>
-              <w:rPr>
-                <w:rFonts w:hint="eastAsia" w:ascii="Times New Roman" w:hAnsi="Times New Roman" w:eastAsia="宋体" w:cs="Times New Roman"/>
-                <w:b w:val="0"/>
-                <w:bCs w:val="0"/>
-                <w:i w:val="0"/>
-                <w:iCs w:val="0"/>
-                <w:color w:val="000000"/>
-                <w:kern w:val="0"/>
-                <w:sz w:val="20"/>
-                <w:szCs w:val="20"/>
-                <w:u w:val="none"/>
-                <w:lang w:val="en-US" w:eastAsia="zh-CN" w:bidi="ar"/>
-              </w:rPr>
-              <w:t>11</w:t>
-            </w:r>
-          </w:p>
-        </w:tc>
-        <w:tc>
-          <w:tcPr>
-            <w:tcW w:w="1672" w:type="pct"/>
-            <w:tcBorders>
-              <w:top w:val="single" w:color="000000" w:sz="4" w:space="0"/>
-              <w:left w:val="single" w:color="000000" w:sz="4" w:space="0"/>
-              <w:bottom w:val="single" w:color="000000" w:sz="4" w:space="0"/>
-              <w:right w:val="single" w:color="000000" w:sz="4" w:space="0"/>
-            </w:tcBorders>
-            <w:shd w:val="clear" w:color="auto" w:fill="FFFFFF"/>
-            <w:vAlign w:val="center"/>
-          </w:tcPr>
-          <w:p>
-            <w:pPr>
-              <w:keepNext w:val="0"/>
-              <w:keepLines w:val="0"/>
-              <w:widowControl/>
-              <w:suppressLineNumbers w:val="0"/>
-              <w:jc w:val="left"/>
-              <w:textAlignment w:val="center"/>
-              <w:rPr>
-                <w:rFonts w:hint="default" w:ascii="Times New Roman" w:hAnsi="Times New Roman" w:eastAsia="宋体" w:cs="Times New Roman"/>
-                <w:b w:val="0"/>
-                <w:bCs w:val="0"/>
-                <w:i w:val="0"/>
-                <w:iCs w:val="0"/>
-                <w:color w:val="000000"/>
-                <w:kern w:val="0"/>
-                <w:sz w:val="20"/>
-                <w:szCs w:val="20"/>
-                <w:u w:val="none"/>
-                <w:lang w:val="en-US" w:eastAsia="zh-CN" w:bidi="ar"/>
-              </w:rPr>
-            </w:pPr>
-            <w:r>
-              <w:rPr>
-                <w:rFonts w:hint="default" w:ascii="Times New Roman" w:hAnsi="Times New Roman" w:eastAsia="宋体" w:cs="Times New Roman"/>
-                <w:b w:val="0"/>
-                <w:bCs w:val="0"/>
-                <w:i w:val="0"/>
-                <w:iCs w:val="0"/>
-                <w:color w:val="000000"/>
-                <w:kern w:val="0"/>
-                <w:sz w:val="20"/>
-                <w:szCs w:val="20"/>
-                <w:u w:val="none"/>
-                <w:lang w:val="en-US" w:eastAsia="zh-CN" w:bidi="ar"/>
-              </w:rPr>
-              <w:t>c.3109C&gt;T</w:t>
-            </w:r>
-          </w:p>
-        </w:tc>
-        <w:tc>
-          <w:tcPr>
-            <w:tcW w:w="1862" w:type="pct"/>
-            <w:tcBorders>
-              <w:top w:val="single" w:color="000000" w:sz="4" w:space="0"/>
-              <w:left w:val="single" w:color="000000" w:sz="4" w:space="0"/>
-              <w:bottom w:val="single" w:color="000000" w:sz="4" w:space="0"/>
-              <w:right w:val="single" w:color="000000" w:sz="4" w:space="0"/>
-            </w:tcBorders>
-            <w:shd w:val="clear" w:color="auto" w:fill="FFFFFF"/>
-            <w:vAlign w:val="center"/>
-          </w:tcPr>
-          <w:p>
-            <w:pPr>
-              <w:keepNext w:val="0"/>
-              <w:keepLines w:val="0"/>
-              <w:widowControl/>
-              <w:suppressLineNumbers w:val="0"/>
-              <w:jc w:val="left"/>
-              <w:textAlignment w:val="center"/>
-              <w:rPr>
-                <w:rFonts w:hint="default" w:ascii="Times New Roman" w:hAnsi="Times New Roman" w:eastAsia="宋体" w:cs="Times New Roman"/>
-                <w:b w:val="0"/>
-                <w:bCs w:val="0"/>
-                <w:i w:val="0"/>
-                <w:iCs w:val="0"/>
-                <w:color w:val="000000"/>
-                <w:kern w:val="0"/>
-                <w:sz w:val="20"/>
-                <w:szCs w:val="20"/>
-                <w:u w:val="none"/>
-                <w:lang w:val="en-US" w:eastAsia="zh-CN" w:bidi="ar"/>
-              </w:rPr>
-            </w:pPr>
-            <w:r>
-              <w:rPr>
-                <w:rFonts w:hint="default" w:ascii="Times New Roman" w:hAnsi="Times New Roman" w:eastAsia="宋体" w:cs="Times New Roman"/>
-                <w:b w:val="0"/>
-                <w:bCs w:val="0"/>
-                <w:i w:val="0"/>
-                <w:iCs w:val="0"/>
-                <w:color w:val="000000"/>
-                <w:kern w:val="0"/>
-                <w:sz w:val="20"/>
-                <w:szCs w:val="20"/>
-                <w:u w:val="none"/>
-                <w:lang w:val="en-US" w:eastAsia="zh-CN" w:bidi="ar"/>
-              </w:rPr>
-              <w:t>p.Q1037*</w:t>
-            </w:r>
-          </w:p>
-        </w:tc>
-      </w:tr>
-      <w:tr>
-        <w:tblPrEx>
-          <w:tblBorders>
-            <w:top w:val="none" w:color="auto" w:sz="0" w:space="0"/>
-            <w:left w:val="none" w:color="auto" w:sz="0" w:space="0"/>
-            <w:bottom w:val="none" w:color="auto" w:sz="0" w:space="0"/>
-            <w:right w:val="none" w:color="auto" w:sz="0" w:space="0"/>
-            <w:insideH w:val="none" w:color="auto" w:sz="0" w:space="0"/>
-            <w:insideV w:val="none" w:color="auto" w:sz="0" w:space="0"/>
-          </w:tblBorders>
-          <w:tblCellMar>
-            <w:top w:w="0" w:type="dxa"/>
-            <w:left w:w="108" w:type="dxa"/>
-            <w:bottom w:w="0" w:type="dxa"/>
-            <w:right w:w="108" w:type="dxa"/>
-          </w:tblCellMar>
-        </w:tblPrEx>
-        <w:trPr>
-          <w:trHeight w:val="340" w:hRule="atLeast"/>
-        </w:trPr>
-        <w:tc>
-          <w:tcPr>
-            <w:tcW w:w="672" w:type="pct"/>
-            <w:tcBorders>
-              <w:top w:val="single" w:color="000000" w:sz="4" w:space="0"/>
-              <w:left w:val="single" w:color="000000" w:sz="4" w:space="0"/>
-              <w:bottom w:val="single" w:color="000000" w:sz="4" w:space="0"/>
-              <w:right w:val="single" w:color="000000" w:sz="4" w:space="0"/>
-            </w:tcBorders>
-            <w:shd w:val="clear" w:color="auto" w:fill="FFFFFF"/>
-            <w:vAlign w:val="center"/>
-          </w:tcPr>
-          <w:p>
-            <w:pPr>
-              <w:keepNext w:val="0"/>
-              <w:keepLines w:val="0"/>
-              <w:widowControl/>
-              <w:suppressLineNumbers w:val="0"/>
-              <w:jc w:val="left"/>
-              <w:textAlignment w:val="center"/>
-              <w:rPr>
-                <w:rFonts w:hint="default" w:ascii="Times New Roman" w:hAnsi="Times New Roman" w:eastAsia="宋体" w:cs="Times New Roman"/>
-                <w:b w:val="0"/>
-                <w:bCs w:val="0"/>
-                <w:i w:val="0"/>
-                <w:iCs w:val="0"/>
-                <w:color w:val="000000"/>
-                <w:kern w:val="0"/>
-                <w:sz w:val="20"/>
-                <w:szCs w:val="20"/>
-                <w:u w:val="none"/>
-                <w:lang w:val="en-US" w:eastAsia="zh-CN" w:bidi="ar"/>
-              </w:rPr>
-            </w:pPr>
-            <w:r>
-              <w:rPr>
-                <w:rFonts w:hint="eastAsia" w:ascii="Times New Roman" w:hAnsi="Times New Roman" w:eastAsia="宋体" w:cs="Times New Roman"/>
-                <w:b w:val="0"/>
-                <w:bCs w:val="0"/>
-                <w:i w:val="0"/>
-                <w:iCs w:val="0"/>
-                <w:color w:val="000000"/>
-                <w:kern w:val="0"/>
-                <w:sz w:val="20"/>
-                <w:szCs w:val="20"/>
-                <w:u w:val="none"/>
-                <w:lang w:val="en-US" w:eastAsia="zh-CN" w:bidi="ar"/>
-              </w:rPr>
-              <w:t>BRCA2</w:t>
-            </w:r>
-          </w:p>
-        </w:tc>
-        <w:tc>
-          <w:tcPr>
-            <w:tcW w:w="792" w:type="pct"/>
-            <w:tcBorders>
-              <w:top w:val="single" w:color="000000" w:sz="4" w:space="0"/>
-              <w:left w:val="single" w:color="000000" w:sz="4" w:space="0"/>
-              <w:bottom w:val="single" w:color="000000" w:sz="4" w:space="0"/>
-              <w:right w:val="single" w:color="000000" w:sz="4" w:space="0"/>
-            </w:tcBorders>
-            <w:shd w:val="clear" w:color="auto" w:fill="FFFFFF"/>
-            <w:vAlign w:val="center"/>
-          </w:tcPr>
-          <w:p>
-            <w:pPr>
-              <w:keepNext w:val="0"/>
-              <w:keepLines w:val="0"/>
-              <w:widowControl/>
-              <w:suppressLineNumbers w:val="0"/>
-              <w:jc w:val="left"/>
-              <w:textAlignment w:val="center"/>
-              <w:rPr>
-                <w:rFonts w:hint="default" w:ascii="Times New Roman" w:hAnsi="Times New Roman" w:eastAsia="宋体" w:cs="Times New Roman"/>
-                <w:b w:val="0"/>
-                <w:bCs w:val="0"/>
-                <w:i w:val="0"/>
-                <w:iCs w:val="0"/>
-                <w:color w:val="000000"/>
-                <w:kern w:val="0"/>
-                <w:sz w:val="20"/>
-                <w:szCs w:val="20"/>
-                <w:u w:val="none"/>
-                <w:lang w:val="en-US" w:eastAsia="zh-CN" w:bidi="ar"/>
-              </w:rPr>
-            </w:pPr>
-            <w:r>
-              <w:rPr>
-                <w:rFonts w:hint="eastAsia" w:ascii="Times New Roman" w:hAnsi="Times New Roman" w:eastAsia="宋体" w:cs="Times New Roman"/>
-                <w:b w:val="0"/>
-                <w:bCs w:val="0"/>
-                <w:i w:val="0"/>
-                <w:iCs w:val="0"/>
-                <w:color w:val="000000"/>
-                <w:kern w:val="0"/>
-                <w:sz w:val="20"/>
-                <w:szCs w:val="20"/>
-                <w:u w:val="none"/>
-                <w:lang w:val="en-US" w:eastAsia="zh-CN" w:bidi="ar"/>
-              </w:rPr>
-              <w:t>11</w:t>
-            </w:r>
-          </w:p>
-        </w:tc>
-        <w:tc>
-          <w:tcPr>
-            <w:tcW w:w="1672" w:type="pct"/>
-            <w:tcBorders>
-              <w:top w:val="single" w:color="000000" w:sz="4" w:space="0"/>
-              <w:left w:val="single" w:color="000000" w:sz="4" w:space="0"/>
-              <w:bottom w:val="single" w:color="000000" w:sz="4" w:space="0"/>
-              <w:right w:val="single" w:color="000000" w:sz="4" w:space="0"/>
-            </w:tcBorders>
-            <w:shd w:val="clear" w:color="auto" w:fill="FFFFFF"/>
-            <w:vAlign w:val="center"/>
-          </w:tcPr>
-          <w:p>
-            <w:pPr>
-              <w:keepNext w:val="0"/>
-              <w:keepLines w:val="0"/>
-              <w:widowControl/>
-              <w:suppressLineNumbers w:val="0"/>
-              <w:jc w:val="left"/>
-              <w:textAlignment w:val="center"/>
-              <w:rPr>
-                <w:rFonts w:hint="default" w:ascii="Times New Roman" w:hAnsi="Times New Roman" w:eastAsia="宋体" w:cs="Times New Roman"/>
-                <w:b w:val="0"/>
-                <w:bCs w:val="0"/>
-                <w:i w:val="0"/>
-                <w:iCs w:val="0"/>
-                <w:color w:val="000000"/>
-                <w:kern w:val="0"/>
-                <w:sz w:val="20"/>
-                <w:szCs w:val="20"/>
-                <w:u w:val="none"/>
-                <w:lang w:val="en-US" w:eastAsia="zh-CN" w:bidi="ar"/>
-              </w:rPr>
-            </w:pPr>
-            <w:r>
-              <w:rPr>
-                <w:rFonts w:hint="default" w:ascii="Times New Roman" w:hAnsi="Times New Roman" w:eastAsia="宋体" w:cs="Times New Roman"/>
-                <w:b w:val="0"/>
-                <w:bCs w:val="0"/>
-                <w:i w:val="0"/>
-                <w:iCs w:val="0"/>
-                <w:color w:val="000000"/>
-                <w:kern w:val="0"/>
-                <w:sz w:val="20"/>
-                <w:szCs w:val="20"/>
-                <w:u w:val="none"/>
-                <w:lang w:val="en-US" w:eastAsia="zh-CN" w:bidi="ar"/>
-              </w:rPr>
-              <w:t>c.5073del</w:t>
-            </w:r>
-          </w:p>
-        </w:tc>
-        <w:tc>
-          <w:tcPr>
-            <w:tcW w:w="1862" w:type="pct"/>
-            <w:tcBorders>
-              <w:top w:val="single" w:color="000000" w:sz="4" w:space="0"/>
-              <w:left w:val="single" w:color="000000" w:sz="4" w:space="0"/>
-              <w:bottom w:val="single" w:color="000000" w:sz="4" w:space="0"/>
-              <w:right w:val="single" w:color="000000" w:sz="4" w:space="0"/>
-            </w:tcBorders>
-            <w:shd w:val="clear" w:color="auto" w:fill="FFFFFF"/>
-            <w:vAlign w:val="center"/>
-          </w:tcPr>
-          <w:p>
-            <w:pPr>
-              <w:keepNext w:val="0"/>
-              <w:keepLines w:val="0"/>
-              <w:widowControl/>
-              <w:suppressLineNumbers w:val="0"/>
-              <w:jc w:val="left"/>
-              <w:textAlignment w:val="center"/>
-              <w:rPr>
-                <w:rFonts w:hint="default" w:ascii="Times New Roman" w:hAnsi="Times New Roman" w:eastAsia="宋体" w:cs="Times New Roman"/>
-                <w:b w:val="0"/>
-                <w:bCs w:val="0"/>
-                <w:i w:val="0"/>
-                <w:iCs w:val="0"/>
-                <w:color w:val="000000"/>
-                <w:kern w:val="0"/>
-                <w:sz w:val="20"/>
-                <w:szCs w:val="20"/>
-                <w:u w:val="none"/>
-                <w:lang w:val="en-US" w:eastAsia="zh-CN" w:bidi="ar"/>
-              </w:rPr>
-            </w:pPr>
-            <w:r>
-              <w:rPr>
-                <w:rFonts w:hint="default" w:ascii="Times New Roman" w:hAnsi="Times New Roman" w:eastAsia="宋体" w:cs="Times New Roman"/>
-                <w:b w:val="0"/>
-                <w:bCs w:val="0"/>
-                <w:i w:val="0"/>
-                <w:iCs w:val="0"/>
-                <w:color w:val="000000"/>
-                <w:kern w:val="0"/>
-                <w:sz w:val="20"/>
-                <w:szCs w:val="20"/>
-                <w:u w:val="none"/>
-                <w:lang w:val="en-US" w:eastAsia="zh-CN" w:bidi="ar"/>
-              </w:rPr>
-              <w:t>p.K1691Nfs*15</w:t>
+              <w:t>p.L22S</w:t>
             </w:r>
           </w:p>
         </w:tc>
@@ -28836,21 +27177,6 @@
               <w:jc w:val="left"/>
               <w:textAlignment w:val="center"/>
               <w:rPr>
-                <w:rFonts w:hint="default" w:ascii="Times New Roman" w:hAnsi="Times New Roman" w:eastAsia="宋体" w:cs="Times New Roman"/>
-                <w:b w:val="0"/>
-                <w:bCs w:val="0"/>
-                <w:i w:val="0"/>
-                <w:iCs w:val="0"/>
-                <w:color w:val="000000"/>
-                <w:kern w:val="0"/>
-                <w:sz w:val="20"/>
-                <w:szCs w:val="20"/>
-                <w:u w:val="none"/>
-                <w:lang w:val="en-US" w:eastAsia="zh-CN" w:bidi="ar"/>
-              </w:rPr>
-            </w:pPr>
-            <w:r>
-              <w:rPr>
                 <w:rFonts w:hint="eastAsia" w:ascii="Times New Roman" w:hAnsi="Times New Roman" w:eastAsia="宋体" w:cs="Times New Roman"/>
                 <w:b w:val="0"/>
                 <w:bCs w:val="0"/>
@@ -28863,7 +27189,22 @@
                 <w:u w:val="none"/>
                 <w:lang w:val="en-US" w:eastAsia="zh-CN" w:bidi="ar"/>
               </w:rPr>
-              <w:t>BRCA2</w:t>
+            </w:pPr>
+            <w:r>
+              <w:rPr>
+                <w:rFonts w:hint="eastAsia" w:ascii="Times New Roman" w:hAnsi="Times New Roman" w:eastAsia="宋体" w:cs="Times New Roman"/>
+                <w:b w:val="0"/>
+                <w:bCs w:val="0"/>
+                <w:i w:val="0"/>
+                <w:iCs w:val="0"/>
+                <w:color w:val="000000"/>
+                <w:kern w:val="0"/>
+                <w:sz w:val="20"/>
+                <w:szCs w:val="20"/>
+                <w:u w:val="none"/>
+                <w:lang w:val="en-US" w:eastAsia="zh-CN" w:bidi="ar"/>
+              </w:rPr>
+              <w:t>BRCA1</w:t>
             </w:r>
           </w:p>
         </w:tc>
@@ -28888,21 +27229,6 @@
               <w:jc w:val="left"/>
               <w:textAlignment w:val="center"/>
               <w:rPr>
-                <w:rFonts w:hint="default" w:ascii="Times New Roman" w:hAnsi="Times New Roman" w:eastAsia="宋体" w:cs="Times New Roman"/>
-                <w:b w:val="0"/>
-                <w:bCs w:val="0"/>
-                <w:i w:val="0"/>
-                <w:iCs w:val="0"/>
-                <w:color w:val="000000"/>
-                <w:kern w:val="0"/>
-                <w:sz w:val="20"/>
-                <w:szCs w:val="20"/>
-                <w:u w:val="none"/>
-                <w:lang w:val="en-US" w:eastAsia="zh-CN" w:bidi="ar"/>
-              </w:rPr>
-            </w:pPr>
-            <w:r>
-              <w:rPr>
                 <w:rFonts w:hint="eastAsia" w:ascii="Times New Roman" w:hAnsi="Times New Roman" w:eastAsia="宋体" w:cs="Times New Roman"/>
                 <w:b w:val="0"/>
                 <w:bCs w:val="0"/>
@@ -28915,7 +27241,22 @@
                 <w:u w:val="none"/>
                 <w:lang w:val="en-US" w:eastAsia="zh-CN" w:bidi="ar"/>
               </w:rPr>
-              <w:t>11</w:t>
+            </w:pPr>
+            <w:r>
+              <w:rPr>
+                <w:rFonts w:hint="eastAsia" w:ascii="Times New Roman" w:hAnsi="Times New Roman" w:eastAsia="宋体" w:cs="Times New Roman"/>
+                <w:b w:val="0"/>
+                <w:bCs w:val="0"/>
+                <w:i w:val="0"/>
+                <w:iCs w:val="0"/>
+                <w:color w:val="000000"/>
+                <w:kern w:val="0"/>
+                <w:sz w:val="20"/>
+                <w:szCs w:val="20"/>
+                <w:u w:val="none"/>
+                <w:lang w:val="en-US" w:eastAsia="zh-CN" w:bidi="ar"/>
+              </w:rPr>
+              <w:t>2</w:t>
             </w:r>
           </w:p>
         </w:tc>
@@ -28967,7 +27308,71 @@
                 <w:u w:val="none"/>
                 <w:lang w:val="en-US" w:eastAsia="zh-CN" w:bidi="ar"/>
               </w:rPr>
-              <w:t>c.5351del</w:t>
+              <w:fldChar w:fldCharType="begin"/>
+            </w:r>
+            <w:r>
+              <w:rPr>
+                <w:rFonts w:hint="default" w:ascii="Times New Roman" w:hAnsi="Times New Roman" w:eastAsia="宋体" w:cs="Times New Roman"/>
+                <w:b w:val="0"/>
+                <w:bCs w:val="0"/>
+                <w:i w:val="0"/>
+                <w:iCs w:val="0"/>
+                <w:color w:val="000000"/>
+                <w:kern w:val="0"/>
+                <w:sz w:val="20"/>
+                <w:szCs w:val="20"/>
+                <w:u w:val="none"/>
+                <w:lang w:val="en-US" w:eastAsia="zh-CN" w:bidi="ar"/>
+              </w:rPr>
+              <w:instrText xml:space="preserve"> HYPERLINK "https://www.ncbi.nlm.nih.gov/clinvar/variation/267523/" \o "267523" </w:instrText>
+            </w:r>
+            <w:r>
+              <w:rPr>
+                <w:rFonts w:hint="default" w:ascii="Times New Roman" w:hAnsi="Times New Roman" w:eastAsia="宋体" w:cs="Times New Roman"/>
+                <w:b w:val="0"/>
+                <w:bCs w:val="0"/>
+                <w:i w:val="0"/>
+                <w:iCs w:val="0"/>
+                <w:color w:val="000000"/>
+                <w:kern w:val="0"/>
+                <w:sz w:val="20"/>
+                <w:szCs w:val="20"/>
+                <w:u w:val="none"/>
+                <w:lang w:val="en-US" w:eastAsia="zh-CN" w:bidi="ar"/>
+              </w:rPr>
+              <w:fldChar w:fldCharType="separate"/>
+            </w:r>
+            <w:r>
+              <w:rPr>
+                <w:rFonts w:hint="default" w:ascii="Times New Roman" w:hAnsi="Times New Roman" w:eastAsia="宋体" w:cs="Times New Roman"/>
+                <w:b w:val="0"/>
+                <w:bCs w:val="0"/>
+                <w:i w:val="0"/>
+                <w:iCs w:val="0"/>
+                <w:color w:val="000000"/>
+                <w:kern w:val="0"/>
+                <w:sz w:val="20"/>
+                <w:szCs w:val="20"/>
+                <w:u w:val="none"/>
+                <w:lang w:val="en-US" w:eastAsia="zh-CN" w:bidi="ar"/>
+              </w:rPr>
+              <w:t>c.3G&gt;C</w:t>
+            </w:r>
+            <w:r>
+              <w:rPr>
+                <w:rFonts w:hint="default" w:ascii="Times New Roman" w:hAnsi="Times New Roman" w:eastAsia="宋体" w:cs="Times New Roman"/>
+                <w:b w:val="0"/>
+                <w:bCs w:val="0"/>
+                <w:i w:val="0"/>
+                <w:iCs w:val="0"/>
+                <w:color w:val="000000"/>
+                <w:kern w:val="0"/>
+                <w:sz w:val="20"/>
+                <w:szCs w:val="20"/>
+                <w:u w:val="none"/>
+                <w:lang w:val="en-US" w:eastAsia="zh-CN" w:bidi="ar"/>
+              </w:rPr>
+              <w:fldChar w:fldCharType="end"/>
             </w:r>
           </w:p>
         </w:tc>
@@ -29019,7 +27424,1839 @@
                 <w:u w:val="none"/>
                 <w:lang w:val="en-US" w:eastAsia="zh-CN" w:bidi="ar"/>
               </w:rPr>
+              <w:t>p.M1I</w:t>
+            </w:r>
+          </w:p>
+        </w:tc>
+      </w:tr>
+      <w:tr>
+        <w:tblPrEx>
+          <w:tblBorders>
+            <w:top w:val="none" w:color="auto" w:sz="0" w:space="0"/>
+            <w:left w:val="none" w:color="auto" w:sz="0" w:space="0"/>
+            <w:bottom w:val="none" w:color="auto" w:sz="0" w:space="0"/>
+            <w:right w:val="none" w:color="auto" w:sz="0" w:space="0"/>
+            <w:insideH w:val="none" w:color="auto" w:sz="0" w:space="0"/>
+            <w:insideV w:val="none" w:color="auto" w:sz="0" w:space="0"/>
+          </w:tblBorders>
+          <w:tblCellMar>
+            <w:top w:w="0" w:type="dxa"/>
+            <w:left w:w="108" w:type="dxa"/>
+            <w:bottom w:w="0" w:type="dxa"/>
+            <w:right w:w="108" w:type="dxa"/>
+          </w:tblCellMar>
+        </w:tblPrEx>
+        <w:trPr>
+          <w:trHeight w:val="340" w:hRule="atLeast"/>
+        </w:trPr>
+        <w:tc>
+          <w:tcPr>
+            <w:tcW w:w="672" w:type="pct"/>
+            <w:tcBorders>
+              <w:top w:val="single" w:color="000000" w:sz="4" w:space="0"/>
+              <w:left w:val="single" w:color="000000" w:sz="4" w:space="0"/>
+              <w:bottom w:val="single" w:color="000000" w:sz="4" w:space="0"/>
+              <w:right w:val="single" w:color="000000" w:sz="4" w:space="0"/>
+            </w:tcBorders>
+            <w:shd w:val="clear" w:color="auto" w:fill="FFFFFF"/>
+            <w:vAlign w:val="center"/>
+          </w:tcPr>
+          <w:p>
+            <w:pPr>
+              <w:keepNext w:val="0"/>
+              <w:keepLines w:val="0"/>
+              <w:widowControl/>
+              <w:suppressLineNumbers w:val="0"/>
+              <w:jc w:val="left"/>
+              <w:textAlignment w:val="center"/>
+              <w:rPr>
+                <w:rFonts w:hint="default" w:ascii="Times New Roman" w:hAnsi="Times New Roman" w:eastAsia="宋体" w:cs="Times New Roman"/>
+                <w:b w:val="0"/>
+                <w:bCs w:val="0"/>
+                <w:i w:val="0"/>
+                <w:iCs w:val="0"/>
+                <w:color w:val="000000"/>
+                <w:kern w:val="0"/>
+                <w:sz w:val="20"/>
+                <w:szCs w:val="20"/>
+                <w:u w:val="none"/>
+                <w:lang w:val="en-US" w:eastAsia="zh-CN" w:bidi="ar"/>
+              </w:rPr>
+            </w:pPr>
+            <w:r>
+              <w:rPr>
+                <w:rFonts w:hint="eastAsia" w:ascii="Times New Roman" w:hAnsi="Times New Roman" w:eastAsia="宋体" w:cs="Times New Roman"/>
+                <w:b w:val="0"/>
+                <w:bCs w:val="0"/>
+                <w:i w:val="0"/>
+                <w:iCs w:val="0"/>
+                <w:color w:val="000000"/>
+                <w:kern w:val="0"/>
+                <w:sz w:val="20"/>
+                <w:szCs w:val="20"/>
+                <w:u w:val="none"/>
+                <w:lang w:val="en-US" w:eastAsia="zh-CN" w:bidi="ar"/>
+              </w:rPr>
+              <w:t>BRCA1</w:t>
+            </w:r>
+          </w:p>
+        </w:tc>
+        <w:tc>
+          <w:tcPr>
+            <w:tcW w:w="792" w:type="pct"/>
+            <w:tcBorders>
+              <w:top w:val="single" w:color="000000" w:sz="4" w:space="0"/>
+              <w:left w:val="single" w:color="000000" w:sz="4" w:space="0"/>
+              <w:bottom w:val="single" w:color="000000" w:sz="4" w:space="0"/>
+              <w:right w:val="single" w:color="000000" w:sz="4" w:space="0"/>
+            </w:tcBorders>
+            <w:shd w:val="clear" w:color="auto" w:fill="FFFFFF"/>
+            <w:vAlign w:val="center"/>
+          </w:tcPr>
+          <w:p>
+            <w:pPr>
+              <w:keepNext w:val="0"/>
+              <w:keepLines w:val="0"/>
+              <w:widowControl/>
+              <w:suppressLineNumbers w:val="0"/>
+              <w:jc w:val="left"/>
+              <w:textAlignment w:val="center"/>
+              <w:rPr>
+                <w:rFonts w:hint="default" w:ascii="Times New Roman" w:hAnsi="Times New Roman" w:eastAsia="宋体" w:cs="Times New Roman"/>
+                <w:b w:val="0"/>
+                <w:bCs w:val="0"/>
+                <w:i w:val="0"/>
+                <w:iCs w:val="0"/>
+                <w:color w:val="000000"/>
+                <w:kern w:val="0"/>
+                <w:sz w:val="20"/>
+                <w:szCs w:val="20"/>
+                <w:u w:val="none"/>
+                <w:lang w:val="en-US" w:eastAsia="zh-CN" w:bidi="ar"/>
+              </w:rPr>
+            </w:pPr>
+            <w:r>
+              <w:rPr>
+                <w:rFonts w:hint="eastAsia" w:ascii="Times New Roman" w:hAnsi="Times New Roman" w:eastAsia="宋体" w:cs="Times New Roman"/>
+                <w:b w:val="0"/>
+                <w:bCs w:val="0"/>
+                <w:i w:val="0"/>
+                <w:iCs w:val="0"/>
+                <w:color w:val="000000"/>
+                <w:kern w:val="0"/>
+                <w:sz w:val="20"/>
+                <w:szCs w:val="20"/>
+                <w:u w:val="none"/>
+                <w:lang w:val="en-US" w:eastAsia="zh-CN" w:bidi="ar"/>
+              </w:rPr>
+              <w:t>10</w:t>
+            </w:r>
+          </w:p>
+        </w:tc>
+        <w:tc>
+          <w:tcPr>
+            <w:tcW w:w="1672" w:type="pct"/>
+            <w:tcBorders>
+              <w:top w:val="single" w:color="000000" w:sz="4" w:space="0"/>
+              <w:left w:val="single" w:color="000000" w:sz="4" w:space="0"/>
+              <w:bottom w:val="single" w:color="000000" w:sz="4" w:space="0"/>
+              <w:right w:val="single" w:color="000000" w:sz="4" w:space="0"/>
+            </w:tcBorders>
+            <w:shd w:val="clear" w:color="auto" w:fill="FFFFFF"/>
+            <w:vAlign w:val="center"/>
+          </w:tcPr>
+          <w:p>
+            <w:pPr>
+              <w:keepNext w:val="0"/>
+              <w:keepLines w:val="0"/>
+              <w:widowControl/>
+              <w:suppressLineNumbers w:val="0"/>
+              <w:jc w:val="left"/>
+              <w:textAlignment w:val="center"/>
+              <w:rPr>
+                <w:rFonts w:hint="default" w:ascii="Times New Roman" w:hAnsi="Times New Roman" w:eastAsia="宋体" w:cs="Times New Roman"/>
+                <w:b w:val="0"/>
+                <w:bCs w:val="0"/>
+                <w:i w:val="0"/>
+                <w:iCs w:val="0"/>
+                <w:color w:val="000000"/>
+                <w:kern w:val="0"/>
+                <w:sz w:val="20"/>
+                <w:szCs w:val="20"/>
+                <w:u w:val="none"/>
+                <w:lang w:val="en-US" w:eastAsia="zh-CN" w:bidi="ar"/>
+              </w:rPr>
+            </w:pPr>
+            <w:r>
+              <w:rPr>
+                <w:rFonts w:hint="default" w:ascii="Times New Roman" w:hAnsi="Times New Roman" w:eastAsia="宋体" w:cs="Times New Roman"/>
+                <w:b w:val="0"/>
+                <w:bCs w:val="0"/>
+                <w:i w:val="0"/>
+                <w:iCs w:val="0"/>
+                <w:color w:val="000000"/>
+                <w:kern w:val="0"/>
+                <w:sz w:val="20"/>
+                <w:szCs w:val="20"/>
+                <w:u w:val="none"/>
+                <w:lang w:val="en-US" w:eastAsia="zh-CN" w:bidi="ar"/>
+              </w:rPr>
+              <w:t>c.2029G&gt;T</w:t>
+            </w:r>
+          </w:p>
+        </w:tc>
+        <w:tc>
+          <w:tcPr>
+            <w:tcW w:w="1862" w:type="pct"/>
+            <w:tcBorders>
+              <w:top w:val="single" w:color="000000" w:sz="4" w:space="0"/>
+              <w:left w:val="single" w:color="000000" w:sz="4" w:space="0"/>
+              <w:bottom w:val="single" w:color="000000" w:sz="4" w:space="0"/>
+              <w:right w:val="single" w:color="000000" w:sz="4" w:space="0"/>
+            </w:tcBorders>
+            <w:shd w:val="clear" w:color="auto" w:fill="FFFFFF"/>
+            <w:vAlign w:val="center"/>
+          </w:tcPr>
+          <w:p>
+            <w:pPr>
+              <w:keepNext w:val="0"/>
+              <w:keepLines w:val="0"/>
+              <w:widowControl/>
+              <w:suppressLineNumbers w:val="0"/>
+              <w:jc w:val="left"/>
+              <w:textAlignment w:val="center"/>
+              <w:rPr>
+                <w:rFonts w:hint="default" w:ascii="Times New Roman" w:hAnsi="Times New Roman" w:eastAsia="宋体" w:cs="Times New Roman"/>
+                <w:b w:val="0"/>
+                <w:bCs w:val="0"/>
+                <w:i w:val="0"/>
+                <w:iCs w:val="0"/>
+                <w:color w:val="000000"/>
+                <w:kern w:val="0"/>
+                <w:sz w:val="20"/>
+                <w:szCs w:val="20"/>
+                <w:u w:val="none"/>
+                <w:lang w:val="en-US" w:eastAsia="zh-CN" w:bidi="ar"/>
+              </w:rPr>
+            </w:pPr>
+            <w:r>
+              <w:rPr>
+                <w:rFonts w:hint="default" w:ascii="Times New Roman" w:hAnsi="Times New Roman" w:eastAsia="宋体" w:cs="Times New Roman"/>
+                <w:b w:val="0"/>
+                <w:bCs w:val="0"/>
+                <w:i w:val="0"/>
+                <w:iCs w:val="0"/>
+                <w:color w:val="000000"/>
+                <w:kern w:val="0"/>
+                <w:sz w:val="20"/>
+                <w:szCs w:val="20"/>
+                <w:u w:val="none"/>
+                <w:lang w:val="en-US" w:eastAsia="zh-CN" w:bidi="ar"/>
+              </w:rPr>
+              <w:t>p.G677*</w:t>
+            </w:r>
+          </w:p>
+        </w:tc>
+      </w:tr>
+      <w:tr>
+        <w:tblPrEx>
+          <w:tblBorders>
+            <w:top w:val="none" w:color="auto" w:sz="0" w:space="0"/>
+            <w:left w:val="none" w:color="auto" w:sz="0" w:space="0"/>
+            <w:bottom w:val="none" w:color="auto" w:sz="0" w:space="0"/>
+            <w:right w:val="none" w:color="auto" w:sz="0" w:space="0"/>
+            <w:insideH w:val="none" w:color="auto" w:sz="0" w:space="0"/>
+            <w:insideV w:val="none" w:color="auto" w:sz="0" w:space="0"/>
+          </w:tblBorders>
+          <w:tblCellMar>
+            <w:top w:w="0" w:type="dxa"/>
+            <w:left w:w="108" w:type="dxa"/>
+            <w:bottom w:w="0" w:type="dxa"/>
+            <w:right w:w="108" w:type="dxa"/>
+          </w:tblCellMar>
+        </w:tblPrEx>
+        <w:trPr>
+          <w:trHeight w:val="340" w:hRule="atLeast"/>
+        </w:trPr>
+        <w:tc>
+          <w:tcPr>
+            <w:tcW w:w="672" w:type="pct"/>
+            <w:tcBorders>
+              <w:top w:val="single" w:color="000000" w:sz="4" w:space="0"/>
+              <w:left w:val="single" w:color="000000" w:sz="4" w:space="0"/>
+              <w:bottom w:val="single" w:color="000000" w:sz="4" w:space="0"/>
+              <w:right w:val="single" w:color="000000" w:sz="4" w:space="0"/>
+            </w:tcBorders>
+            <w:shd w:val="clear" w:color="auto" w:fill="FFFFFF"/>
+            <w:vAlign w:val="center"/>
+          </w:tcPr>
+          <w:p>
+            <w:pPr>
+              <w:keepNext w:val="0"/>
+              <w:keepLines w:val="0"/>
+              <w:widowControl/>
+              <w:suppressLineNumbers w:val="0"/>
+              <w:jc w:val="left"/>
+              <w:textAlignment w:val="center"/>
+              <w:rPr>
+                <w:rFonts w:hint="default" w:ascii="Times New Roman" w:hAnsi="Times New Roman" w:eastAsia="宋体" w:cs="Times New Roman"/>
+                <w:b w:val="0"/>
+                <w:bCs w:val="0"/>
+                <w:i w:val="0"/>
+                <w:iCs w:val="0"/>
+                <w:color w:val="000000"/>
+                <w:kern w:val="0"/>
+                <w:sz w:val="20"/>
+                <w:szCs w:val="20"/>
+                <w:u w:val="none"/>
+                <w:lang w:val="en-US" w:eastAsia="zh-CN" w:bidi="ar"/>
+              </w:rPr>
+            </w:pPr>
+            <w:r>
+              <w:rPr>
+                <w:rFonts w:hint="eastAsia" w:ascii="Times New Roman" w:hAnsi="Times New Roman" w:eastAsia="宋体" w:cs="Times New Roman"/>
+                <w:b w:val="0"/>
+                <w:bCs w:val="0"/>
+                <w:i w:val="0"/>
+                <w:iCs w:val="0"/>
+                <w:color w:val="000000"/>
+                <w:kern w:val="0"/>
+                <w:sz w:val="20"/>
+                <w:szCs w:val="20"/>
+                <w:u w:val="none"/>
+                <w:lang w:val="en-US" w:eastAsia="zh-CN" w:bidi="ar"/>
+              </w:rPr>
+              <w:t>BRCA1</w:t>
+            </w:r>
+          </w:p>
+        </w:tc>
+        <w:tc>
+          <w:tcPr>
+            <w:tcW w:w="792" w:type="pct"/>
+            <w:tcBorders>
+              <w:top w:val="single" w:color="000000" w:sz="4" w:space="0"/>
+              <w:left w:val="single" w:color="000000" w:sz="4" w:space="0"/>
+              <w:bottom w:val="single" w:color="000000" w:sz="4" w:space="0"/>
+              <w:right w:val="single" w:color="000000" w:sz="4" w:space="0"/>
+            </w:tcBorders>
+            <w:shd w:val="clear" w:color="auto" w:fill="FFFFFF"/>
+            <w:vAlign w:val="center"/>
+          </w:tcPr>
+          <w:p>
+            <w:pPr>
+              <w:keepNext w:val="0"/>
+              <w:keepLines w:val="0"/>
+              <w:widowControl/>
+              <w:suppressLineNumbers w:val="0"/>
+              <w:jc w:val="left"/>
+              <w:textAlignment w:val="center"/>
+              <w:rPr>
+                <w:rFonts w:hint="default" w:ascii="Times New Roman" w:hAnsi="Times New Roman" w:eastAsia="宋体" w:cs="Times New Roman"/>
+                <w:b w:val="0"/>
+                <w:bCs w:val="0"/>
+                <w:i w:val="0"/>
+                <w:iCs w:val="0"/>
+                <w:color w:val="000000"/>
+                <w:kern w:val="0"/>
+                <w:sz w:val="20"/>
+                <w:szCs w:val="20"/>
+                <w:u w:val="none"/>
+                <w:lang w:val="en-US" w:eastAsia="zh-CN" w:bidi="ar"/>
+              </w:rPr>
+            </w:pPr>
+            <w:r>
+              <w:rPr>
+                <w:rFonts w:hint="eastAsia" w:ascii="Times New Roman" w:hAnsi="Times New Roman" w:eastAsia="宋体" w:cs="Times New Roman"/>
+                <w:b w:val="0"/>
+                <w:bCs w:val="0"/>
+                <w:i w:val="0"/>
+                <w:iCs w:val="0"/>
+                <w:color w:val="000000"/>
+                <w:kern w:val="0"/>
+                <w:sz w:val="20"/>
+                <w:szCs w:val="20"/>
+                <w:u w:val="none"/>
+                <w:lang w:val="en-US" w:eastAsia="zh-CN" w:bidi="ar"/>
+              </w:rPr>
+              <w:t>10</w:t>
+            </w:r>
+          </w:p>
+        </w:tc>
+        <w:tc>
+          <w:tcPr>
+            <w:tcW w:w="1672" w:type="pct"/>
+            <w:tcBorders>
+              <w:top w:val="single" w:color="000000" w:sz="4" w:space="0"/>
+              <w:left w:val="single" w:color="000000" w:sz="4" w:space="0"/>
+              <w:bottom w:val="single" w:color="000000" w:sz="4" w:space="0"/>
+              <w:right w:val="single" w:color="000000" w:sz="4" w:space="0"/>
+            </w:tcBorders>
+            <w:shd w:val="clear" w:color="auto" w:fill="FFFFFF"/>
+            <w:vAlign w:val="center"/>
+          </w:tcPr>
+          <w:p>
+            <w:pPr>
+              <w:keepNext w:val="0"/>
+              <w:keepLines w:val="0"/>
+              <w:widowControl/>
+              <w:suppressLineNumbers w:val="0"/>
+              <w:jc w:val="left"/>
+              <w:textAlignment w:val="center"/>
+              <w:rPr>
+                <w:rFonts w:hint="default" w:ascii="Times New Roman" w:hAnsi="Times New Roman" w:eastAsia="宋体" w:cs="Times New Roman"/>
+                <w:b w:val="0"/>
+                <w:bCs w:val="0"/>
+                <w:i w:val="0"/>
+                <w:iCs w:val="0"/>
+                <w:color w:val="000000"/>
+                <w:kern w:val="0"/>
+                <w:sz w:val="20"/>
+                <w:szCs w:val="20"/>
+                <w:u w:val="none"/>
+                <w:lang w:val="en-US" w:eastAsia="zh-CN" w:bidi="ar"/>
+              </w:rPr>
+            </w:pPr>
+            <w:r>
+              <w:rPr>
+                <w:rFonts w:hint="default" w:ascii="Times New Roman" w:hAnsi="Times New Roman" w:eastAsia="宋体" w:cs="Times New Roman"/>
+                <w:b w:val="0"/>
+                <w:bCs w:val="0"/>
+                <w:i w:val="0"/>
+                <w:iCs w:val="0"/>
+                <w:color w:val="000000"/>
+                <w:kern w:val="0"/>
+                <w:sz w:val="20"/>
+                <w:szCs w:val="20"/>
+                <w:u w:val="none"/>
+                <w:lang w:val="en-US" w:eastAsia="zh-CN" w:bidi="ar"/>
+              </w:rPr>
+              <w:t>c.3442del</w:t>
+            </w:r>
+          </w:p>
+        </w:tc>
+        <w:tc>
+          <w:tcPr>
+            <w:tcW w:w="1862" w:type="pct"/>
+            <w:tcBorders>
+              <w:top w:val="single" w:color="000000" w:sz="4" w:space="0"/>
+              <w:left w:val="single" w:color="000000" w:sz="4" w:space="0"/>
+              <w:bottom w:val="single" w:color="000000" w:sz="4" w:space="0"/>
+              <w:right w:val="single" w:color="000000" w:sz="4" w:space="0"/>
+            </w:tcBorders>
+            <w:shd w:val="clear" w:color="auto" w:fill="FFFFFF"/>
+            <w:vAlign w:val="center"/>
+          </w:tcPr>
+          <w:p>
+            <w:pPr>
+              <w:keepNext w:val="0"/>
+              <w:keepLines w:val="0"/>
+              <w:widowControl/>
+              <w:suppressLineNumbers w:val="0"/>
+              <w:jc w:val="left"/>
+              <w:textAlignment w:val="center"/>
+              <w:rPr>
+                <w:rFonts w:hint="default" w:ascii="Times New Roman" w:hAnsi="Times New Roman" w:eastAsia="宋体" w:cs="Times New Roman"/>
+                <w:b w:val="0"/>
+                <w:bCs w:val="0"/>
+                <w:i w:val="0"/>
+                <w:iCs w:val="0"/>
+                <w:color w:val="000000"/>
+                <w:kern w:val="0"/>
+                <w:sz w:val="20"/>
+                <w:szCs w:val="20"/>
+                <w:u w:val="none"/>
+                <w:lang w:val="en-US" w:eastAsia="zh-CN" w:bidi="ar"/>
+              </w:rPr>
+            </w:pPr>
+            <w:r>
+              <w:rPr>
+                <w:rFonts w:hint="default" w:ascii="Times New Roman" w:hAnsi="Times New Roman" w:eastAsia="宋体" w:cs="Times New Roman"/>
+                <w:b w:val="0"/>
+                <w:bCs w:val="0"/>
+                <w:i w:val="0"/>
+                <w:iCs w:val="0"/>
+                <w:color w:val="000000"/>
+                <w:kern w:val="0"/>
+                <w:sz w:val="20"/>
+                <w:szCs w:val="20"/>
+                <w:u w:val="none"/>
+                <w:lang w:val="en-US" w:eastAsia="zh-CN" w:bidi="ar"/>
+              </w:rPr>
+              <w:t>p.E1148Rfs*7</w:t>
+            </w:r>
+          </w:p>
+        </w:tc>
+      </w:tr>
+      <w:tr>
+        <w:tblPrEx>
+          <w:tblBorders>
+            <w:top w:val="none" w:color="auto" w:sz="0" w:space="0"/>
+            <w:left w:val="none" w:color="auto" w:sz="0" w:space="0"/>
+            <w:bottom w:val="none" w:color="auto" w:sz="0" w:space="0"/>
+            <w:right w:val="none" w:color="auto" w:sz="0" w:space="0"/>
+            <w:insideH w:val="none" w:color="auto" w:sz="0" w:space="0"/>
+            <w:insideV w:val="none" w:color="auto" w:sz="0" w:space="0"/>
+          </w:tblBorders>
+          <w:tblCellMar>
+            <w:top w:w="0" w:type="dxa"/>
+            <w:left w:w="108" w:type="dxa"/>
+            <w:bottom w:w="0" w:type="dxa"/>
+            <w:right w:w="108" w:type="dxa"/>
+          </w:tblCellMar>
+        </w:tblPrEx>
+        <w:trPr>
+          <w:trHeight w:val="90" w:hRule="atLeast"/>
+        </w:trPr>
+        <w:tc>
+          <w:tcPr>
+            <w:tcW w:w="672" w:type="pct"/>
+            <w:tcBorders>
+              <w:top w:val="single" w:color="000000" w:sz="4" w:space="0"/>
+              <w:left w:val="single" w:color="000000" w:sz="4" w:space="0"/>
+              <w:bottom w:val="single" w:color="000000" w:sz="4" w:space="0"/>
+              <w:right w:val="single" w:color="000000" w:sz="4" w:space="0"/>
+            </w:tcBorders>
+            <w:shd w:val="clear" w:color="auto" w:fill="FFFFFF"/>
+            <w:vAlign w:val="center"/>
+          </w:tcPr>
+          <w:p>
+            <w:pPr>
+              <w:keepNext w:val="0"/>
+              <w:keepLines w:val="0"/>
+              <w:widowControl/>
+              <w:suppressLineNumbers w:val="0"/>
+              <w:jc w:val="left"/>
+              <w:textAlignment w:val="center"/>
+              <w:rPr>
+                <w:rFonts w:hint="default" w:ascii="Times New Roman" w:hAnsi="Times New Roman" w:eastAsia="宋体" w:cs="Times New Roman"/>
+                <w:b w:val="0"/>
+                <w:bCs w:val="0"/>
+                <w:i w:val="0"/>
+                <w:iCs w:val="0"/>
+                <w:color w:val="000000"/>
+                <w:kern w:val="0"/>
+                <w:sz w:val="20"/>
+                <w:szCs w:val="20"/>
+                <w:u w:val="none"/>
+                <w:lang w:val="en-US" w:eastAsia="zh-CN" w:bidi="ar"/>
+              </w:rPr>
+            </w:pPr>
+            <w:r>
+              <w:rPr>
+                <w:rFonts w:hint="eastAsia" w:ascii="Times New Roman" w:hAnsi="Times New Roman" w:eastAsia="宋体" w:cs="Times New Roman"/>
+                <w:b w:val="0"/>
+                <w:bCs w:val="0"/>
+                <w:i w:val="0"/>
+                <w:iCs w:val="0"/>
+                <w:color w:val="000000"/>
+                <w:kern w:val="0"/>
+                <w:sz w:val="20"/>
+                <w:szCs w:val="20"/>
+                <w:u w:val="none"/>
+                <w:lang w:val="en-US" w:eastAsia="zh-CN" w:bidi="ar"/>
+              </w:rPr>
+              <w:t>BRCA1</w:t>
+            </w:r>
+          </w:p>
+        </w:tc>
+        <w:tc>
+          <w:tcPr>
+            <w:tcW w:w="792" w:type="pct"/>
+            <w:tcBorders>
+              <w:top w:val="single" w:color="000000" w:sz="4" w:space="0"/>
+              <w:left w:val="single" w:color="000000" w:sz="4" w:space="0"/>
+              <w:bottom w:val="single" w:color="000000" w:sz="4" w:space="0"/>
+              <w:right w:val="single" w:color="000000" w:sz="4" w:space="0"/>
+            </w:tcBorders>
+            <w:shd w:val="clear" w:color="auto" w:fill="FFFFFF"/>
+            <w:vAlign w:val="center"/>
+          </w:tcPr>
+          <w:p>
+            <w:pPr>
+              <w:keepNext w:val="0"/>
+              <w:keepLines w:val="0"/>
+              <w:widowControl/>
+              <w:suppressLineNumbers w:val="0"/>
+              <w:jc w:val="left"/>
+              <w:textAlignment w:val="center"/>
+              <w:rPr>
+                <w:rFonts w:hint="default" w:ascii="Times New Roman" w:hAnsi="Times New Roman" w:eastAsia="宋体" w:cs="Times New Roman"/>
+                <w:b w:val="0"/>
+                <w:bCs w:val="0"/>
+                <w:i w:val="0"/>
+                <w:iCs w:val="0"/>
+                <w:color w:val="000000"/>
+                <w:kern w:val="0"/>
+                <w:sz w:val="20"/>
+                <w:szCs w:val="20"/>
+                <w:u w:val="none"/>
+                <w:lang w:val="en-US" w:eastAsia="zh-CN" w:bidi="ar"/>
+              </w:rPr>
+            </w:pPr>
+            <w:r>
+              <w:rPr>
+                <w:rFonts w:hint="eastAsia" w:ascii="Times New Roman" w:hAnsi="Times New Roman" w:eastAsia="宋体" w:cs="Times New Roman"/>
+                <w:b w:val="0"/>
+                <w:bCs w:val="0"/>
+                <w:i w:val="0"/>
+                <w:iCs w:val="0"/>
+                <w:color w:val="000000"/>
+                <w:kern w:val="0"/>
+                <w:sz w:val="20"/>
+                <w:szCs w:val="20"/>
+                <w:u w:val="none"/>
+                <w:lang w:val="en-US" w:eastAsia="zh-CN" w:bidi="ar"/>
+              </w:rPr>
+              <w:t>12</w:t>
+            </w:r>
+          </w:p>
+        </w:tc>
+        <w:tc>
+          <w:tcPr>
+            <w:tcW w:w="1672" w:type="pct"/>
+            <w:tcBorders>
+              <w:top w:val="single" w:color="000000" w:sz="4" w:space="0"/>
+              <w:left w:val="single" w:color="000000" w:sz="4" w:space="0"/>
+              <w:bottom w:val="single" w:color="000000" w:sz="4" w:space="0"/>
+              <w:right w:val="single" w:color="000000" w:sz="4" w:space="0"/>
+            </w:tcBorders>
+            <w:shd w:val="clear" w:color="auto" w:fill="FFFFFF"/>
+            <w:vAlign w:val="center"/>
+          </w:tcPr>
+          <w:p>
+            <w:pPr>
+              <w:keepNext w:val="0"/>
+              <w:keepLines w:val="0"/>
+              <w:widowControl/>
+              <w:suppressLineNumbers w:val="0"/>
+              <w:jc w:val="left"/>
+              <w:textAlignment w:val="center"/>
+              <w:rPr>
+                <w:rFonts w:hint="default" w:ascii="Times New Roman" w:hAnsi="Times New Roman" w:eastAsia="宋体" w:cs="Times New Roman"/>
+                <w:b w:val="0"/>
+                <w:bCs w:val="0"/>
+                <w:i w:val="0"/>
+                <w:iCs w:val="0"/>
+                <w:color w:val="000000"/>
+                <w:kern w:val="0"/>
+                <w:sz w:val="20"/>
+                <w:szCs w:val="20"/>
+                <w:u w:val="none"/>
+                <w:lang w:val="en-US" w:eastAsia="zh-CN" w:bidi="ar"/>
+              </w:rPr>
+            </w:pPr>
+            <w:r>
+              <w:rPr>
+                <w:rFonts w:hint="default" w:ascii="Times New Roman" w:hAnsi="Times New Roman" w:eastAsia="宋体" w:cs="Times New Roman"/>
+                <w:b w:val="0"/>
+                <w:bCs w:val="0"/>
+                <w:i w:val="0"/>
+                <w:iCs w:val="0"/>
+                <w:color w:val="000000"/>
+                <w:kern w:val="0"/>
+                <w:sz w:val="20"/>
+                <w:szCs w:val="20"/>
+                <w:u w:val="none"/>
+                <w:lang w:val="en-US" w:eastAsia="zh-CN" w:bidi="ar"/>
+              </w:rPr>
+              <w:t>c.4327C&gt;T</w:t>
+            </w:r>
+          </w:p>
+        </w:tc>
+        <w:tc>
+          <w:tcPr>
+            <w:tcW w:w="1862" w:type="pct"/>
+            <w:tcBorders>
+              <w:top w:val="single" w:color="000000" w:sz="4" w:space="0"/>
+              <w:left w:val="single" w:color="000000" w:sz="4" w:space="0"/>
+              <w:bottom w:val="single" w:color="000000" w:sz="4" w:space="0"/>
+              <w:right w:val="single" w:color="000000" w:sz="4" w:space="0"/>
+            </w:tcBorders>
+            <w:shd w:val="clear" w:color="auto" w:fill="FFFFFF"/>
+            <w:vAlign w:val="center"/>
+          </w:tcPr>
+          <w:p>
+            <w:pPr>
+              <w:keepNext w:val="0"/>
+              <w:keepLines w:val="0"/>
+              <w:widowControl/>
+              <w:suppressLineNumbers w:val="0"/>
+              <w:jc w:val="left"/>
+              <w:textAlignment w:val="center"/>
+              <w:rPr>
+                <w:rFonts w:hint="default" w:ascii="Times New Roman" w:hAnsi="Times New Roman" w:eastAsia="宋体" w:cs="Times New Roman"/>
+                <w:b w:val="0"/>
+                <w:bCs w:val="0"/>
+                <w:i w:val="0"/>
+                <w:iCs w:val="0"/>
+                <w:color w:val="000000"/>
+                <w:kern w:val="0"/>
+                <w:sz w:val="20"/>
+                <w:szCs w:val="20"/>
+                <w:u w:val="none"/>
+                <w:lang w:val="en-US" w:eastAsia="zh-CN" w:bidi="ar"/>
+              </w:rPr>
+            </w:pPr>
+            <w:r>
+              <w:rPr>
+                <w:rFonts w:hint="default" w:ascii="Times New Roman" w:hAnsi="Times New Roman" w:eastAsia="宋体" w:cs="Times New Roman"/>
+                <w:b w:val="0"/>
+                <w:bCs w:val="0"/>
+                <w:i w:val="0"/>
+                <w:iCs w:val="0"/>
+                <w:color w:val="000000"/>
+                <w:kern w:val="0"/>
+                <w:sz w:val="20"/>
+                <w:szCs w:val="20"/>
+                <w:u w:val="none"/>
+                <w:lang w:val="en-US" w:eastAsia="zh-CN" w:bidi="ar"/>
+              </w:rPr>
+              <w:t>p.R1443*</w:t>
+            </w:r>
+          </w:p>
+        </w:tc>
+      </w:tr>
+      <w:tr>
+        <w:tblPrEx>
+          <w:tblBorders>
+            <w:top w:val="none" w:color="auto" w:sz="0" w:space="0"/>
+            <w:left w:val="none" w:color="auto" w:sz="0" w:space="0"/>
+            <w:bottom w:val="none" w:color="auto" w:sz="0" w:space="0"/>
+            <w:right w:val="none" w:color="auto" w:sz="0" w:space="0"/>
+            <w:insideH w:val="none" w:color="auto" w:sz="0" w:space="0"/>
+            <w:insideV w:val="none" w:color="auto" w:sz="0" w:space="0"/>
+          </w:tblBorders>
+          <w:tblCellMar>
+            <w:top w:w="0" w:type="dxa"/>
+            <w:left w:w="108" w:type="dxa"/>
+            <w:bottom w:w="0" w:type="dxa"/>
+            <w:right w:w="108" w:type="dxa"/>
+          </w:tblCellMar>
+        </w:tblPrEx>
+        <w:trPr>
+          <w:trHeight w:val="340" w:hRule="atLeast"/>
+        </w:trPr>
+        <w:tc>
+          <w:tcPr>
+            <w:tcW w:w="672" w:type="pct"/>
+            <w:tcBorders>
+              <w:top w:val="single" w:color="000000" w:sz="4" w:space="0"/>
+              <w:left w:val="single" w:color="000000" w:sz="4" w:space="0"/>
+              <w:bottom w:val="single" w:color="000000" w:sz="4" w:space="0"/>
+              <w:right w:val="single" w:color="000000" w:sz="4" w:space="0"/>
+            </w:tcBorders>
+            <w:shd w:val="clear" w:color="auto" w:fill="FFFFFF"/>
+            <w:vAlign w:val="center"/>
+          </w:tcPr>
+          <w:p>
+            <w:pPr>
+              <w:keepNext w:val="0"/>
+              <w:keepLines w:val="0"/>
+              <w:widowControl/>
+              <w:suppressLineNumbers w:val="0"/>
+              <w:jc w:val="left"/>
+              <w:textAlignment w:val="center"/>
+              <w:rPr>
+                <w:rFonts w:hint="default" w:ascii="Times New Roman" w:hAnsi="Times New Roman" w:eastAsia="宋体" w:cs="Times New Roman"/>
+                <w:b w:val="0"/>
+                <w:bCs w:val="0"/>
+                <w:i w:val="0"/>
+                <w:iCs w:val="0"/>
+                <w:color w:val="000000"/>
+                <w:kern w:val="0"/>
+                <w:sz w:val="20"/>
+                <w:szCs w:val="20"/>
+                <w:u w:val="none"/>
+                <w:lang w:val="en-US" w:eastAsia="zh-CN" w:bidi="ar"/>
+              </w:rPr>
+            </w:pPr>
+            <w:r>
+              <w:rPr>
+                <w:rFonts w:hint="eastAsia" w:ascii="Times New Roman" w:hAnsi="Times New Roman" w:eastAsia="宋体" w:cs="Times New Roman"/>
+                <w:b w:val="0"/>
+                <w:bCs w:val="0"/>
+                <w:i w:val="0"/>
+                <w:iCs w:val="0"/>
+                <w:color w:val="000000"/>
+                <w:kern w:val="0"/>
+                <w:sz w:val="20"/>
+                <w:szCs w:val="20"/>
+                <w:u w:val="none"/>
+                <w:lang w:val="en-US" w:eastAsia="zh-CN" w:bidi="ar"/>
+              </w:rPr>
+              <w:t>BRCA2</w:t>
+            </w:r>
+          </w:p>
+        </w:tc>
+        <w:tc>
+          <w:tcPr>
+            <w:tcW w:w="792" w:type="pct"/>
+            <w:tcBorders>
+              <w:top w:val="single" w:color="000000" w:sz="4" w:space="0"/>
+              <w:left w:val="single" w:color="000000" w:sz="4" w:space="0"/>
+              <w:bottom w:val="single" w:color="000000" w:sz="4" w:space="0"/>
+              <w:right w:val="single" w:color="000000" w:sz="4" w:space="0"/>
+            </w:tcBorders>
+            <w:shd w:val="clear" w:color="auto" w:fill="FFFFFF"/>
+            <w:vAlign w:val="center"/>
+          </w:tcPr>
+          <w:p>
+            <w:pPr>
+              <w:keepNext w:val="0"/>
+              <w:keepLines w:val="0"/>
+              <w:widowControl/>
+              <w:suppressLineNumbers w:val="0"/>
+              <w:jc w:val="left"/>
+              <w:textAlignment w:val="center"/>
+              <w:rPr>
+                <w:rFonts w:hint="default" w:ascii="Times New Roman" w:hAnsi="Times New Roman" w:eastAsia="宋体" w:cs="Times New Roman"/>
+                <w:b w:val="0"/>
+                <w:bCs w:val="0"/>
+                <w:i w:val="0"/>
+                <w:iCs w:val="0"/>
+                <w:color w:val="000000"/>
+                <w:kern w:val="0"/>
+                <w:sz w:val="20"/>
+                <w:szCs w:val="20"/>
+                <w:u w:val="none"/>
+                <w:lang w:val="en-US" w:eastAsia="zh-CN" w:bidi="ar"/>
+              </w:rPr>
+            </w:pPr>
+            <w:r>
+              <w:rPr>
+                <w:rFonts w:hint="eastAsia" w:ascii="Times New Roman" w:hAnsi="Times New Roman" w:eastAsia="宋体" w:cs="Times New Roman"/>
+                <w:b w:val="0"/>
+                <w:bCs w:val="0"/>
+                <w:i w:val="0"/>
+                <w:iCs w:val="0"/>
+                <w:color w:val="000000"/>
+                <w:kern w:val="0"/>
+                <w:sz w:val="20"/>
+                <w:szCs w:val="20"/>
+                <w:u w:val="none"/>
+                <w:lang w:val="en-US" w:eastAsia="zh-CN" w:bidi="ar"/>
+              </w:rPr>
+              <w:t>11</w:t>
+            </w:r>
+          </w:p>
+        </w:tc>
+        <w:tc>
+          <w:tcPr>
+            <w:tcW w:w="1672" w:type="pct"/>
+            <w:tcBorders>
+              <w:top w:val="single" w:color="000000" w:sz="4" w:space="0"/>
+              <w:left w:val="single" w:color="000000" w:sz="4" w:space="0"/>
+              <w:bottom w:val="single" w:color="000000" w:sz="4" w:space="0"/>
+              <w:right w:val="single" w:color="000000" w:sz="4" w:space="0"/>
+            </w:tcBorders>
+            <w:shd w:val="clear" w:color="auto" w:fill="FFFFFF"/>
+            <w:vAlign w:val="center"/>
+          </w:tcPr>
+          <w:p>
+            <w:pPr>
+              <w:keepNext w:val="0"/>
+              <w:keepLines w:val="0"/>
+              <w:widowControl/>
+              <w:suppressLineNumbers w:val="0"/>
+              <w:jc w:val="left"/>
+              <w:textAlignment w:val="center"/>
+              <w:rPr>
+                <w:rFonts w:hint="default" w:ascii="Times New Roman" w:hAnsi="Times New Roman" w:eastAsia="宋体" w:cs="Times New Roman"/>
+                <w:b w:val="0"/>
+                <w:bCs w:val="0"/>
+                <w:i w:val="0"/>
+                <w:iCs w:val="0"/>
+                <w:color w:val="000000"/>
+                <w:kern w:val="0"/>
+                <w:sz w:val="20"/>
+                <w:szCs w:val="20"/>
+                <w:u w:val="none"/>
+                <w:lang w:val="en-US" w:eastAsia="zh-CN" w:bidi="ar"/>
+              </w:rPr>
+            </w:pPr>
+            <w:r>
+              <w:rPr>
+                <w:rFonts w:hint="default" w:ascii="Times New Roman" w:hAnsi="Times New Roman" w:eastAsia="宋体" w:cs="Times New Roman"/>
+                <w:b w:val="0"/>
+                <w:bCs w:val="0"/>
+                <w:i w:val="0"/>
+                <w:iCs w:val="0"/>
+                <w:color w:val="000000"/>
+                <w:kern w:val="0"/>
+                <w:sz w:val="20"/>
+                <w:szCs w:val="20"/>
+                <w:u w:val="none"/>
+                <w:lang w:val="en-US" w:eastAsia="zh-CN" w:bidi="ar"/>
+              </w:rPr>
+              <w:t>c.2588dup</w:t>
+            </w:r>
+          </w:p>
+        </w:tc>
+        <w:tc>
+          <w:tcPr>
+            <w:tcW w:w="1862" w:type="pct"/>
+            <w:tcBorders>
+              <w:top w:val="single" w:color="000000" w:sz="4" w:space="0"/>
+              <w:left w:val="single" w:color="000000" w:sz="4" w:space="0"/>
+              <w:bottom w:val="single" w:color="000000" w:sz="4" w:space="0"/>
+              <w:right w:val="single" w:color="000000" w:sz="4" w:space="0"/>
+            </w:tcBorders>
+            <w:shd w:val="clear" w:color="auto" w:fill="FFFFFF"/>
+            <w:vAlign w:val="center"/>
+          </w:tcPr>
+          <w:p>
+            <w:pPr>
+              <w:keepNext w:val="0"/>
+              <w:keepLines w:val="0"/>
+              <w:widowControl/>
+              <w:suppressLineNumbers w:val="0"/>
+              <w:jc w:val="left"/>
+              <w:textAlignment w:val="center"/>
+              <w:rPr>
+                <w:rFonts w:hint="default" w:ascii="Times New Roman" w:hAnsi="Times New Roman" w:eastAsia="宋体" w:cs="Times New Roman"/>
+                <w:b w:val="0"/>
+                <w:bCs w:val="0"/>
+                <w:i w:val="0"/>
+                <w:iCs w:val="0"/>
+                <w:color w:val="000000"/>
+                <w:kern w:val="0"/>
+                <w:sz w:val="20"/>
+                <w:szCs w:val="20"/>
+                <w:u w:val="none"/>
+                <w:lang w:val="en-US" w:eastAsia="zh-CN" w:bidi="ar"/>
+              </w:rPr>
+            </w:pPr>
+            <w:r>
+              <w:rPr>
+                <w:rFonts w:hint="default" w:ascii="Times New Roman" w:hAnsi="Times New Roman" w:eastAsia="宋体" w:cs="Times New Roman"/>
+                <w:b w:val="0"/>
+                <w:bCs w:val="0"/>
+                <w:i w:val="0"/>
+                <w:iCs w:val="0"/>
+                <w:color w:val="000000"/>
+                <w:kern w:val="0"/>
+                <w:sz w:val="20"/>
+                <w:szCs w:val="20"/>
+                <w:u w:val="none"/>
+                <w:lang w:val="en-US" w:eastAsia="zh-CN" w:bidi="ar"/>
+              </w:rPr>
+              <w:t>p.N863Kfs*18</w:t>
+            </w:r>
+          </w:p>
+        </w:tc>
+      </w:tr>
+      <w:tr>
+        <w:tblPrEx>
+          <w:tblBorders>
+            <w:top w:val="none" w:color="auto" w:sz="0" w:space="0"/>
+            <w:left w:val="none" w:color="auto" w:sz="0" w:space="0"/>
+            <w:bottom w:val="none" w:color="auto" w:sz="0" w:space="0"/>
+            <w:right w:val="none" w:color="auto" w:sz="0" w:space="0"/>
+            <w:insideH w:val="none" w:color="auto" w:sz="0" w:space="0"/>
+            <w:insideV w:val="none" w:color="auto" w:sz="0" w:space="0"/>
+          </w:tblBorders>
+          <w:tblCellMar>
+            <w:top w:w="0" w:type="dxa"/>
+            <w:left w:w="108" w:type="dxa"/>
+            <w:bottom w:w="0" w:type="dxa"/>
+            <w:right w:w="108" w:type="dxa"/>
+          </w:tblCellMar>
+        </w:tblPrEx>
+        <w:trPr>
+          <w:trHeight w:val="340" w:hRule="atLeast"/>
+        </w:trPr>
+        <w:tc>
+          <w:tcPr>
+            <w:tcW w:w="672" w:type="pct"/>
+            <w:tcBorders>
+              <w:top w:val="single" w:color="000000" w:sz="4" w:space="0"/>
+              <w:left w:val="single" w:color="000000" w:sz="4" w:space="0"/>
+              <w:bottom w:val="single" w:color="000000" w:sz="4" w:space="0"/>
+              <w:right w:val="single" w:color="000000" w:sz="4" w:space="0"/>
+            </w:tcBorders>
+            <w:shd w:val="clear" w:color="auto" w:fill="FFFFFF"/>
+            <w:vAlign w:val="center"/>
+          </w:tcPr>
+          <w:p>
+            <w:pPr>
+              <w:keepNext w:val="0"/>
+              <w:keepLines w:val="0"/>
+              <w:widowControl/>
+              <w:suppressLineNumbers w:val="0"/>
+              <w:jc w:val="left"/>
+              <w:textAlignment w:val="center"/>
+              <w:rPr>
+                <w:rFonts w:hint="default" w:ascii="Times New Roman" w:hAnsi="Times New Roman" w:eastAsia="宋体" w:cs="Times New Roman"/>
+                <w:b w:val="0"/>
+                <w:bCs w:val="0"/>
+                <w:i w:val="0"/>
+                <w:iCs w:val="0"/>
+                <w:color w:val="000000"/>
+                <w:kern w:val="0"/>
+                <w:sz w:val="20"/>
+                <w:szCs w:val="20"/>
+                <w:u w:val="none"/>
+                <w:lang w:val="en-US" w:eastAsia="zh-CN" w:bidi="ar"/>
+              </w:rPr>
+            </w:pPr>
+            <w:r>
+              <w:rPr>
+                <w:rFonts w:hint="eastAsia" w:ascii="Times New Roman" w:hAnsi="Times New Roman" w:eastAsia="宋体" w:cs="Times New Roman"/>
+                <w:b w:val="0"/>
+                <w:bCs w:val="0"/>
+                <w:i w:val="0"/>
+                <w:iCs w:val="0"/>
+                <w:color w:val="000000"/>
+                <w:kern w:val="0"/>
+                <w:sz w:val="20"/>
+                <w:szCs w:val="20"/>
+                <w:u w:val="none"/>
+                <w:lang w:val="en-US" w:eastAsia="zh-CN" w:bidi="ar"/>
+              </w:rPr>
+              <w:t>BRCA2</w:t>
+            </w:r>
+          </w:p>
+        </w:tc>
+        <w:tc>
+          <w:tcPr>
+            <w:tcW w:w="792" w:type="pct"/>
+            <w:tcBorders>
+              <w:top w:val="single" w:color="000000" w:sz="4" w:space="0"/>
+              <w:left w:val="single" w:color="000000" w:sz="4" w:space="0"/>
+              <w:bottom w:val="single" w:color="000000" w:sz="4" w:space="0"/>
+              <w:right w:val="single" w:color="000000" w:sz="4" w:space="0"/>
+            </w:tcBorders>
+            <w:shd w:val="clear" w:color="auto" w:fill="FFFFFF"/>
+            <w:vAlign w:val="center"/>
+          </w:tcPr>
+          <w:p>
+            <w:pPr>
+              <w:keepNext w:val="0"/>
+              <w:keepLines w:val="0"/>
+              <w:widowControl/>
+              <w:suppressLineNumbers w:val="0"/>
+              <w:jc w:val="left"/>
+              <w:textAlignment w:val="center"/>
+              <w:rPr>
+                <w:rFonts w:hint="default" w:ascii="Times New Roman" w:hAnsi="Times New Roman" w:eastAsia="宋体" w:cs="Times New Roman"/>
+                <w:b w:val="0"/>
+                <w:bCs w:val="0"/>
+                <w:i w:val="0"/>
+                <w:iCs w:val="0"/>
+                <w:color w:val="000000"/>
+                <w:kern w:val="0"/>
+                <w:sz w:val="20"/>
+                <w:szCs w:val="20"/>
+                <w:u w:val="none"/>
+                <w:lang w:val="en-US" w:eastAsia="zh-CN" w:bidi="ar"/>
+              </w:rPr>
+            </w:pPr>
+            <w:r>
+              <w:rPr>
+                <w:rFonts w:hint="eastAsia" w:ascii="Times New Roman" w:hAnsi="Times New Roman" w:eastAsia="宋体" w:cs="Times New Roman"/>
+                <w:b w:val="0"/>
+                <w:bCs w:val="0"/>
+                <w:i w:val="0"/>
+                <w:iCs w:val="0"/>
+                <w:color w:val="000000"/>
+                <w:kern w:val="0"/>
+                <w:sz w:val="20"/>
+                <w:szCs w:val="20"/>
+                <w:u w:val="none"/>
+                <w:lang w:val="en-US" w:eastAsia="zh-CN" w:bidi="ar"/>
+              </w:rPr>
+              <w:t>11</w:t>
+            </w:r>
+          </w:p>
+        </w:tc>
+        <w:tc>
+          <w:tcPr>
+            <w:tcW w:w="1672" w:type="pct"/>
+            <w:tcBorders>
+              <w:top w:val="single" w:color="000000" w:sz="4" w:space="0"/>
+              <w:left w:val="single" w:color="000000" w:sz="4" w:space="0"/>
+              <w:bottom w:val="single" w:color="000000" w:sz="4" w:space="0"/>
+              <w:right w:val="single" w:color="000000" w:sz="4" w:space="0"/>
+            </w:tcBorders>
+            <w:shd w:val="clear" w:color="auto" w:fill="FFFFFF"/>
+            <w:vAlign w:val="center"/>
+          </w:tcPr>
+          <w:p>
+            <w:pPr>
+              <w:keepNext w:val="0"/>
+              <w:keepLines w:val="0"/>
+              <w:widowControl/>
+              <w:suppressLineNumbers w:val="0"/>
+              <w:jc w:val="left"/>
+              <w:textAlignment w:val="center"/>
+              <w:rPr>
+                <w:rFonts w:hint="default" w:ascii="Times New Roman" w:hAnsi="Times New Roman" w:eastAsia="宋体" w:cs="Times New Roman"/>
+                <w:b w:val="0"/>
+                <w:bCs w:val="0"/>
+                <w:i w:val="0"/>
+                <w:iCs w:val="0"/>
+                <w:color w:val="000000"/>
+                <w:kern w:val="0"/>
+                <w:sz w:val="20"/>
+                <w:szCs w:val="20"/>
+                <w:u w:val="none"/>
+                <w:lang w:val="en-US" w:eastAsia="zh-CN" w:bidi="ar"/>
+              </w:rPr>
+            </w:pPr>
+            <w:r>
+              <w:rPr>
+                <w:rFonts w:hint="default" w:ascii="Times New Roman" w:hAnsi="Times New Roman" w:eastAsia="宋体" w:cs="Times New Roman"/>
+                <w:b w:val="0"/>
+                <w:bCs w:val="0"/>
+                <w:i w:val="0"/>
+                <w:iCs w:val="0"/>
+                <w:color w:val="000000"/>
+                <w:kern w:val="0"/>
+                <w:sz w:val="20"/>
+                <w:szCs w:val="20"/>
+                <w:u w:val="none"/>
+                <w:lang w:val="en-US" w:eastAsia="zh-CN" w:bidi="ar"/>
+              </w:rPr>
+              <w:t>c.3109C&gt;T</w:t>
+            </w:r>
+          </w:p>
+        </w:tc>
+        <w:tc>
+          <w:tcPr>
+            <w:tcW w:w="1862" w:type="pct"/>
+            <w:tcBorders>
+              <w:top w:val="single" w:color="000000" w:sz="4" w:space="0"/>
+              <w:left w:val="single" w:color="000000" w:sz="4" w:space="0"/>
+              <w:bottom w:val="single" w:color="000000" w:sz="4" w:space="0"/>
+              <w:right w:val="single" w:color="000000" w:sz="4" w:space="0"/>
+            </w:tcBorders>
+            <w:shd w:val="clear" w:color="auto" w:fill="FFFFFF"/>
+            <w:vAlign w:val="center"/>
+          </w:tcPr>
+          <w:p>
+            <w:pPr>
+              <w:keepNext w:val="0"/>
+              <w:keepLines w:val="0"/>
+              <w:widowControl/>
+              <w:suppressLineNumbers w:val="0"/>
+              <w:jc w:val="left"/>
+              <w:textAlignment w:val="center"/>
+              <w:rPr>
+                <w:rFonts w:hint="default" w:ascii="Times New Roman" w:hAnsi="Times New Roman" w:eastAsia="宋体" w:cs="Times New Roman"/>
+                <w:b w:val="0"/>
+                <w:bCs w:val="0"/>
+                <w:i w:val="0"/>
+                <w:iCs w:val="0"/>
+                <w:color w:val="000000"/>
+                <w:kern w:val="0"/>
+                <w:sz w:val="20"/>
+                <w:szCs w:val="20"/>
+                <w:u w:val="none"/>
+                <w:lang w:val="en-US" w:eastAsia="zh-CN" w:bidi="ar"/>
+              </w:rPr>
+            </w:pPr>
+            <w:r>
+              <w:rPr>
+                <w:rFonts w:hint="default" w:ascii="Times New Roman" w:hAnsi="Times New Roman" w:eastAsia="宋体" w:cs="Times New Roman"/>
+                <w:b w:val="0"/>
+                <w:bCs w:val="0"/>
+                <w:i w:val="0"/>
+                <w:iCs w:val="0"/>
+                <w:color w:val="000000"/>
+                <w:kern w:val="0"/>
+                <w:sz w:val="20"/>
+                <w:szCs w:val="20"/>
+                <w:u w:val="none"/>
+                <w:lang w:val="en-US" w:eastAsia="zh-CN" w:bidi="ar"/>
+              </w:rPr>
+              <w:t>p.Q1037*</w:t>
+            </w:r>
+          </w:p>
+        </w:tc>
+      </w:tr>
+      <w:tr>
+        <w:tblPrEx>
+          <w:tblBorders>
+            <w:top w:val="none" w:color="auto" w:sz="0" w:space="0"/>
+            <w:left w:val="none" w:color="auto" w:sz="0" w:space="0"/>
+            <w:bottom w:val="none" w:color="auto" w:sz="0" w:space="0"/>
+            <w:right w:val="none" w:color="auto" w:sz="0" w:space="0"/>
+            <w:insideH w:val="none" w:color="auto" w:sz="0" w:space="0"/>
+            <w:insideV w:val="none" w:color="auto" w:sz="0" w:space="0"/>
+          </w:tblBorders>
+          <w:tblCellMar>
+            <w:top w:w="0" w:type="dxa"/>
+            <w:left w:w="108" w:type="dxa"/>
+            <w:bottom w:w="0" w:type="dxa"/>
+            <w:right w:w="108" w:type="dxa"/>
+          </w:tblCellMar>
+        </w:tblPrEx>
+        <w:trPr>
+          <w:trHeight w:val="340" w:hRule="atLeast"/>
+        </w:trPr>
+        <w:tc>
+          <w:tcPr>
+            <w:tcW w:w="672" w:type="pct"/>
+            <w:tcBorders>
+              <w:top w:val="single" w:color="000000" w:sz="4" w:space="0"/>
+              <w:left w:val="single" w:color="000000" w:sz="4" w:space="0"/>
+              <w:bottom w:val="single" w:color="000000" w:sz="4" w:space="0"/>
+              <w:right w:val="single" w:color="000000" w:sz="4" w:space="0"/>
+            </w:tcBorders>
+            <w:shd w:val="clear" w:color="auto" w:fill="FFFFFF"/>
+            <w:vAlign w:val="center"/>
+          </w:tcPr>
+          <w:p>
+            <w:pPr>
+              <w:keepNext w:val="0"/>
+              <w:keepLines w:val="0"/>
+              <w:widowControl/>
+              <w:suppressLineNumbers w:val="0"/>
+              <w:jc w:val="left"/>
+              <w:textAlignment w:val="center"/>
+              <w:rPr>
+                <w:rFonts w:hint="default" w:ascii="Times New Roman" w:hAnsi="Times New Roman" w:eastAsia="宋体" w:cs="Times New Roman"/>
+                <w:b w:val="0"/>
+                <w:bCs w:val="0"/>
+                <w:i w:val="0"/>
+                <w:iCs w:val="0"/>
+                <w:color w:val="000000"/>
+                <w:kern w:val="0"/>
+                <w:sz w:val="20"/>
+                <w:szCs w:val="20"/>
+                <w:u w:val="none"/>
+                <w:lang w:val="en-US" w:eastAsia="zh-CN" w:bidi="ar"/>
+              </w:rPr>
+            </w:pPr>
+            <w:r>
+              <w:rPr>
+                <w:rFonts w:hint="eastAsia" w:ascii="Times New Roman" w:hAnsi="Times New Roman" w:eastAsia="宋体" w:cs="Times New Roman"/>
+                <w:b w:val="0"/>
+                <w:bCs w:val="0"/>
+                <w:i w:val="0"/>
+                <w:iCs w:val="0"/>
+                <w:color w:val="000000"/>
+                <w:kern w:val="0"/>
+                <w:sz w:val="20"/>
+                <w:szCs w:val="20"/>
+                <w:u w:val="none"/>
+                <w:lang w:val="en-US" w:eastAsia="zh-CN" w:bidi="ar"/>
+              </w:rPr>
+              <w:t>BRCA2</w:t>
+            </w:r>
+          </w:p>
+        </w:tc>
+        <w:tc>
+          <w:tcPr>
+            <w:tcW w:w="792" w:type="pct"/>
+            <w:tcBorders>
+              <w:top w:val="single" w:color="000000" w:sz="4" w:space="0"/>
+              <w:left w:val="single" w:color="000000" w:sz="4" w:space="0"/>
+              <w:bottom w:val="single" w:color="000000" w:sz="4" w:space="0"/>
+              <w:right w:val="single" w:color="000000" w:sz="4" w:space="0"/>
+            </w:tcBorders>
+            <w:shd w:val="clear" w:color="auto" w:fill="FFFFFF"/>
+            <w:vAlign w:val="center"/>
+          </w:tcPr>
+          <w:p>
+            <w:pPr>
+              <w:keepNext w:val="0"/>
+              <w:keepLines w:val="0"/>
+              <w:widowControl/>
+              <w:suppressLineNumbers w:val="0"/>
+              <w:jc w:val="left"/>
+              <w:textAlignment w:val="center"/>
+              <w:rPr>
+                <w:rFonts w:hint="default" w:ascii="Times New Roman" w:hAnsi="Times New Roman" w:eastAsia="宋体" w:cs="Times New Roman"/>
+                <w:b w:val="0"/>
+                <w:bCs w:val="0"/>
+                <w:i w:val="0"/>
+                <w:iCs w:val="0"/>
+                <w:color w:val="000000"/>
+                <w:kern w:val="0"/>
+                <w:sz w:val="20"/>
+                <w:szCs w:val="20"/>
+                <w:u w:val="none"/>
+                <w:lang w:val="en-US" w:eastAsia="zh-CN" w:bidi="ar"/>
+              </w:rPr>
+            </w:pPr>
+            <w:r>
+              <w:rPr>
+                <w:rFonts w:hint="eastAsia" w:ascii="Times New Roman" w:hAnsi="Times New Roman" w:eastAsia="宋体" w:cs="Times New Roman"/>
+                <w:b w:val="0"/>
+                <w:bCs w:val="0"/>
+                <w:i w:val="0"/>
+                <w:iCs w:val="0"/>
+                <w:color w:val="000000"/>
+                <w:kern w:val="0"/>
+                <w:sz w:val="20"/>
+                <w:szCs w:val="20"/>
+                <w:u w:val="none"/>
+                <w:lang w:val="en-US" w:eastAsia="zh-CN" w:bidi="ar"/>
+              </w:rPr>
+              <w:t>11</w:t>
+            </w:r>
+          </w:p>
+        </w:tc>
+        <w:tc>
+          <w:tcPr>
+            <w:tcW w:w="1672" w:type="pct"/>
+            <w:tcBorders>
+              <w:top w:val="single" w:color="000000" w:sz="4" w:space="0"/>
+              <w:left w:val="single" w:color="000000" w:sz="4" w:space="0"/>
+              <w:bottom w:val="single" w:color="000000" w:sz="4" w:space="0"/>
+              <w:right w:val="single" w:color="000000" w:sz="4" w:space="0"/>
+            </w:tcBorders>
+            <w:shd w:val="clear" w:color="auto" w:fill="FFFFFF"/>
+            <w:vAlign w:val="center"/>
+          </w:tcPr>
+          <w:p>
+            <w:pPr>
+              <w:keepNext w:val="0"/>
+              <w:keepLines w:val="0"/>
+              <w:widowControl/>
+              <w:suppressLineNumbers w:val="0"/>
+              <w:jc w:val="left"/>
+              <w:textAlignment w:val="center"/>
+              <w:rPr>
+                <w:rFonts w:hint="default" w:ascii="Times New Roman" w:hAnsi="Times New Roman" w:eastAsia="宋体" w:cs="Times New Roman"/>
+                <w:b w:val="0"/>
+                <w:bCs w:val="0"/>
+                <w:i w:val="0"/>
+                <w:iCs w:val="0"/>
+                <w:color w:val="000000"/>
+                <w:kern w:val="0"/>
+                <w:sz w:val="20"/>
+                <w:szCs w:val="20"/>
+                <w:u w:val="none"/>
+                <w:lang w:val="en-US" w:eastAsia="zh-CN" w:bidi="ar"/>
+              </w:rPr>
+            </w:pPr>
+            <w:r>
+              <w:rPr>
+                <w:rFonts w:hint="default" w:ascii="Times New Roman" w:hAnsi="Times New Roman" w:eastAsia="宋体" w:cs="Times New Roman"/>
+                <w:b w:val="0"/>
+                <w:bCs w:val="0"/>
+                <w:i w:val="0"/>
+                <w:iCs w:val="0"/>
+                <w:color w:val="000000"/>
+                <w:kern w:val="0"/>
+                <w:sz w:val="20"/>
+                <w:szCs w:val="20"/>
+                <w:u w:val="none"/>
+                <w:lang w:val="en-US" w:eastAsia="zh-CN" w:bidi="ar"/>
+              </w:rPr>
+              <w:t>c.5073del</w:t>
+            </w:r>
+          </w:p>
+        </w:tc>
+        <w:tc>
+          <w:tcPr>
+            <w:tcW w:w="1862" w:type="pct"/>
+            <w:tcBorders>
+              <w:top w:val="single" w:color="000000" w:sz="4" w:space="0"/>
+              <w:left w:val="single" w:color="000000" w:sz="4" w:space="0"/>
+              <w:bottom w:val="single" w:color="000000" w:sz="4" w:space="0"/>
+              <w:right w:val="single" w:color="000000" w:sz="4" w:space="0"/>
+            </w:tcBorders>
+            <w:shd w:val="clear" w:color="auto" w:fill="FFFFFF"/>
+            <w:vAlign w:val="center"/>
+          </w:tcPr>
+          <w:p>
+            <w:pPr>
+              <w:keepNext w:val="0"/>
+              <w:keepLines w:val="0"/>
+              <w:widowControl/>
+              <w:suppressLineNumbers w:val="0"/>
+              <w:jc w:val="left"/>
+              <w:textAlignment w:val="center"/>
+              <w:rPr>
+                <w:rFonts w:hint="default" w:ascii="Times New Roman" w:hAnsi="Times New Roman" w:eastAsia="宋体" w:cs="Times New Roman"/>
+                <w:b w:val="0"/>
+                <w:bCs w:val="0"/>
+                <w:i w:val="0"/>
+                <w:iCs w:val="0"/>
+                <w:color w:val="000000"/>
+                <w:kern w:val="0"/>
+                <w:sz w:val="20"/>
+                <w:szCs w:val="20"/>
+                <w:u w:val="none"/>
+                <w:lang w:val="en-US" w:eastAsia="zh-CN" w:bidi="ar"/>
+              </w:rPr>
+            </w:pPr>
+            <w:r>
+              <w:rPr>
+                <w:rFonts w:hint="default" w:ascii="Times New Roman" w:hAnsi="Times New Roman" w:eastAsia="宋体" w:cs="Times New Roman"/>
+                <w:b w:val="0"/>
+                <w:bCs w:val="0"/>
+                <w:i w:val="0"/>
+                <w:iCs w:val="0"/>
+                <w:color w:val="000000"/>
+                <w:kern w:val="0"/>
+                <w:sz w:val="20"/>
+                <w:szCs w:val="20"/>
+                <w:u w:val="none"/>
+                <w:lang w:val="en-US" w:eastAsia="zh-CN" w:bidi="ar"/>
+              </w:rPr>
+              <w:t>p.K1691Nfs*15</w:t>
+            </w:r>
+          </w:p>
+        </w:tc>
+      </w:tr>
+      <w:tr>
+        <w:tblPrEx>
+          <w:tblBorders>
+            <w:top w:val="none" w:color="auto" w:sz="0" w:space="0"/>
+            <w:left w:val="none" w:color="auto" w:sz="0" w:space="0"/>
+            <w:bottom w:val="none" w:color="auto" w:sz="0" w:space="0"/>
+            <w:right w:val="none" w:color="auto" w:sz="0" w:space="0"/>
+            <w:insideH w:val="none" w:color="auto" w:sz="0" w:space="0"/>
+            <w:insideV w:val="none" w:color="auto" w:sz="0" w:space="0"/>
+          </w:tblBorders>
+          <w:tblCellMar>
+            <w:top w:w="0" w:type="dxa"/>
+            <w:left w:w="108" w:type="dxa"/>
+            <w:bottom w:w="0" w:type="dxa"/>
+            <w:right w:w="108" w:type="dxa"/>
+          </w:tblCellMar>
+        </w:tblPrEx>
+        <w:trPr>
+          <w:trHeight w:val="340" w:hRule="atLeast"/>
+        </w:trPr>
+        <w:tc>
+          <w:tcPr>
+            <w:tcW w:w="672" w:type="pct"/>
+            <w:tcBorders>
+              <w:top w:val="single" w:color="000000" w:sz="4" w:space="0"/>
+              <w:left w:val="single" w:color="000000" w:sz="4" w:space="0"/>
+              <w:bottom w:val="single" w:color="000000" w:sz="4" w:space="0"/>
+              <w:right w:val="single" w:color="000000" w:sz="4" w:space="0"/>
+            </w:tcBorders>
+            <w:shd w:val="clear" w:color="auto" w:fill="FFFFFF"/>
+            <w:vAlign w:val="center"/>
+          </w:tcPr>
+          <w:p>
+            <w:pPr>
+              <w:keepNext w:val="0"/>
+              <w:keepLines w:val="0"/>
+              <w:widowControl/>
+              <w:suppressLineNumbers w:val="0"/>
+              <w:jc w:val="left"/>
+              <w:textAlignment w:val="center"/>
+              <w:rPr>
+                <w:rFonts w:hint="default" w:ascii="Times New Roman" w:hAnsi="Times New Roman" w:eastAsia="宋体" w:cs="Times New Roman"/>
+                <w:b w:val="0"/>
+                <w:bCs w:val="0"/>
+                <w:i w:val="0"/>
+                <w:iCs w:val="0"/>
+                <w:color w:val="000000"/>
+                <w:kern w:val="0"/>
+                <w:sz w:val="20"/>
+                <w:szCs w:val="20"/>
+                <w:u w:val="none"/>
+                <w:lang w:val="en-US" w:eastAsia="zh-CN" w:bidi="ar"/>
+              </w:rPr>
+            </w:pPr>
+            <w:r>
+              <w:rPr>
+                <w:rFonts w:hint="eastAsia" w:ascii="Times New Roman" w:hAnsi="Times New Roman" w:eastAsia="宋体" w:cs="Times New Roman"/>
+                <w:b w:val="0"/>
+                <w:bCs w:val="0"/>
+                <w:i w:val="0"/>
+                <w:iCs w:val="0"/>
+                <w:color w:val="000000"/>
+                <w:kern w:val="0"/>
+                <w:sz w:val="20"/>
+                <w:szCs w:val="20"/>
+                <w:u w:val="none"/>
+                <w:lang w:val="en-US" w:eastAsia="zh-CN" w:bidi="ar"/>
+              </w:rPr>
+              <w:t>BRCA2</w:t>
+            </w:r>
+          </w:p>
+        </w:tc>
+        <w:tc>
+          <w:tcPr>
+            <w:tcW w:w="792" w:type="pct"/>
+            <w:tcBorders>
+              <w:top w:val="single" w:color="000000" w:sz="4" w:space="0"/>
+              <w:left w:val="single" w:color="000000" w:sz="4" w:space="0"/>
+              <w:bottom w:val="single" w:color="000000" w:sz="4" w:space="0"/>
+              <w:right w:val="single" w:color="000000" w:sz="4" w:space="0"/>
+            </w:tcBorders>
+            <w:shd w:val="clear" w:color="auto" w:fill="FFFFFF"/>
+            <w:vAlign w:val="center"/>
+          </w:tcPr>
+          <w:p>
+            <w:pPr>
+              <w:keepNext w:val="0"/>
+              <w:keepLines w:val="0"/>
+              <w:widowControl/>
+              <w:suppressLineNumbers w:val="0"/>
+              <w:jc w:val="left"/>
+              <w:textAlignment w:val="center"/>
+              <w:rPr>
+                <w:rFonts w:hint="default" w:ascii="Times New Roman" w:hAnsi="Times New Roman" w:eastAsia="宋体" w:cs="Times New Roman"/>
+                <w:b w:val="0"/>
+                <w:bCs w:val="0"/>
+                <w:i w:val="0"/>
+                <w:iCs w:val="0"/>
+                <w:color w:val="000000"/>
+                <w:kern w:val="0"/>
+                <w:sz w:val="20"/>
+                <w:szCs w:val="20"/>
+                <w:u w:val="none"/>
+                <w:lang w:val="en-US" w:eastAsia="zh-CN" w:bidi="ar"/>
+              </w:rPr>
+            </w:pPr>
+            <w:r>
+              <w:rPr>
+                <w:rFonts w:hint="eastAsia" w:ascii="Times New Roman" w:hAnsi="Times New Roman" w:eastAsia="宋体" w:cs="Times New Roman"/>
+                <w:b w:val="0"/>
+                <w:bCs w:val="0"/>
+                <w:i w:val="0"/>
+                <w:iCs w:val="0"/>
+                <w:color w:val="000000"/>
+                <w:kern w:val="0"/>
+                <w:sz w:val="20"/>
+                <w:szCs w:val="20"/>
+                <w:u w:val="none"/>
+                <w:lang w:val="en-US" w:eastAsia="zh-CN" w:bidi="ar"/>
+              </w:rPr>
+              <w:t>11</w:t>
+            </w:r>
+          </w:p>
+        </w:tc>
+        <w:tc>
+          <w:tcPr>
+            <w:tcW w:w="1672" w:type="pct"/>
+            <w:tcBorders>
+              <w:top w:val="single" w:color="000000" w:sz="4" w:space="0"/>
+              <w:left w:val="single" w:color="000000" w:sz="4" w:space="0"/>
+              <w:bottom w:val="single" w:color="000000" w:sz="4" w:space="0"/>
+              <w:right w:val="single" w:color="000000" w:sz="4" w:space="0"/>
+            </w:tcBorders>
+            <w:shd w:val="clear" w:color="auto" w:fill="FFFFFF"/>
+            <w:vAlign w:val="center"/>
+          </w:tcPr>
+          <w:p>
+            <w:pPr>
+              <w:keepNext w:val="0"/>
+              <w:keepLines w:val="0"/>
+              <w:widowControl/>
+              <w:suppressLineNumbers w:val="0"/>
+              <w:jc w:val="left"/>
+              <w:textAlignment w:val="center"/>
+              <w:rPr>
+                <w:rFonts w:hint="default" w:ascii="Times New Roman" w:hAnsi="Times New Roman" w:eastAsia="宋体" w:cs="Times New Roman"/>
+                <w:b w:val="0"/>
+                <w:bCs w:val="0"/>
+                <w:i w:val="0"/>
+                <w:iCs w:val="0"/>
+                <w:color w:val="000000"/>
+                <w:kern w:val="0"/>
+                <w:sz w:val="20"/>
+                <w:szCs w:val="20"/>
+                <w:u w:val="none"/>
+                <w:lang w:val="en-US" w:eastAsia="zh-CN" w:bidi="ar"/>
+              </w:rPr>
+            </w:pPr>
+            <w:r>
+              <w:rPr>
+                <w:rFonts w:hint="default" w:ascii="Times New Roman" w:hAnsi="Times New Roman" w:eastAsia="宋体" w:cs="Times New Roman"/>
+                <w:b w:val="0"/>
+                <w:bCs w:val="0"/>
+                <w:i w:val="0"/>
+                <w:iCs w:val="0"/>
+                <w:color w:val="000000"/>
+                <w:kern w:val="0"/>
+                <w:sz w:val="20"/>
+                <w:szCs w:val="20"/>
+                <w:u w:val="none"/>
+                <w:lang w:val="en-US" w:eastAsia="zh-CN" w:bidi="ar"/>
+              </w:rPr>
+              <w:t>c.5351del</w:t>
+            </w:r>
+          </w:p>
+        </w:tc>
+        <w:tc>
+          <w:tcPr>
+            <w:tcW w:w="1862" w:type="pct"/>
+            <w:tcBorders>
+              <w:top w:val="single" w:color="000000" w:sz="4" w:space="0"/>
+              <w:left w:val="single" w:color="000000" w:sz="4" w:space="0"/>
+              <w:bottom w:val="single" w:color="000000" w:sz="4" w:space="0"/>
+              <w:right w:val="single" w:color="000000" w:sz="4" w:space="0"/>
+            </w:tcBorders>
+            <w:shd w:val="clear" w:color="auto" w:fill="FFFFFF"/>
+            <w:vAlign w:val="center"/>
+          </w:tcPr>
+          <w:p>
+            <w:pPr>
+              <w:keepNext w:val="0"/>
+              <w:keepLines w:val="0"/>
+              <w:widowControl/>
+              <w:suppressLineNumbers w:val="0"/>
+              <w:jc w:val="left"/>
+              <w:textAlignment w:val="center"/>
+              <w:rPr>
+                <w:rFonts w:hint="default" w:ascii="Times New Roman" w:hAnsi="Times New Roman" w:eastAsia="宋体" w:cs="Times New Roman"/>
+                <w:b w:val="0"/>
+                <w:bCs w:val="0"/>
+                <w:i w:val="0"/>
+                <w:iCs w:val="0"/>
+                <w:color w:val="000000"/>
+                <w:kern w:val="0"/>
+                <w:sz w:val="20"/>
+                <w:szCs w:val="20"/>
+                <w:u w:val="none"/>
+                <w:lang w:val="en-US" w:eastAsia="zh-CN" w:bidi="ar"/>
+              </w:rPr>
+            </w:pPr>
+            <w:r>
+              <w:rPr>
+                <w:rFonts w:hint="default" w:ascii="Times New Roman" w:hAnsi="Times New Roman" w:eastAsia="宋体" w:cs="Times New Roman"/>
+                <w:b w:val="0"/>
+                <w:bCs w:val="0"/>
+                <w:i w:val="0"/>
+                <w:iCs w:val="0"/>
+                <w:color w:val="000000"/>
+                <w:kern w:val="0"/>
+                <w:sz w:val="20"/>
+                <w:szCs w:val="20"/>
+                <w:u w:val="none"/>
+                <w:lang w:val="en-US" w:eastAsia="zh-CN" w:bidi="ar"/>
+              </w:rPr>
               <w:t>p.N1784Tfs*7</w:t>
+            </w:r>
+          </w:p>
+        </w:tc>
+      </w:tr>
+      <w:tr>
+        <w:tblPrEx>
+          <w:tblBorders>
+            <w:top w:val="none" w:color="auto" w:sz="0" w:space="0"/>
+            <w:left w:val="none" w:color="auto" w:sz="0" w:space="0"/>
+            <w:bottom w:val="none" w:color="auto" w:sz="0" w:space="0"/>
+            <w:right w:val="none" w:color="auto" w:sz="0" w:space="0"/>
+            <w:insideH w:val="none" w:color="auto" w:sz="0" w:space="0"/>
+            <w:insideV w:val="none" w:color="auto" w:sz="0" w:space="0"/>
+          </w:tblBorders>
+          <w:tblCellMar>
+            <w:top w:w="0" w:type="dxa"/>
+            <w:left w:w="108" w:type="dxa"/>
+            <w:bottom w:w="0" w:type="dxa"/>
+            <w:right w:w="108" w:type="dxa"/>
+          </w:tblCellMar>
+        </w:tblPrEx>
+        <w:trPr>
+          <w:trHeight w:val="340" w:hRule="atLeast"/>
+        </w:trPr>
+        <w:tc>
+          <w:tcPr>
+            <w:tcW w:w="672" w:type="pct"/>
+            <w:tcBorders>
+              <w:top w:val="single" w:color="000000" w:sz="4" w:space="0"/>
+              <w:left w:val="single" w:color="000000" w:sz="4" w:space="0"/>
+              <w:bottom w:val="single" w:color="000000" w:sz="4" w:space="0"/>
+              <w:right w:val="single" w:color="000000" w:sz="4" w:space="0"/>
+            </w:tcBorders>
+            <w:shd w:val="clear" w:color="auto" w:fill="FFFFFF"/>
+            <w:vAlign w:val="center"/>
+          </w:tcPr>
+          <w:p>
+            <w:pPr>
+              <w:keepNext w:val="0"/>
+              <w:keepLines w:val="0"/>
+              <w:widowControl/>
+              <w:suppressLineNumbers w:val="0"/>
+              <w:jc w:val="left"/>
+              <w:textAlignment w:val="center"/>
+              <w:rPr>
+                <w:rFonts w:hint="default" w:ascii="Times New Roman" w:hAnsi="Times New Roman" w:eastAsia="宋体" w:cs="Times New Roman"/>
+                <w:b w:val="0"/>
+                <w:bCs w:val="0"/>
+                <w:i w:val="0"/>
+                <w:iCs w:val="0"/>
+                <w:color w:val="000000"/>
+                <w:kern w:val="0"/>
+                <w:sz w:val="20"/>
+                <w:szCs w:val="20"/>
+                <w:u w:val="none"/>
+                <w:lang w:val="en-US" w:eastAsia="zh-CN" w:bidi="ar"/>
+              </w:rPr>
+            </w:pPr>
+            <w:r>
+              <w:rPr>
+                <w:rFonts w:hint="eastAsia" w:ascii="Times New Roman" w:hAnsi="Times New Roman" w:eastAsia="宋体" w:cs="Times New Roman"/>
+                <w:b w:val="0"/>
+                <w:bCs w:val="0"/>
+                <w:i w:val="0"/>
+                <w:iCs w:val="0"/>
+                <w:color w:val="000000"/>
+                <w:kern w:val="0"/>
+                <w:sz w:val="20"/>
+                <w:szCs w:val="20"/>
+                <w:u w:val="none"/>
+                <w:lang w:val="en-US" w:eastAsia="zh-CN" w:bidi="ar"/>
+              </w:rPr>
+              <w:t>BRCA2</w:t>
+            </w:r>
+          </w:p>
+        </w:tc>
+        <w:tc>
+          <w:tcPr>
+            <w:tcW w:w="792" w:type="pct"/>
+            <w:tcBorders>
+              <w:top w:val="single" w:color="000000" w:sz="4" w:space="0"/>
+              <w:left w:val="single" w:color="000000" w:sz="4" w:space="0"/>
+              <w:bottom w:val="single" w:color="000000" w:sz="4" w:space="0"/>
+              <w:right w:val="single" w:color="000000" w:sz="4" w:space="0"/>
+            </w:tcBorders>
+            <w:shd w:val="clear" w:color="auto" w:fill="FFFFFF"/>
+            <w:vAlign w:val="center"/>
+          </w:tcPr>
+          <w:p>
+            <w:pPr>
+              <w:keepNext w:val="0"/>
+              <w:keepLines w:val="0"/>
+              <w:widowControl/>
+              <w:suppressLineNumbers w:val="0"/>
+              <w:jc w:val="left"/>
+              <w:textAlignment w:val="center"/>
+              <w:rPr>
+                <w:rFonts w:hint="default" w:ascii="Times New Roman" w:hAnsi="Times New Roman" w:eastAsia="宋体" w:cs="Times New Roman"/>
+                <w:b w:val="0"/>
+                <w:bCs w:val="0"/>
+                <w:i w:val="0"/>
+                <w:iCs w:val="0"/>
+                <w:color w:val="000000"/>
+                <w:kern w:val="0"/>
+                <w:sz w:val="20"/>
+                <w:szCs w:val="20"/>
+                <w:u w:val="none"/>
+                <w:lang w:val="en-US" w:eastAsia="zh-CN" w:bidi="ar"/>
+              </w:rPr>
+            </w:pPr>
+            <w:r>
+              <w:rPr>
+                <w:rFonts w:hint="eastAsia" w:ascii="Times New Roman" w:hAnsi="Times New Roman" w:eastAsia="宋体" w:cs="Times New Roman"/>
+                <w:b w:val="0"/>
+                <w:bCs w:val="0"/>
+                <w:i w:val="0"/>
+                <w:iCs w:val="0"/>
+                <w:color w:val="000000"/>
+                <w:kern w:val="0"/>
+                <w:sz w:val="20"/>
+                <w:szCs w:val="20"/>
+                <w:u w:val="none"/>
+                <w:lang w:val="en-US" w:eastAsia="zh-CN" w:bidi="ar"/>
+              </w:rPr>
+              <w:t>14</w:t>
+            </w:r>
+          </w:p>
+        </w:tc>
+        <w:tc>
+          <w:tcPr>
+            <w:tcW w:w="1672" w:type="pct"/>
+            <w:tcBorders>
+              <w:top w:val="single" w:color="000000" w:sz="4" w:space="0"/>
+              <w:left w:val="single" w:color="000000" w:sz="4" w:space="0"/>
+              <w:bottom w:val="single" w:color="000000" w:sz="4" w:space="0"/>
+              <w:right w:val="single" w:color="000000" w:sz="4" w:space="0"/>
+            </w:tcBorders>
+            <w:shd w:val="clear" w:color="auto" w:fill="FFFFFF"/>
+            <w:vAlign w:val="center"/>
+          </w:tcPr>
+          <w:p>
+            <w:pPr>
+              <w:keepNext w:val="0"/>
+              <w:keepLines w:val="0"/>
+              <w:widowControl/>
+              <w:suppressLineNumbers w:val="0"/>
+              <w:jc w:val="left"/>
+              <w:textAlignment w:val="center"/>
+              <w:rPr>
+                <w:rFonts w:hint="default" w:ascii="Times New Roman" w:hAnsi="Times New Roman" w:eastAsia="宋体" w:cs="Times New Roman"/>
+                <w:b w:val="0"/>
+                <w:bCs w:val="0"/>
+                <w:i w:val="0"/>
+                <w:iCs w:val="0"/>
+                <w:color w:val="000000"/>
+                <w:kern w:val="0"/>
+                <w:sz w:val="20"/>
+                <w:szCs w:val="20"/>
+                <w:u w:val="none"/>
+                <w:lang w:val="en-US" w:eastAsia="zh-CN" w:bidi="ar"/>
+              </w:rPr>
+            </w:pPr>
+            <w:r>
+              <w:rPr>
+                <w:rFonts w:hint="default" w:ascii="Times New Roman" w:hAnsi="Times New Roman" w:eastAsia="宋体" w:cs="Times New Roman"/>
+                <w:b w:val="0"/>
+                <w:bCs w:val="0"/>
+                <w:i w:val="0"/>
+                <w:iCs w:val="0"/>
+                <w:color w:val="000000"/>
+                <w:kern w:val="0"/>
+                <w:sz w:val="20"/>
+                <w:szCs w:val="20"/>
+                <w:u w:val="none"/>
+                <w:lang w:val="en-US" w:eastAsia="zh-CN" w:bidi="ar"/>
+              </w:rPr>
+              <w:t>c.7322del</w:t>
+            </w:r>
+          </w:p>
+        </w:tc>
+        <w:tc>
+          <w:tcPr>
+            <w:tcW w:w="1862" w:type="pct"/>
+            <w:tcBorders>
+              <w:top w:val="single" w:color="000000" w:sz="4" w:space="0"/>
+              <w:left w:val="single" w:color="000000" w:sz="4" w:space="0"/>
+              <w:bottom w:val="single" w:color="000000" w:sz="4" w:space="0"/>
+              <w:right w:val="single" w:color="000000" w:sz="4" w:space="0"/>
+            </w:tcBorders>
+            <w:shd w:val="clear" w:color="auto" w:fill="FFFFFF"/>
+            <w:vAlign w:val="center"/>
+          </w:tcPr>
+          <w:p>
+            <w:pPr>
+              <w:keepNext w:val="0"/>
+              <w:keepLines w:val="0"/>
+              <w:widowControl/>
+              <w:suppressLineNumbers w:val="0"/>
+              <w:jc w:val="left"/>
+              <w:textAlignment w:val="center"/>
+              <w:rPr>
+                <w:rFonts w:hint="default" w:ascii="Times New Roman" w:hAnsi="Times New Roman" w:eastAsia="宋体" w:cs="Times New Roman"/>
+                <w:b w:val="0"/>
+                <w:bCs w:val="0"/>
+                <w:i w:val="0"/>
+                <w:iCs w:val="0"/>
+                <w:color w:val="000000"/>
+                <w:kern w:val="0"/>
+                <w:sz w:val="20"/>
+                <w:szCs w:val="20"/>
+                <w:u w:val="none"/>
+                <w:lang w:val="en-US" w:eastAsia="zh-CN" w:bidi="ar"/>
+              </w:rPr>
+            </w:pPr>
+            <w:r>
+              <w:rPr>
+                <w:rFonts w:hint="default" w:ascii="Times New Roman" w:hAnsi="Times New Roman" w:eastAsia="宋体" w:cs="Times New Roman"/>
+                <w:b w:val="0"/>
+                <w:bCs w:val="0"/>
+                <w:i w:val="0"/>
+                <w:iCs w:val="0"/>
+                <w:color w:val="000000"/>
+                <w:kern w:val="0"/>
+                <w:sz w:val="20"/>
+                <w:szCs w:val="20"/>
+                <w:u w:val="none"/>
+                <w:lang w:val="en-US" w:eastAsia="zh-CN" w:bidi="ar"/>
+              </w:rPr>
+              <w:t>p.G2441Afs*26</w:t>
             </w:r>
           </w:p>
         </w:tc>
@@ -29145,7 +29382,7 @@
                 <w:u w:val="none"/>
                 <w:lang w:val="en-US" w:eastAsia="zh-CN" w:bidi="ar"/>
               </w:rPr>
-              <w:t>14</w:t>
+              <w:t>18</w:t>
             </w:r>
           </w:p>
         </w:tc>
@@ -29197,7 +29434,7 @@
                 <w:u w:val="none"/>
                 <w:lang w:val="en-US" w:eastAsia="zh-CN" w:bidi="ar"/>
               </w:rPr>
-              <w:t>c.7322del</w:t>
+              <w:t>c.8021dup</w:t>
             </w:r>
           </w:p>
         </w:tc>
@@ -29249,7 +29486,7 @@
                 <w:u w:val="none"/>
                 <w:lang w:val="en-US" w:eastAsia="zh-CN" w:bidi="ar"/>
               </w:rPr>
-              <w:t>p.G2441Afs*26</w:t>
+              <w:t>p.I2675Dfs*6</w:t>
             </w:r>
           </w:p>
         </w:tc>
@@ -29374,7 +29611,7 @@
                 <w:u w:val="none"/>
                 <w:lang w:val="en-US" w:eastAsia="zh-CN" w:bidi="ar"/>
               </w:rPr>
-              <w:t>18</w:t>
+              <w:t>26</w:t>
             </w:r>
           </w:p>
         </w:tc>
@@ -29426,7 +29663,7 @@
                 <w:u w:val="none"/>
                 <w:lang w:val="en-US" w:eastAsia="zh-CN" w:bidi="ar"/>
               </w:rPr>
-              <w:t>c.8021dup</w:t>
+              <w:t>c.9523G&gt;T</w:t>
             </w:r>
           </w:p>
         </w:tc>
@@ -29478,7 +29715,7 @@
                 <w:u w:val="none"/>
                 <w:lang w:val="en-US" w:eastAsia="zh-CN" w:bidi="ar"/>
               </w:rPr>
-              <w:t>p.I2675Dfs*6</w:t>
+              <w:t>p.E3175*</w:t>
             </w:r>
           </w:p>
         </w:tc>
@@ -29603,7 +29840,7 @@
                 <w:u w:val="none"/>
                 <w:lang w:val="en-US" w:eastAsia="zh-CN" w:bidi="ar"/>
               </w:rPr>
-              <w:t>26</w:t>
+              <w:t>27</w:t>
             </w:r>
           </w:p>
         </w:tc>
@@ -29655,7 +29892,7 @@
                 <w:u w:val="none"/>
                 <w:lang w:val="en-US" w:eastAsia="zh-CN" w:bidi="ar"/>
               </w:rPr>
-              <w:t>c.9523G&gt;T</w:t>
+              <w:t>c.9814del</w:t>
             </w:r>
           </w:p>
         </w:tc>
@@ -29707,7 +29944,7 @@
                 <w:u w:val="none"/>
                 <w:lang w:val="en-US" w:eastAsia="zh-CN" w:bidi="ar"/>
               </w:rPr>
-              <w:t>p.E3175*</w:t>
+              <w:t>p.D3272Ifs*3</w:t>
             </w:r>
           </w:p>
         </w:tc>
@@ -29753,7 +29990,7 @@
               <w:jc w:val="left"/>
               <w:textAlignment w:val="center"/>
               <w:rPr>
-                <w:rFonts w:hint="default" w:ascii="Times New Roman" w:hAnsi="Times New Roman" w:eastAsia="宋体" w:cs="Times New Roman"/>
+                <w:rFonts w:hint="eastAsia" w:ascii="Times New Roman" w:hAnsi="Times New Roman" w:eastAsia="宋体" w:cs="Times New Roman"/>
                 <w:b w:val="0"/>
                 <w:bCs w:val="0"/>
                 <w:i w:val="0"/>
@@ -29832,7 +30069,7 @@
                 <w:u w:val="none"/>
                 <w:lang w:val="en-US" w:eastAsia="zh-CN" w:bidi="ar"/>
               </w:rPr>
-              <w:t>27</w:t>
+              <w:t>6</w:t>
             </w:r>
           </w:p>
         </w:tc>
@@ -29884,7 +30121,71 @@
                 <w:u w:val="none"/>
                 <w:lang w:val="en-US" w:eastAsia="zh-CN" w:bidi="ar"/>
               </w:rPr>
-              <w:t>c.9814del</w:t>
+              <w:fldChar w:fldCharType="begin"/>
+            </w:r>
+            <w:r>
+              <w:rPr>
+                <w:rFonts w:hint="default" w:ascii="Times New Roman" w:hAnsi="Times New Roman" w:eastAsia="宋体" w:cs="Times New Roman"/>
+                <w:b w:val="0"/>
+                <w:bCs w:val="0"/>
+                <w:i w:val="0"/>
+                <w:iCs w:val="0"/>
+                <w:color w:val="000000"/>
+                <w:kern w:val="0"/>
+                <w:sz w:val="20"/>
+                <w:szCs w:val="20"/>
+                <w:u w:val="none"/>
+                <w:lang w:val="en-US" w:eastAsia="zh-CN" w:bidi="ar"/>
+              </w:rPr>
+              <w:instrText xml:space="preserve"> HYPERLINK "https://www.ncbi.nlm.nih.gov/clinvar/variation/441345/" \o "441345" </w:instrText>
+            </w:r>
+            <w:r>
+              <w:rPr>
+                <w:rFonts w:hint="default" w:ascii="Times New Roman" w:hAnsi="Times New Roman" w:eastAsia="宋体" w:cs="Times New Roman"/>
+                <w:b w:val="0"/>
+                <w:bCs w:val="0"/>
+                <w:i w:val="0"/>
+                <w:iCs w:val="0"/>
+                <w:color w:val="000000"/>
+                <w:kern w:val="0"/>
+                <w:sz w:val="20"/>
+                <w:szCs w:val="20"/>
+                <w:u w:val="none"/>
+                <w:lang w:val="en-US" w:eastAsia="zh-CN" w:bidi="ar"/>
+              </w:rPr>
+              <w:fldChar w:fldCharType="separate"/>
+            </w:r>
+            <w:r>
+              <w:rPr>
+                <w:rFonts w:hint="default" w:ascii="Times New Roman" w:hAnsi="Times New Roman" w:eastAsia="宋体" w:cs="Times New Roman"/>
+                <w:b w:val="0"/>
+                <w:bCs w:val="0"/>
+                <w:i w:val="0"/>
+                <w:iCs w:val="0"/>
+                <w:color w:val="000000"/>
+                <w:kern w:val="0"/>
+                <w:sz w:val="20"/>
+                <w:szCs w:val="20"/>
+                <w:u w:val="none"/>
+                <w:lang w:val="en-US" w:eastAsia="zh-CN" w:bidi="ar"/>
+              </w:rPr>
+              <w:t>c.516G&gt;T</w:t>
+            </w:r>
+            <w:r>
+              <w:rPr>
+                <w:rFonts w:hint="default" w:ascii="Times New Roman" w:hAnsi="Times New Roman" w:eastAsia="宋体" w:cs="Times New Roman"/>
+                <w:b w:val="0"/>
+                <w:bCs w:val="0"/>
+                <w:i w:val="0"/>
+                <w:iCs w:val="0"/>
+                <w:color w:val="000000"/>
+                <w:kern w:val="0"/>
+                <w:sz w:val="20"/>
+                <w:szCs w:val="20"/>
+                <w:u w:val="none"/>
+                <w:lang w:val="en-US" w:eastAsia="zh-CN" w:bidi="ar"/>
+              </w:rPr>
+              <w:fldChar w:fldCharType="end"/>
             </w:r>
           </w:p>
         </w:tc>
@@ -29936,7 +30237,7 @@
                 <w:u w:val="none"/>
                 <w:lang w:val="en-US" w:eastAsia="zh-CN" w:bidi="ar"/>
               </w:rPr>
-              <w:t>p.D3272Ifs*3</w:t>
+              <w:t>p.K172N</w:t>
             </w:r>
           </w:p>
         </w:tc>
@@ -30061,7 +30362,7 @@
                 <w:u w:val="none"/>
                 <w:lang w:val="en-US" w:eastAsia="zh-CN" w:bidi="ar"/>
               </w:rPr>
-              <w:t>6</w:t>
+              <w:t>7</w:t>
             </w:r>
           </w:p>
         </w:tc>
@@ -30129,7 +30430,7 @@
                 <w:u w:val="none"/>
                 <w:lang w:val="en-US" w:eastAsia="zh-CN" w:bidi="ar"/>
               </w:rPr>
-              <w:instrText xml:space="preserve"> HYPERLINK "https://www.ncbi.nlm.nih.gov/clinvar/variation/441345/" \o "441345" </w:instrText>
+              <w:instrText xml:space="preserve"> HYPERLINK "https://www.ncbi.nlm.nih.gov/clinvar/variation/52058/" \o "52058" </w:instrText>
             </w:r>
             <w:r>
               <w:rPr>
@@ -30161,7 +30462,7 @@
                 <w:u w:val="none"/>
                 <w:lang w:val="en-US" w:eastAsia="zh-CN" w:bidi="ar"/>
               </w:rPr>
-              <w:t>c.516G&gt;T</w:t>
+              <w:t>c.631G&gt;A</w:t>
             </w:r>
             <w:r>
               <w:rPr>
@@ -30229,7 +30530,7 @@
                 <w:u w:val="none"/>
                 <w:lang w:val="en-US" w:eastAsia="zh-CN" w:bidi="ar"/>
               </w:rPr>
-              <w:t>p.K172N</w:t>
+              <w:t>p.V211I</w:t>
             </w:r>
           </w:p>
         </w:tc>
@@ -30354,7 +30655,7 @@
                 <w:u w:val="none"/>
                 <w:lang w:val="en-US" w:eastAsia="zh-CN" w:bidi="ar"/>
               </w:rPr>
-              <w:t>7</w:t>
+              <w:t>11</w:t>
             </w:r>
           </w:p>
         </w:tc>
@@ -30422,7 +30723,7 @@
                 <w:u w:val="none"/>
                 <w:lang w:val="en-US" w:eastAsia="zh-CN" w:bidi="ar"/>
               </w:rPr>
-              <w:instrText xml:space="preserve"> HYPERLINK "https://www.ncbi.nlm.nih.gov/clinvar/variation/52058/" \o "52058" </w:instrText>
+              <w:instrText xml:space="preserve"> HYPERLINK "https://www.ncbi.nlm.nih.gov/clinvar/variation/1070335/" \o "1070335" </w:instrText>
             </w:r>
             <w:r>
               <w:rPr>
@@ -30454,7 +30755,7 @@
                 <w:u w:val="none"/>
                 <w:lang w:val="en-US" w:eastAsia="zh-CN" w:bidi="ar"/>
               </w:rPr>
-              <w:t>c.631G&gt;A</w:t>
+              <w:t>c.3472G&gt;T</w:t>
             </w:r>
             <w:r>
               <w:rPr>
@@ -30522,7 +30823,7 @@
                 <w:u w:val="none"/>
                 <w:lang w:val="en-US" w:eastAsia="zh-CN" w:bidi="ar"/>
               </w:rPr>
-              <w:t>p.V211I</w:t>
+              <w:t>p.E1158*</w:t>
             </w:r>
           </w:p>
         </w:tc>
@@ -30715,7 +31016,7 @@
                 <w:u w:val="none"/>
                 <w:lang w:val="en-US" w:eastAsia="zh-CN" w:bidi="ar"/>
               </w:rPr>
-              <w:instrText xml:space="preserve"> HYPERLINK "https://www.ncbi.nlm.nih.gov/clinvar/variation/1070335/" \o "1070335" </w:instrText>
+              <w:instrText xml:space="preserve"> HYPERLINK "https://www.ncbi.nlm.nih.gov/clinvar/variation/37889/" \o "37889" </w:instrText>
             </w:r>
             <w:r>
               <w:rPr>
@@ -30747,7 +31048,7 @@
                 <w:u w:val="none"/>
                 <w:lang w:val="en-US" w:eastAsia="zh-CN" w:bidi="ar"/>
               </w:rPr>
-              <w:t>c.3472G&gt;T</w:t>
+              <w:t>c.4222C&gt;T</w:t>
             </w:r>
             <w:r>
               <w:rPr>
@@ -30815,7 +31116,7 @@
                 <w:u w:val="none"/>
                 <w:lang w:val="en-US" w:eastAsia="zh-CN" w:bidi="ar"/>
               </w:rPr>
-              <w:t>p.E1158*</w:t>
+              <w:t>p.Q1408*</w:t>
             </w:r>
           </w:p>
         </w:tc>
@@ -31008,300 +31309,6 @@
                 <w:u w:val="none"/>
                 <w:lang w:val="en-US" w:eastAsia="zh-CN" w:bidi="ar"/>
               </w:rPr>
-              <w:instrText xml:space="preserve"> HYPERLINK "https://www.ncbi.nlm.nih.gov/clinvar/variation/37889/" \o "37889" </w:instrText>
-            </w:r>
-            <w:r>
-              <w:rPr>
-                <w:rFonts w:hint="default" w:ascii="Times New Roman" w:hAnsi="Times New Roman" w:eastAsia="宋体" w:cs="Times New Roman"/>
-                <w:b w:val="0"/>
-                <w:bCs w:val="0"/>
-                <w:i w:val="0"/>
-                <w:iCs w:val="0"/>
-                <w:color w:val="000000"/>
-                <w:kern w:val="0"/>
-                <w:sz w:val="20"/>
-                <w:szCs w:val="20"/>
-                <w:u w:val="none"/>
-                <w:lang w:val="en-US" w:eastAsia="zh-CN" w:bidi="ar"/>
-              </w:rPr>
-              <w:fldChar w:fldCharType="separate"/>
-            </w:r>
-            <w:r>
-              <w:rPr>
-                <w:rFonts w:hint="default" w:ascii="Times New Roman" w:hAnsi="Times New Roman" w:eastAsia="宋体" w:cs="Times New Roman"/>
-                <w:b w:val="0"/>
-                <w:bCs w:val="0"/>
-                <w:i w:val="0"/>
-                <w:iCs w:val="0"/>
-                <w:color w:val="000000"/>
-                <w:kern w:val="0"/>
-                <w:sz w:val="20"/>
-                <w:szCs w:val="20"/>
-                <w:u w:val="none"/>
-                <w:lang w:val="en-US" w:eastAsia="zh-CN" w:bidi="ar"/>
-              </w:rPr>
-              <w:t>c.4222C&gt;T</w:t>
-            </w:r>
-            <w:r>
-              <w:rPr>
-                <w:rFonts w:hint="default" w:ascii="Times New Roman" w:hAnsi="Times New Roman" w:eastAsia="宋体" w:cs="Times New Roman"/>
-                <w:b w:val="0"/>
-                <w:bCs w:val="0"/>
-                <w:i w:val="0"/>
-                <w:iCs w:val="0"/>
-                <w:color w:val="000000"/>
-                <w:kern w:val="0"/>
-                <w:sz w:val="20"/>
-                <w:szCs w:val="20"/>
-                <w:u w:val="none"/>
-                <w:lang w:val="en-US" w:eastAsia="zh-CN" w:bidi="ar"/>
-              </w:rPr>
-              <w:fldChar w:fldCharType="end"/>
-            </w:r>
-          </w:p>
-        </w:tc>
-        <w:tc>
-          <w:tcPr>
-            <w:tcW w:w="1862" w:type="pct"/>
-            <w:tcBorders>
-              <w:top w:val="single" w:color="000000" w:sz="4" w:space="0"/>
-              <w:left w:val="single" w:color="000000" w:sz="4" w:space="0"/>
-              <w:bottom w:val="single" w:color="000000" w:sz="4" w:space="0"/>
-              <w:right w:val="single" w:color="000000" w:sz="4" w:space="0"/>
-            </w:tcBorders>
-            <w:shd w:val="clear" w:color="auto" w:fill="FFFFFF"/>
-            <w:vAlign w:val="center"/>
-          </w:tcPr>
-          <w:p>
-            <w:pPr>
-              <w:keepNext w:val="0"/>
-              <w:keepLines w:val="0"/>
-              <w:widowControl/>
-              <w:suppressLineNumbers w:val="0"/>
-              <w:jc w:val="left"/>
-              <w:textAlignment w:val="center"/>
-              <w:rPr>
-                <w:rFonts w:hint="default" w:ascii="Times New Roman" w:hAnsi="Times New Roman" w:eastAsia="宋体" w:cs="Times New Roman"/>
-                <w:b w:val="0"/>
-                <w:bCs w:val="0"/>
-                <w:i w:val="0"/>
-                <w:iCs w:val="0"/>
-                <w:color w:val="000000"/>
-                <w:kern w:val="0"/>
-                <w:sz w:val="20"/>
-                <w:szCs w:val="20"/>
-                <w:u w:val="none"/>
-                <w:lang w:val="en-US" w:eastAsia="zh-CN" w:bidi="ar"/>
-              </w:rPr>
-            </w:pPr>
-            <w:r>
-              <w:rPr>
-                <w:rFonts w:hint="default" w:ascii="Times New Roman" w:hAnsi="Times New Roman" w:eastAsia="宋体" w:cs="Times New Roman"/>
-                <w:b w:val="0"/>
-                <w:bCs w:val="0"/>
-                <w:i w:val="0"/>
-                <w:iCs w:val="0"/>
-                <w:color w:val="000000"/>
-                <w:kern w:val="0"/>
-                <w:sz w:val="20"/>
-                <w:szCs w:val="20"/>
-                <w:u w:val="none"/>
-                <w:lang w:val="en-US" w:eastAsia="zh-CN" w:bidi="ar"/>
-              </w:rPr>
-              <w:t>p.Q1408*</w:t>
-            </w:r>
-          </w:p>
-        </w:tc>
-      </w:tr>
-      <w:tr>
-        <w:tblPrEx>
-          <w:tblBorders>
-            <w:top w:val="none" w:color="auto" w:sz="0" w:space="0"/>
-            <w:left w:val="none" w:color="auto" w:sz="0" w:space="0"/>
-            <w:bottom w:val="none" w:color="auto" w:sz="0" w:space="0"/>
-            <w:right w:val="none" w:color="auto" w:sz="0" w:space="0"/>
-            <w:insideH w:val="none" w:color="auto" w:sz="0" w:space="0"/>
-            <w:insideV w:val="none" w:color="auto" w:sz="0" w:space="0"/>
-          </w:tblBorders>
-          <w:shd w:val="clear" w:color="auto" w:fill="auto"/>
-          <w:tblCellMar>
-            <w:top w:w="0" w:type="dxa"/>
-            <w:left w:w="108" w:type="dxa"/>
-            <w:bottom w:w="0" w:type="dxa"/>
-            <w:right w:w="108" w:type="dxa"/>
-          </w:tblCellMar>
-        </w:tblPrEx>
-        <w:trPr>
-          <w:trHeight w:val="340" w:hRule="atLeast"/>
-        </w:trPr>
-        <w:tc>
-          <w:tcPr>
-            <w:tcW w:w="672" w:type="pct"/>
-            <w:tcBorders>
-              <w:top w:val="single" w:color="000000" w:sz="4" w:space="0"/>
-              <w:left w:val="single" w:color="000000" w:sz="4" w:space="0"/>
-              <w:bottom w:val="single" w:color="000000" w:sz="4" w:space="0"/>
-              <w:right w:val="single" w:color="000000" w:sz="4" w:space="0"/>
-            </w:tcBorders>
-            <w:shd w:val="clear" w:color="auto" w:fill="FFFFFF"/>
-            <w:vAlign w:val="center"/>
-          </w:tcPr>
-          <w:p>
-            <w:pPr>
-              <w:keepNext w:val="0"/>
-              <w:keepLines w:val="0"/>
-              <w:widowControl/>
-              <w:suppressLineNumbers w:val="0"/>
-              <w:jc w:val="left"/>
-              <w:textAlignment w:val="center"/>
-              <w:rPr>
-                <w:rFonts w:hint="eastAsia" w:ascii="Times New Roman" w:hAnsi="Times New Roman" w:eastAsia="宋体" w:cs="Times New Roman"/>
-                <w:b w:val="0"/>
-                <w:bCs w:val="0"/>
-                <w:i w:val="0"/>
-                <w:iCs w:val="0"/>
-                <w:color w:val="000000"/>
-                <w:kern w:val="0"/>
-                <w:sz w:val="20"/>
-                <w:szCs w:val="20"/>
-                <w:u w:val="none"/>
-                <w:lang w:val="en-US" w:eastAsia="zh-CN" w:bidi="ar"/>
-              </w:rPr>
-            </w:pPr>
-            <w:r>
-              <w:rPr>
-                <w:rFonts w:hint="eastAsia" w:ascii="Times New Roman" w:hAnsi="Times New Roman" w:eastAsia="宋体" w:cs="Times New Roman"/>
-                <w:b w:val="0"/>
-                <w:bCs w:val="0"/>
-                <w:i w:val="0"/>
-                <w:iCs w:val="0"/>
-                <w:color w:val="000000"/>
-                <w:kern w:val="0"/>
-                <w:sz w:val="20"/>
-                <w:szCs w:val="20"/>
-                <w:u w:val="none"/>
-                <w:lang w:val="en-US" w:eastAsia="zh-CN" w:bidi="ar"/>
-              </w:rPr>
-              <w:t>BRCA2</w:t>
-            </w:r>
-          </w:p>
-        </w:tc>
-        <w:tc>
-          <w:tcPr>
-            <w:tcW w:w="792" w:type="pct"/>
-            <w:tcBorders>
-              <w:top w:val="single" w:color="000000" w:sz="4" w:space="0"/>
-              <w:left w:val="single" w:color="000000" w:sz="4" w:space="0"/>
-              <w:bottom w:val="single" w:color="000000" w:sz="4" w:space="0"/>
-              <w:right w:val="single" w:color="000000" w:sz="4" w:space="0"/>
-            </w:tcBorders>
-            <w:shd w:val="clear" w:color="auto" w:fill="FFFFFF"/>
-            <w:vAlign w:val="center"/>
-          </w:tcPr>
-          <w:p>
-            <w:pPr>
-              <w:keepNext w:val="0"/>
-              <w:keepLines w:val="0"/>
-              <w:widowControl/>
-              <w:suppressLineNumbers w:val="0"/>
-              <w:jc w:val="left"/>
-              <w:textAlignment w:val="center"/>
-              <w:rPr>
-                <w:rFonts w:hint="default" w:ascii="Times New Roman" w:hAnsi="Times New Roman" w:eastAsia="宋体" w:cs="Times New Roman"/>
-                <w:b w:val="0"/>
-                <w:bCs w:val="0"/>
-                <w:i w:val="0"/>
-                <w:iCs w:val="0"/>
-                <w:color w:val="000000"/>
-                <w:kern w:val="0"/>
-                <w:sz w:val="20"/>
-                <w:szCs w:val="20"/>
-                <w:u w:val="none"/>
-                <w:lang w:val="en-US" w:eastAsia="zh-CN" w:bidi="ar"/>
-              </w:rPr>
-            </w:pPr>
-            <w:r>
-              <w:rPr>
-                <w:rFonts w:hint="eastAsia" w:ascii="Times New Roman" w:hAnsi="Times New Roman" w:eastAsia="宋体" w:cs="Times New Roman"/>
-                <w:b w:val="0"/>
-                <w:bCs w:val="0"/>
-                <w:i w:val="0"/>
-                <w:iCs w:val="0"/>
-                <w:color w:val="000000"/>
-                <w:kern w:val="0"/>
-                <w:sz w:val="20"/>
-                <w:szCs w:val="20"/>
-                <w:u w:val="none"/>
-                <w:lang w:val="en-US" w:eastAsia="zh-CN" w:bidi="ar"/>
-              </w:rPr>
-              <w:t>11</w:t>
-            </w:r>
-          </w:p>
-        </w:tc>
-        <w:tc>
-          <w:tcPr>
-            <w:tcW w:w="1672" w:type="pct"/>
-            <w:tcBorders>
-              <w:top w:val="single" w:color="000000" w:sz="4" w:space="0"/>
-              <w:left w:val="single" w:color="000000" w:sz="4" w:space="0"/>
-              <w:bottom w:val="single" w:color="000000" w:sz="4" w:space="0"/>
-              <w:right w:val="single" w:color="000000" w:sz="4" w:space="0"/>
-            </w:tcBorders>
-            <w:shd w:val="clear" w:color="auto" w:fill="FFFFFF"/>
-            <w:vAlign w:val="center"/>
-          </w:tcPr>
-          <w:p>
-            <w:pPr>
-              <w:keepNext w:val="0"/>
-              <w:keepLines w:val="0"/>
-              <w:widowControl/>
-              <w:suppressLineNumbers w:val="0"/>
-              <w:jc w:val="left"/>
-              <w:textAlignment w:val="center"/>
-              <w:rPr>
-                <w:rFonts w:hint="default" w:ascii="Times New Roman" w:hAnsi="Times New Roman" w:eastAsia="宋体" w:cs="Times New Roman"/>
-                <w:b w:val="0"/>
-                <w:bCs w:val="0"/>
-                <w:i w:val="0"/>
-                <w:iCs w:val="0"/>
-                <w:color w:val="000000"/>
-                <w:kern w:val="0"/>
-                <w:sz w:val="20"/>
-                <w:szCs w:val="20"/>
-                <w:u w:val="none"/>
-                <w:lang w:val="en-US" w:eastAsia="zh-CN" w:bidi="ar"/>
-              </w:rPr>
-            </w:pPr>
-            <w:r>
-              <w:rPr>
-                <w:rFonts w:hint="default" w:ascii="Times New Roman" w:hAnsi="Times New Roman" w:eastAsia="宋体" w:cs="Times New Roman"/>
-                <w:b w:val="0"/>
-                <w:bCs w:val="0"/>
-                <w:i w:val="0"/>
-                <w:iCs w:val="0"/>
-                <w:color w:val="000000"/>
-                <w:kern w:val="0"/>
-                <w:sz w:val="20"/>
-                <w:szCs w:val="20"/>
-                <w:u w:val="none"/>
-                <w:lang w:val="en-US" w:eastAsia="zh-CN" w:bidi="ar"/>
-              </w:rPr>
-              <w:fldChar w:fldCharType="begin"/>
-            </w:r>
-            <w:r>
-              <w:rPr>
-                <w:rFonts w:hint="default" w:ascii="Times New Roman" w:hAnsi="Times New Roman" w:eastAsia="宋体" w:cs="Times New Roman"/>
-                <w:b w:val="0"/>
-                <w:bCs w:val="0"/>
-                <w:i w:val="0"/>
-                <w:iCs w:val="0"/>
-                <w:color w:val="000000"/>
-                <w:kern w:val="0"/>
-                <w:sz w:val="20"/>
-                <w:szCs w:val="20"/>
-                <w:u w:val="none"/>
-                <w:lang w:val="en-US" w:eastAsia="zh-CN" w:bidi="ar"/>
-              </w:rPr>
               <w:instrText xml:space="preserve"> HYPERLINK "https://www.ncbi.nlm.nih.gov/clinvar/variation/91826/" \o "91826" </w:instrText>
             </w:r>
             <w:r>
@@ -32003,7 +32010,6 @@
             <w:insideH w:val="none" w:color="auto" w:sz="0" w:space="0"/>
             <w:insideV w:val="none" w:color="auto" w:sz="0" w:space="0"/>
           </w:tblBorders>
-          <w:shd w:val="clear" w:color="auto" w:fill="auto"/>
           <w:tblCellMar>
             <w:top w:w="0" w:type="dxa"/>
             <w:left w:w="108" w:type="dxa"/>
@@ -33176,6 +33182,7 @@
             <w:insideH w:val="none" w:color="auto" w:sz="0" w:space="0"/>
             <w:insideV w:val="none" w:color="auto" w:sz="0" w:space="0"/>
           </w:tblBorders>
+          <w:shd w:val="clear" w:color="auto" w:fill="auto"/>
           <w:tblCellMar>
             <w:top w:w="0" w:type="dxa"/>
             <w:left w:w="108" w:type="dxa"/>
@@ -37544,8 +37551,8 @@
           <w:lang w:eastAsia="zh-CN"/>
         </w:rPr>
       </w:pPr>
-      <w:bookmarkStart w:id="67" w:name="_Toc20640"/>
-      <w:bookmarkStart w:id="68" w:name="_Toc26220"/>
+      <w:bookmarkStart w:id="67" w:name="_Toc26220"/>
+      <w:bookmarkStart w:id="68" w:name="_Toc20640"/>
       <w:r>
         <w:rPr>
           <w:rFonts w:hint="eastAsia" w:ascii="Times New Roman" w:hAnsi="Times New Roman"/>
@@ -38263,14 +38270,14 @@
           <w:szCs w:val="22"/>
         </w:rPr>
       </w:pPr>
-      <w:bookmarkStart w:id="69" w:name="_Toc3846"/>
-      <w:bookmarkStart w:id="70" w:name="_Toc30922"/>
-      <w:bookmarkStart w:id="71" w:name="_Toc17547"/>
-      <w:bookmarkStart w:id="72" w:name="_Toc32060"/>
-      <w:bookmarkStart w:id="73" w:name="_Toc23769"/>
-      <w:bookmarkStart w:id="74" w:name="_Toc8993"/>
-      <w:bookmarkStart w:id="75" w:name="_Toc5400"/>
-      <w:bookmarkStart w:id="76" w:name="_Toc9076"/>
+      <w:bookmarkStart w:id="69" w:name="_Toc23769"/>
+      <w:bookmarkStart w:id="70" w:name="_Toc5400"/>
+      <w:bookmarkStart w:id="71" w:name="_Toc30922"/>
+      <w:bookmarkStart w:id="72" w:name="_Toc9076"/>
+      <w:bookmarkStart w:id="73" w:name="_Toc3846"/>
+      <w:bookmarkStart w:id="74" w:name="_Toc32060"/>
+      <w:bookmarkStart w:id="75" w:name="_Toc8993"/>
+      <w:bookmarkStart w:id="76" w:name="_Toc17547"/>
       <w:r>
         <w:rPr>
           <w:b w:val="0"/>
@@ -38436,14 +38443,14 @@
           <w:szCs w:val="22"/>
         </w:rPr>
       </w:pPr>
-      <w:bookmarkStart w:id="77" w:name="_Toc126"/>
-      <w:bookmarkStart w:id="78" w:name="_Toc22915"/>
-      <w:bookmarkStart w:id="79" w:name="_Toc15385"/>
-      <w:bookmarkStart w:id="80" w:name="_Toc3389"/>
-      <w:bookmarkStart w:id="81" w:name="_Toc30105"/>
-      <w:bookmarkStart w:id="82" w:name="_Toc22196"/>
+      <w:bookmarkStart w:id="77" w:name="_Toc15385"/>
+      <w:bookmarkStart w:id="78" w:name="_Toc3389"/>
+      <w:bookmarkStart w:id="79" w:name="_Toc22915"/>
+      <w:bookmarkStart w:id="80" w:name="_Toc30105"/>
+      <w:bookmarkStart w:id="81" w:name="_Toc126"/>
+      <w:bookmarkStart w:id="82" w:name="_Toc24939"/>
       <w:bookmarkStart w:id="83" w:name="_Toc10299"/>
-      <w:bookmarkStart w:id="84" w:name="_Toc24939"/>
+      <w:bookmarkStart w:id="84" w:name="_Toc22196"/>
       <w:r>
         <w:rPr>
           <w:b w:val="0"/>
@@ -38658,12 +38665,12 @@
           <w:lang w:eastAsia="zh-CN"/>
         </w:rPr>
       </w:pPr>
-      <w:bookmarkStart w:id="85" w:name="_Toc3409"/>
-      <w:bookmarkStart w:id="86" w:name="_Toc15114"/>
-      <w:bookmarkStart w:id="87" w:name="_Toc8699"/>
-      <w:bookmarkStart w:id="88" w:name="_Toc28454_WPSOffice_Level1"/>
-      <w:bookmarkStart w:id="89" w:name="_Toc20170_WPSOffice_Level1"/>
-      <w:bookmarkStart w:id="90" w:name="_Toc26985_WPSOffice_Level1"/>
+      <w:bookmarkStart w:id="85" w:name="_Toc8699"/>
+      <w:bookmarkStart w:id="86" w:name="_Toc3409"/>
+      <w:bookmarkStart w:id="87" w:name="_Toc15114"/>
+      <w:bookmarkStart w:id="88" w:name="_Toc26985_WPSOffice_Level1"/>
+      <w:bookmarkStart w:id="89" w:name="_Toc28454_WPSOffice_Level1"/>
+      <w:bookmarkStart w:id="90" w:name="_Toc20170_WPSOffice_Level1"/>
       <w:r>
         <w:rPr>
           <w:rFonts w:hint="eastAsia"/>
@@ -39209,9 +39216,9 @@
         </w:rPr>
       </w:pPr>
       <w:bookmarkStart w:id="91" w:name="_Toc22551"/>
-      <w:bookmarkStart w:id="92" w:name="_Toc22162_WPSOffice_Level1"/>
+      <w:bookmarkStart w:id="92" w:name="_Toc13275"/>
       <w:bookmarkStart w:id="93" w:name="_Toc19584_WPSOffice_Level1"/>
-      <w:bookmarkStart w:id="94" w:name="_Toc13275"/>
+      <w:bookmarkStart w:id="94" w:name="_Toc22162_WPSOffice_Level1"/>
       <w:bookmarkStart w:id="95" w:name="_Toc22623"/>
       <w:bookmarkStart w:id="96" w:name="_Toc14611_WPSOffice_Level1"/>
       <w:r>
